--- a/05-operational-resilience/Incident_Response_BCDR/Espanol/Incident_Response_Business_Continuity_and_Disaster_Recovery_Manual_Espanol_v1.0.docx
+++ b/05-operational-resilience/Incident_Response_BCDR/Espanol/Incident_Response_Business_Continuity_and_Disaster_Recovery_Manual_Espanol_v1.0.docx
@@ -2,32 +2,6 @@
 <file path=word/document.xml><?xml version="1.0" encoding="utf-8"?>
 <w:document xmlns:w="http://schemas.openxmlformats.org/wordprocessingml/2006/main" xmlns:m="http://schemas.openxmlformats.org/officeDocument/2006/math" xmlns:r="http://schemas.openxmlformats.org/officeDocument/2006/relationships" xmlns:o="urn:schemas-microsoft-com:office:office" xmlns:v="urn:schemas-microsoft-com:vml" xmlns:w10="urn:schemas-microsoft-com:office:word" xmlns:a="http://schemas.openxmlformats.org/drawingml/2006/main" xmlns:pic="http://schemas.openxmlformats.org/drawingml/2006/picture" xmlns:wp="http://schemas.openxmlformats.org/drawingml/2006/wordprocessingDrawing">
   <w:body>
-    <w:sdt>
-      <w:sdtPr>
-        <w:docPartObj>
-          <w:docPartGallery w:val="Table of Contents"/>
-          <w:docPartUnique/>
-        </w:docPartObj>
-      </w:sdtPr>
-      <w:sdtContent>
-        <w:p>
-          <w:pPr>
-            <w:pStyle w:val="TOCHeading"/>
-          </w:pPr>
-          <w:r>
-            <w:t xml:space="preserve">Table of Contents</w:t>
-          </w:r>
-        </w:p>
-        <w:p>
-          <w:r>
-            <w:fldChar w:fldCharType="begin" w:dirty="true"/>
-            <w:instrText xml:space="preserve">TOC \o "1-3" \h \z \u</w:instrText>
-            <w:fldChar w:fldCharType="separate"/>
-            <w:fldChar w:fldCharType="end"/>
-          </w:r>
-        </w:p>
-      </w:sdtContent>
-    </w:sdt>
     <w:p>
       <w:pPr>
         <w:pStyle w:val="BlockText"/>

--- a/05-operational-resilience/Incident_Response_BCDR/Espanol/Incident_Response_Business_Continuity_and_Disaster_Recovery_Manual_Espanol_v1.0.docx
+++ b/05-operational-resilience/Incident_Response_BCDR/Espanol/Incident_Response_Business_Continuity_and_Disaster_Recovery_Manual_Espanol_v1.0.docx
@@ -2,6 +2,32 @@
 <file path=word/document.xml><?xml version="1.0" encoding="utf-8"?>
 <w:document xmlns:w="http://schemas.openxmlformats.org/wordprocessingml/2006/main" xmlns:m="http://schemas.openxmlformats.org/officeDocument/2006/math" xmlns:r="http://schemas.openxmlformats.org/officeDocument/2006/relationships" xmlns:o="urn:schemas-microsoft-com:office:office" xmlns:v="urn:schemas-microsoft-com:vml" xmlns:w10="urn:schemas-microsoft-com:office:word" xmlns:a="http://schemas.openxmlformats.org/drawingml/2006/main" xmlns:pic="http://schemas.openxmlformats.org/drawingml/2006/picture" xmlns:wp="http://schemas.openxmlformats.org/drawingml/2006/wordprocessingDrawing">
   <w:body>
+    <w:sdt>
+      <w:sdtPr>
+        <w:docPartObj>
+          <w:docPartGallery w:val="Table of Contents"/>
+          <w:docPartUnique/>
+        </w:docPartObj>
+      </w:sdtPr>
+      <w:sdtContent>
+        <w:p>
+          <w:pPr>
+            <w:pStyle w:val="TOCHeading"/>
+          </w:pPr>
+          <w:r>
+            <w:t xml:space="preserve">Table of Contents</w:t>
+          </w:r>
+        </w:p>
+        <w:p>
+          <w:r>
+            <w:fldChar w:fldCharType="begin" w:dirty="true"/>
+            <w:instrText xml:space="preserve">TOC \o "1-3" \h \z \u</w:instrText>
+            <w:fldChar w:fldCharType="separate"/>
+            <w:fldChar w:fldCharType="end"/>
+          </w:r>
+        </w:p>
+      </w:sdtContent>
+    </w:sdt>
     <w:p>
       <w:pPr>
         <w:pStyle w:val="BlockText"/>

--- a/05-operational-resilience/Incident_Response_BCDR/Espanol/Incident_Response_Business_Continuity_and_Disaster_Recovery_Manual_Espanol_v1.0.docx
+++ b/05-operational-resilience/Incident_Response_BCDR/Espanol/Incident_Response_Business_Continuity_and_Disaster_Recovery_Manual_Espanol_v1.0.docx
@@ -34,8 +34,8 @@
       </w:pPr>
       <w:r>
         <w:rPr>
+          <w:bCs/>
           <w:b/>
-          <w:bCs/>
         </w:rPr>
         <w:t xml:space="preserve">Estado de revisión:</w:t>
       </w:r>
@@ -60,8 +60,8 @@
       </w:pPr>
       <w:r>
         <w:rPr>
+          <w:iCs/>
           <w:i/>
-          <w:iCs/>
         </w:rPr>
         <w:t xml:space="preserve">La continuidad de la competencia</w:t>
       </w:r>
@@ -86,8 +86,8 @@
       </w:r>
       <w:r>
         <w:rPr>
+          <w:bCs/>
           <w:b/>
-          <w:bCs/>
         </w:rPr>
         <w:t xml:space="preserve">Lo que este manual hace:</w:t>
       </w:r>
@@ -110,8 +110,8 @@
       </w:pPr>
       <w:r>
         <w:rPr>
+          <w:bCs/>
           <w:b/>
-          <w:bCs/>
         </w:rPr>
         <w:t xml:space="preserve">Alberto (Al) Leiva</w:t>
       </w:r>
@@ -124,7 +124,7 @@
         <w:t xml:space="preserve">Primera edición • Julio 2026</w:t>
       </w:r>
     </w:p>
-    <w:bookmarkStart w:id="10" w:name="prefacio"/>
+    <w:bookmarkStart w:id="21" w:name="prefacio"/>
     <w:p>
       <w:pPr>
         <w:pStyle w:val="Heading1"/>
@@ -165,7 +165,7 @@
         <w:t xml:space="preserve">|. |</w:t>
       </w:r>
     </w:p>
-    <w:bookmarkStart w:id="9" w:name="cómo-usar-este-manual"/>
+    <w:bookmarkStart w:id="20" w:name="cómo-usar-este-manual"/>
     <w:p>
       <w:pPr>
         <w:pStyle w:val="Heading2"/>
@@ -229,9 +229,9 @@
         <w:t xml:space="preserve">Adaptar cada plan, umbral, contacto, requisito y ejercicio a la organización.</w:t>
       </w:r>
     </w:p>
-    <w:bookmarkEnd w:id="9"/>
-    <w:bookmarkEnd w:id="10"/>
-    <w:bookmarkStart w:id="11" w:name="tabla-de-contenidos"/>
+    <w:bookmarkEnd w:id="20"/>
+    <w:bookmarkEnd w:id="21"/>
+    <w:bookmarkStart w:id="22" w:name="tabla-de-contenidos"/>
     <w:p>
       <w:pPr>
         <w:pStyle w:val="Heading1"/>
@@ -1626,24 +1626,26 @@
         <w:tblStyle w:val="Table"/>
         <w:tblW w:type="auto" w:w="0"/>
         <w:tblLook w:firstRow="1" w:lastRow="0" w:firstColumn="0" w:lastColumn="0" w:noHBand="0" w:noVBand="0" w:val="0020"/>
+        <w:jc w:val="start"/>
       </w:tblPr>
       <w:tblGrid>
         <w:gridCol w:w="7920"/>
       </w:tblGrid>
       <w:tr>
         <w:trPr>
-          <w:tblHeader w:val="on"/>
+          <w:tblHeader w:val="true"/>
         </w:trPr>
         <w:tc>
           <w:tcPr/>
           <w:p>
             <w:pPr>
               <w:pStyle w:val="Compact"/>
+              <w:jc w:val="left"/>
             </w:pPr>
             <w:r>
               <w:rPr>
+                <w:bCs/>
                 <w:b/>
-                <w:bCs/>
               </w:rPr>
               <w:t xml:space="preserve">Capítulo</w:t>
             </w:r>
@@ -1833,8 +1835,8 @@
         <w:t xml:space="preserve">| 30 TENIDOS Plantillas, Glosario, Índice y Referencias | 42 |</w:t>
       </w:r>
     </w:p>
-    <w:bookmarkEnd w:id="11"/>
-    <w:bookmarkStart w:id="13" w:name="X3f8f0b619f2a2b1acb6eb3caf4c082a462fd704"/>
+    <w:bookmarkEnd w:id="22"/>
+    <w:bookmarkStart w:id="24" w:name="X3f8f0b619f2a2b1acb6eb3caf4c082a462fd704"/>
     <w:p>
       <w:pPr>
         <w:pStyle w:val="Heading1"/>
@@ -1849,8 +1851,8 @@
       </w:pPr>
       <w:r>
         <w:rPr>
+          <w:iCs/>
           <w:i/>
-          <w:iCs/>
         </w:rPr>
         <w:t xml:space="preserve">Resilience conecta la respuesta cibernética, operaciones críticas, restauración tecnológica y liderazgo.</w:t>
       </w:r>
@@ -1863,7 +1865,13 @@
         <w:t xml:space="preserve">■img src=</w:t>
       </w:r>
       <w:r>
-        <w:t xml:space="preserve">“media/image1.png”</w:t>
+        <w:t xml:space="preserve">“</w:t>
+      </w:r>
+      <w:r>
+        <w:t xml:space="preserve">media/image1.png</w:t>
+      </w:r>
+      <w:r>
+        <w:t xml:space="preserve">”</w:t>
       </w:r>
       <w:r>
         <w:t xml:space="preserve"> </w:t>
@@ -1872,7 +1880,13 @@
         <w:t xml:space="preserve">estilo=</w:t>
       </w:r>
       <w:r>
-        <w:t xml:space="preserve">“Ancho:6.15in; Altura:3.39605in”</w:t>
+        <w:t xml:space="preserve">“</w:t>
+      </w:r>
+      <w:r>
+        <w:t xml:space="preserve">Ancho:6.15in; Altura:3.39605in</w:t>
+      </w:r>
+      <w:r>
+        <w:t xml:space="preserve">”</w:t>
       </w:r>
       <w:r>
         <w:t xml:space="preserve"> </w:t>
@@ -1881,7 +1895,13 @@
         <w:t xml:space="preserve">alt=</w:t>
       </w:r>
       <w:r>
-        <w:t xml:space="preserve">“Govern, Identificar y Proteger la preparación de soporte; Detectar, Responder y Recuperar incidentes de manija; las lecciones mejorar cada función.”</w:t>
+        <w:t xml:space="preserve">“</w:t>
+      </w:r>
+      <w:r>
+        <w:t xml:space="preserve">Govern, Identificar y Proteger la preparación de soporte; Detectar, Responder y Recuperar incidentes de manija; las lecciones mejorar cada función.</w:t>
+      </w:r>
+      <w:r>
+        <w:t xml:space="preserve">”</w:t>
       </w:r>
       <w:r>
         <w:t xml:space="preserve"> </w:t>
@@ -1904,8 +1924,8 @@
       </w:pPr>
       <w:r>
         <w:rPr>
+          <w:bCs/>
           <w:b/>
-          <w:bCs/>
         </w:rPr>
         <w:t xml:space="preserve">Capacidad</w:t>
       </w:r>
@@ -1968,11 +1988,11 @@
     </w:p>
     <w:p>
       <w:pPr>
+        <w:numPr>
+          <w:ilvl w:val="0"/>
+          <w:numId w:val="1002"/>
+        </w:numPr>
         <w:pStyle w:val="Compact"/>
-        <w:numPr>
-          <w:ilvl w:val="0"/>
-          <w:numId w:val="1002"/>
-        </w:numPr>
       </w:pPr>
       <w:r>
         <w:t xml:space="preserve">Gobernanza, política y funciones</w:t>
@@ -1984,8 +2004,8 @@
       </w:pPr>
       <w:r>
         <w:rPr>
+          <w:iCs/>
           <w:i/>
-          <w:iCs/>
         </w:rPr>
         <w:t xml:space="preserve">La austeridad, los derechos de decisión, los contactos y los recursos deben existir antes de que comience la presión</w:t>
       </w:r>
@@ -1993,7 +2013,7 @@
         <w:t xml:space="preserve">.</w:t>
       </w:r>
     </w:p>
-    <w:bookmarkStart w:id="12" w:name="gobernanza-esencial"/>
+    <w:bookmarkStart w:id="23" w:name="gobernanza-esencial"/>
     <w:p>
       <w:pPr>
         <w:pStyle w:val="Heading2"/>
@@ -2061,26 +2081,27 @@
       <w:tblPr>
         <w:tblStyle w:val="Table"/>
         <w:tblW w:type="pct" w:w="5000"/>
-        <w:tblLayout w:type="fixed"/>
         <w:tblLook w:firstRow="1" w:lastRow="0" w:firstColumn="0" w:lastColumn="0" w:noHBand="0" w:noVBand="0" w:val="0020"/>
+        <w:jc w:val="start"/>
       </w:tblPr>
       <w:tblGrid>
         <w:gridCol w:w="7920"/>
       </w:tblGrid>
       <w:tr>
         <w:trPr>
-          <w:tblHeader w:val="on"/>
+          <w:tblHeader w:val="true"/>
         </w:trPr>
         <w:tc>
           <w:tcPr/>
           <w:p>
             <w:pPr>
               <w:pStyle w:val="Compact"/>
+              <w:jc w:val="left"/>
             </w:pPr>
             <w:r>
               <w:rPr>
+                <w:bCs/>
                 <w:b/>
-                <w:bCs/>
               </w:rPr>
               <w:t xml:space="preserve">Rol</w:t>
             </w:r>
@@ -2093,6 +2114,7 @@
           <w:p>
             <w:pPr>
               <w:pStyle w:val="Compact"/>
+              <w:jc w:val="left"/>
             </w:pPr>
             <w:r>
               <w:t xml:space="preserve">Comandante de incidentes</w:t>
@@ -2145,9 +2167,9 @@
         <w:t xml:space="preserve">| Equipo de crisis ejecutiva Seguridad, riesgo material, estrategia, recursos, postura externa |</w:t>
       </w:r>
     </w:p>
-    <w:bookmarkEnd w:id="12"/>
-    <w:bookmarkEnd w:id="13"/>
-    <w:bookmarkStart w:id="15" w:name="Xd620c1024bec40786ea60cc5e79ebc284be10e8"/>
+    <w:bookmarkEnd w:id="23"/>
+    <w:bookmarkEnd w:id="24"/>
+    <w:bookmarkStart w:id="26" w:name="Xd620c1024bec40786ea60cc5e79ebc284be10e8"/>
     <w:p>
       <w:pPr>
         <w:pStyle w:val="Heading1"/>
@@ -2162,8 +2184,8 @@
       </w:pPr>
       <w:r>
         <w:rPr>
+          <w:iCs/>
           <w:i/>
-          <w:iCs/>
         </w:rPr>
         <w:t xml:space="preserve">Un análisis de impacto empresarial convierte la importancia vaga en requisitos de recuperación basados en el tiempo</w:t>
       </w:r>
@@ -2176,7 +2198,13 @@
         <w:pStyle w:val="BodyText"/>
       </w:pPr>
       <w:r>
-        <w:t xml:space="preserve">“Estilo del anzuelo”</w:t>
+        <w:t xml:space="preserve">“</w:t>
+      </w:r>
+      <w:r>
+        <w:t xml:space="preserve">Estilo del anzuelo</w:t>
+      </w:r>
+      <w:r>
+        <w:t xml:space="preserve">”</w:t>
       </w:r>
       <w:r>
         <w:t xml:space="preserve"> </w:t>
@@ -2188,7 +2216,13 @@
         <w:t xml:space="preserve"> </w:t>
       </w:r>
       <w:r>
-        <w:t xml:space="preserve">“Análisis”</w:t>
+        <w:t xml:space="preserve">“</w:t>
+      </w:r>
+      <w:r>
+        <w:t xml:space="preserve">Análisis</w:t>
+      </w:r>
+      <w:r>
+        <w:t xml:space="preserve">”</w:t>
       </w:r>
       <w:r>
         <w:t xml:space="preserve"> </w:t>
@@ -2197,7 +2231,13 @@
         <w:t xml:space="preserve">= ancho:6.15in; altura:3.39605in” alt=</w:t>
       </w:r>
       <w:r>
-        <w:t xml:space="preserve">“Analyze impactantes antes de elegir la tecnología o soluciones de continuidad.”</w:t>
+        <w:t xml:space="preserve">“</w:t>
+      </w:r>
+      <w:r>
+        <w:t xml:space="preserve">Analyze impactantes antes de elegir la tecnología o soluciones de continuidad.</w:t>
+      </w:r>
+      <w:r>
+        <w:t xml:space="preserve">”</w:t>
       </w:r>
       <w:r>
         <w:t xml:space="preserve"> </w:t>
@@ -2214,7 +2254,7 @@
         <w:t xml:space="preserve">Figure 2. BIA reasoning chain</w:t>
       </w:r>
     </w:p>
-    <w:bookmarkStart w:id="14" w:name="bia-method"/>
+    <w:bookmarkStart w:id="25" w:name="bia-method"/>
     <w:p>
       <w:pPr>
         <w:pStyle w:val="Heading2"/>
@@ -2304,21 +2344,22 @@
       <w:tblPr>
         <w:tblStyle w:val="Table"/>
         <w:tblW w:type="pct" w:w="5000"/>
-        <w:tblLayout w:type="fixed"/>
         <w:tblLook w:firstRow="1" w:lastRow="0" w:firstColumn="0" w:lastColumn="0" w:noHBand="0" w:noVBand="0" w:val="0020"/>
+        <w:jc w:val="start"/>
       </w:tblPr>
       <w:tblGrid>
         <w:gridCol w:w="7920"/>
       </w:tblGrid>
       <w:tr>
         <w:trPr>
-          <w:tblHeader w:val="on"/>
+          <w:tblHeader w:val="true"/>
         </w:trPr>
         <w:tc>
           <w:tcPr/>
           <w:p>
             <w:pPr>
               <w:pStyle w:val="Compact"/>
+              <w:jc w:val="left"/>
             </w:pPr>
             <w:r>
               <w:t xml:space="preserve">** Term**</w:t>
@@ -2332,6 +2373,7 @@
           <w:p>
             <w:pPr>
               <w:pStyle w:val="Compact"/>
+              <w:jc w:val="left"/>
             </w:pPr>
             <w:r>
               <w:t xml:space="preserve">MTPD / MAO</w:t>
@@ -2345,6 +2387,7 @@
           <w:p>
             <w:pPr>
               <w:pStyle w:val="Compact"/>
+              <w:jc w:val="left"/>
             </w:pPr>
             <w:r>
               <w:t xml:space="preserve">← RTO</w:t>
@@ -2358,6 +2401,7 @@
           <w:p>
             <w:pPr>
               <w:pStyle w:val="Compact"/>
+              <w:jc w:val="left"/>
             </w:pPr>
             <w:r>
               <w:t xml:space="preserve">RPO</w:t>
@@ -2371,6 +2415,7 @@
           <w:p>
             <w:pPr>
               <w:pStyle w:val="Compact"/>
+              <w:jc w:val="left"/>
             </w:pPr>
             <w:r>
               <w:t xml:space="preserve">Nivel mínimo de servicio</w:t>
@@ -2384,6 +2429,7 @@
           <w:p>
             <w:pPr>
               <w:pStyle w:val="Compact"/>
+              <w:jc w:val="left"/>
             </w:pPr>
             <w:r>
               <w:t xml:space="preserve">tención dependencia tención Recurso otro proceso necesita para entregar su salida TENSI Identidad, DNS, región de la nube, personas, proveedor</w:t>
@@ -2406,9 +2452,9 @@
         <w:t xml:space="preserve">|. |</w:t>
       </w:r>
     </w:p>
-    <w:bookmarkEnd w:id="14"/>
-    <w:bookmarkEnd w:id="15"/>
-    <w:bookmarkStart w:id="17" w:name="X3406c20535cc1d6fb97eb7a8f62c6d42519cc53"/>
+    <w:bookmarkEnd w:id="25"/>
+    <w:bookmarkEnd w:id="26"/>
+    <w:bookmarkStart w:id="28" w:name="X3406c20535cc1d6fb97eb7a8f62c6d42519cc53"/>
     <w:p>
       <w:pPr>
         <w:pStyle w:val="Heading1"/>
@@ -2423,8 +2469,8 @@
       </w:pPr>
       <w:r>
         <w:rPr>
+          <w:iCs/>
           <w:i/>
-          <w:iCs/>
         </w:rPr>
         <w:t xml:space="preserve">NIST SP 800-61 Rev. 3 integra la respuesta de incidentes en las seis Funciones CSF 2.0.</w:t>
       </w:r>
@@ -2435,8 +2481,8 @@
       </w:pPr>
       <w:r>
         <w:rPr>
+          <w:bCs/>
           <w:b/>
-          <w:bCs/>
         </w:rPr>
         <w:t xml:space="preserve">CSF Función</w:t>
       </w:r>
@@ -2505,7 +2551,7 @@
         <w:t xml:space="preserve">Respuesta</w:t>
       </w:r>
     </w:p>
-    <w:bookmarkStart w:id="16" w:name="secuencia-operativa-práctica"/>
+    <w:bookmarkStart w:id="27" w:name="secuencia-operativa-práctica"/>
     <w:p>
       <w:pPr>
         <w:pStyle w:val="Heading2"/>
@@ -2569,9 +2615,9 @@
         <w:t xml:space="preserve">Captar lecciones y mejorar las seis Funciones.</w:t>
       </w:r>
     </w:p>
-    <w:bookmarkEnd w:id="16"/>
-    <w:bookmarkEnd w:id="17"/>
-    <w:bookmarkStart w:id="20" w:name="preparación-y-preparación"/>
+    <w:bookmarkEnd w:id="27"/>
+    <w:bookmarkEnd w:id="28"/>
+    <w:bookmarkStart w:id="31" w:name="preparación-y-preparación"/>
     <w:p>
       <w:pPr>
         <w:pStyle w:val="Heading1"/>
@@ -2586,13 +2632,13 @@
       </w:pPr>
       <w:r>
         <w:rPr>
+          <w:iCs/>
           <w:i/>
-          <w:iCs/>
         </w:rPr>
         <w:t xml:space="preserve">La preparación reduce la confusión, los fallos de acceso, la pérdida de evidencia y la improvisación peligrosa.</w:t>
       </w:r>
     </w:p>
-    <w:bookmarkStart w:id="18" w:name="lista-de-verificación-de-la-luminosidad"/>
+    <w:bookmarkStart w:id="29" w:name="lista-de-verificación-de-la-luminosidad"/>
     <w:p>
       <w:pPr>
         <w:pStyle w:val="Heading2"/>
@@ -2678,8 +2724,8 @@
         <w:t xml:space="preserve">Entrenamiento de roles, mesa de mesa y ejercicios técnicos, pruebas de call-tree y mejoras rastreadas.</w:t>
       </w:r>
     </w:p>
-    <w:bookmarkEnd w:id="18"/>
-    <w:bookmarkStart w:id="19" w:name="playbook-design"/>
+    <w:bookmarkEnd w:id="29"/>
+    <w:bookmarkStart w:id="30" w:name="playbook-design"/>
     <w:p>
       <w:pPr>
         <w:pStyle w:val="Heading2"/>
@@ -2693,19 +2739,21 @@
         <w:tblStyle w:val="Table"/>
         <w:tblW w:type="auto" w:w="0"/>
         <w:tblLook w:firstRow="1" w:lastRow="0" w:firstColumn="0" w:lastColumn="0" w:noHBand="0" w:noVBand="0" w:val="0020"/>
+        <w:jc w:val="start"/>
       </w:tblPr>
       <w:tblGrid>
         <w:gridCol w:w="7920"/>
       </w:tblGrid>
       <w:tr>
         <w:trPr>
-          <w:tblHeader w:val="on"/>
+          <w:tblHeader w:val="true"/>
         </w:trPr>
         <w:tc>
           <w:tcPr/>
           <w:p>
             <w:pPr>
               <w:pStyle w:val="Compact"/>
+              <w:jc w:val="left"/>
             </w:pPr>
             <w:r>
               <w:t xml:space="preserve">**</w:t>
@@ -2719,6 +2767,7 @@
           <w:p>
             <w:pPr>
               <w:pStyle w:val="Compact"/>
+              <w:jc w:val="left"/>
             </w:pPr>
             <w:r>
               <w:t xml:space="preserve">Silencioso Trigger</w:t>
@@ -2771,9 +2820,9 @@
         <w:t xml:space="preserve">← Mejoramiento Silencioso , revisión, propietario, retest</w:t>
       </w:r>
     </w:p>
-    <w:bookmarkEnd w:id="19"/>
-    <w:bookmarkEnd w:id="20"/>
-    <w:bookmarkStart w:id="23" w:name="detección-y-validación-de-eventos"/>
+    <w:bookmarkEnd w:id="30"/>
+    <w:bookmarkEnd w:id="31"/>
+    <w:bookmarkStart w:id="34" w:name="detección-y-validación-de-eventos"/>
     <w:p>
       <w:pPr>
         <w:pStyle w:val="Heading1"/>
@@ -2788,8 +2837,8 @@
       </w:pPr>
       <w:r>
         <w:rPr>
+          <w:iCs/>
           <w:i/>
-          <w:iCs/>
         </w:rPr>
         <w:t xml:space="preserve">La detección combina tecnología, informes humanos, aviso externo y contexto.</w:t>
       </w:r>
@@ -2799,7 +2848,13 @@
         <w:pStyle w:val="BodyText"/>
       </w:pPr>
       <w:r>
-        <w:t xml:space="preserve">“La señal se convierte en un incidente sólo después de la validación y clasificación bajo criterios aprobados”</w:t>
+        <w:t xml:space="preserve">“</w:t>
+      </w:r>
+      <w:r>
+        <w:t xml:space="preserve">La señal se convierte en un incidente sólo después de la validación y clasificación bajo criterios aprobados</w:t>
+      </w:r>
+      <w:r>
+        <w:t xml:space="preserve">”</w:t>
       </w:r>
       <w:r>
         <w:t xml:space="preserve">.</w:t>
@@ -2813,7 +2868,7 @@
         <w:t xml:space="preserve">Figura 3. Flujo de trabajo de detección por caso</w:t>
       </w:r>
     </w:p>
-    <w:bookmarkStart w:id="21" w:name="signal-sources"/>
+    <w:bookmarkStart w:id="32" w:name="signal-sources"/>
     <w:p>
       <w:pPr>
         <w:pStyle w:val="Heading2"/>
@@ -2855,8 +2910,8 @@
         <w:t xml:space="preserve">Salud de servicio, fraude financiero, actividad de apoyo inusual, cambio de configuración, acción privilegiada y anomalías de calidad de datos.</w:t>
       </w:r>
     </w:p>
-    <w:bookmarkEnd w:id="21"/>
-    <w:bookmarkStart w:id="22" w:name="preguntas-de-validación"/>
+    <w:bookmarkEnd w:id="32"/>
+    <w:bookmarkStart w:id="33" w:name="preguntas-de-validación"/>
     <w:p>
       <w:pPr>
         <w:pStyle w:val="Heading2"/>
@@ -2931,9 +2986,9 @@
         <w:t xml:space="preserve">¿Qué debe conservarse antes de que una acción de contención cambie las pruebas?</w:t>
       </w:r>
     </w:p>
-    <w:bookmarkEnd w:id="22"/>
-    <w:bookmarkEnd w:id="23"/>
-    <w:bookmarkStart w:id="28" w:name="triage-severity-and-escalation"/>
+    <w:bookmarkEnd w:id="33"/>
+    <w:bookmarkEnd w:id="34"/>
+    <w:bookmarkStart w:id="39" w:name="triage-severity-and-escalation"/>
     <w:p>
       <w:pPr>
         <w:pStyle w:val="Heading1"/>
@@ -2944,11 +2999,11 @@
     </w:p>
     <w:p>
       <w:pPr>
+        <w:numPr>
+          <w:ilvl w:val="0"/>
+          <w:numId w:val="1009"/>
+        </w:numPr>
         <w:pStyle w:val="Compact"/>
-        <w:numPr>
-          <w:ilvl w:val="0"/>
-          <w:numId w:val="1009"/>
-        </w:numPr>
       </w:pPr>
       <w:r>
         <w:t xml:space="preserve">El juicio establece prioridad y inicia las vías correctas de autoridad, evidencia y comunicación.*</w:t>
@@ -3010,7 +3065,7 @@
         <w:t xml:space="preserve">¿Qué hechos faltan, y podrían aumentar significativamente la gravedad?</w:t>
       </w:r>
     </w:p>
-    <w:bookmarkStart w:id="24" w:name="producción-de-triaje"/>
+    <w:bookmarkStart w:id="35" w:name="producción-de-triaje"/>
     <w:p>
       <w:pPr>
         <w:pStyle w:val="Heading2"/>
@@ -3076,11 +3131,11 @@
     </w:p>
     <w:p>
       <w:pPr>
+        <w:numPr>
+          <w:ilvl w:val="0"/>
+          <w:numId w:val="1011"/>
+        </w:numPr>
         <w:pStyle w:val="Compact"/>
-        <w:numPr>
-          <w:ilvl w:val="0"/>
-          <w:numId w:val="1011"/>
-        </w:numPr>
       </w:pPr>
       <w:r>
         <w:t xml:space="preserve">Investigación y exploración</w:t>
@@ -3092,14 +3147,14 @@
       </w:pPr>
       <w:r>
         <w:rPr>
+          <w:iCs/>
           <w:i/>
-          <w:iCs/>
         </w:rPr>
         <w:t xml:space="preserve">La investigación construye y prueba explicaciones mientras el ambiente y el atacante pueden estar cambiando.</w:t>
       </w:r>
     </w:p>
-    <w:bookmarkEnd w:id="24"/>
-    <w:bookmarkStart w:id="25" w:name="método-de-investigación"/>
+    <w:bookmarkEnd w:id="35"/>
+    <w:bookmarkStart w:id="36" w:name="método-de-investigación"/>
     <w:p>
       <w:pPr>
         <w:pStyle w:val="Heading2"/>
@@ -3191,8 +3246,8 @@
       </w:pPr>
       <w:r>
         <w:rPr>
+          <w:bCs/>
           <w:b/>
-          <w:bCs/>
         </w:rPr>
         <w:t xml:space="preserve">Pregunta</w:t>
       </w:r>
@@ -3241,11 +3296,11 @@
     </w:p>
     <w:p>
       <w:pPr>
+        <w:numPr>
+          <w:ilvl w:val="0"/>
+          <w:numId w:val="1013"/>
+        </w:numPr>
         <w:pStyle w:val="Compact"/>
-        <w:numPr>
-          <w:ilvl w:val="0"/>
-          <w:numId w:val="1013"/>
-        </w:numPr>
       </w:pPr>
       <w:r>
         <w:t xml:space="preserve">Estrategia de Contención</w:t>
@@ -3257,8 +3312,8 @@
       </w:pPr>
       <w:r>
         <w:rPr>
+          <w:iCs/>
           <w:i/>
-          <w:iCs/>
         </w:rPr>
         <w:t xml:space="preserve">El mantenimiento limita el daño preservando la seguridad, las operaciones, las pruebas y las opciones de recuperación</w:t>
       </w:r>
@@ -3271,7 +3326,13 @@
         <w:pStyle w:val="BodyText"/>
       </w:pPr>
       <w:r>
-        <w:t xml:space="preserve">“Escoge las acciones a través de objetivos explícitos, impactos, autoridad y verificación.”</w:t>
+        <w:t xml:space="preserve">“</w:t>
+      </w:r>
+      <w:r>
+        <w:t xml:space="preserve">Escoge las acciones a través de objetivos explícitos, impactos, autoridad y verificación.</w:t>
+      </w:r>
+      <w:r>
+        <w:t xml:space="preserve">”</w:t>
       </w:r>
       <w:r>
         <w:t xml:space="preserve"> </w:t>
@@ -3288,8 +3349,8 @@
         <w:t xml:space="preserve">Figure 4. Containment decision</w:t>
       </w:r>
     </w:p>
-    <w:bookmarkEnd w:id="25"/>
-    <w:bookmarkStart w:id="26" w:name="opciones"/>
+    <w:bookmarkEnd w:id="36"/>
+    <w:bookmarkStart w:id="37" w:name="opciones"/>
     <w:p>
       <w:pPr>
         <w:pStyle w:val="Heading2"/>
@@ -3331,8 +3392,8 @@
         <w:t xml:space="preserve">Usar la acción organizada o coordinada cuando pasos aislados alertarían a un atacante o romperían el servicio crítico.</w:t>
       </w:r>
     </w:p>
-    <w:bookmarkEnd w:id="26"/>
-    <w:bookmarkStart w:id="27" w:name="decision-record"/>
+    <w:bookmarkEnd w:id="37"/>
+    <w:bookmarkStart w:id="38" w:name="decision-record"/>
     <w:p>
       <w:pPr>
         <w:pStyle w:val="Heading2"/>
@@ -3396,9 +3457,9 @@
         <w:t xml:space="preserve">Exposición residual y siguiente punto de decisión.</w:t>
       </w:r>
     </w:p>
-    <w:bookmarkEnd w:id="27"/>
-    <w:bookmarkEnd w:id="28"/>
-    <w:bookmarkStart w:id="30" w:name="erradicación-y-rehabilitación"/>
+    <w:bookmarkEnd w:id="38"/>
+    <w:bookmarkEnd w:id="39"/>
+    <w:bookmarkStart w:id="41" w:name="erradicación-y-rehabilitación"/>
     <w:p>
       <w:pPr>
         <w:pStyle w:val="Heading1"/>
@@ -3413,8 +3474,8 @@
       </w:pPr>
       <w:r>
         <w:rPr>
+          <w:iCs/>
           <w:i/>
-          <w:iCs/>
         </w:rPr>
         <w:t xml:space="preserve">La erradicación elimina la causa, el acceso de los atacantes, la persistencia, los cambios inseguros y las debilidades conexas</w:t>
       </w:r>
@@ -3422,7 +3483,7 @@
         <w:t xml:space="preserve">.</w:t>
       </w:r>
     </w:p>
-    <w:bookmarkStart w:id="29" w:name="erradicación"/>
+    <w:bookmarkStart w:id="40" w:name="erradicación"/>
     <w:p>
       <w:pPr>
         <w:pStyle w:val="Heading2"/>
@@ -3509,8 +3570,8 @@
       </w:r>
       <w:r>
         <w:rPr>
+          <w:bCs/>
           <w:b/>
-          <w:bCs/>
         </w:rPr>
         <w:t xml:space="preserve">Causa principal contra punto de entrada:</w:t>
       </w:r>
@@ -3527,9 +3588,9 @@
         <w:t xml:space="preserve">|. |</w:t>
       </w:r>
     </w:p>
-    <w:bookmarkEnd w:id="29"/>
-    <w:bookmarkEnd w:id="30"/>
-    <w:bookmarkStart w:id="33" w:name="recuperación-y-regreso-al-servicio"/>
+    <w:bookmarkEnd w:id="40"/>
+    <w:bookmarkEnd w:id="41"/>
+    <w:bookmarkStart w:id="44" w:name="recuperación-y-regreso-al-servicio"/>
     <w:p>
       <w:pPr>
         <w:pStyle w:val="Heading1"/>
@@ -3544,8 +3605,8 @@
       </w:pPr>
       <w:r>
         <w:rPr>
+          <w:iCs/>
           <w:i/>
-          <w:iCs/>
         </w:rPr>
         <w:t xml:space="preserve">Recovery restaura el servicio crítico a través de pasos controlados, verificados y monitorizados.</w:t>
       </w:r>
@@ -3558,7 +3619,13 @@
         <w:t xml:space="preserve">لimg src=</w:t>
       </w:r>
       <w:r>
-        <w:t xml:space="preserve">“media/image5.png”</w:t>
+        <w:t xml:space="preserve">“</w:t>
+      </w:r>
+      <w:r>
+        <w:t xml:space="preserve">media/image5.png</w:t>
+      </w:r>
+      <w:r>
+        <w:t xml:space="preserve">”</w:t>
       </w:r>
       <w:r>
         <w:t xml:space="preserve"> </w:t>
@@ -3567,7 +3634,13 @@
         <w:t xml:space="preserve">style=</w:t>
       </w:r>
       <w:r>
-        <w:t xml:space="preserve">“width:6.15in;height:3.39605in”</w:t>
+        <w:t xml:space="preserve">“</w:t>
+      </w:r>
+      <w:r>
+        <w:t xml:space="preserve">width:6.15in;height:3.39605in</w:t>
+      </w:r>
+      <w:r>
+        <w:t xml:space="preserve">”</w:t>
       </w:r>
       <w:r>
         <w:t xml:space="preserve"> </w:t>
@@ -3576,7 +3649,13 @@
         <w:t xml:space="preserve">alt=</w:t>
       </w:r>
       <w:r>
-        <w:t xml:space="preserve">“La validación de la seguridad y la aceptación del negocio pertenecen dentro de la recuperación”</w:t>
+        <w:t xml:space="preserve">“</w:t>
+      </w:r>
+      <w:r>
+        <w:t xml:space="preserve">La validación de la seguridad y la aceptación del negocio pertenecen dentro de la recuperación</w:t>
+      </w:r>
+      <w:r>
+        <w:t xml:space="preserve">”</w:t>
       </w:r>
       <w:r>
         <w:t xml:space="preserve">.</w:t>
@@ -3590,7 +3669,7 @@
         <w:t xml:space="preserve">Gráfico 5 Retorno al servicio</w:t>
       </w:r>
     </w:p>
-    <w:bookmarkStart w:id="31" w:name="puertas-de-recuperación"/>
+    <w:bookmarkStart w:id="42" w:name="puertas-de-recuperación"/>
     <w:p>
       <w:pPr>
         <w:pStyle w:val="Heading2"/>
@@ -3665,8 +3744,8 @@
         <w:t xml:space="preserve">Los propietarios de empresas y técnicos aprueban el regreso al servicio, con excepciones y riesgos residuales registrados.</w:t>
       </w:r>
     </w:p>
-    <w:bookmarkEnd w:id="31"/>
-    <w:bookmarkStart w:id="32" w:name="pruebas-de-recuperación"/>
+    <w:bookmarkEnd w:id="42"/>
+    <w:bookmarkStart w:id="43" w:name="pruebas-de-recuperación"/>
     <w:p>
       <w:pPr>
         <w:pStyle w:val="Heading2"/>
@@ -3730,9 +3809,9 @@
         <w:t xml:space="preserve">Mejores resultados de vigilancia y decisión de recurrencia.</w:t>
       </w:r>
     </w:p>
-    <w:bookmarkEnd w:id="32"/>
-    <w:bookmarkEnd w:id="33"/>
-    <w:bookmarkStart w:id="36" w:name="enseñanzas-adquiridas-y-mejoras"/>
+    <w:bookmarkEnd w:id="43"/>
+    <w:bookmarkEnd w:id="44"/>
+    <w:bookmarkStart w:id="47" w:name="enseñanzas-adquiridas-y-mejoras"/>
     <w:p>
       <w:pPr>
         <w:pStyle w:val="Heading1"/>
@@ -3747,13 +3826,13 @@
       </w:pPr>
       <w:r>
         <w:rPr>
+          <w:iCs/>
           <w:i/>
-          <w:iCs/>
         </w:rPr>
         <w:t xml:space="preserve">La mejora convierte la experiencia en sistemas más seguros y mejores decisiones.</w:t>
       </w:r>
     </w:p>
-    <w:bookmarkStart w:id="34" w:name="after-action-process"/>
+    <w:bookmarkStart w:id="45" w:name="after-action-process"/>
     <w:p>
       <w:pPr>
         <w:pStyle w:val="Heading2"/>
@@ -3870,11 +3949,11 @@
     </w:p>
     <w:p>
       <w:pPr>
+        <w:numPr>
+          <w:ilvl w:val="0"/>
+          <w:numId w:val="1020"/>
+        </w:numPr>
         <w:pStyle w:val="Compact"/>
-        <w:numPr>
-          <w:ilvl w:val="0"/>
-          <w:numId w:val="1020"/>
-        </w:numPr>
       </w:pPr>
       <w:r>
         <w:t xml:space="preserve">Coordinación de las comunicaciones, jurídicas y reglamentarias</w:t>
@@ -3882,18 +3961,18 @@
     </w:p>
     <w:p>
       <w:pPr>
+        <w:numPr>
+          <w:ilvl w:val="0"/>
+          <w:numId w:val="1021"/>
+        </w:numPr>
         <w:pStyle w:val="Compact"/>
-        <w:numPr>
-          <w:ilvl w:val="0"/>
-          <w:numId w:val="1021"/>
-        </w:numPr>
       </w:pPr>
       <w:r>
         <w:t xml:space="preserve">La comunicación debe ser precisa, oportuna, autorizada, específica para el público y protegida.*</w:t>
       </w:r>
     </w:p>
-    <w:bookmarkEnd w:id="34"/>
-    <w:bookmarkStart w:id="35" w:name="reglas-de-funcionamiento"/>
+    <w:bookmarkEnd w:id="45"/>
+    <w:bookmarkStart w:id="46" w:name="reglas-de-funcionamiento"/>
     <w:p>
       <w:pPr>
         <w:pStyle w:val="Heading2"/>
@@ -3985,8 +4064,8 @@
       </w:pPr>
       <w:r>
         <w:rPr>
+          <w:bCs/>
           <w:b/>
-          <w:bCs/>
         </w:rPr>
         <w:t xml:space="preserve">Audiencia</w:t>
       </w:r>
@@ -4047,9 +4126,9 @@
         <w:t xml:space="preserve">|. |</w:t>
       </w:r>
     </w:p>
-    <w:bookmarkEnd w:id="35"/>
-    <w:bookmarkEnd w:id="36"/>
-    <w:bookmarkStart w:id="38" w:name="evidencia-digital-y-teoría-forense"/>
+    <w:bookmarkEnd w:id="46"/>
+    <w:bookmarkEnd w:id="47"/>
+    <w:bookmarkStart w:id="49" w:name="evidencia-digital-y-teoría-forense"/>
     <w:p>
       <w:pPr>
         <w:pStyle w:val="Heading1"/>
@@ -4064,8 +4143,8 @@
       </w:pPr>
       <w:r>
         <w:rPr>
+          <w:iCs/>
           <w:i/>
-          <w:iCs/>
         </w:rPr>
         <w:t xml:space="preserve">La preparación forense hace pruebas fiables, útiles, proporcionadas y disponibles cuando sea necesario.</w:t>
       </w:r>
@@ -4078,7 +4157,13 @@
         <w:t xml:space="preserve">■img src=</w:t>
       </w:r>
       <w:r>
-        <w:t xml:space="preserve">“media/image6.png”</w:t>
+        <w:t xml:space="preserve">“</w:t>
+      </w:r>
+      <w:r>
+        <w:t xml:space="preserve">media/image6.png</w:t>
+      </w:r>
+      <w:r>
+        <w:t xml:space="preserve">”</w:t>
       </w:r>
       <w:r>
         <w:t xml:space="preserve"> </w:t>
@@ -4087,7 +4172,13 @@
         <w:t xml:space="preserve">estilo=</w:t>
       </w:r>
       <w:r>
-        <w:t xml:space="preserve">“Ancho:6.15in; Altura:3.39605in”</w:t>
+        <w:t xml:space="preserve">“</w:t>
+      </w:r>
+      <w:r>
+        <w:t xml:space="preserve">Ancho:6.15in; Altura:3.39605in</w:t>
+      </w:r>
+      <w:r>
+        <w:t xml:space="preserve">”</w:t>
       </w:r>
       <w:r>
         <w:t xml:space="preserve"> </w:t>
@@ -4096,7 +4187,13 @@
         <w:t xml:space="preserve">alt=</w:t>
       </w:r>
       <w:r>
-        <w:t xml:space="preserve">“Identidad documental, preservación, integridad, custodia, análisis y límites.”</w:t>
+        <w:t xml:space="preserve">“</w:t>
+      </w:r>
+      <w:r>
+        <w:t xml:space="preserve">Identidad documental, preservación, integridad, custodia, análisis y límites.</w:t>
+      </w:r>
+      <w:r>
+        <w:t xml:space="preserve">”</w:t>
       </w:r>
       <w:r>
         <w:t xml:space="preserve"> </w:t>
@@ -4113,7 +4210,7 @@
         <w:t xml:space="preserve">Figure 6. Evidence integrity and custody</w:t>
       </w:r>
     </w:p>
-    <w:bookmarkStart w:id="37" w:name="evidence-record"/>
+    <w:bookmarkStart w:id="48" w:name="evidence-record"/>
     <w:p>
       <w:pPr>
         <w:pStyle w:val="Heading2"/>
@@ -4194,9 +4291,9 @@
         <w:t xml:space="preserve">|. |</w:t>
       </w:r>
     </w:p>
-    <w:bookmarkEnd w:id="37"/>
-    <w:bookmarkEnd w:id="38"/>
-    <w:bookmarkStart w:id="40" w:name="ataques-ransomware-y-destructivos"/>
+    <w:bookmarkEnd w:id="48"/>
+    <w:bookmarkEnd w:id="49"/>
+    <w:bookmarkStart w:id="51" w:name="ataques-ransomware-y-destructivos"/>
     <w:p>
       <w:pPr>
         <w:pStyle w:val="Heading1"/>
@@ -4211,8 +4308,8 @@
       </w:pPr>
       <w:r>
         <w:rPr>
+          <w:iCs/>
           <w:i/>
-          <w:iCs/>
         </w:rPr>
         <w:t xml:space="preserve">El ransomware puede combinar el acceso, robo, extorsión, encriptación, destrucción y presión pública.</w:t>
       </w:r>
@@ -4302,7 +4399,7 @@
         <w:t xml:space="preserve">Priorizar la restauración de servicios críticos de confianza; validar copias de seguridad y no volver a conectarse a compromisos activos.</w:t>
       </w:r>
     </w:p>
-    <w:bookmarkStart w:id="39" w:name="decisión-de-pago"/>
+    <w:bookmarkStart w:id="50" w:name="decisión-de-pago"/>
     <w:p>
       <w:pPr>
         <w:pStyle w:val="Heading2"/>
@@ -4344,9 +4441,9 @@
         <w:t xml:space="preserve">Preserve facts, authorities, alternatives, insurer conditions, and decision rationale; use qualified counsel and public authorities as appropriate.</w:t>
       </w:r>
     </w:p>
-    <w:bookmarkEnd w:id="39"/>
-    <w:bookmarkEnd w:id="40"/>
-    <w:bookmarkStart w:id="42" w:name="X3712415850d93956963e08c37a91e90291eefc3"/>
+    <w:bookmarkEnd w:id="50"/>
+    <w:bookmarkEnd w:id="51"/>
+    <w:bookmarkStart w:id="53" w:name="X3712415850d93956963e08c37a91e90291eefc3"/>
     <w:p>
       <w:pPr>
         <w:pStyle w:val="Heading1"/>
@@ -4361,13 +4458,13 @@
       </w:pPr>
       <w:r>
         <w:rPr>
+          <w:iCs/>
           <w:i/>
-          <w:iCs/>
         </w:rPr>
         <w:t xml:space="preserve">La respuesta en voz alta depende de la telemetría de proveedores, responsabilidad compartida, control de inquilinos y acceso de soporte.</w:t>
       </w:r>
     </w:p>
-    <w:bookmarkStart w:id="41" w:name="investigación-en-la-nube"/>
+    <w:bookmarkStart w:id="52" w:name="investigación-en-la-nube"/>
     <w:p>
       <w:pPr>
         <w:pStyle w:val="Heading2"/>
@@ -4472,9 +4569,9 @@
         <w:t xml:space="preserve">Validar la infraestructura como código, imágenes, oleoductos, federación de identidad, registro y base de referencia inquilino antes de la reconstrucción.</w:t>
       </w:r>
     </w:p>
-    <w:bookmarkEnd w:id="41"/>
-    <w:bookmarkEnd w:id="42"/>
-    <w:bookmarkStart w:id="45" w:name="identidad-y-acceso-privilegiado"/>
+    <w:bookmarkEnd w:id="52"/>
+    <w:bookmarkEnd w:id="53"/>
+    <w:bookmarkStart w:id="56" w:name="identidad-y-acceso-privilegiado"/>
     <w:p>
       <w:pPr>
         <w:pStyle w:val="Heading1"/>
@@ -4489,13 +4586,13 @@
       </w:pPr>
       <w:r>
         <w:rPr>
+          <w:iCs/>
           <w:i/>
-          <w:iCs/>
         </w:rPr>
         <w:t xml:space="preserve">El compromiso de la identidad puede cruzar puntos finales, servicios en la nube, proveedores y canales de recuperación.</w:t>
       </w:r>
     </w:p>
-    <w:bookmarkStart w:id="43" w:name="scope"/>
+    <w:bookmarkStart w:id="54" w:name="scope"/>
     <w:p>
       <w:pPr>
         <w:pStyle w:val="Heading2"/>
@@ -4537,8 +4634,8 @@
         <w:t xml:space="preserve">Identidades relacionadas, dispositivos compartidos, herramientas de administración, sistemas federados, mostrador de ayuda, proveedores y cuentas de cristal.</w:t>
       </w:r>
     </w:p>
-    <w:bookmarkEnd w:id="43"/>
-    <w:bookmarkStart w:id="44" w:name="orden-de-recuperación-segura"/>
+    <w:bookmarkEnd w:id="54"/>
+    <w:bookmarkStart w:id="55" w:name="orden-de-recuperación-segura"/>
     <w:p>
       <w:pPr>
         <w:pStyle w:val="Heading2"/>
@@ -4613,9 +4710,9 @@
         <w:t xml:space="preserve">Investigar cómo se evitaron los controles y probar el proceso corregido.</w:t>
       </w:r>
     </w:p>
-    <w:bookmarkEnd w:id="44"/>
-    <w:bookmarkEnd w:id="45"/>
-    <w:bookmarkStart w:id="48" w:name="Xe6a7df214db97c17fcfdce6551801d7622cee5c"/>
+    <w:bookmarkEnd w:id="55"/>
+    <w:bookmarkEnd w:id="56"/>
+    <w:bookmarkStart w:id="59" w:name="Xe6a7df214db97c17fcfdce6551801d7622cee5c"/>
     <w:p>
       <w:pPr>
         <w:pStyle w:val="Heading1"/>
@@ -4630,13 +4727,13 @@
       </w:pPr>
       <w:r>
         <w:rPr>
+          <w:iCs/>
           <w:i/>
-          <w:iCs/>
         </w:rPr>
         <w:t xml:space="preserve">Un incidente del proveedor requiere hechos compartidos, responsabilidades, relojes de notificación y decisiones de recuperación.</w:t>
       </w:r>
     </w:p>
-    <w:bookmarkStart w:id="46" w:name="prepare"/>
+    <w:bookmarkStart w:id="57" w:name="prepare"/>
     <w:p>
       <w:pPr>
         <w:pStyle w:val="Heading2"/>
@@ -4678,8 +4775,8 @@
         <w:t xml:space="preserve">Incluir proveedores críticos en ejercicios y pruebas de continuidad y salida.</w:t>
       </w:r>
     </w:p>
-    <w:bookmarkEnd w:id="46"/>
-    <w:bookmarkStart w:id="47" w:name="responder"/>
+    <w:bookmarkEnd w:id="57"/>
+    <w:bookmarkStart w:id="58" w:name="responder"/>
     <w:p>
       <w:pPr>
         <w:pStyle w:val="Heading2"/>
@@ -4745,11 +4842,11 @@
     </w:p>
     <w:p>
       <w:pPr>
+        <w:numPr>
+          <w:ilvl w:val="0"/>
+          <w:numId w:val="1032"/>
+        </w:numPr>
         <w:pStyle w:val="Compact"/>
-        <w:numPr>
-          <w:ilvl w:val="0"/>
-          <w:numId w:val="1032"/>
-        </w:numPr>
       </w:pPr>
       <w:r>
         <w:t xml:space="preserve">Sistema de Gestión de la Continuidad Empresarial</w:t>
@@ -4761,8 +4858,8 @@
       </w:pPr>
       <w:r>
         <w:rPr>
+          <w:iCs/>
           <w:i/>
-          <w:iCs/>
         </w:rPr>
         <w:t xml:space="preserve">A BCMS hace de la continuidad una capacidad de gestión gobernada, medida y mejora.</w:t>
       </w:r>
@@ -4772,7 +4869,13 @@
         <w:pStyle w:val="BodyText"/>
       </w:pPr>
       <w:r>
-        <w:t xml:space="preserve">“Contexto, liderazgo, planificación, apoyo, operación, evaluación y trabajo de mejora como ciclo”</w:t>
+        <w:t xml:space="preserve">“</w:t>
+      </w:r>
+      <w:r>
+        <w:t xml:space="preserve">Contexto, liderazgo, planificación, apoyo, operación, evaluación y trabajo de mejora como ciclo</w:t>
+      </w:r>
+      <w:r>
+        <w:t xml:space="preserve">”</w:t>
       </w:r>
       <w:r>
         <w:t xml:space="preserve"> </w:t>
@@ -4795,8 +4898,8 @@
       </w:pPr>
       <w:r>
         <w:rPr>
+          <w:bCs/>
           <w:b/>
-          <w:bCs/>
         </w:rPr>
         <w:t xml:space="preserve">ISO 22301 area</w:t>
       </w:r>
@@ -4869,8 +4972,8 @@
       </w:r>
       <w:r>
         <w:rPr>
+          <w:bCs/>
           <w:b/>
-          <w:bCs/>
         </w:rPr>
         <w:t xml:space="preserve">2024 enmienda climática:</w:t>
       </w:r>
@@ -4887,9 +4990,9 @@
         <w:t xml:space="preserve">|. |</w:t>
       </w:r>
     </w:p>
-    <w:bookmarkEnd w:id="47"/>
-    <w:bookmarkEnd w:id="48"/>
-    <w:bookmarkStart w:id="50" w:name="estrategias-y-procedimientos-continuos"/>
+    <w:bookmarkEnd w:id="58"/>
+    <w:bookmarkEnd w:id="59"/>
+    <w:bookmarkStart w:id="61" w:name="estrategias-y-procedimientos-continuos"/>
     <w:p>
       <w:pPr>
         <w:pStyle w:val="Heading1"/>
@@ -4904,8 +5007,8 @@
       </w:pPr>
       <w:r>
         <w:rPr>
+          <w:iCs/>
           <w:i/>
-          <w:iCs/>
         </w:rPr>
         <w:t xml:space="preserve">Las estrategias de continuidad mantienen las actividades prioritarias en los niveles de impacto tolerable y mínimo de servicios</w:t>
       </w:r>
@@ -4917,26 +5020,27 @@
       <w:tblPr>
         <w:tblStyle w:val="Table"/>
         <w:tblW w:type="pct" w:w="5000"/>
-        <w:tblLayout w:type="fixed"/>
         <w:tblLook w:firstRow="1" w:lastRow="0" w:firstColumn="0" w:lastColumn="0" w:noHBand="0" w:noVBand="0" w:val="0020"/>
+        <w:jc w:val="start"/>
       </w:tblPr>
       <w:tblGrid>
         <w:gridCol w:w="7920"/>
       </w:tblGrid>
       <w:tr>
         <w:trPr>
-          <w:tblHeader w:val="on"/>
+          <w:tblHeader w:val="true"/>
         </w:trPr>
         <w:tc>
           <w:tcPr/>
           <w:p>
             <w:pPr>
               <w:pStyle w:val="Compact"/>
+              <w:jc w:val="left"/>
             </w:pPr>
             <w:r>
               <w:rPr>
+                <w:bCs/>
                 <w:b/>
-                <w:bCs/>
               </w:rPr>
               <w:t xml:space="preserve">Recurso</w:t>
             </w:r>
@@ -4949,6 +5053,7 @@
           <w:p>
             <w:pPr>
               <w:pStyle w:val="Compact"/>
+              <w:jc w:val="left"/>
             </w:pPr>
             <w:r>
               <w:t xml:space="preserve">Personas ← Entrenamiento cruzado, alternancias, trabajo remoto, equipos divididos, soporte contratado TEN ¿Pueden los suplentes entrenados realizar el proceso? ←</w:t>
@@ -4962,6 +5067,7 @@
           <w:p>
             <w:pPr>
               <w:pStyle w:val="Compact"/>
+              <w:jc w:val="left"/>
             </w:pPr>
             <w:r>
               <w:t xml:space="preserve">instalaciones</w:t>
@@ -4975,6 +5081,7 @@
           <w:p>
             <w:pPr>
               <w:pStyle w:val="Compact"/>
+              <w:jc w:val="left"/>
             </w:pPr>
             <w:r>
               <w:t xml:space="preserve">← Tecnología</w:t>
@@ -4988,6 +5095,7 @@
           <w:p>
             <w:pPr>
               <w:pStyle w:val="Compact"/>
+              <w:jc w:val="left"/>
             </w:pPr>
             <w:r>
               <w:t xml:space="preserve">← Datos / registros</w:t>
@@ -5001,6 +5109,7 @@
           <w:p>
             <w:pPr>
               <w:pStyle w:val="Compact"/>
+              <w:jc w:val="left"/>
             </w:pPr>
             <w:r>
               <w:t xml:space="preserve">Proveedores ← Proveedor alternativo, capacidad reservada, inventario, sustitución ¿Puede la entrega alternativa dentro de la tolerancia?</w:t>
@@ -5014,6 +5123,7 @@
           <w:p>
             <w:pPr>
               <w:pStyle w:val="Compact"/>
+              <w:jc w:val="left"/>
             </w:pPr>
             <w:r>
               <w:t xml:space="preserve">Utilidades / comunicaciones</w:t>
@@ -5027,6 +5137,7 @@
           <w:p>
             <w:pPr>
               <w:pStyle w:val="Compact"/>
+              <w:jc w:val="left"/>
             </w:pPr>
             <w:r>
               <w:t xml:space="preserve">tención Proceso Silencioso Priorización, servicio reducido, plan atrasado, trabajo manual alrededor</w:t>
@@ -5035,7 +5146,7 @@
         </w:tc>
       </w:tr>
     </w:tbl>
-    <w:bookmarkStart w:id="49" w:name="procedimiento-de-continuidad"/>
+    <w:bookmarkStart w:id="60" w:name="procedimiento-de-continuidad"/>
     <w:p>
       <w:pPr>
         <w:pStyle w:val="Heading2"/>
@@ -5110,9 +5221,9 @@
         <w:t xml:space="preserve">Criterios de regreso a lo normal, validación, aceptación del propietario y revisión posterior a la acción.</w:t>
       </w:r>
     </w:p>
-    <w:bookmarkEnd w:id="49"/>
-    <w:bookmarkEnd w:id="50"/>
-    <w:bookmarkStart w:id="53" w:name="Xa3e3f8df69fa16231745c68f9784d3e5618b975"/>
+    <w:bookmarkEnd w:id="60"/>
+    <w:bookmarkEnd w:id="61"/>
+    <w:bookmarkStart w:id="64" w:name="Xa3e3f8df69fa16231745c68f9784d3e5618b975"/>
     <w:p>
       <w:pPr>
         <w:pStyle w:val="Heading1"/>
@@ -5127,8 +5238,8 @@
       </w:pPr>
       <w:r>
         <w:rPr>
+          <w:iCs/>
           <w:i/>
-          <w:iCs/>
         </w:rPr>
         <w:t xml:space="preserve">Un plan de recuperación de desastres restaura la tecnología en orden de prioridad empresarial</w:t>
       </w:r>
@@ -5136,7 +5247,7 @@
         <w:t xml:space="preserve">.</w:t>
       </w:r>
     </w:p>
-    <w:bookmarkStart w:id="51" w:name="nist-sp-800-34-proceso-de-contingencia"/>
+    <w:bookmarkStart w:id="62" w:name="nist-sp-800-34-proceso-de-contingencia"/>
     <w:p>
       <w:pPr>
         <w:pStyle w:val="Heading2"/>
@@ -5222,8 +5333,8 @@
         <w:t xml:space="preserve">Asegurar el mantenimiento del plan.</w:t>
       </w:r>
     </w:p>
-    <w:bookmarkEnd w:id="51"/>
-    <w:bookmarkStart w:id="52" w:name="dr-plan-content"/>
+    <w:bookmarkEnd w:id="62"/>
+    <w:bookmarkStart w:id="63" w:name="dr-plan-content"/>
     <w:p>
       <w:pPr>
         <w:pStyle w:val="Heading2"/>
@@ -5287,9 +5398,9 @@
         <w:t xml:space="preserve">Actual RTO/RPO, excepciones, aceptación y pruebas de mejora.</w:t>
       </w:r>
     </w:p>
-    <w:bookmarkEnd w:id="52"/>
-    <w:bookmarkEnd w:id="53"/>
-    <w:bookmarkStart w:id="56" w:name="backups-and-recovery-assurance"/>
+    <w:bookmarkEnd w:id="63"/>
+    <w:bookmarkEnd w:id="64"/>
+    <w:bookmarkStart w:id="67" w:name="backups-and-recovery-assurance"/>
     <w:p>
       <w:pPr>
         <w:pStyle w:val="Heading1"/>
@@ -5304,8 +5415,8 @@
       </w:pPr>
       <w:r>
         <w:rPr>
+          <w:iCs/>
           <w:i/>
-          <w:iCs/>
         </w:rPr>
         <w:t xml:space="preserve">Los fondos requieren alcance protegido, separación, monitoreo, pruebas de restauración y administración confiable.</w:t>
       </w:r>
@@ -5315,7 +5426,13 @@
         <w:pStyle w:val="BodyText"/>
       </w:pPr>
       <w:r>
-        <w:t xml:space="preserve">“El éxito de la copia no es prueba de recuperación; test de servicios completos e integridad de datos.”</w:t>
+        <w:t xml:space="preserve">“</w:t>
+      </w:r>
+      <w:r>
+        <w:t xml:space="preserve">El éxito de la copia no es prueba de recuperación; test de servicios completos e integridad de datos.</w:t>
+      </w:r>
+      <w:r>
+        <w:t xml:space="preserve">”</w:t>
       </w:r>
       <w:r>
         <w:t xml:space="preserve"> </w:t>
@@ -5332,7 +5449,7 @@
         <w:t xml:space="preserve">Figure 8. Backup-to-recovery assurance</w:t>
       </w:r>
     </w:p>
-    <w:bookmarkStart w:id="54" w:name="design"/>
+    <w:bookmarkStart w:id="65" w:name="design"/>
     <w:p>
       <w:pPr>
         <w:pStyle w:val="Heading2"/>
@@ -5385,8 +5502,8 @@
         <w:t xml:space="preserve">Evite replicar la corrupción o los cambios de atacante sin puntos de recuperación histórica utilizables.</w:t>
       </w:r>
     </w:p>
-    <w:bookmarkEnd w:id="54"/>
-    <w:bookmarkStart w:id="55" w:name="restore-test"/>
+    <w:bookmarkEnd w:id="65"/>
+    <w:bookmarkStart w:id="66" w:name="restore-test"/>
     <w:p>
       <w:pPr>
         <w:pStyle w:val="Heading2"/>
@@ -5450,9 +5567,9 @@
         <w:t xml:space="preserve">Informe si el servicio completo, no sólo un archivo, se refiere a RTO, RPO y requisitos mínimos de servicio.</w:t>
       </w:r>
     </w:p>
-    <w:bookmarkEnd w:id="55"/>
-    <w:bookmarkEnd w:id="56"/>
-    <w:bookmarkStart w:id="58" w:name="gestión-de-crisis-y-factores-humanos"/>
+    <w:bookmarkEnd w:id="66"/>
+    <w:bookmarkEnd w:id="67"/>
+    <w:bookmarkStart w:id="69" w:name="gestión-de-crisis-y-factores-humanos"/>
     <w:p>
       <w:pPr>
         <w:pStyle w:val="Heading1"/>
@@ -5467,13 +5584,13 @@
       </w:pPr>
       <w:r>
         <w:rPr>
+          <w:iCs/>
           <w:i/>
-          <w:iCs/>
         </w:rPr>
         <w:t xml:space="preserve">La gestión de la crisis coordina decisiones de alto impacto cuando la información es incompleta y importa el tiempo.</w:t>
       </w:r>
     </w:p>
-    <w:bookmarkStart w:id="57" w:name="liderazgo"/>
+    <w:bookmarkStart w:id="68" w:name="liderazgo"/>
     <w:p>
       <w:pPr>
         <w:pStyle w:val="Heading2"/>
@@ -5554,8 +5671,8 @@
       </w:pPr>
       <w:r>
         <w:rPr>
+          <w:bCs/>
           <w:b/>
-          <w:bCs/>
         </w:rPr>
         <w:t xml:space="preserve">Elemento de sufrimiento</w:t>
       </w:r>
@@ -5622,9 +5739,9 @@
         <w:t xml:space="preserve">← Comunicación | ¿Quién necesita qué mensaje verificado y cuándo? |</w:t>
       </w:r>
     </w:p>
-    <w:bookmarkEnd w:id="57"/>
-    <w:bookmarkEnd w:id="58"/>
-    <w:bookmarkStart w:id="60" w:name="X6382c054e6344f1f902c984ff8e7d9448d238a1"/>
+    <w:bookmarkEnd w:id="68"/>
+    <w:bookmarkEnd w:id="69"/>
+    <w:bookmarkStart w:id="71" w:name="X6382c054e6344f1f902c984ff8e7d9448d238a1"/>
     <w:p>
       <w:pPr>
         <w:pStyle w:val="Heading1"/>
@@ -5639,8 +5756,8 @@
       </w:pPr>
       <w:r>
         <w:rPr>
+          <w:iCs/>
           <w:i/>
-          <w:iCs/>
         </w:rPr>
         <w:t xml:space="preserve">Los ejercicios deben evaluar la capacidad, no recompensar un rendimiento ensayado.</w:t>
       </w:r>
@@ -5653,7 +5770,13 @@
         <w:t xml:space="preserve">יimg src=</w:t>
       </w:r>
       <w:r>
-        <w:t xml:space="preserve">“media/image9.png”</w:t>
+        <w:t xml:space="preserve">“</w:t>
+      </w:r>
+      <w:r>
+        <w:t xml:space="preserve">media/image9.png</w:t>
+      </w:r>
+      <w:r>
+        <w:t xml:space="preserve">”</w:t>
       </w:r>
       <w:r>
         <w:t xml:space="preserve"> </w:t>
@@ -5662,7 +5785,13 @@
         <w:t xml:space="preserve">style=</w:t>
       </w:r>
       <w:r>
-        <w:t xml:space="preserve">“width:6.15in;height:3.39605in”</w:t>
+        <w:t xml:space="preserve">“</w:t>
+      </w:r>
+      <w:r>
+        <w:t xml:space="preserve">width:6.15in;height:3.39605in</w:t>
+      </w:r>
+      <w:r>
+        <w:t xml:space="preserve">”</w:t>
       </w:r>
       <w:r>
         <w:t xml:space="preserve"> </w:t>
@@ -5671,7 +5800,13 @@
         <w:t xml:space="preserve">alt=</w:t>
       </w:r>
       <w:r>
-        <w:t xml:space="preserve">“Definir objetivos y capturar evidencia observable antes de asignar acción correctiva”</w:t>
+        <w:t xml:space="preserve">“</w:t>
+      </w:r>
+      <w:r>
+        <w:t xml:space="preserve">Definir objetivos y capturar evidencia observable antes de asignar acción correctiva</w:t>
+      </w:r>
+      <w:r>
+        <w:t xml:space="preserve">”</w:t>
       </w:r>
       <w:r>
         <w:t xml:space="preserve">.</w:t>
@@ -5690,24 +5825,26 @@
         <w:tblStyle w:val="Table"/>
         <w:tblW w:type="auto" w:w="0"/>
         <w:tblLook w:firstRow="1" w:lastRow="0" w:firstColumn="0" w:lastColumn="0" w:noHBand="0" w:noVBand="0" w:val="0020"/>
+        <w:jc w:val="start"/>
       </w:tblPr>
       <w:tblGrid>
         <w:gridCol w:w="7920"/>
       </w:tblGrid>
       <w:tr>
         <w:trPr>
-          <w:tblHeader w:val="on"/>
+          <w:tblHeader w:val="true"/>
         </w:trPr>
         <w:tc>
           <w:tcPr/>
           <w:p>
             <w:pPr>
               <w:pStyle w:val="Compact"/>
+              <w:jc w:val="left"/>
             </w:pPr>
             <w:r>
               <w:rPr>
+                <w:bCs/>
                 <w:b/>
-                <w:bCs/>
               </w:rPr>
               <w:t xml:space="preserve">Tipo de ejercicio</w:t>
             </w:r>
@@ -5759,7 +5896,7 @@
         <w:t xml:space="preserve">← Ejercicio de equipo púrpura TENENCIA Ataque, detección, respuesta y mejora de forma colaborativa</w:t>
       </w:r>
     </w:p>
-    <w:bookmarkStart w:id="59" w:name="after-action-evidence"/>
+    <w:bookmarkStart w:id="70" w:name="after-action-evidence"/>
     <w:p>
       <w:pPr>
         <w:pStyle w:val="Heading2"/>
@@ -5812,9 +5949,9 @@
         <w:t xml:space="preserve">Fortalezas, lagunas, causas profundas y que aportan, riesgo, propietarios, fechas, controles provisionales y pruebas.</w:t>
       </w:r>
     </w:p>
-    <w:bookmarkEnd w:id="59"/>
-    <w:bookmarkEnd w:id="60"/>
-    <w:bookmarkStart w:id="62" w:name="X06e1f64b328142e3e9f159b496df6fc5ef3a4d7"/>
+    <w:bookmarkEnd w:id="70"/>
+    <w:bookmarkEnd w:id="71"/>
+    <w:bookmarkStart w:id="73" w:name="X06e1f64b328142e3e9f159b496df6fc5ef3a4d7"/>
     <w:p>
       <w:pPr>
         <w:pStyle w:val="Heading1"/>
@@ -5829,8 +5966,8 @@
       </w:pPr>
       <w:r>
         <w:rPr>
+          <w:iCs/>
           <w:i/>
-          <w:iCs/>
         </w:rPr>
         <w:t xml:space="preserve">Frameworks superpone, pero la evidencia debe ser probada contra el requisito exacto aplicable.</w:t>
       </w:r>
@@ -5841,8 +5978,8 @@
       </w:pPr>
       <w:r>
         <w:rPr>
+          <w:bCs/>
           <w:b/>
-          <w:bCs/>
         </w:rPr>
         <w:t xml:space="preserve">Fuente</w:t>
       </w:r>
@@ -5907,7 +6044,7 @@
         <w:t xml:space="preserve">TEN GDPR | Seguridad, evaluación de incumplimiento/notificación, cooperación con los procesadores, resiliencia/restoración TENIDOS Funciones legales, riesgo, tiempo, jurisdicción requieren asesoramiento ANTERI</w:t>
       </w:r>
     </w:p>
-    <w:bookmarkStart w:id="61" w:name="test-de-evidencia"/>
+    <w:bookmarkStart w:id="72" w:name="test-de-evidencia"/>
     <w:p>
       <w:pPr>
         <w:pStyle w:val="Heading2"/>
@@ -5987,19 +6124,21 @@
         <w:tblStyle w:val="Table"/>
         <w:tblW w:type="auto" w:w="0"/>
         <w:tblLook w:firstRow="1" w:lastRow="0" w:firstColumn="0" w:lastColumn="0" w:noHBand="0" w:noVBand="0" w:val="0020"/>
+        <w:jc w:val="start"/>
       </w:tblPr>
       <w:tblGrid>
         <w:gridCol w:w="7920"/>
       </w:tblGrid>
       <w:tr>
         <w:trPr>
-          <w:tblHeader w:val="on"/>
+          <w:tblHeader w:val="true"/>
         </w:trPr>
         <w:tc>
           <w:tcPr/>
           <w:p>
             <w:pPr>
               <w:pStyle w:val="Compact"/>
+              <w:jc w:val="left"/>
             </w:pPr>
             <w:r>
               <w:t xml:space="preserve">** Silencioso**</w:t>
@@ -6052,9 +6191,9 @@
         <w:t xml:space="preserve">Repetición de incidentes de incidir en la vida Repetir incidentes relacionados con la misma causa no corregida</w:t>
       </w:r>
     </w:p>
-    <w:bookmarkEnd w:id="61"/>
-    <w:bookmarkEnd w:id="62"/>
-    <w:bookmarkStart w:id="63" w:name="open-source-tools"/>
+    <w:bookmarkEnd w:id="72"/>
+    <w:bookmarkEnd w:id="73"/>
+    <w:bookmarkStart w:id="74" w:name="open-source-tools"/>
     <w:p>
       <w:pPr>
         <w:pStyle w:val="Heading1"/>
@@ -6069,8 +6208,8 @@
       </w:pPr>
       <w:r>
         <w:rPr>
+          <w:iCs/>
           <w:i/>
-          <w:iCs/>
         </w:rPr>
         <w:t xml:space="preserve">Las herramientas de código abierto apoyan la gestión de casos, pruebas, detección, investigación, automatización y presentación de informes</w:t>
       </w:r>
@@ -6078,8 +6217,8 @@
         <w:t xml:space="preserve">.</w:t>
       </w:r>
     </w:p>
-    <w:bookmarkEnd w:id="63"/>
-    <w:bookmarkStart w:id="93" w:name="tool-silencioso"/>
+    <w:bookmarkEnd w:id="74"/>
+    <w:bookmarkStart w:id="104" w:name="tool-silencioso"/>
     <w:p>
       <w:pPr>
         <w:pStyle w:val="Heading1"/>
@@ -6216,8 +6355,8 @@
       </w:r>
       <w:r>
         <w:rPr>
+          <w:bCs/>
           <w:b/>
-          <w:bCs/>
         </w:rPr>
         <w:t xml:space="preserve">Authorization and evidence safety:</w:t>
       </w:r>
@@ -6234,7 +6373,7 @@
         <w:t xml:space="preserve">Respuesta</w:t>
       </w:r>
     </w:p>
-    <w:bookmarkStart w:id="65" w:name="thehive"/>
+    <w:bookmarkStart w:id="76" w:name="thehive"/>
     <w:p>
       <w:pPr>
         <w:pStyle w:val="Heading2"/>
@@ -6253,7 +6392,7 @@
       <w:r>
         <w:t xml:space="preserve"> </w:t>
       </w:r>
-      <w:hyperlink r:id="rId64">
+      <w:hyperlink r:id="rId75">
         <w:r>
           <w:rPr>
             <w:rStyle w:val="Hyperlink"/>
@@ -6278,8 +6417,8 @@
         <w:t xml:space="preserve">Evidencia: autoridad escrita y alcance, identidad de origen, zona de fecha/hora/hora, herramienta y versión, configuración/query, hashes where appropriate, raw result, analista validation, limitation, action, and review. Restrict access and preserve an unaltered source copy when required.</w:t>
       </w:r>
     </w:p>
-    <w:bookmarkEnd w:id="65"/>
-    <w:bookmarkStart w:id="67" w:name="cortex"/>
+    <w:bookmarkEnd w:id="76"/>
+    <w:bookmarkStart w:id="78" w:name="cortex"/>
     <w:p>
       <w:pPr>
         <w:pStyle w:val="Heading2"/>
@@ -6298,7 +6437,7 @@
       <w:r>
         <w:t xml:space="preserve"> </w:t>
       </w:r>
-      <w:hyperlink r:id="rId66">
+      <w:hyperlink r:id="rId77">
         <w:r>
           <w:rPr>
             <w:rStyle w:val="Hyperlink"/>
@@ -6323,8 +6462,8 @@
         <w:t xml:space="preserve">Evidencia: autoridad escrita y alcance, identidad de origen, zona de fecha/hora/hora, herramienta y versión, configuración/query, hashes where appropriate, raw result, analista validation, limitation, action, and review. Restrict access and preserve an unaltered source copy when required.</w:t>
       </w:r>
     </w:p>
-    <w:bookmarkEnd w:id="67"/>
-    <w:bookmarkStart w:id="68" w:name="misp"/>
+    <w:bookmarkEnd w:id="78"/>
+    <w:bookmarkStart w:id="79" w:name="misp"/>
     <w:p>
       <w:pPr>
         <w:pStyle w:val="Heading2"/>
@@ -6357,8 +6496,8 @@
         <w:t xml:space="preserve">Evidencia: autoridad escrita y alcance, identidad de origen, zona de fecha/hora/hora, herramienta y versión, configuración/query, hashes where appropriate, raw result, analista validation, limitation, action, and review. Restrict access and preserve an unaltered source copy when required.</w:t>
       </w:r>
     </w:p>
-    <w:bookmarkEnd w:id="68"/>
-    <w:bookmarkStart w:id="70" w:name="wazuh"/>
+    <w:bookmarkEnd w:id="79"/>
+    <w:bookmarkStart w:id="81" w:name="wazuh"/>
     <w:p>
       <w:pPr>
         <w:pStyle w:val="Heading2"/>
@@ -6377,7 +6516,7 @@
       <w:r>
         <w:t xml:space="preserve"> </w:t>
       </w:r>
-      <w:hyperlink r:id="rId69">
+      <w:hyperlink r:id="rId80">
         <w:r>
           <w:rPr>
             <w:rStyle w:val="Hyperlink"/>
@@ -6402,8 +6541,8 @@
         <w:t xml:space="preserve">Evidencia: autoridad escrita y alcance, identidad de origen, zona de fecha/hora/hora, herramienta y versión, configuración/query, hashes where appropriate, raw result, analista validation, limitation, action, and review. Restrict access and preserve an unaltered source copy when required.</w:t>
       </w:r>
     </w:p>
-    <w:bookmarkEnd w:id="70"/>
-    <w:bookmarkStart w:id="72" w:name="velociraptor"/>
+    <w:bookmarkEnd w:id="81"/>
+    <w:bookmarkStart w:id="83" w:name="velociraptor"/>
     <w:p>
       <w:pPr>
         <w:pStyle w:val="Heading2"/>
@@ -6422,7 +6561,7 @@
       <w:r>
         <w:t xml:space="preserve"> </w:t>
       </w:r>
-      <w:hyperlink r:id="rId71">
+      <w:hyperlink r:id="rId82">
         <w:r>
           <w:rPr>
             <w:rStyle w:val="Hyperlink"/>
@@ -6447,8 +6586,8 @@
         <w:t xml:space="preserve">Evidencia: autoridad escrita y alcance, identidad de origen, zona de fecha/hora/hora, herramienta y versión, configuración/query, hashes where appropriate, raw result, analista validation, limitation, action, and review. Restrict access and preserve an unaltered source copy when required.</w:t>
       </w:r>
     </w:p>
-    <w:bookmarkEnd w:id="72"/>
-    <w:bookmarkStart w:id="74" w:name="volatilidad-3"/>
+    <w:bookmarkEnd w:id="83"/>
+    <w:bookmarkStart w:id="85" w:name="volatilidad-3"/>
     <w:p>
       <w:pPr>
         <w:pStyle w:val="Heading2"/>
@@ -6467,7 +6606,7 @@
       <w:r>
         <w:t xml:space="preserve"> </w:t>
       </w:r>
-      <w:hyperlink r:id="rId73">
+      <w:hyperlink r:id="rId84">
         <w:r>
           <w:rPr>
             <w:rStyle w:val="Hyperlink"/>
@@ -6492,8 +6631,8 @@
         <w:t xml:space="preserve">Evidencia: autoridad escrita y alcance, identidad de origen, zona de fecha/hora/hora, herramienta y versión, configuración/query, hashes where appropriate, raw result, analista validation, limitation, action, and review. Restrict access and preserve an unaltered source copy when required.</w:t>
       </w:r>
     </w:p>
-    <w:bookmarkEnd w:id="74"/>
-    <w:bookmarkStart w:id="76" w:name="autopsia"/>
+    <w:bookmarkEnd w:id="85"/>
+    <w:bookmarkStart w:id="87" w:name="autopsia"/>
     <w:p>
       <w:pPr>
         <w:pStyle w:val="Heading2"/>
@@ -6512,7 +6651,7 @@
       <w:r>
         <w:t xml:space="preserve"> </w:t>
       </w:r>
-      <w:hyperlink r:id="rId75">
+      <w:hyperlink r:id="rId86">
         <w:r>
           <w:rPr>
             <w:rStyle w:val="Hyperlink"/>
@@ -6537,8 +6676,8 @@
         <w:t xml:space="preserve">Evidencia: autoridad escrita y alcance, identidad de origen, zona de fecha/hora/hora, herramienta y versión, configuración/query, hashes where appropriate, raw result, analista validation, limitation, action, and review. Restrict access and preserve an unaltered source copy when required.</w:t>
       </w:r>
     </w:p>
-    <w:bookmarkEnd w:id="76"/>
-    <w:bookmarkStart w:id="78" w:name="timesketch"/>
+    <w:bookmarkEnd w:id="87"/>
+    <w:bookmarkStart w:id="89" w:name="timesketch"/>
     <w:p>
       <w:pPr>
         <w:pStyle w:val="Heading2"/>
@@ -6557,7 +6696,7 @@
       <w:r>
         <w:t xml:space="preserve"> </w:t>
       </w:r>
-      <w:hyperlink r:id="rId77">
+      <w:hyperlink r:id="rId88">
         <w:r>
           <w:rPr>
             <w:rStyle w:val="Hyperlink"/>
@@ -6582,8 +6721,8 @@
         <w:t xml:space="preserve">Evidencia: autoridad escrita y alcance, identidad de origen, zona de fecha/hora/hora, herramienta y versión, configuración/query, hashes where appropriate, raw result, analista validation, limitation, action, and review. Restrict access and preserve an unaltered source copy when required.</w:t>
       </w:r>
     </w:p>
-    <w:bookmarkEnd w:id="78"/>
-    <w:bookmarkStart w:id="79" w:name="plaso-log2timeline"/>
+    <w:bookmarkEnd w:id="89"/>
+    <w:bookmarkStart w:id="90" w:name="plaso-log2timeline"/>
     <w:p>
       <w:pPr>
         <w:pStyle w:val="Heading2"/>
@@ -6616,8 +6755,8 @@
         <w:t xml:space="preserve">Evidencia: autoridad escrita y alcance, identidad de origen, zona de fecha/hora/hora, herramienta y versión, configuración/query, hashes where appropriate, raw result, analista validation, limitation, action, and review. Restrict access and preserve an unaltered source copy when required.</w:t>
       </w:r>
     </w:p>
-    <w:bookmarkEnd w:id="79"/>
-    <w:bookmarkStart w:id="80" w:name="osquery"/>
+    <w:bookmarkEnd w:id="90"/>
+    <w:bookmarkStart w:id="91" w:name="osquery"/>
     <w:p>
       <w:pPr>
         <w:pStyle w:val="Heading2"/>
@@ -6650,8 +6789,8 @@
         <w:t xml:space="preserve">Evidencia: autoridad escrita y alcance, identidad de origen, zona de fecha/hora/hora, herramienta y versión, configuración/query, hashes where appropriate, raw result, analista validation, limitation, action, and review. Restrict access and preserve an unaltered source copy when required.</w:t>
       </w:r>
     </w:p>
-    <w:bookmarkEnd w:id="80"/>
-    <w:bookmarkStart w:id="82" w:name="zeek"/>
+    <w:bookmarkEnd w:id="91"/>
+    <w:bookmarkStart w:id="93" w:name="zeek"/>
     <w:p>
       <w:pPr>
         <w:pStyle w:val="Heading2"/>
@@ -6670,7 +6809,7 @@
       <w:r>
         <w:t xml:space="preserve"> </w:t>
       </w:r>
-      <w:hyperlink r:id="rId81">
+      <w:hyperlink r:id="rId92">
         <w:r>
           <w:rPr>
             <w:rStyle w:val="Hyperlink"/>
@@ -6695,8 +6834,8 @@
         <w:t xml:space="preserve">Evidencia: autoridad escrita y alcance, identidad de origen, zona de fecha/hora/hora, herramienta y versión, configuración/query, hashes where appropriate, raw result, analista validation, limitation, action, and review. Restrict access and preserve an unaltered source copy when required.</w:t>
       </w:r>
     </w:p>
-    <w:bookmarkEnd w:id="82"/>
-    <w:bookmarkStart w:id="83" w:name="suricata"/>
+    <w:bookmarkEnd w:id="93"/>
+    <w:bookmarkStart w:id="94" w:name="suricata"/>
     <w:p>
       <w:pPr>
         <w:pStyle w:val="Heading2"/>
@@ -6729,8 +6868,8 @@
         <w:t xml:space="preserve">Evidencia: autoridad escrita y alcance, identidad de origen, zona de fecha/hora/hora, herramienta y versión, configuración/query, hashes where appropriate, raw result, analista validation, limitation, action, and review. Restrict access and preserve an unaltered source copy when required.</w:t>
       </w:r>
     </w:p>
-    <w:bookmarkEnd w:id="83"/>
-    <w:bookmarkStart w:id="84" w:name="yara"/>
+    <w:bookmarkEnd w:id="94"/>
+    <w:bookmarkStart w:id="95" w:name="yara"/>
     <w:p>
       <w:pPr>
         <w:pStyle w:val="Heading2"/>
@@ -6763,8 +6902,8 @@
         <w:t xml:space="preserve">Evidencia: autoridad escrita y alcance, identidad de origen, zona de fecha/hora/hora, herramienta y versión, configuración/query, hashes where appropriate, raw result, analista validation, limitation, action, and review. Restrict access and preserve an unaltered source copy when required.</w:t>
       </w:r>
     </w:p>
-    <w:bookmarkEnd w:id="84"/>
-    <w:bookmarkStart w:id="85" w:name="sigma"/>
+    <w:bookmarkEnd w:id="95"/>
+    <w:bookmarkStart w:id="96" w:name="sigma"/>
     <w:p>
       <w:pPr>
         <w:pStyle w:val="Heading2"/>
@@ -6797,8 +6936,8 @@
         <w:t xml:space="preserve">Evidencia: autoridad escrita y alcance, identidad de origen, zona de fecha/hora/hora, herramienta y versión, configuración/query, hashes where appropriate, raw result, analista validation, limitation, action, and review. Restrict access and preserve an unaltered source copy when required.</w:t>
       </w:r>
     </w:p>
-    <w:bookmarkEnd w:id="85"/>
-    <w:bookmarkStart w:id="86" w:name="dfir-iris"/>
+    <w:bookmarkEnd w:id="96"/>
+    <w:bookmarkStart w:id="97" w:name="dfir-iris"/>
     <w:p>
       <w:pPr>
         <w:pStyle w:val="Heading2"/>
@@ -6831,8 +6970,8 @@
         <w:t xml:space="preserve">Evidencia: autoridad escrita y alcance, identidad de origen, zona de fecha/hora/hora, herramienta y versión, configuración/query, hashes where appropriate, raw result, analista validation, limitation, action, and review. Restrict access and preserve an unaltered source copy when required.</w:t>
       </w:r>
     </w:p>
-    <w:bookmarkEnd w:id="86"/>
-    <w:bookmarkStart w:id="88" w:name="grr-rapid-response"/>
+    <w:bookmarkEnd w:id="97"/>
+    <w:bookmarkStart w:id="99" w:name="grr-rapid-response"/>
     <w:p>
       <w:pPr>
         <w:pStyle w:val="Heading2"/>
@@ -6851,7 +6990,7 @@
       <w:r>
         <w:t xml:space="preserve"> </w:t>
       </w:r>
-      <w:hyperlink r:id="rId87">
+      <w:hyperlink r:id="rId98">
         <w:r>
           <w:rPr>
             <w:rStyle w:val="Hyperlink"/>
@@ -6876,8 +7015,8 @@
         <w:t xml:space="preserve">Evidencia: autoridad escrita y alcance, identidad de origen, zona de fecha/hora/hora, herramienta y versión, configuración/query, hashes where appropriate, raw result, analista validation, limitation, action, and review. Restrict access and preserve an unaltered source copy when required.</w:t>
       </w:r>
     </w:p>
-    <w:bookmarkEnd w:id="88"/>
-    <w:bookmarkStart w:id="90" w:name="shuffle"/>
+    <w:bookmarkEnd w:id="99"/>
+    <w:bookmarkStart w:id="101" w:name="shuffle"/>
     <w:p>
       <w:pPr>
         <w:pStyle w:val="Heading2"/>
@@ -6896,7 +7035,7 @@
       <w:r>
         <w:t xml:space="preserve"> </w:t>
       </w:r>
-      <w:hyperlink r:id="rId89">
+      <w:hyperlink r:id="rId100">
         <w:r>
           <w:rPr>
             <w:rStyle w:val="Hyperlink"/>
@@ -6921,8 +7060,8 @@
         <w:t xml:space="preserve">Evidencia: autoridad escrita y alcance, identidad de origen, zona de fecha/hora/hora, herramienta y versión, configuración/query, hashes where appropriate, raw result, analista validation, limitation, action, and review. Restrict access and preserve an unaltered source copy when required.</w:t>
       </w:r>
     </w:p>
-    <w:bookmarkEnd w:id="90"/>
-    <w:bookmarkStart w:id="92" w:name="opensearch"/>
+    <w:bookmarkEnd w:id="101"/>
+    <w:bookmarkStart w:id="103" w:name="opensearch"/>
     <w:p>
       <w:pPr>
         <w:pStyle w:val="Heading2"/>
@@ -6941,7 +7080,7 @@
       <w:r>
         <w:t xml:space="preserve"> </w:t>
       </w:r>
-      <w:hyperlink r:id="rId91">
+      <w:hyperlink r:id="rId102">
         <w:r>
           <w:rPr>
             <w:rStyle w:val="Hyperlink"/>
@@ -6966,9 +7105,9 @@
         <w:t xml:space="preserve">Evidencia: autoridad escrita y alcance, identidad de origen, zona de fecha/hora/hora, herramienta y versión, configuración/query, hashes where appropriate, raw result, analista validation, limitation, action, and review. Restrict access and preserve an unaltered source copy when required.</w:t>
       </w:r>
     </w:p>
-    <w:bookmarkEnd w:id="92"/>
-    <w:bookmarkEnd w:id="93"/>
-    <w:bookmarkStart w:id="95" w:name="libro-de-resiliencia-de-manager"/>
+    <w:bookmarkEnd w:id="103"/>
+    <w:bookmarkEnd w:id="104"/>
+    <w:bookmarkStart w:id="106" w:name="libro-de-resiliencia-de-manager"/>
     <w:p>
       <w:pPr>
         <w:pStyle w:val="Heading1"/>
@@ -6983,8 +7122,8 @@
       </w:pPr>
       <w:r>
         <w:rPr>
+          <w:iCs/>
           <w:i/>
-          <w:iCs/>
         </w:rPr>
         <w:t xml:space="preserve">Los administradores crean resiliencia estableciendo autoridad, preparando financiación, desafiando pruebas y eliminando bloqueadores.</w:t>
       </w:r>
@@ -6995,8 +7134,8 @@
       </w:pPr>
       <w:r>
         <w:rPr>
+          <w:bCs/>
           <w:b/>
-          <w:bCs/>
         </w:rPr>
         <w:t xml:space="preserve">Area</w:t>
       </w:r>
@@ -7011,8 +7150,8 @@
       </w:r>
       <w:r>
         <w:rPr>
+          <w:bCs/>
           <w:b/>
-          <w:bCs/>
         </w:rPr>
         <w:t xml:space="preserve">Pregunta principal</w:t>
       </w:r>
@@ -7071,7 +7210,7 @@
         <w:t xml:space="preserve">Ø Mejoras en la vida ¿Se financian, poseen, miden y se prueban acciones severas? | La misma brecha aparece en ejercicios/incidentes posteriores</w:t>
       </w:r>
     </w:p>
-    <w:bookmarkStart w:id="94" w:name="cuestiones-ejecutivas"/>
+    <w:bookmarkStart w:id="105" w:name="cuestiones-ejecutivas"/>
     <w:p>
       <w:pPr>
         <w:pStyle w:val="Heading2"/>
@@ -7168,9 +7307,9 @@
         <w:t xml:space="preserve">¿Cómo verificaremos la recuperación e impediremos la recurrencia?</w:t>
       </w:r>
     </w:p>
-    <w:bookmarkEnd w:id="94"/>
-    <w:bookmarkEnd w:id="95"/>
-    <w:bookmarkStart w:id="99" w:name="X86d744bd5a1cafcec74b120373f05f48ecf6632"/>
+    <w:bookmarkEnd w:id="105"/>
+    <w:bookmarkEnd w:id="106"/>
+    <w:bookmarkStart w:id="110" w:name="X86d744bd5a1cafcec74b120373f05f48ecf6632"/>
     <w:p>
       <w:pPr>
         <w:pStyle w:val="Heading1"/>
@@ -7185,8 +7324,8 @@
       </w:pPr>
       <w:r>
         <w:rPr>
+          <w:iCs/>
           <w:i/>
-          <w:iCs/>
         </w:rPr>
         <w:t xml:space="preserve">Los analistas universitarios ganan confianza a través de registros de casos disciplinados, manipulación de pruebas, curiosidad técnica y escritura clara.</w:t>
       </w:r>
@@ -7199,7 +7338,13 @@
         <w:t xml:space="preserve">■img src=</w:t>
       </w:r>
       <w:r>
-        <w:t xml:space="preserve">“media/image10.png”</w:t>
+        <w:t xml:space="preserve">“</w:t>
+      </w:r>
+      <w:r>
+        <w:t xml:space="preserve">media/image10.png</w:t>
+      </w:r>
+      <w:r>
+        <w:t xml:space="preserve">”</w:t>
       </w:r>
       <w:r>
         <w:t xml:space="preserve"> </w:t>
@@ -7208,7 +7353,13 @@
         <w:t xml:space="preserve">style=</w:t>
       </w:r>
       <w:r>
-        <w:t xml:space="preserve">“width:6.15in;height:3.39605in”</w:t>
+        <w:t xml:space="preserve">“</w:t>
+      </w:r>
+      <w:r>
+        <w:t xml:space="preserve">width:6.15in;height:3.39605in</w:t>
+      </w:r>
+      <w:r>
+        <w:t xml:space="preserve">”</w:t>
       </w:r>
       <w:r>
         <w:t xml:space="preserve"> </w:t>
@@ -7217,7 +7368,13 @@
         <w:t xml:space="preserve">alt=</w:t>
       </w:r>
       <w:r>
-        <w:t xml:space="preserve">“Build safe practice from frameworks to evidence, cases, workpapers, and interview stories.”</w:t>
+        <w:t xml:space="preserve">“</w:t>
+      </w:r>
+      <w:r>
+        <w:t xml:space="preserve">Build safe practice from frameworks to evidence, cases, workpapers, and interview stories.</w:t>
+      </w:r>
+      <w:r>
+        <w:t xml:space="preserve">”</w:t>
       </w:r>
       <w:r>
         <w:t xml:space="preserve"> </w:t>
@@ -7234,7 +7391,7 @@
         <w:t xml:space="preserve">Gráfico 10 Ruta del analista de resiliencia</w:t>
       </w:r>
     </w:p>
-    <w:bookmarkStart w:id="96" w:name="funciones-comunes"/>
+    <w:bookmarkStart w:id="107" w:name="funciones-comunes"/>
     <w:p>
       <w:pPr>
         <w:pStyle w:val="Heading2"/>
@@ -7331,8 +7488,8 @@
         <w:t xml:space="preserve">GRC / Analista de Riesgo de TI</w:t>
       </w:r>
     </w:p>
-    <w:bookmarkEnd w:id="96"/>
-    <w:bookmarkStart w:id="97" w:name="típico-trabajo"/>
+    <w:bookmarkEnd w:id="107"/>
+    <w:bookmarkStart w:id="108" w:name="típico-trabajo"/>
     <w:p>
       <w:pPr>
         <w:pStyle w:val="Heading2"/>
@@ -7407,8 +7564,8 @@
         <w:t xml:space="preserve">Utilizar herramientas de código abierto autorizadas en un laboratorio y explicar limitaciones.</w:t>
       </w:r>
     </w:p>
-    <w:bookmarkEnd w:id="97"/>
-    <w:bookmarkStart w:id="98" w:name="fictional-portfolio-lab"/>
+    <w:bookmarkEnd w:id="108"/>
+    <w:bookmarkStart w:id="109" w:name="fictional-portfolio-lab"/>
     <w:p>
       <w:pPr>
         <w:pStyle w:val="Heading2"/>
@@ -7505,9 +7662,9 @@
         <w:t xml:space="preserve">Publicar sólo artefactos ficticios sanitarios y afirmar que el trabajo es educativo, no una investigación real o certificación.</w:t>
       </w:r>
     </w:p>
-    <w:bookmarkEnd w:id="98"/>
-    <w:bookmarkEnd w:id="99"/>
-    <w:bookmarkStart w:id="109" w:name="X8a5853023f943d91d4e82c858aae220ea630e3e"/>
+    <w:bookmarkEnd w:id="109"/>
+    <w:bookmarkEnd w:id="110"/>
+    <w:bookmarkStart w:id="120" w:name="X8a5853023f943d91d4e82c858aae220ea630e3e"/>
     <w:p>
       <w:pPr>
         <w:pStyle w:val="Heading1"/>
@@ -7522,8 +7679,8 @@
       </w:pPr>
       <w:r>
         <w:rPr>
+          <w:iCs/>
           <w:i/>
-          <w:iCs/>
         </w:rPr>
         <w:t xml:space="preserve">Un mes centrado puede crear capacidad de incidencia y resiliencia a nivel de entrada</w:t>
       </w:r>
@@ -7536,24 +7693,26 @@
         <w:tblStyle w:val="Table"/>
         <w:tblW w:type="auto" w:w="0"/>
         <w:tblLook w:firstRow="1" w:lastRow="0" w:firstColumn="0" w:lastColumn="0" w:noHBand="0" w:noVBand="0" w:val="0020"/>
+        <w:jc w:val="start"/>
       </w:tblPr>
       <w:tblGrid>
         <w:gridCol w:w="7920"/>
       </w:tblGrid>
       <w:tr>
         <w:trPr>
-          <w:tblHeader w:val="on"/>
+          <w:tblHeader w:val="true"/>
         </w:trPr>
         <w:tc>
           <w:tcPr/>
           <w:p>
             <w:pPr>
               <w:pStyle w:val="Compact"/>
+              <w:jc w:val="left"/>
             </w:pPr>
             <w:r>
               <w:rPr>
+                <w:bCs/>
                 <w:b/>
-                <w:bCs/>
               </w:rPr>
               <w:t xml:space="preserve">Días</w:t>
             </w:r>
@@ -7566,6 +7725,7 @@
           <w:p>
             <w:pPr>
               <w:pStyle w:val="Compact"/>
+              <w:jc w:val="left"/>
             </w:pPr>
             <w:r>
               <w:t xml:space="preserve">1–3 TENIDOS conceptos de IR/BC/DR/crisis y modelo NIST actual</w:t>
@@ -7630,7 +7790,7 @@
         <w:t xml:space="preserve">TEN 28–30 TENIDA Metrics, portafolio, entrevistas ANTERI Dashboard y cinco historias de STAR</w:t>
       </w:r>
     </w:p>
-    <w:bookmarkStart w:id="100" w:name="cuál-es-la-diferencia-entre-ir-bc-y-dr"/>
+    <w:bookmarkStart w:id="111" w:name="cuál-es-la-diferencia-entre-ir-bc-y-dr"/>
     <w:p>
       <w:pPr>
         <w:pStyle w:val="Heading2"/>
@@ -7647,8 +7807,8 @@
         <w:t xml:space="preserve">IR administra incidentes cibernéticos, BC mantiene productos comerciales críticos durante la interrupción, y DR restaura tecnología y datos. Coordinan pero tienen diferentes objetivos.</w:t>
       </w:r>
     </w:p>
-    <w:bookmarkEnd w:id="100"/>
-    <w:bookmarkStart w:id="101" w:name="qué-es-nist-sp-800-61-rev.-3"/>
+    <w:bookmarkEnd w:id="111"/>
+    <w:bookmarkStart w:id="112" w:name="qué-es-nist-sp-800-61-rev.-3"/>
     <w:p>
       <w:pPr>
         <w:pStyle w:val="Heading2"/>
@@ -7665,8 +7825,8 @@
         <w:t xml:space="preserve">La guía de respuesta a incidentes NIST actual, finalizada en 2025, expresada como un perfil comunitario CSF 2.0 a través de Govern, Identificar, Proteger, Detectar, Responder y Recover.</w:t>
       </w:r>
     </w:p>
-    <w:bookmarkEnd w:id="101"/>
-    <w:bookmarkStart w:id="102" w:name="rto-versus-rpo"/>
+    <w:bookmarkEnd w:id="112"/>
+    <w:bookmarkStart w:id="113" w:name="rto-versus-rpo"/>
     <w:p>
       <w:pPr>
         <w:pStyle w:val="Heading2"/>
@@ -7683,8 +7843,8 @@
         <w:t xml:space="preserve">RTO es el tiempo objetivo para restaurar; RPO es la pérdida máxima tolerable de datos medida en el tiempo.</w:t>
       </w:r>
     </w:p>
-    <w:bookmarkEnd w:id="102"/>
-    <w:bookmarkStart w:id="103" w:name="cómo-se-recorta-un-incidente"/>
+    <w:bookmarkEnd w:id="113"/>
+    <w:bookmarkStart w:id="114" w:name="cómo-se-recorta-un-incidente"/>
     <w:p>
       <w:pPr>
         <w:pStyle w:val="Heading2"/>
@@ -7701,8 +7861,8 @@
         <w:t xml:space="preserve">Validar la señal, evaluar los efectos funcionales e informativos, la recuperabilidad, la amenaza, el alcance, las obligaciones y la incertidumbre, y luego asignar la gravedad y la escalada según criterios aprobados.</w:t>
       </w:r>
     </w:p>
-    <w:bookmarkEnd w:id="103"/>
-    <w:bookmarkStart w:id="104" w:name="qué-hace-que-las-pruebas-sean-fiables"/>
+    <w:bookmarkEnd w:id="114"/>
+    <w:bookmarkStart w:id="115" w:name="qué-hace-que-las-pruebas-sean-fiables"/>
     <w:p>
       <w:pPr>
         <w:pStyle w:val="Heading2"/>
@@ -7719,8 +7879,8 @@
         <w:t xml:space="preserve">Fuente conocida, recogida repetible autorizada, integridad preservada, horarios, molestias cuando proceda, custodia, almacenamiento protegido y limitaciones documentadas.</w:t>
       </w:r>
     </w:p>
-    <w:bookmarkEnd w:id="104"/>
-    <w:bookmarkStart w:id="105" w:name="cuándo-se-completa-la-recuperación"/>
+    <w:bookmarkEnd w:id="115"/>
+    <w:bookmarkStart w:id="116" w:name="cuándo-se-completa-la-recuperación"/>
     <w:p>
       <w:pPr>
         <w:pStyle w:val="Heading2"/>
@@ -7737,8 +7897,8 @@
         <w:t xml:space="preserve">Cuando la eliminación de amenazas es estable, la restauración de confianza y las pruebas de seguridad/funcional/data tienen éxito, la vigilancia es activa y los propietarios de negocios y técnicos autorizados aceptan el regreso al servicio.</w:t>
       </w:r>
     </w:p>
-    <w:bookmarkEnd w:id="105"/>
-    <w:bookmarkStart w:id="106" w:name="cómo-cierras-una-mejora"/>
+    <w:bookmarkEnd w:id="116"/>
+    <w:bookmarkStart w:id="117" w:name="cómo-cierras-una-mejora"/>
     <w:p>
       <w:pPr>
         <w:pStyle w:val="Heading2"/>
@@ -7755,8 +7915,8 @@
         <w:t xml:space="preserve">Implementar la acción específica y reprueba la capacidad fallida contra criterios de éxito definidos.</w:t>
       </w:r>
     </w:p>
-    <w:bookmarkEnd w:id="106"/>
-    <w:bookmarkStart w:id="107" w:name="qué-debe-evitar-un-analista-junior"/>
+    <w:bookmarkEnd w:id="117"/>
+    <w:bookmarkStart w:id="118" w:name="qué-debe-evitar-un-analista-junior"/>
     <w:p>
       <w:pPr>
         <w:pStyle w:val="Heading2"/>
@@ -7773,8 +7933,8 @@
         <w:t xml:space="preserve">Acceso no autorizado, acción destructiva, conclusiones no apoyadas, cambios de evidencia original, ocultando incertidumbre o resultados legales prometedores.</w:t>
       </w:r>
     </w:p>
-    <w:bookmarkEnd w:id="107"/>
-    <w:bookmarkStart w:id="108" w:name="preguntas-para-hacer-al-empleador"/>
+    <w:bookmarkEnd w:id="118"/>
+    <w:bookmarkStart w:id="119" w:name="preguntas-para-hacer-al-empleador"/>
     <w:p>
       <w:pPr>
         <w:pStyle w:val="Heading2"/>
@@ -7849,9 +8009,9 @@
         <w:t xml:space="preserve">¿Cómo sería el éxito en los primeros 90 días?</w:t>
       </w:r>
     </w:p>
-    <w:bookmarkEnd w:id="108"/>
-    <w:bookmarkEnd w:id="109"/>
-    <w:bookmarkStart w:id="118" w:name="plantillas-glosario-índice-y-referencias"/>
+    <w:bookmarkEnd w:id="119"/>
+    <w:bookmarkEnd w:id="120"/>
+    <w:bookmarkStart w:id="129" w:name="plantillas-glosario-índice-y-referencias"/>
     <w:p>
       <w:pPr>
         <w:pStyle w:val="Heading1"/>
@@ -7862,17 +8022,17 @@
     </w:p>
     <w:p>
       <w:pPr>
+        <w:numPr>
+          <w:ilvl w:val="0"/>
+          <w:numId w:val="1046"/>
+        </w:numPr>
         <w:pStyle w:val="Compact"/>
-        <w:numPr>
-          <w:ilvl w:val="0"/>
-          <w:numId w:val="1046"/>
-        </w:numPr>
       </w:pPr>
       <w:r>
         <w:t xml:space="preserve">Estructuras de trabajo reutilizables, términos clave, índice de sujeto y fuentes oficiales*.</w:t>
       </w:r>
     </w:p>
-    <w:bookmarkStart w:id="110" w:name="registro-de-casos-de-incidentes"/>
+    <w:bookmarkStart w:id="121" w:name="registro-de-casos-de-incidentes"/>
     <w:p>
       <w:pPr>
         <w:pStyle w:val="Heading2"/>
@@ -7898,13 +8058,25 @@
         <w:t xml:space="preserve"> </w:t>
       </w:r>
       <w:r>
-        <w:t xml:space="preserve">“Principio/comandante/severidad”</w:t>
-      </w:r>
-      <w:r>
-        <w:t xml:space="preserve"> </w:t>
-      </w:r>
-      <w:r>
-        <w:t xml:space="preserve">“Prigger”</w:t>
+        <w:t xml:space="preserve">“</w:t>
+      </w:r>
+      <w:r>
+        <w:t xml:space="preserve">Principio/comandante/severidad</w:t>
+      </w:r>
+      <w:r>
+        <w:t xml:space="preserve">”</w:t>
+      </w:r>
+      <w:r>
+        <w:t xml:space="preserve"> </w:t>
+      </w:r>
+      <w:r>
+        <w:t xml:space="preserve">“</w:t>
+      </w:r>
+      <w:r>
+        <w:t xml:space="preserve">Prigger</w:t>
+      </w:r>
+      <w:r>
+        <w:t xml:space="preserve">”</w:t>
       </w:r>
       <w:r>
         <w:t xml:space="preserve"> </w:t>
@@ -7916,7 +8088,13 @@
         <w:br/>
       </w:r>
       <w:r>
-        <w:t xml:space="preserve">“Datos/asunciones/hipotheses”</w:t>
+        <w:t xml:space="preserve">“</w:t>
+      </w:r>
+      <w:r>
+        <w:t xml:space="preserve">Datos/asunciones/hipotheses</w:t>
+      </w:r>
+      <w:r>
+        <w:t xml:space="preserve">”</w:t>
       </w:r>
       <w:r>
         <w:t xml:space="preserve"> </w:t>
@@ -7928,13 +8106,25 @@
         <w:br/>
       </w:r>
       <w:r>
-        <w:t xml:space="preserve">“Afectados y potenciales alcances”</w:t>
-      </w:r>
-      <w:r>
-        <w:t xml:space="preserve"> </w:t>
-      </w:r>
-      <w:r>
-        <w:t xml:space="preserve">“La vida empresarial/data/seguridad”</w:t>
+        <w:t xml:space="preserve">“</w:t>
+      </w:r>
+      <w:r>
+        <w:t xml:space="preserve">Afectados y potenciales alcances</w:t>
+      </w:r>
+      <w:r>
+        <w:t xml:space="preserve">”</w:t>
+      </w:r>
+      <w:r>
+        <w:t xml:space="preserve"> </w:t>
+      </w:r>
+      <w:r>
+        <w:t xml:space="preserve">“</w:t>
+      </w:r>
+      <w:r>
+        <w:t xml:space="preserve">La vida empresarial/data/seguridad</w:t>
+      </w:r>
+      <w:r>
+        <w:t xml:space="preserve">”</w:t>
       </w:r>
       <w:r>
         <w:t xml:space="preserve"> </w:t>
@@ -7952,25 +8142,49 @@
         <w:br/>
       </w:r>
       <w:r>
-        <w:t xml:space="preserve">“Primeros objetivos/decisiones/actions”</w:t>
-      </w:r>
-      <w:r>
-        <w:t xml:space="preserve"> </w:t>
-      </w:r>
-      <w:r>
-        <w:t xml:space="preserve">“Contenimiento/eradicación en la vida”</w:t>
-      </w:r>
-      <w:r>
-        <w:t xml:space="preserve"> </w:t>
-      </w:r>
-      <w:r>
-        <w:t xml:space="preserve">“La recuperación/validación/acceptancia de la vida”</w:t>
-      </w:r>
-      <w:r>
-        <w:t xml:space="preserve"> </w:t>
-      </w:r>
-      <w:r>
-        <w:t xml:space="preserve">“La comunicación/obligaciones en la vida”</w:t>
+        <w:t xml:space="preserve">“</w:t>
+      </w:r>
+      <w:r>
+        <w:t xml:space="preserve">Primeros objetivos/decisiones/actions</w:t>
+      </w:r>
+      <w:r>
+        <w:t xml:space="preserve">”</w:t>
+      </w:r>
+      <w:r>
+        <w:t xml:space="preserve"> </w:t>
+      </w:r>
+      <w:r>
+        <w:t xml:space="preserve">“</w:t>
+      </w:r>
+      <w:r>
+        <w:t xml:space="preserve">Contenimiento/eradicación en la vida</w:t>
+      </w:r>
+      <w:r>
+        <w:t xml:space="preserve">”</w:t>
+      </w:r>
+      <w:r>
+        <w:t xml:space="preserve"> </w:t>
+      </w:r>
+      <w:r>
+        <w:t xml:space="preserve">“</w:t>
+      </w:r>
+      <w:r>
+        <w:t xml:space="preserve">La recuperación/validación/acceptancia de la vida</w:t>
+      </w:r>
+      <w:r>
+        <w:t xml:space="preserve">”</w:t>
+      </w:r>
+      <w:r>
+        <w:t xml:space="preserve"> </w:t>
+      </w:r>
+      <w:r>
+        <w:t xml:space="preserve">“</w:t>
+      </w:r>
+      <w:r>
+        <w:t xml:space="preserve">La comunicación/obligaciones en la vida</w:t>
+      </w:r>
+      <w:r>
+        <w:t xml:space="preserve">”</w:t>
       </w:r>
       <w:r>
         <w:t xml:space="preserve"> </w:t>
@@ -7979,8 +8193,8 @@
         <w:t xml:space="preserve">Lecciones/acción/retestigos sobre la vida</w:t>
       </w:r>
     </w:p>
-    <w:bookmarkEnd w:id="110"/>
-    <w:bookmarkStart w:id="111" w:name="bia-y-registro-de-continuidad"/>
+    <w:bookmarkEnd w:id="121"/>
+    <w:bookmarkStart w:id="122" w:name="bia-y-registro-de-continuidad"/>
     <w:p>
       <w:pPr>
         <w:pStyle w:val="Heading2"/>
@@ -8030,7 +8244,13 @@
         <w:br/>
       </w:r>
       <w:r>
-        <w:t xml:space="preserve">“Personas/facilidad/tecnología”</w:t>
+        <w:t xml:space="preserve">“</w:t>
+      </w:r>
+      <w:r>
+        <w:t xml:space="preserve">Personas/facilidad/tecnología</w:t>
+      </w:r>
+      <w:r>
+        <w:t xml:space="preserve">”</w:t>
       </w:r>
       <w:r>
         <w:t xml:space="preserve"> </w:t>
@@ -8048,13 +8268,25 @@
         <w:br/>
       </w:r>
       <w:r>
-        <w:t xml:space="preserve">“La Activación/comunicación en la vida”</w:t>
-      </w:r>
-      <w:r>
-        <w:t xml:space="preserve"> </w:t>
-      </w:r>
-      <w:r>
-        <w:t xml:space="preserve">“Vuelva/reconciliación”</w:t>
+        <w:t xml:space="preserve">“</w:t>
+      </w:r>
+      <w:r>
+        <w:t xml:space="preserve">La Activación/comunicación en la vida</w:t>
+      </w:r>
+      <w:r>
+        <w:t xml:space="preserve">”</w:t>
+      </w:r>
+      <w:r>
+        <w:t xml:space="preserve"> </w:t>
+      </w:r>
+      <w:r>
+        <w:t xml:space="preserve">“</w:t>
+      </w:r>
+      <w:r>
+        <w:t xml:space="preserve">Vuelva/reconciliación</w:t>
+      </w:r>
+      <w:r>
+        <w:t xml:space="preserve">”</w:t>
       </w:r>
       <w:r>
         <w:t xml:space="preserve"> </w:t>
@@ -8063,8 +8295,8 @@
         <w:t xml:space="preserve">Test/result/improvementar la vida</w:t>
       </w:r>
     </w:p>
-    <w:bookmarkEnd w:id="111"/>
-    <w:bookmarkStart w:id="112" w:name="evidence-and-chain-of-custody-record"/>
+    <w:bookmarkEnd w:id="122"/>
+    <w:bookmarkStart w:id="123" w:name="evidence-and-chain-of-custody-record"/>
     <w:p>
       <w:pPr>
         <w:pStyle w:val="Heading2"/>
@@ -8126,19 +8358,37 @@
         <w:br/>
       </w:r>
       <w:r>
-        <w:t xml:space="preserve">“Transferencia de/a/a propósito”</w:t>
-      </w:r>
-      <w:r>
-        <w:t xml:space="preserve"> </w:t>
-      </w:r>
-      <w:r>
-        <w:t xml:space="preserve">“Análisis/resulto/limitaciones”</w:t>
-      </w:r>
-      <w:r>
-        <w:t xml:space="preserve"> </w:t>
-      </w:r>
-      <w:r>
-        <w:t xml:space="preserve">“Retención de la vida”</w:t>
+        <w:t xml:space="preserve">“</w:t>
+      </w:r>
+      <w:r>
+        <w:t xml:space="preserve">Transferencia de/a/a propósito</w:t>
+      </w:r>
+      <w:r>
+        <w:t xml:space="preserve">”</w:t>
+      </w:r>
+      <w:r>
+        <w:t xml:space="preserve"> </w:t>
+      </w:r>
+      <w:r>
+        <w:t xml:space="preserve">“</w:t>
+      </w:r>
+      <w:r>
+        <w:t xml:space="preserve">Análisis/resulto/limitaciones</w:t>
+      </w:r>
+      <w:r>
+        <w:t xml:space="preserve">”</w:t>
+      </w:r>
+      <w:r>
+        <w:t xml:space="preserve"> </w:t>
+      </w:r>
+      <w:r>
+        <w:t xml:space="preserve">“</w:t>
+      </w:r>
+      <w:r>
+        <w:t xml:space="preserve">Retención de la vida</w:t>
+      </w:r>
+      <w:r>
+        <w:t xml:space="preserve">”</w:t>
       </w:r>
       <w:r>
         <w:t xml:space="preserve"> </w:t>
@@ -8147,8 +8397,8 @@
         <w:t xml:space="preserve">Repaso/disposición de la vida                   </w:t>
       </w:r>
     </w:p>
-    <w:bookmarkEnd w:id="112"/>
-    <w:bookmarkStart w:id="113" w:name="X96107a073f17915b9621e9ef34207e0cf8c7873"/>
+    <w:bookmarkEnd w:id="123"/>
+    <w:bookmarkStart w:id="124" w:name="X96107a073f17915b9621e9ef34207e0cf8c7873"/>
     <w:p>
       <w:pPr>
         <w:pStyle w:val="Heading2"/>
@@ -8180,7 +8430,13 @@
         <w:t xml:space="preserve"> </w:t>
       </w:r>
       <w:r>
-        <w:t xml:space="preserve">“Scenario/asunciones/seguridad”</w:t>
+        <w:t xml:space="preserve">“</w:t>
+      </w:r>
+      <w:r>
+        <w:t xml:space="preserve">Scenario/asunciones/seguridad</w:t>
+      </w:r>
+      <w:r>
+        <w:t xml:space="preserve">”</w:t>
       </w:r>
       <w:r>
         <w:t xml:space="preserve"> </w:t>
@@ -8204,7 +8460,13 @@
         <w:t xml:space="preserve"> </w:t>
       </w:r>
       <w:r>
-        <w:t xml:space="preserve">“Strengths/gaps/evidencia”</w:t>
+        <w:t xml:space="preserve">“</w:t>
+      </w:r>
+      <w:r>
+        <w:t xml:space="preserve">Strengths/gaps/evidencia</w:t>
+      </w:r>
+      <w:r>
+        <w:t xml:space="preserve">”</w:t>
       </w:r>
       <w:r>
         <w:t xml:space="preserve"> </w:t>
@@ -8216,7 +8478,13 @@
         <w:t xml:space="preserve"> </w:t>
       </w:r>
       <w:r>
-        <w:t xml:space="preserve">“Actuación/propietario/ fecha límite”</w:t>
+        <w:t xml:space="preserve">“</w:t>
+      </w:r>
+      <w:r>
+        <w:t xml:space="preserve">Actuación/propietario/ fecha límite</w:t>
+      </w:r>
+      <w:r>
+        <w:t xml:space="preserve">”</w:t>
       </w:r>
       <w:r>
         <w:t xml:space="preserve"> </w:t>
@@ -8231,8 +8499,8 @@
         <w:t xml:space="preserve">⋅ Management review ⋅                           </w:t>
       </w:r>
     </w:p>
-    <w:bookmarkEnd w:id="113"/>
-    <w:bookmarkStart w:id="114" w:name="glosario"/>
+    <w:bookmarkEnd w:id="124"/>
+    <w:bookmarkStart w:id="125" w:name="glosario"/>
     <w:p>
       <w:pPr>
         <w:pStyle w:val="Heading2"/>
@@ -8351,8 +8619,8 @@
         <w:t xml:space="preserve">tención Ejercicio en la mesa | Evaluación basada en el debate utilizando un escenario y preguntas de decisión. |</w:t>
       </w:r>
     </w:p>
-    <w:bookmarkEnd w:id="114"/>
-    <w:bookmarkStart w:id="115" w:name="subject-index"/>
+    <w:bookmarkEnd w:id="125"/>
+    <w:bookmarkStart w:id="126" w:name="subject-index"/>
     <w:p>
       <w:pPr>
         <w:pStyle w:val="Heading2"/>
@@ -8513,8 +8781,8 @@
         <w:t xml:space="preserve">Silenciosos incidentes ocurridos en los proveedores</w:t>
       </w:r>
     </w:p>
-    <w:bookmarkEnd w:id="115"/>
-    <w:bookmarkStart w:id="117" w:name="referencias-oficiales"/>
+    <w:bookmarkEnd w:id="126"/>
+    <w:bookmarkStart w:id="128" w:name="referencias-oficiales"/>
     <w:p>
       <w:pPr>
         <w:pStyle w:val="Heading2"/>
@@ -8552,7 +8820,7 @@
           <w:numId w:val="1047"/>
         </w:numPr>
       </w:pPr>
-      <w:hyperlink r:id="rId116">
+      <w:hyperlink r:id="rId127">
         <w:r>
           <w:rPr>
             <w:rStyle w:val="Hyperlink"/>
@@ -8688,8 +8956,8 @@
       </w:pPr>
       <w:r>
         <w:rPr>
+          <w:bCs/>
           <w:b/>
-          <w:bCs/>
         </w:rPr>
         <w:t xml:space="preserve">Recordaje final:</w:t>
       </w:r>
@@ -8708,13 +8976,9 @@
         <w:t xml:space="preserve">|. |</w:t>
       </w:r>
     </w:p>
-    <w:bookmarkEnd w:id="117"/>
-    <w:bookmarkEnd w:id="118"/>
-    <w:sectPr>
-      <w:footnotePr>
-        <w:numRestart w:val="eachSect"/>
-      </w:footnotePr>
-    </w:sectPr>
+    <w:bookmarkEnd w:id="128"/>
+    <w:bookmarkEnd w:id="129"/>
+    <w:sectPr/>
   </w:body>
 </w:document>
 </file>
@@ -8745,14 +9009,14 @@
 <file path=word/numbering.xml><?xml version="1.0" encoding="utf-8"?>
 <w:numbering xmlns:w="http://schemas.openxmlformats.org/wordprocessingml/2006/main">
   <w:abstractNum w:abstractNumId="990">
-    <w:nsid w:val="0000A990"/>
+    <w:nsid w:val="A990"/>
     <w:multiLevelType w:val="multilevel"/>
     <w:lvl w:ilvl="0">
       <w:numFmt w:val="bullet"/>
       <w:lvlText w:val=" "/>
       <w:lvlJc w:val="left"/>
       <w:pPr>
-        <w:ind w:left="720" w:hanging="360"/>
+        <w:ind w:left="720" w:hanging="480"/>
       </w:pPr>
     </w:lvl>
     <w:lvl w:ilvl="1">
@@ -8760,7 +9024,7 @@
       <w:lvlText w:val=" "/>
       <w:lvlJc w:val="left"/>
       <w:pPr>
-        <w:ind w:left="1440" w:hanging="360"/>
+        <w:ind w:left="1440" w:hanging="480"/>
       </w:pPr>
     </w:lvl>
     <w:lvl w:ilvl="2">
@@ -8768,7 +9032,7 @@
       <w:lvlText w:val=" "/>
       <w:lvlJc w:val="left"/>
       <w:pPr>
-        <w:ind w:left="2160" w:hanging="360"/>
+        <w:ind w:left="2160" w:hanging="480"/>
       </w:pPr>
     </w:lvl>
     <w:lvl w:ilvl="3">
@@ -8776,7 +9040,7 @@
       <w:lvlText w:val=" "/>
       <w:lvlJc w:val="left"/>
       <w:pPr>
-        <w:ind w:left="2880" w:hanging="360"/>
+        <w:ind w:left="2880" w:hanging="480"/>
       </w:pPr>
     </w:lvl>
     <w:lvl w:ilvl="4">
@@ -8784,7 +9048,7 @@
       <w:lvlText w:val=" "/>
       <w:lvlJc w:val="left"/>
       <w:pPr>
-        <w:ind w:left="3600" w:hanging="360"/>
+        <w:ind w:left="3600" w:hanging="480"/>
       </w:pPr>
     </w:lvl>
     <w:lvl w:ilvl="5">
@@ -8792,7 +9056,7 @@
       <w:lvlText w:val=" "/>
       <w:lvlJc w:val="left"/>
       <w:pPr>
-        <w:ind w:left="4320" w:hanging="360"/>
+        <w:ind w:left="4320" w:hanging="480"/>
       </w:pPr>
     </w:lvl>
     <w:lvl w:ilvl="6">
@@ -8800,7 +9064,7 @@
       <w:lvlText w:val=" "/>
       <w:lvlJc w:val="left"/>
       <w:pPr>
-        <w:ind w:left="5040" w:hanging="360"/>
+        <w:ind w:left="5040" w:hanging="480"/>
       </w:pPr>
     </w:lvl>
     <w:lvl w:ilvl="7">
@@ -8808,7 +9072,7 @@
       <w:lvlText w:val=" "/>
       <w:lvlJc w:val="left"/>
       <w:pPr>
-        <w:ind w:left="5760" w:hanging="360"/>
+        <w:ind w:left="5760" w:hanging="480"/>
       </w:pPr>
     </w:lvl>
     <w:lvl w:ilvl="8">
@@ -8816,115 +9080,88 @@
       <w:lvlText w:val=" "/>
       <w:lvlJc w:val="left"/>
       <w:pPr>
-        <w:ind w:left="6480" w:hanging="360"/>
+        <w:ind w:left="6480" w:hanging="480"/>
       </w:pPr>
     </w:lvl>
   </w:abstractNum>
   <w:abstractNum w:abstractNumId="991">
-    <w:nsid w:val="0000A991"/>
+    <w:nsid w:val="A991"/>
     <w:multiLevelType w:val="multilevel"/>
     <w:lvl w:ilvl="0">
       <w:numFmt w:val="bullet"/>
-      <w:lvlText w:val=""/>
+      <w:lvlText w:val="•"/>
       <w:lvlJc w:val="left"/>
       <w:pPr>
-        <w:ind w:left="720" w:hanging="360"/>
-      </w:pPr>
-      <w:rPr>
-        <w:rFonts w:ascii="Symbol" w:hAnsi="Symbol" w:cs="Symbol" w:hint="default"/>
-      </w:rPr>
+        <w:ind w:left="720" w:hanging="480"/>
+      </w:pPr>
     </w:lvl>
     <w:lvl w:ilvl="1">
       <w:numFmt w:val="bullet"/>
-      <w:lvlText w:val="o"/>
+      <w:lvlText w:val="–"/>
       <w:lvlJc w:val="left"/>
       <w:pPr>
-        <w:ind w:left="1440" w:hanging="360"/>
-      </w:pPr>
-      <w:rPr>
-        <w:rFonts w:ascii="Courier New" w:hAnsi="Courier New" w:cs="Courier New" w:hint="default"/>
-      </w:rPr>
+        <w:ind w:left="1440" w:hanging="480"/>
+      </w:pPr>
     </w:lvl>
     <w:lvl w:ilvl="2">
       <w:numFmt w:val="bullet"/>
-      <w:lvlText w:val=""/>
+      <w:lvlText w:val="•"/>
       <w:lvlJc w:val="left"/>
       <w:pPr>
-        <w:ind w:left="2160" w:hanging="360"/>
-      </w:pPr>
-      <w:rPr>
-        <w:rFonts w:ascii="Wingdings" w:hAnsi="Wingdings" w:cs="Wingdings" w:hint="default"/>
-      </w:rPr>
+        <w:ind w:left="2160" w:hanging="480"/>
+      </w:pPr>
     </w:lvl>
     <w:lvl w:ilvl="3">
       <w:numFmt w:val="bullet"/>
-      <w:lvlText w:val=""/>
+      <w:lvlText w:val="–"/>
       <w:lvlJc w:val="left"/>
       <w:pPr>
-        <w:ind w:left="2880" w:hanging="360"/>
-      </w:pPr>
-      <w:rPr>
-        <w:rFonts w:ascii="Symbol" w:hAnsi="Symbol" w:cs="Symbol" w:hint="default"/>
-      </w:rPr>
+        <w:ind w:left="2880" w:hanging="480"/>
+      </w:pPr>
     </w:lvl>
     <w:lvl w:ilvl="4">
       <w:numFmt w:val="bullet"/>
-      <w:lvlText w:val="o"/>
+      <w:lvlText w:val="•"/>
       <w:lvlJc w:val="left"/>
       <w:pPr>
-        <w:ind w:left="3600" w:hanging="360"/>
-      </w:pPr>
-      <w:rPr>
-        <w:rFonts w:ascii="Courier New" w:hAnsi="Courier New" w:cs="Courier New" w:hint="default"/>
-      </w:rPr>
+        <w:ind w:left="3600" w:hanging="480"/>
+      </w:pPr>
     </w:lvl>
     <w:lvl w:ilvl="5">
       <w:numFmt w:val="bullet"/>
-      <w:lvlText w:val=""/>
+      <w:lvlText w:val="–"/>
       <w:lvlJc w:val="left"/>
       <w:pPr>
-        <w:ind w:left="4320" w:hanging="360"/>
-      </w:pPr>
-      <w:rPr>
-        <w:rFonts w:ascii="Wingdings" w:hAnsi="Wingdings" w:cs="Wingdings" w:hint="default"/>
-      </w:rPr>
+        <w:ind w:left="4320" w:hanging="480"/>
+      </w:pPr>
     </w:lvl>
     <w:lvl w:ilvl="6">
       <w:numFmt w:val="bullet"/>
-      <w:lvlText w:val=""/>
+      <w:lvlText w:val="•"/>
       <w:lvlJc w:val="left"/>
       <w:pPr>
-        <w:ind w:left="5040" w:hanging="360"/>
-      </w:pPr>
-      <w:rPr>
-        <w:rFonts w:ascii="Symbol" w:hAnsi="Symbol" w:cs="Symbol" w:hint="default"/>
-      </w:rPr>
+        <w:ind w:left="5040" w:hanging="480"/>
+      </w:pPr>
     </w:lvl>
     <w:lvl w:ilvl="7">
       <w:numFmt w:val="bullet"/>
-      <w:lvlText w:val="o"/>
+      <w:lvlText w:val="–"/>
       <w:lvlJc w:val="left"/>
       <w:pPr>
-        <w:ind w:left="5760" w:hanging="360"/>
-      </w:pPr>
-      <w:rPr>
-        <w:rFonts w:ascii="Courier New" w:hAnsi="Courier New" w:cs="Courier New" w:hint="default"/>
-      </w:rPr>
+        <w:ind w:left="5760" w:hanging="480"/>
+      </w:pPr>
     </w:lvl>
     <w:lvl w:ilvl="8">
       <w:numFmt w:val="bullet"/>
-      <w:lvlText w:val=""/>
+      <w:lvlText w:val="•"/>
       <w:lvlJc w:val="left"/>
       <w:pPr>
-        <w:ind w:left="6480" w:hanging="360"/>
-      </w:pPr>
-      <w:rPr>
-        <w:rFonts w:ascii="Wingdings" w:hAnsi="Wingdings" w:cs="Wingdings" w:hint="default"/>
-      </w:rPr>
+        <w:ind w:left="6480" w:hanging="480"/>
+      </w:pPr>
     </w:lvl>
   </w:abstractNum>
   <w:abstractNum w:abstractNumId="99412">
-    <w:nsid w:val="00A99412"/>
+    <w:nsid w:val="A99412"/>
     <w:multiLevelType w:val="multilevel"/>
     <w:lvl w:ilvl="0">
       <w:start w:val="2"/>
@@ -8932,7 +9169,7 @@
       <w:lvlText w:val="%1."/>
       <w:lvlJc w:val="left"/>
       <w:pPr>
-        <w:ind w:left="720" w:hanging="360"/>
+        <w:ind w:left="720" w:hanging="480"/>
       </w:pPr>
     </w:lvl>
     <w:lvl w:ilvl="1">
@@ -8941,7 +9178,7 @@
       <w:lvlText w:val="%2."/>
       <w:lvlJc w:val="left"/>
       <w:pPr>
-        <w:ind w:left="1440" w:hanging="360"/>
+        <w:ind w:left="1440" w:hanging="480"/>
       </w:pPr>
     </w:lvl>
     <w:lvl w:ilvl="2">
@@ -8950,7 +9187,7 @@
       <w:lvlText w:val="%3."/>
       <w:lvlJc w:val="left"/>
       <w:pPr>
-        <w:ind w:left="2160" w:hanging="360"/>
+        <w:ind w:left="2160" w:hanging="480"/>
       </w:pPr>
     </w:lvl>
     <w:lvl w:ilvl="3">
@@ -8959,7 +9196,7 @@
       <w:lvlText w:val="%4."/>
       <w:lvlJc w:val="left"/>
       <w:pPr>
-        <w:ind w:left="2880" w:hanging="360"/>
+        <w:ind w:left="2880" w:hanging="480"/>
       </w:pPr>
     </w:lvl>
     <w:lvl w:ilvl="4">
@@ -8968,7 +9205,7 @@
       <w:lvlText w:val="%5."/>
       <w:lvlJc w:val="left"/>
       <w:pPr>
-        <w:ind w:left="3600" w:hanging="360"/>
+        <w:ind w:left="3600" w:hanging="480"/>
       </w:pPr>
     </w:lvl>
     <w:lvl w:ilvl="5">
@@ -8977,7 +9214,7 @@
       <w:lvlText w:val="%6."/>
       <w:lvlJc w:val="left"/>
       <w:pPr>
-        <w:ind w:left="4320" w:hanging="360"/>
+        <w:ind w:left="4320" w:hanging="480"/>
       </w:pPr>
     </w:lvl>
     <w:lvl w:ilvl="6">
@@ -8986,7 +9223,7 @@
       <w:lvlText w:val="%7."/>
       <w:lvlJc w:val="left"/>
       <w:pPr>
-        <w:ind w:left="5040" w:hanging="360"/>
+        <w:ind w:left="5040" w:hanging="480"/>
       </w:pPr>
     </w:lvl>
     <w:lvl w:ilvl="7">
@@ -8995,7 +9232,7 @@
       <w:lvlText w:val="%8."/>
       <w:lvlJc w:val="left"/>
       <w:pPr>
-        <w:ind w:left="5760" w:hanging="360"/>
+        <w:ind w:left="5760" w:hanging="480"/>
       </w:pPr>
     </w:lvl>
     <w:lvl w:ilvl="8">
@@ -9004,12 +9241,12 @@
       <w:lvlText w:val="%9."/>
       <w:lvlJc w:val="left"/>
       <w:pPr>
-        <w:ind w:left="6480" w:hanging="360"/>
+        <w:ind w:left="6480" w:hanging="480"/>
       </w:pPr>
     </w:lvl>
   </w:abstractNum>
   <w:abstractNum w:abstractNumId="99418">
-    <w:nsid w:val="00A99418"/>
+    <w:nsid w:val="A99418"/>
     <w:multiLevelType w:val="multilevel"/>
     <w:lvl w:ilvl="0">
       <w:start w:val="8"/>
@@ -9017,7 +9254,7 @@
       <w:lvlText w:val="%1."/>
       <w:lvlJc w:val="left"/>
       <w:pPr>
-        <w:ind w:left="720" w:hanging="360"/>
+        <w:ind w:left="720" w:hanging="480"/>
       </w:pPr>
     </w:lvl>
     <w:lvl w:ilvl="1">
@@ -9026,7 +9263,7 @@
       <w:lvlText w:val="%2."/>
       <w:lvlJc w:val="left"/>
       <w:pPr>
-        <w:ind w:left="1440" w:hanging="360"/>
+        <w:ind w:left="1440" w:hanging="480"/>
       </w:pPr>
     </w:lvl>
     <w:lvl w:ilvl="2">
@@ -9035,7 +9272,7 @@
       <w:lvlText w:val="%3."/>
       <w:lvlJc w:val="left"/>
       <w:pPr>
-        <w:ind w:left="2160" w:hanging="360"/>
+        <w:ind w:left="2160" w:hanging="480"/>
       </w:pPr>
     </w:lvl>
     <w:lvl w:ilvl="3">
@@ -9044,7 +9281,7 @@
       <w:lvlText w:val="%4."/>
       <w:lvlJc w:val="left"/>
       <w:pPr>
-        <w:ind w:left="2880" w:hanging="360"/>
+        <w:ind w:left="2880" w:hanging="480"/>
       </w:pPr>
     </w:lvl>
     <w:lvl w:ilvl="4">
@@ -9053,7 +9290,7 @@
       <w:lvlText w:val="%5."/>
       <w:lvlJc w:val="left"/>
       <w:pPr>
-        <w:ind w:left="3600" w:hanging="360"/>
+        <w:ind w:left="3600" w:hanging="480"/>
       </w:pPr>
     </w:lvl>
     <w:lvl w:ilvl="5">
@@ -9062,7 +9299,7 @@
       <w:lvlText w:val="%6."/>
       <w:lvlJc w:val="left"/>
       <w:pPr>
-        <w:ind w:left="4320" w:hanging="360"/>
+        <w:ind w:left="4320" w:hanging="480"/>
       </w:pPr>
     </w:lvl>
     <w:lvl w:ilvl="6">
@@ -9071,7 +9308,7 @@
       <w:lvlText w:val="%7."/>
       <w:lvlJc w:val="left"/>
       <w:pPr>
-        <w:ind w:left="5040" w:hanging="360"/>
+        <w:ind w:left="5040" w:hanging="480"/>
       </w:pPr>
     </w:lvl>
     <w:lvl w:ilvl="7">
@@ -9080,7 +9317,7 @@
       <w:lvlText w:val="%8."/>
       <w:lvlJc w:val="left"/>
       <w:pPr>
-        <w:ind w:left="5760" w:hanging="360"/>
+        <w:ind w:left="5760" w:hanging="480"/>
       </w:pPr>
     </w:lvl>
     <w:lvl w:ilvl="8">
@@ -9089,12 +9326,12 @@
       <w:lvlText w:val="%9."/>
       <w:lvlJc w:val="left"/>
       <w:pPr>
-        <w:ind w:left="6480" w:hanging="360"/>
+        <w:ind w:left="6480" w:hanging="480"/>
       </w:pPr>
     </w:lvl>
   </w:abstractNum>
   <w:abstractNum w:abstractNumId="99419">
-    <w:nsid w:val="00A99419"/>
+    <w:nsid w:val="A99419"/>
     <w:multiLevelType w:val="multilevel"/>
     <w:lvl w:ilvl="0">
       <w:start w:val="9"/>
@@ -9102,7 +9339,7 @@
       <w:lvlText w:val="%1."/>
       <w:lvlJc w:val="left"/>
       <w:pPr>
-        <w:ind w:left="720" w:hanging="360"/>
+        <w:ind w:left="720" w:hanging="480"/>
       </w:pPr>
     </w:lvl>
     <w:lvl w:ilvl="1">
@@ -9111,7 +9348,7 @@
       <w:lvlText w:val="%2."/>
       <w:lvlJc w:val="left"/>
       <w:pPr>
-        <w:ind w:left="1440" w:hanging="360"/>
+        <w:ind w:left="1440" w:hanging="480"/>
       </w:pPr>
     </w:lvl>
     <w:lvl w:ilvl="2">
@@ -9120,7 +9357,7 @@
       <w:lvlText w:val="%3."/>
       <w:lvlJc w:val="left"/>
       <w:pPr>
-        <w:ind w:left="2160" w:hanging="360"/>
+        <w:ind w:left="2160" w:hanging="480"/>
       </w:pPr>
     </w:lvl>
     <w:lvl w:ilvl="3">
@@ -9129,7 +9366,7 @@
       <w:lvlText w:val="%4."/>
       <w:lvlJc w:val="left"/>
       <w:pPr>
-        <w:ind w:left="2880" w:hanging="360"/>
+        <w:ind w:left="2880" w:hanging="480"/>
       </w:pPr>
     </w:lvl>
     <w:lvl w:ilvl="4">
@@ -9138,7 +9375,7 @@
       <w:lvlText w:val="%5."/>
       <w:lvlJc w:val="left"/>
       <w:pPr>
-        <w:ind w:left="3600" w:hanging="360"/>
+        <w:ind w:left="3600" w:hanging="480"/>
       </w:pPr>
     </w:lvl>
     <w:lvl w:ilvl="5">
@@ -9147,7 +9384,7 @@
       <w:lvlText w:val="%6."/>
       <w:lvlJc w:val="left"/>
       <w:pPr>
-        <w:ind w:left="4320" w:hanging="360"/>
+        <w:ind w:left="4320" w:hanging="480"/>
       </w:pPr>
     </w:lvl>
     <w:lvl w:ilvl="6">
@@ -9156,7 +9393,7 @@
       <w:lvlText w:val="%7."/>
       <w:lvlJc w:val="left"/>
       <w:pPr>
-        <w:ind w:left="5040" w:hanging="360"/>
+        <w:ind w:left="5040" w:hanging="480"/>
       </w:pPr>
     </w:lvl>
     <w:lvl w:ilvl="7">
@@ -9165,7 +9402,7 @@
       <w:lvlText w:val="%8."/>
       <w:lvlJc w:val="left"/>
       <w:pPr>
-        <w:ind w:left="5760" w:hanging="360"/>
+        <w:ind w:left="5760" w:hanging="480"/>
       </w:pPr>
     </w:lvl>
     <w:lvl w:ilvl="8">
@@ -9174,12 +9411,12 @@
       <w:lvlText w:val="%9."/>
       <w:lvlJc w:val="left"/>
       <w:pPr>
-        <w:ind w:left="6480" w:hanging="360"/>
+        <w:ind w:left="6480" w:hanging="480"/>
       </w:pPr>
     </w:lvl>
   </w:abstractNum>
   <w:abstractNum w:abstractNumId="994113">
-    <w:nsid w:val="0A994113"/>
+    <w:nsid w:val="A994113"/>
     <w:multiLevelType w:val="multilevel"/>
     <w:lvl w:ilvl="0">
       <w:start w:val="13"/>
@@ -9187,7 +9424,7 @@
       <w:lvlText w:val="%1."/>
       <w:lvlJc w:val="left"/>
       <w:pPr>
-        <w:ind w:left="720" w:hanging="360"/>
+        <w:ind w:left="720" w:hanging="480"/>
       </w:pPr>
     </w:lvl>
     <w:lvl w:ilvl="1">
@@ -9196,7 +9433,7 @@
       <w:lvlText w:val="%2."/>
       <w:lvlJc w:val="left"/>
       <w:pPr>
-        <w:ind w:left="1440" w:hanging="360"/>
+        <w:ind w:left="1440" w:hanging="480"/>
       </w:pPr>
     </w:lvl>
     <w:lvl w:ilvl="2">
@@ -9205,7 +9442,7 @@
       <w:lvlText w:val="%3."/>
       <w:lvlJc w:val="left"/>
       <w:pPr>
-        <w:ind w:left="2160" w:hanging="360"/>
+        <w:ind w:left="2160" w:hanging="480"/>
       </w:pPr>
     </w:lvl>
     <w:lvl w:ilvl="3">
@@ -9214,7 +9451,7 @@
       <w:lvlText w:val="%4."/>
       <w:lvlJc w:val="left"/>
       <w:pPr>
-        <w:ind w:left="2880" w:hanging="360"/>
+        <w:ind w:left="2880" w:hanging="480"/>
       </w:pPr>
     </w:lvl>
     <w:lvl w:ilvl="4">
@@ -9223,7 +9460,7 @@
       <w:lvlText w:val="%5."/>
       <w:lvlJc w:val="left"/>
       <w:pPr>
-        <w:ind w:left="3600" w:hanging="360"/>
+        <w:ind w:left="3600" w:hanging="480"/>
       </w:pPr>
     </w:lvl>
     <w:lvl w:ilvl="5">
@@ -9232,7 +9469,7 @@
       <w:lvlText w:val="%6."/>
       <w:lvlJc w:val="left"/>
       <w:pPr>
-        <w:ind w:left="4320" w:hanging="360"/>
+        <w:ind w:left="4320" w:hanging="480"/>
       </w:pPr>
     </w:lvl>
     <w:lvl w:ilvl="6">
@@ -9241,7 +9478,7 @@
       <w:lvlText w:val="%7."/>
       <w:lvlJc w:val="left"/>
       <w:pPr>
-        <w:ind w:left="5040" w:hanging="360"/>
+        <w:ind w:left="5040" w:hanging="480"/>
       </w:pPr>
     </w:lvl>
     <w:lvl w:ilvl="7">
@@ -9250,7 +9487,7 @@
       <w:lvlText w:val="%8."/>
       <w:lvlJc w:val="left"/>
       <w:pPr>
-        <w:ind w:left="5760" w:hanging="360"/>
+        <w:ind w:left="5760" w:hanging="480"/>
       </w:pPr>
     </w:lvl>
     <w:lvl w:ilvl="8">
@@ -9259,12 +9496,12 @@
       <w:lvlText w:val="%9."/>
       <w:lvlJc w:val="left"/>
       <w:pPr>
-        <w:ind w:left="6480" w:hanging="360"/>
+        <w:ind w:left="6480" w:hanging="480"/>
       </w:pPr>
     </w:lvl>
   </w:abstractNum>
   <w:abstractNum w:abstractNumId="994119">
-    <w:nsid w:val="0A994119"/>
+    <w:nsid w:val="A994119"/>
     <w:multiLevelType w:val="multilevel"/>
     <w:lvl w:ilvl="0">
       <w:start w:val="19"/>
@@ -9272,7 +9509,7 @@
       <w:lvlText w:val="%1."/>
       <w:lvlJc w:val="left"/>
       <w:pPr>
-        <w:ind w:left="720" w:hanging="360"/>
+        <w:ind w:left="720" w:hanging="480"/>
       </w:pPr>
     </w:lvl>
     <w:lvl w:ilvl="1">
@@ -9281,7 +9518,7 @@
       <w:lvlText w:val="%2."/>
       <w:lvlJc w:val="left"/>
       <w:pPr>
-        <w:ind w:left="1440" w:hanging="360"/>
+        <w:ind w:left="1440" w:hanging="480"/>
       </w:pPr>
     </w:lvl>
     <w:lvl w:ilvl="2">
@@ -9290,7 +9527,7 @@
       <w:lvlText w:val="%3."/>
       <w:lvlJc w:val="left"/>
       <w:pPr>
-        <w:ind w:left="2160" w:hanging="360"/>
+        <w:ind w:left="2160" w:hanging="480"/>
       </w:pPr>
     </w:lvl>
     <w:lvl w:ilvl="3">
@@ -9299,7 +9536,7 @@
       <w:lvlText w:val="%4."/>
       <w:lvlJc w:val="left"/>
       <w:pPr>
-        <w:ind w:left="2880" w:hanging="360"/>
+        <w:ind w:left="2880" w:hanging="480"/>
       </w:pPr>
     </w:lvl>
     <w:lvl w:ilvl="4">
@@ -9308,7 +9545,7 @@
       <w:lvlText w:val="%5."/>
       <w:lvlJc w:val="left"/>
       <w:pPr>
-        <w:ind w:left="3600" w:hanging="360"/>
+        <w:ind w:left="3600" w:hanging="480"/>
       </w:pPr>
     </w:lvl>
     <w:lvl w:ilvl="5">
@@ -9317,7 +9554,7 @@
       <w:lvlText w:val="%6."/>
       <w:lvlJc w:val="left"/>
       <w:pPr>
-        <w:ind w:left="4320" w:hanging="360"/>
+        <w:ind w:left="4320" w:hanging="480"/>
       </w:pPr>
     </w:lvl>
     <w:lvl w:ilvl="6">
@@ -9326,7 +9563,7 @@
       <w:lvlText w:val="%7."/>
       <w:lvlJc w:val="left"/>
       <w:pPr>
-        <w:ind w:left="5040" w:hanging="360"/>
+        <w:ind w:left="5040" w:hanging="480"/>
       </w:pPr>
     </w:lvl>
     <w:lvl w:ilvl="7">
@@ -9335,7 +9572,7 @@
       <w:lvlText w:val="%8."/>
       <w:lvlJc w:val="left"/>
       <w:pPr>
-        <w:ind w:left="5760" w:hanging="360"/>
+        <w:ind w:left="5760" w:hanging="480"/>
       </w:pPr>
     </w:lvl>
     <w:lvl w:ilvl="8">
@@ -9344,7 +9581,7 @@
       <w:lvlText w:val="%9."/>
       <w:lvlJc w:val="left"/>
       <w:pPr>
-        <w:ind w:left="6480" w:hanging="360"/>
+        <w:ind w:left="6480" w:hanging="480"/>
       </w:pPr>
     </w:lvl>
   </w:abstractNum>
@@ -9635,10 +9872,10 @@
   <w:docDefaults>
     <w:rPrDefault>
       <w:rPr>
-        <w:rFonts w:asciiTheme="minorHAnsi" w:cstheme="minorBidi" w:eastAsiaTheme="minorEastAsia" w:hAnsiTheme="minorHAnsi"/>
+        <w:rFonts w:asciiTheme="minorHAnsi" w:cstheme="minorBidi" w:eastAsiaTheme="minorHAnsi" w:hAnsiTheme="minorHAnsi"/>
         <w:sz w:val="24"/>
         <w:szCs w:val="24"/>
-        <w:lang w:bidi="ar-SA" w:eastAsia="zh-CN" w:val="en-US"/>
+        <w:lang w:bidi="ar-SA" w:eastAsia="en-US" w:val="en-US"/>
       </w:rPr>
     </w:rPrDefault>
     <w:pPrDefault>
@@ -9656,10 +9893,10 @@
     <w:name w:val="Body Text"/>
     <w:basedOn w:val="Normal"/>
     <w:link w:val="BodyTextChar"/>
-    <w:qFormat/>
     <w:pPr>
       <w:spacing w:after="180" w:before="180"/>
     </w:pPr>
+    <w:qFormat/>
   </w:style>
   <w:style w:customStyle="1" w:styleId="FirstParagraph" w:type="paragraph">
     <w:name w:val="First Paragraph"/>
@@ -9679,94 +9916,57 @@
     <w:name w:val="Title"/>
     <w:basedOn w:val="Normal"/>
     <w:next w:val="BodyText"/>
-    <w:link w:val="TitleChar"/>
-    <w:uiPriority w:val="10"/>
     <w:qFormat/>
-    <w:rsid w:val="00A10FD9"/>
     <w:pPr>
-      <w:spacing w:after="80" w:line="240" w:lineRule="auto"/>
-      <w:contextualSpacing/>
+      <w:keepNext/>
+      <w:keepLines/>
+      <w:spacing w:after="240" w:before="480"/>
       <w:jc w:val="center"/>
     </w:pPr>
     <w:rPr>
       <w:rFonts w:asciiTheme="majorHAnsi" w:cstheme="majorBidi" w:eastAsiaTheme="majorEastAsia" w:hAnsiTheme="majorHAnsi"/>
-      <w:sz w:val="56"/>
-      <w:szCs w:val="56"/>
-    </w:rPr>
-  </w:style>
-  <w:style w:customStyle="1" w:styleId="TitleChar" w:type="character">
-    <w:name w:val="Title Char"/>
-    <w:basedOn w:val="DefaultParagraphFont"/>
-    <w:link w:val="Title"/>
-    <w:uiPriority w:val="10"/>
-    <w:rsid w:val="00A10FD9"/>
-    <w:rPr>
-      <w:rFonts w:asciiTheme="majorHAnsi" w:cstheme="majorBidi" w:eastAsiaTheme="majorEastAsia" w:hAnsiTheme="majorHAnsi"/>
-      <w:sz w:val="56"/>
-      <w:szCs w:val="56"/>
+      <w:b/>
+      <w:bCs/>
+      <w:color w:themeColor="accent1" w:themeShade="B5" w:val="345A8A"/>
+      <w:sz w:val="36"/>
+      <w:szCs w:val="36"/>
     </w:rPr>
   </w:style>
   <w:style w:styleId="Subtitle" w:type="paragraph">
     <w:name w:val="Subtitle"/>
     <w:basedOn w:val="Title"/>
     <w:next w:val="BodyText"/>
-    <w:link w:val="SubtitleChar"/>
-    <w:uiPriority w:val="11"/>
     <w:qFormat/>
-    <w:rsid w:val="00A10FD9"/>
     <w:pPr>
-      <w:numPr>
-        <w:ilvl w:val="1"/>
-      </w:numPr>
+      <w:keepNext/>
+      <w:keepLines/>
+      <w:spacing w:after="240" w:before="240"/>
+      <w:jc w:val="center"/>
     </w:pPr>
     <w:rPr>
-      <w:rFonts w:cstheme="majorBidi" w:eastAsiaTheme="majorEastAsia"/>
-      <w:spacing w:val="15"/>
-      <w:sz w:val="28"/>
-      <w:szCs w:val="28"/>
-    </w:rPr>
-  </w:style>
-  <w:style w:customStyle="1" w:styleId="SubtitleChar" w:type="character">
-    <w:name w:val="Subtitle Char"/>
-    <w:basedOn w:val="DefaultParagraphFont"/>
-    <w:link w:val="Subtitle"/>
-    <w:uiPriority w:val="11"/>
-    <w:rsid w:val="00A10FD9"/>
-    <w:rPr>
-      <w:rFonts w:cstheme="majorBidi" w:eastAsiaTheme="majorEastAsia"/>
-      <w:color w:themeColor="text1" w:themeTint="A6" w:val="595959"/>
-      <w:spacing w:val="15"/>
-      <w:sz w:val="28"/>
-      <w:szCs w:val="28"/>
+      <w:sz w:val="30"/>
+      <w:szCs w:val="30"/>
     </w:rPr>
   </w:style>
   <w:style w:customStyle="1" w:styleId="Author" w:type="paragraph">
     <w:name w:val="Author"/>
-    <w:basedOn w:val="Title"/>
     <w:next w:val="BodyText"/>
     <w:qFormat/>
     <w:pPr>
       <w:keepNext/>
       <w:keepLines/>
+      <w:jc w:val="center"/>
     </w:pPr>
-    <w:rPr>
-      <w:sz w:val="24"/>
-      <w:szCs w:val="24"/>
-    </w:rPr>
   </w:style>
   <w:style w:styleId="Date" w:type="paragraph">
     <w:name w:val="Date"/>
-    <w:basedOn w:val="Title"/>
     <w:next w:val="BodyText"/>
     <w:qFormat/>
     <w:pPr>
       <w:keepNext/>
       <w:keepLines/>
+      <w:jc w:val="center"/>
     </w:pPr>
-    <w:rPr>
-      <w:sz w:val="24"/>
-      <w:szCs w:val="24"/>
-    </w:rPr>
   </w:style>
   <w:style w:customStyle="1" w:styleId="AbstractTitle" w:type="paragraph">
     <w:name w:val="Abstract Title"/>
@@ -9776,13 +9976,15 @@
     <w:pPr>
       <w:keepNext/>
       <w:keepLines/>
+      <w:jc w:val="center"/>
       <w:spacing w:after="0" w:before="300"/>
-      <w:jc w:val="center"/>
     </w:pPr>
     <w:rPr>
-      <w:b/>
       <w:sz w:val="20"/>
       <w:szCs w:val="20"/>
+      <w:b/>
+      <w:color w:val="345A8A"/>
+      &gt;
     </w:rPr>
   </w:style>
   <w:style w:customStyle="1" w:styleId="Abstract" w:type="paragraph">
@@ -9809,321 +10011,191 @@
     <w:rPr/>
   </w:style>
   <w:style w:styleId="Heading1" w:type="paragraph">
-    <w:name w:val="heading 1"/>
+    <w:name w:val="Heading 1"/>
     <w:basedOn w:val="Normal"/>
     <w:next w:val="BodyText"/>
-    <w:link w:val="Heading1Char"/>
     <w:uiPriority w:val="9"/>
     <w:qFormat/>
-    <w:rsid w:val="00A10FD9"/>
     <w:pPr>
       <w:keepNext/>
       <w:keepLines/>
-      <w:spacing w:after="80" w:before="360"/>
+      <w:spacing w:after="0" w:before="480"/>
       <w:outlineLvl w:val="0"/>
     </w:pPr>
     <w:rPr>
       <w:rFonts w:asciiTheme="majorHAnsi" w:cstheme="majorBidi" w:eastAsiaTheme="majorEastAsia" w:hAnsiTheme="majorHAnsi"/>
-      <w:color w:themeColor="accent1" w:themeShade="BF" w:val="0F4761"/>
-      <w:sz w:val="40"/>
-      <w:szCs w:val="40"/>
+      <w:b/>
+      <w:bCs/>
+      <w:color w:themeColor="accent1" w:val="4F81BD"/>
+      <w:sz w:val="32"/>
+      <w:szCs w:val="32"/>
     </w:rPr>
   </w:style>
   <w:style w:styleId="Heading2" w:type="paragraph">
-    <w:name w:val="heading 2"/>
+    <w:name w:val="Heading 2"/>
     <w:basedOn w:val="Normal"/>
     <w:next w:val="BodyText"/>
-    <w:link w:val="Heading2Char"/>
     <w:uiPriority w:val="9"/>
-    <w:semiHidden/>
     <w:unhideWhenUsed/>
     <w:qFormat/>
-    <w:rsid w:val="00A10FD9"/>
     <w:pPr>
       <w:keepNext/>
       <w:keepLines/>
-      <w:spacing w:after="80" w:before="160"/>
+      <w:spacing w:after="0" w:before="200"/>
       <w:outlineLvl w:val="1"/>
     </w:pPr>
     <w:rPr>
       <w:rFonts w:asciiTheme="majorHAnsi" w:cstheme="majorBidi" w:eastAsiaTheme="majorEastAsia" w:hAnsiTheme="majorHAnsi"/>
-      <w:color w:themeColor="accent1" w:themeShade="BF" w:val="0F4761"/>
-      <w:sz w:val="32"/>
-      <w:szCs w:val="32"/>
-    </w:rPr>
-  </w:style>
-  <w:style w:styleId="Heading3" w:type="paragraph">
-    <w:name w:val="heading 3"/>
-    <w:basedOn w:val="Normal"/>
-    <w:next w:val="BodyText"/>
-    <w:link w:val="Heading3Char"/>
-    <w:uiPriority w:val="9"/>
-    <w:semiHidden/>
-    <w:unhideWhenUsed/>
-    <w:qFormat/>
-    <w:rsid w:val="00A10FD9"/>
-    <w:pPr>
-      <w:keepNext/>
-      <w:keepLines/>
-      <w:spacing w:after="80" w:before="160"/>
-      <w:outlineLvl w:val="2"/>
-    </w:pPr>
-    <w:rPr>
-      <w:rFonts w:cstheme="majorBidi" w:eastAsiaTheme="majorEastAsia"/>
-      <w:color w:themeColor="accent1" w:themeShade="BF" w:val="0F4761"/>
+      <w:b/>
+      <w:bCs/>
+      <w:color w:themeColor="accent1" w:val="4F81BD"/>
       <w:sz w:val="28"/>
       <w:szCs w:val="28"/>
     </w:rPr>
   </w:style>
-  <w:style w:styleId="Heading4" w:type="paragraph">
-    <w:name w:val="heading 4"/>
+  <w:style w:styleId="Heading3" w:type="paragraph">
+    <w:name w:val="Heading 3"/>
     <w:basedOn w:val="Normal"/>
     <w:next w:val="BodyText"/>
-    <w:link w:val="Heading4Char"/>
     <w:uiPriority w:val="9"/>
-    <w:semiHidden/>
     <w:unhideWhenUsed/>
     <w:qFormat/>
-    <w:rsid w:val="00A10FD9"/>
     <w:pPr>
       <w:keepNext/>
       <w:keepLines/>
-      <w:spacing w:after="40" w:before="80"/>
+      <w:spacing w:after="0" w:before="200"/>
+      <w:outlineLvl w:val="2"/>
+    </w:pPr>
+    <w:rPr>
+      <w:rFonts w:asciiTheme="majorHAnsi" w:cstheme="majorBidi" w:eastAsiaTheme="majorEastAsia" w:hAnsiTheme="majorHAnsi"/>
+      <w:b/>
+      <w:bCs/>
+      <w:color w:themeColor="accent1" w:val="4F81BD"/>
+      <w:sz w:val="24"/>
+      <w:szCs w:val="24"/>
+    </w:rPr>
+  </w:style>
+  <w:style w:styleId="Heading4" w:type="paragraph">
+    <w:name w:val="Heading 4"/>
+    <w:basedOn w:val="Normal"/>
+    <w:next w:val="BodyText"/>
+    <w:uiPriority w:val="9"/>
+    <w:unhideWhenUsed/>
+    <w:qFormat/>
+    <w:pPr>
+      <w:keepNext/>
+      <w:keepLines/>
+      <w:spacing w:after="0" w:before="200"/>
       <w:outlineLvl w:val="3"/>
     </w:pPr>
     <w:rPr>
-      <w:rFonts w:cstheme="majorBidi" w:eastAsiaTheme="majorEastAsia"/>
+      <w:rFonts w:asciiTheme="majorHAnsi" w:cstheme="majorBidi" w:eastAsiaTheme="majorEastAsia" w:hAnsiTheme="majorHAnsi"/>
       <w:i/>
-      <w:iCs/>
-      <w:color w:themeColor="accent1" w:themeShade="BF" w:val="0F4761"/>
+      <w:bCs/>
+      <w:color w:themeColor="accent1" w:val="4F81BD"/>
+      <w:sz w:val="24"/>
+      <w:szCs w:val="24"/>
     </w:rPr>
   </w:style>
   <w:style w:styleId="Heading5" w:type="paragraph">
-    <w:name w:val="heading 5"/>
+    <w:name w:val="Heading 5"/>
     <w:basedOn w:val="Normal"/>
     <w:next w:val="BodyText"/>
-    <w:link w:val="Heading5Char"/>
     <w:uiPriority w:val="9"/>
-    <w:semiHidden/>
     <w:unhideWhenUsed/>
     <w:qFormat/>
-    <w:rsid w:val="00A10FD9"/>
     <w:pPr>
       <w:keepNext/>
       <w:keepLines/>
-      <w:spacing w:after="40" w:before="80"/>
+      <w:spacing w:after="0" w:before="200"/>
       <w:outlineLvl w:val="4"/>
     </w:pPr>
     <w:rPr>
-      <w:rFonts w:cstheme="majorBidi" w:eastAsiaTheme="majorEastAsia"/>
-      <w:color w:themeColor="accent1" w:themeShade="BF" w:val="0F4761"/>
+      <w:rFonts w:asciiTheme="majorHAnsi" w:cstheme="majorBidi" w:eastAsiaTheme="majorEastAsia" w:hAnsiTheme="majorHAnsi"/>
+      <w:iCs/>
+      <w:color w:themeColor="accent1" w:val="4F81BD"/>
+      <w:sz w:val="24"/>
+      <w:szCs w:val="24"/>
     </w:rPr>
   </w:style>
   <w:style w:styleId="Heading6" w:type="paragraph">
-    <w:name w:val="heading 6"/>
+    <w:name w:val="Heading 6"/>
     <w:basedOn w:val="Normal"/>
     <w:next w:val="BodyText"/>
-    <w:link w:val="Heading6Char"/>
     <w:uiPriority w:val="9"/>
-    <w:semiHidden/>
     <w:unhideWhenUsed/>
     <w:qFormat/>
-    <w:rsid w:val="00A10FD9"/>
     <w:pPr>
       <w:keepNext/>
       <w:keepLines/>
-      <w:spacing w:after="0" w:before="40"/>
+      <w:spacing w:after="0" w:before="200"/>
       <w:outlineLvl w:val="5"/>
     </w:pPr>
     <w:rPr>
-      <w:rFonts w:cstheme="majorBidi" w:eastAsiaTheme="majorEastAsia"/>
-      <w:i/>
-      <w:iCs/>
-      <w:color w:themeColor="text1" w:themeTint="A6" w:val="595959"/>
+      <w:rFonts w:asciiTheme="majorHAnsi" w:cstheme="majorBidi" w:eastAsiaTheme="majorEastAsia" w:hAnsiTheme="majorHAnsi"/>
+      <w:color w:themeColor="accent1" w:val="4F81BD"/>
+      <w:sz w:val="24"/>
+      <w:szCs w:val="24"/>
     </w:rPr>
   </w:style>
   <w:style w:styleId="Heading7" w:type="paragraph">
-    <w:name w:val="heading 7"/>
+    <w:name w:val="Heading 7"/>
     <w:basedOn w:val="Normal"/>
     <w:next w:val="BodyText"/>
-    <w:link w:val="Heading7Char"/>
     <w:uiPriority w:val="9"/>
-    <w:semiHidden/>
     <w:unhideWhenUsed/>
     <w:qFormat/>
-    <w:rsid w:val="00A10FD9"/>
     <w:pPr>
       <w:keepNext/>
       <w:keepLines/>
-      <w:spacing w:after="0" w:before="40"/>
+      <w:spacing w:after="0" w:before="200"/>
       <w:outlineLvl w:val="6"/>
     </w:pPr>
     <w:rPr>
-      <w:rFonts w:cstheme="majorBidi" w:eastAsiaTheme="majorEastAsia"/>
-      <w:color w:themeColor="text1" w:themeTint="A6" w:val="595959"/>
+      <w:rFonts w:asciiTheme="majorHAnsi" w:cstheme="majorBidi" w:eastAsiaTheme="majorEastAsia" w:hAnsiTheme="majorHAnsi"/>
+      <w:color w:themeColor="accent1" w:val="4F81BD"/>
+      <w:sz w:val="24"/>
+      <w:szCs w:val="24"/>
     </w:rPr>
   </w:style>
   <w:style w:styleId="Heading8" w:type="paragraph">
-    <w:name w:val="heading 8"/>
+    <w:name w:val="Heading 8"/>
     <w:basedOn w:val="Normal"/>
     <w:next w:val="BodyText"/>
-    <w:link w:val="Heading8Char"/>
     <w:uiPriority w:val="9"/>
-    <w:semiHidden/>
     <w:unhideWhenUsed/>
     <w:qFormat/>
-    <w:rsid w:val="00A10FD9"/>
     <w:pPr>
       <w:keepNext/>
       <w:keepLines/>
-      <w:spacing w:after="0"/>
+      <w:spacing w:after="0" w:before="200"/>
       <w:outlineLvl w:val="7"/>
     </w:pPr>
     <w:rPr>
-      <w:rFonts w:cstheme="majorBidi" w:eastAsiaTheme="majorEastAsia"/>
-      <w:i/>
-      <w:iCs/>
-      <w:color w:themeColor="text1" w:themeTint="D8" w:val="272727"/>
+      <w:rFonts w:asciiTheme="majorHAnsi" w:cstheme="majorBidi" w:eastAsiaTheme="majorEastAsia" w:hAnsiTheme="majorHAnsi"/>
+      <w:color w:themeColor="accent1" w:val="4F81BD"/>
+      <w:sz w:val="24"/>
+      <w:szCs w:val="24"/>
     </w:rPr>
   </w:style>
   <w:style w:styleId="Heading9" w:type="paragraph">
-    <w:name w:val="heading 9"/>
+    <w:name w:val="Heading 9"/>
     <w:basedOn w:val="Normal"/>
     <w:next w:val="BodyText"/>
-    <w:link w:val="Heading9Char"/>
     <w:uiPriority w:val="9"/>
-    <w:semiHidden/>
     <w:unhideWhenUsed/>
     <w:qFormat/>
-    <w:rsid w:val="00A10FD9"/>
     <w:pPr>
       <w:keepNext/>
       <w:keepLines/>
-      <w:spacing w:after="0"/>
+      <w:spacing w:after="0" w:before="200"/>
       <w:outlineLvl w:val="8"/>
     </w:pPr>
     <w:rPr>
-      <w:rFonts w:cstheme="majorBidi" w:eastAsiaTheme="majorEastAsia"/>
-      <w:color w:themeColor="text1" w:themeTint="D8" w:val="272727"/>
-    </w:rPr>
-  </w:style>
-  <w:style w:customStyle="1" w:styleId="Heading1Char" w:type="character">
-    <w:name w:val="Heading 1 Char"/>
-    <w:basedOn w:val="DefaultParagraphFont"/>
-    <w:link w:val="Heading1"/>
-    <w:uiPriority w:val="9"/>
-    <w:rsid w:val="00A10FD9"/>
-    <w:rPr>
       <w:rFonts w:asciiTheme="majorHAnsi" w:cstheme="majorBidi" w:eastAsiaTheme="majorEastAsia" w:hAnsiTheme="majorHAnsi"/>
-      <w:color w:themeColor="accent1" w:themeShade="BF" w:val="0F4761"/>
-      <w:sz w:val="40"/>
-      <w:szCs w:val="40"/>
-    </w:rPr>
-  </w:style>
-  <w:style w:customStyle="1" w:styleId="Heading2Char" w:type="character">
-    <w:name w:val="Heading 2 Char"/>
-    <w:basedOn w:val="DefaultParagraphFont"/>
-    <w:link w:val="Heading2"/>
-    <w:uiPriority w:val="9"/>
-    <w:semiHidden/>
-    <w:rsid w:val="00A10FD9"/>
-    <w:rPr>
-      <w:rFonts w:asciiTheme="majorHAnsi" w:cstheme="majorBidi" w:eastAsiaTheme="majorEastAsia" w:hAnsiTheme="majorHAnsi"/>
-      <w:color w:themeColor="accent1" w:themeShade="BF" w:val="0F4761"/>
-      <w:sz w:val="32"/>
-      <w:szCs w:val="32"/>
-    </w:rPr>
-  </w:style>
-  <w:style w:customStyle="1" w:styleId="Heading3Char" w:type="character">
-    <w:name w:val="Heading 3 Char"/>
-    <w:basedOn w:val="DefaultParagraphFont"/>
-    <w:link w:val="Heading3"/>
-    <w:uiPriority w:val="9"/>
-    <w:semiHidden/>
-    <w:rsid w:val="00A10FD9"/>
-    <w:rPr>
-      <w:rFonts w:cstheme="majorBidi" w:eastAsiaTheme="majorEastAsia"/>
-      <w:color w:themeColor="accent1" w:themeShade="BF" w:val="0F4761"/>
-      <w:sz w:val="28"/>
-      <w:szCs w:val="28"/>
-    </w:rPr>
-  </w:style>
-  <w:style w:customStyle="1" w:styleId="Heading4Char" w:type="character">
-    <w:name w:val="Heading 4 Char"/>
-    <w:basedOn w:val="DefaultParagraphFont"/>
-    <w:link w:val="Heading4"/>
-    <w:uiPriority w:val="9"/>
-    <w:semiHidden/>
-    <w:rsid w:val="00A10FD9"/>
-    <w:rPr>
-      <w:rFonts w:cstheme="majorBidi" w:eastAsiaTheme="majorEastAsia"/>
-      <w:i/>
-      <w:iCs/>
-      <w:color w:themeColor="accent1" w:themeShade="BF" w:val="0F4761"/>
-    </w:rPr>
-  </w:style>
-  <w:style w:customStyle="1" w:styleId="Heading5Char" w:type="character">
-    <w:name w:val="Heading 5 Char"/>
-    <w:basedOn w:val="DefaultParagraphFont"/>
-    <w:link w:val="Heading5"/>
-    <w:uiPriority w:val="9"/>
-    <w:semiHidden/>
-    <w:rsid w:val="00A10FD9"/>
-    <w:rPr>
-      <w:rFonts w:cstheme="majorBidi" w:eastAsiaTheme="majorEastAsia"/>
-      <w:color w:themeColor="accent1" w:themeShade="BF" w:val="0F4761"/>
-    </w:rPr>
-  </w:style>
-  <w:style w:customStyle="1" w:styleId="Heading6Char" w:type="character">
-    <w:name w:val="Heading 6 Char"/>
-    <w:basedOn w:val="DefaultParagraphFont"/>
-    <w:link w:val="Heading6"/>
-    <w:uiPriority w:val="9"/>
-    <w:semiHidden/>
-    <w:rsid w:val="00A10FD9"/>
-    <w:rPr>
-      <w:rFonts w:cstheme="majorBidi" w:eastAsiaTheme="majorEastAsia"/>
-      <w:i/>
-      <w:iCs/>
-      <w:color w:themeColor="text1" w:themeTint="A6" w:val="595959"/>
-    </w:rPr>
-  </w:style>
-  <w:style w:customStyle="1" w:styleId="Heading7Char" w:type="character">
-    <w:name w:val="Heading 7 Char"/>
-    <w:basedOn w:val="DefaultParagraphFont"/>
-    <w:link w:val="Heading7"/>
-    <w:uiPriority w:val="9"/>
-    <w:semiHidden/>
-    <w:rsid w:val="00A10FD9"/>
-    <w:rPr>
-      <w:rFonts w:cstheme="majorBidi" w:eastAsiaTheme="majorEastAsia"/>
-      <w:color w:themeColor="text1" w:themeTint="A6" w:val="595959"/>
-    </w:rPr>
-  </w:style>
-  <w:style w:customStyle="1" w:styleId="Heading8Char" w:type="character">
-    <w:name w:val="Heading 8 Char"/>
-    <w:basedOn w:val="DefaultParagraphFont"/>
-    <w:link w:val="Heading8"/>
-    <w:uiPriority w:val="9"/>
-    <w:semiHidden/>
-    <w:rsid w:val="00A10FD9"/>
-    <w:rPr>
-      <w:rFonts w:cstheme="majorBidi" w:eastAsiaTheme="majorEastAsia"/>
-      <w:i/>
-      <w:iCs/>
-      <w:color w:themeColor="text1" w:themeTint="D8" w:val="272727"/>
-    </w:rPr>
-  </w:style>
-  <w:style w:customStyle="1" w:styleId="Heading9Char" w:type="character">
-    <w:name w:val="Heading 9 Char"/>
-    <w:basedOn w:val="DefaultParagraphFont"/>
-    <w:link w:val="Heading9"/>
-    <w:uiPriority w:val="9"/>
-    <w:semiHidden/>
-    <w:rsid w:val="00A10FD9"/>
-    <w:rPr>
-      <w:rFonts w:cstheme="majorBidi" w:eastAsiaTheme="majorEastAsia"/>
-      <w:color w:themeColor="text1" w:themeTint="D8" w:val="272727"/>
+      <w:color w:themeColor="accent1" w:val="4F81BD"/>
+      <w:sz w:val="24"/>
+      <w:szCs w:val="24"/>
     </w:rPr>
   </w:style>
   <w:style w:styleId="BlockText" w:type="paragraph">
@@ -10146,18 +10218,6 @@
     <w:unhideWhenUsed/>
     <w:qFormat/>
   </w:style>
-  <w:style w:styleId="FootnoteBlockText" w:type="paragraph">
-    <w:name w:val="Footnote Block Text"/>
-    <w:basedOn w:val="FootnoteText"/>
-    <w:next w:val="FootnoteText"/>
-    <w:uiPriority w:val="9"/>
-    <w:unhideWhenUsed/>
-    <w:qFormat/>
-    <w:pPr>
-      <w:spacing w:after="100" w:before="100"/>
-      <w:ind w:firstLine="0" w:left="480" w:right="480"/>
-    </w:pPr>
-  </w:style>
   <w:style w:default="1" w:styleId="DefaultParagraphFont" w:type="character">
     <w:name w:val="Default Paragraph Font"/>
     <w:semiHidden/>
@@ -10179,11 +10239,18 @@
       </w:tblCellMar>
     </w:tblPr>
     <w:tblStylePr w:type="firstRow">
+      <w:tblPr>
+        <w:jc w:val="left"/>
+        <w:tblInd w:type="dxa" w:w="0"/>
+      </w:tblPr>
+      <w:trPr>
+        <w:jc w:val="left"/>
+      </w:trPr>
       <w:tcPr>
+        <w:vAlign w:val="bottom"/>
         <w:tcBorders>
           <w:bottom w:val="single"/>
         </w:tcBorders>
-        <w:vAlign w:val="bottom"/>
       </w:tcPr>
     </w:tblStylePr>
   </w:style>
@@ -10298,8 +10365,8 @@
     <w:name w:val="KeywordTok"/>
     <w:basedOn w:val="VerbatimChar"/>
     <w:rPr>
+      <w:color w:val="007020"/>
       <w:b/>
-      <w:color w:val="007020"/>
     </w:rPr>
   </w:style>
   <w:style w:type="character" w:customStyle="1" w:styleId="DataTypeTok">
@@ -10376,42 +10443,42 @@
     <w:name w:val="ImportTok"/>
     <w:basedOn w:val="VerbatimChar"/>
     <w:rPr>
+      <w:color w:val="008000"/>
       <w:b/>
-      <w:color w:val="008000"/>
     </w:rPr>
   </w:style>
   <w:style w:type="character" w:customStyle="1" w:styleId="CommentTok">
     <w:name w:val="CommentTok"/>
     <w:basedOn w:val="VerbatimChar"/>
     <w:rPr>
+      <w:color w:val="60a0b0"/>
       <w:i/>
-      <w:color w:val="60a0b0"/>
     </w:rPr>
   </w:style>
   <w:style w:type="character" w:customStyle="1" w:styleId="DocumentationTok">
     <w:name w:val="DocumentationTok"/>
     <w:basedOn w:val="VerbatimChar"/>
     <w:rPr>
+      <w:color w:val="ba2121"/>
       <w:i/>
-      <w:color w:val="ba2121"/>
     </w:rPr>
   </w:style>
   <w:style w:type="character" w:customStyle="1" w:styleId="AnnotationTok">
     <w:name w:val="AnnotationTok"/>
     <w:basedOn w:val="VerbatimChar"/>
     <w:rPr>
+      <w:color w:val="60a0b0"/>
       <w:b/>
       <w:i/>
-      <w:color w:val="60a0b0"/>
     </w:rPr>
   </w:style>
   <w:style w:type="character" w:customStyle="1" w:styleId="CommentVarTok">
     <w:name w:val="CommentVarTok"/>
     <w:basedOn w:val="VerbatimChar"/>
     <w:rPr>
+      <w:color w:val="60a0b0"/>
       <w:b/>
       <w:i/>
-      <w:color w:val="60a0b0"/>
     </w:rPr>
   </w:style>
   <w:style w:type="character" w:customStyle="1" w:styleId="OtherTok">
@@ -10439,8 +10506,8 @@
     <w:name w:val="ControlFlowTok"/>
     <w:basedOn w:val="VerbatimChar"/>
     <w:rPr>
+      <w:color w:val="007020"/>
       <w:b/>
-      <w:color w:val="007020"/>
     </w:rPr>
   </w:style>
   <w:style w:type="character" w:customStyle="1" w:styleId="OperatorTok">
@@ -10485,34 +10552,34 @@
     <w:name w:val="InformationTok"/>
     <w:basedOn w:val="VerbatimChar"/>
     <w:rPr>
+      <w:color w:val="60a0b0"/>
       <w:b/>
       <w:i/>
-      <w:color w:val="60a0b0"/>
     </w:rPr>
   </w:style>
   <w:style w:type="character" w:customStyle="1" w:styleId="WarningTok">
     <w:name w:val="WarningTok"/>
     <w:basedOn w:val="VerbatimChar"/>
     <w:rPr>
+      <w:color w:val="60a0b0"/>
       <w:b/>
       <w:i/>
-      <w:color w:val="60a0b0"/>
     </w:rPr>
   </w:style>
   <w:style w:type="character" w:customStyle="1" w:styleId="AlertTok">
     <w:name w:val="AlertTok"/>
     <w:basedOn w:val="VerbatimChar"/>
     <w:rPr>
+      <w:color w:val="ff0000"/>
       <w:b/>
-      <w:color w:val="ff0000"/>
     </w:rPr>
   </w:style>
   <w:style w:type="character" w:customStyle="1" w:styleId="ErrorTok">
     <w:name w:val="ErrorTok"/>
     <w:basedOn w:val="VerbatimChar"/>
     <w:rPr>
+      <w:color w:val="ff0000"/>
       <w:b/>
-      <w:color w:val="ff0000"/>
     </w:rPr>
   </w:style>
   <w:style w:type="character" w:customStyle="1" w:styleId="NormalTok">
@@ -10534,44 +10601,44 @@
         <a:sysClr val="window" lastClr="FFFFFF"/>
       </a:lt1>
       <a:dk2>
-        <a:srgbClr val="0E2841"/>
+        <a:srgbClr val="1F497D"/>
       </a:dk2>
       <a:lt2>
-        <a:srgbClr val="E8E8E8"/>
+        <a:srgbClr val="EEECE1"/>
       </a:lt2>
       <a:accent1>
-        <a:srgbClr val="156082"/>
+        <a:srgbClr val="4F81BD"/>
       </a:accent1>
       <a:accent2>
-        <a:srgbClr val="E97132"/>
+        <a:srgbClr val="C0504D"/>
       </a:accent2>
       <a:accent3>
-        <a:srgbClr val="196B24"/>
+        <a:srgbClr val="9BBB59"/>
       </a:accent3>
       <a:accent4>
-        <a:srgbClr val="0F9ED5"/>
+        <a:srgbClr val="8064A2"/>
       </a:accent4>
       <a:accent5>
-        <a:srgbClr val="A02B93"/>
+        <a:srgbClr val="4BACC6"/>
       </a:accent5>
       <a:accent6>
-        <a:srgbClr val="4EA72E"/>
+        <a:srgbClr val="F79646"/>
       </a:accent6>
       <a:hlink>
-        <a:srgbClr val="467886"/>
+        <a:srgbClr val="0000FF"/>
       </a:hlink>
       <a:folHlink>
-        <a:srgbClr val="96607D"/>
+        <a:srgbClr val="800080"/>
       </a:folHlink>
     </a:clrScheme>
     <a:fontScheme name="Office">
       <a:majorFont>
-        <a:latin typeface="Aptos Display" panose="02110004020202020204"/>
+        <a:latin typeface="Calibri"/>
         <a:ea typeface=""/>
         <a:cs typeface=""/>
-        <a:font script="Jpan" typeface="游ゴシック Light"/>
+        <a:font script="Jpan" typeface="ＭＳ ゴシック"/>
         <a:font script="Hang" typeface="맑은 고딕"/>
-        <a:font script="Hans" typeface="等线 Light"/>
+        <a:font script="Hans" typeface="宋体"/>
         <a:font script="Hant" typeface="新細明體"/>
         <a:font script="Arab" typeface="Times New Roman"/>
         <a:font script="Hebr" typeface="Times New Roman"/>
@@ -10598,32 +10665,14 @@
         <a:font script="Mong" typeface="Mongolian Baiti"/>
         <a:font script="Viet" typeface="Times New Roman"/>
         <a:font script="Uigh" typeface="Microsoft Uighur"/>
-        <a:font script="Geor" typeface="Sylfaen"/>
-        <a:font script="Armn" typeface="Arial"/>
-        <a:font script="Bugi" typeface="Leelawadee UI"/>
-        <a:font script="Bopo" typeface="Microsoft JhengHei"/>
-        <a:font script="Java" typeface="Javanese Text"/>
-        <a:font script="Lisu" typeface="Segoe UI"/>
-        <a:font script="Mymr" typeface="Myanmar Text"/>
-        <a:font script="Nkoo" typeface="Ebrima"/>
-        <a:font script="Olck" typeface="Nirmala UI"/>
-        <a:font script="Osma" typeface="Ebrima"/>
-        <a:font script="Phag" typeface="Phagspa"/>
-        <a:font script="Syrn" typeface="Estrangelo Edessa"/>
-        <a:font script="Syrj" typeface="Estrangelo Edessa"/>
-        <a:font script="Syre" typeface="Estrangelo Edessa"/>
-        <a:font script="Sora" typeface="Nirmala UI"/>
-        <a:font script="Tale" typeface="Microsoft Tai Le"/>
-        <a:font script="Talu" typeface="Microsoft New Tai Lue"/>
-        <a:font script="Tfng" typeface="Ebrima"/>
       </a:majorFont>
       <a:minorFont>
-        <a:latin typeface="Aptos" panose="02110004020202020204"/>
+        <a:latin typeface="Cambria"/>
         <a:ea typeface=""/>
         <a:cs typeface=""/>
-        <a:font script="Jpan" typeface="游明朝"/>
+        <a:font script="Jpan" typeface="ＭＳ 明朝"/>
         <a:font script="Hang" typeface="맑은 고딕"/>
-        <a:font script="Hans" typeface="等线"/>
+        <a:font script="Hans" typeface="宋体"/>
         <a:font script="Hant" typeface="新細明體"/>
         <a:font script="Arab" typeface="Arial"/>
         <a:font script="Hebr" typeface="Arial"/>
@@ -10650,24 +10699,6 @@
         <a:font script="Mong" typeface="Mongolian Baiti"/>
         <a:font script="Viet" typeface="Arial"/>
         <a:font script="Uigh" typeface="Microsoft Uighur"/>
-        <a:font script="Geor" typeface="Sylfaen"/>
-        <a:font script="Armn" typeface="Arial"/>
-        <a:font script="Bugi" typeface="Leelawadee UI"/>
-        <a:font script="Bopo" typeface="Microsoft JhengHei"/>
-        <a:font script="Java" typeface="Javanese Text"/>
-        <a:font script="Lisu" typeface="Segoe UI"/>
-        <a:font script="Mymr" typeface="Myanmar Text"/>
-        <a:font script="Nkoo" typeface="Ebrima"/>
-        <a:font script="Olck" typeface="Nirmala UI"/>
-        <a:font script="Osma" typeface="Ebrima"/>
-        <a:font script="Phag" typeface="Phagspa"/>
-        <a:font script="Syrn" typeface="Estrangelo Edessa"/>
-        <a:font script="Syrj" typeface="Estrangelo Edessa"/>
-        <a:font script="Syre" typeface="Estrangelo Edessa"/>
-        <a:font script="Sora" typeface="Nirmala UI"/>
-        <a:font script="Tale" typeface="Microsoft Tai Le"/>
-        <a:font script="Talu" typeface="Microsoft New Tai Lue"/>
-        <a:font script="Tfng" typeface="Ebrima"/>
       </a:minorFont>
     </a:fontScheme>
     <a:fmtScheme name="Office">
@@ -10679,141 +10710,200 @@
           <a:gsLst>
             <a:gs pos="0">
               <a:schemeClr val="phClr">
-                <a:lumMod val="110000"/>
-                <a:satMod val="105000"/>
-                <a:tint val="67000"/>
+                <a:tint val="50000"/>
+                <a:satMod val="300000"/>
               </a:schemeClr>
             </a:gs>
-            <a:gs pos="50000">
+            <a:gs pos="35000">
               <a:schemeClr val="phClr">
-                <a:lumMod val="105000"/>
-                <a:satMod val="103000"/>
-                <a:tint val="73000"/>
+                <a:tint val="37000"/>
+                <a:satMod val="300000"/>
               </a:schemeClr>
             </a:gs>
             <a:gs pos="100000">
               <a:schemeClr val="phClr">
-                <a:lumMod val="105000"/>
-                <a:satMod val="109000"/>
-                <a:tint val="81000"/>
+                <a:tint val="15000"/>
+                <a:satMod val="350000"/>
               </a:schemeClr>
             </a:gs>
           </a:gsLst>
-          <a:lin ang="5400000" scaled="0"/>
+          <a:lin ang="16200000" scaled="1"/>
         </a:gradFill>
         <a:gradFill rotWithShape="1">
           <a:gsLst>
             <a:gs pos="0">
               <a:schemeClr val="phClr">
-                <a:satMod val="103000"/>
-                <a:lumMod val="102000"/>
-                <a:tint val="94000"/>
-              </a:schemeClr>
-            </a:gs>
-            <a:gs pos="50000">
-              <a:schemeClr val="phClr">
-                <a:satMod val="110000"/>
-                <a:lumMod val="100000"/>
+                <a:tint val="100000"/>
                 <a:shade val="100000"/>
+                <a:satMod val="130000"/>
               </a:schemeClr>
             </a:gs>
             <a:gs pos="100000">
               <a:schemeClr val="phClr">
-                <a:lumMod val="99000"/>
-                <a:satMod val="120000"/>
-                <a:shade val="78000"/>
+                <a:tint val="50000"/>
+                <a:shade val="100000"/>
+                <a:satMod val="350000"/>
               </a:schemeClr>
             </a:gs>
           </a:gsLst>
-          <a:lin ang="5400000" scaled="0"/>
+          <a:lin ang="16200000" scaled="0"/>
         </a:gradFill>
       </a:fillStyleLst>
       <a:lnStyleLst>
-        <a:ln w="6350" cap="flat" cmpd="sng" algn="ctr">
+        <a:ln w="9525" cap="flat" cmpd="sng" algn="ctr">
+          <a:solidFill>
+            <a:schemeClr val="phClr">
+              <a:shade val="95000"/>
+              <a:satMod val="105000"/>
+            </a:schemeClr>
+          </a:solidFill>
+          <a:prstDash val="solid"/>
+        </a:ln>
+        <a:ln w="25400" cap="flat" cmpd="sng" algn="ctr">
           <a:solidFill>
             <a:schemeClr val="phClr"/>
           </a:solidFill>
           <a:prstDash val="solid"/>
-          <a:miter lim="800000"/>
         </a:ln>
-        <a:ln w="12700" cap="flat" cmpd="sng" algn="ctr">
+        <a:ln w="38100" cap="flat" cmpd="sng" algn="ctr">
           <a:solidFill>
             <a:schemeClr val="phClr"/>
           </a:solidFill>
           <a:prstDash val="solid"/>
-          <a:miter lim="800000"/>
-        </a:ln>
-        <a:ln w="19050" cap="flat" cmpd="sng" algn="ctr">
-          <a:solidFill>
-            <a:schemeClr val="phClr"/>
-          </a:solidFill>
-          <a:prstDash val="solid"/>
-          <a:miter lim="800000"/>
         </a:ln>
       </a:lnStyleLst>
       <a:effectStyleLst>
         <a:effectStyle>
-          <a:effectLst/>
-        </a:effectStyle>
-        <a:effectStyle>
-          <a:effectLst/>
+          <a:effectLst>
+            <a:outerShdw blurRad="40000" dist="20000" dir="5400000" rotWithShape="0">
+              <a:srgbClr val="000000">
+                <a:alpha val="38000"/>
+              </a:srgbClr>
+            </a:outerShdw>
+          </a:effectLst>
         </a:effectStyle>
         <a:effectStyle>
           <a:effectLst>
-            <a:outerShdw blurRad="57150" dist="19050" dir="5400000" algn="ctr" rotWithShape="0">
+            <a:outerShdw blurRad="40000" dist="23000" dir="5400000" rotWithShape="0">
               <a:srgbClr val="000000">
-                <a:alpha val="63000"/>
+                <a:alpha val="35000"/>
               </a:srgbClr>
             </a:outerShdw>
           </a:effectLst>
+        </a:effectStyle>
+        <a:effectStyle>
+          <a:effectLst>
+            <a:outerShdw blurRad="40000" dist="23000" dir="5400000" rotWithShape="0">
+              <a:srgbClr val="000000">
+                <a:alpha val="35000"/>
+              </a:srgbClr>
+            </a:outerShdw>
+          </a:effectLst>
+          <a:scene3d>
+            <a:camera prst="orthographicFront">
+              <a:rot lat="0" lon="0" rev="0"/>
+            </a:camera>
+            <a:lightRig rig="threePt" dir="t">
+              <a:rot lat="0" lon="0" rev="1200000"/>
+            </a:lightRig>
+          </a:scene3d>
+          <a:sp3d>
+            <a:bevelT w="63500" h="25400"/>
+          </a:sp3d>
         </a:effectStyle>
       </a:effectStyleLst>
       <a:bgFillStyleLst>
         <a:solidFill>
           <a:schemeClr val="phClr"/>
         </a:solidFill>
-        <a:solidFill>
-          <a:schemeClr val="phClr">
-            <a:tint val="95000"/>
-            <a:satMod val="170000"/>
-          </a:schemeClr>
-        </a:solidFill>
         <a:gradFill rotWithShape="1">
           <a:gsLst>
             <a:gs pos="0">
               <a:schemeClr val="phClr">
-                <a:tint val="93000"/>
-                <a:satMod val="150000"/>
-                <a:shade val="98000"/>
-                <a:lumMod val="102000"/>
+                <a:tint val="40000"/>
+                <a:satMod val="350000"/>
               </a:schemeClr>
             </a:gs>
-            <a:gs pos="50000">
+            <a:gs pos="40000">
               <a:schemeClr val="phClr">
-                <a:tint val="98000"/>
-                <a:satMod val="130000"/>
-                <a:shade val="90000"/>
-                <a:lumMod val="103000"/>
+                <a:tint val="45000"/>
+                <a:shade val="99000"/>
+                <a:satMod val="350000"/>
               </a:schemeClr>
             </a:gs>
             <a:gs pos="100000">
               <a:schemeClr val="phClr">
-                <a:shade val="63000"/>
-                <a:satMod val="120000"/>
+                <a:shade val="20000"/>
+                <a:satMod val="255000"/>
               </a:schemeClr>
             </a:gs>
           </a:gsLst>
-          <a:lin ang="5400000" scaled="0"/>
+          <a:path path="circle">
+            <a:fillToRect l="50000" t="-80000" r="50000" b="180000"/>
+          </a:path>
+        </a:gradFill>
+        <a:gradFill rotWithShape="1">
+          <a:gsLst>
+            <a:gs pos="0">
+              <a:schemeClr val="phClr">
+                <a:tint val="80000"/>
+                <a:satMod val="300000"/>
+              </a:schemeClr>
+            </a:gs>
+            <a:gs pos="100000">
+              <a:schemeClr val="phClr">
+                <a:shade val="30000"/>
+                <a:satMod val="200000"/>
+              </a:schemeClr>
+            </a:gs>
+          </a:gsLst>
+          <a:path path="circle">
+            <a:fillToRect l="50000" t="50000" r="50000" b="50000"/>
+          </a:path>
         </a:gradFill>
       </a:bgFillStyleLst>
     </a:fmtScheme>
   </a:themeElements>
-  <a:objectDefaults/>
+  <a:objectDefaults>
+    <a:spDef>
+      <a:spPr/>
+      <a:bodyPr/>
+      <a:lstStyle/>
+      <a:style>
+        <a:lnRef idx="1">
+          <a:schemeClr val="accent1"/>
+        </a:lnRef>
+        <a:fillRef idx="3">
+          <a:schemeClr val="accent1"/>
+        </a:fillRef>
+        <a:effectRef idx="2">
+          <a:schemeClr val="accent1"/>
+        </a:effectRef>
+        <a:fontRef idx="minor">
+          <a:schemeClr val="lt1"/>
+        </a:fontRef>
+      </a:style>
+    </a:spDef>
+    <a:lnDef>
+      <a:spPr/>
+      <a:bodyPr/>
+      <a:lstStyle/>
+      <a:style>
+        <a:lnRef idx="2">
+          <a:schemeClr val="accent1"/>
+        </a:lnRef>
+        <a:fillRef idx="0">
+          <a:schemeClr val="accent1"/>
+        </a:fillRef>
+        <a:effectRef idx="1">
+          <a:schemeClr val="accent1"/>
+        </a:effectRef>
+        <a:fontRef idx="minor">
+          <a:schemeClr val="tx1"/>
+        </a:fontRef>
+      </a:style>
+    </a:lnDef>
+  </a:objectDefaults>
   <a:extraClrSchemeLst/>
-  <a:extLst>
-    <a:ext uri="{05A4C25C-085E-4340-85A3-A5531E510DB2}">
-      <thm15:themeFamily xmlns:thm15="http://schemas.microsoft.com/office/thememl/2012/main" name="Office Theme" id="{2E142A2C-CD16-42D6-873A-C26D2A0506FA}" vid="{1BDDFF52-6CD6-40A5-AB3C-68EB2F1E4D0A}"/>
-    </a:ext>
-  </a:extLst>
 </a:theme>
 </file>
--- a/05-operational-resilience/Incident_Response_BCDR/Espanol/Incident_Response_Business_Continuity_and_Disaster_Recovery_Manual_Espanol_v1.0.docx
+++ b/05-operational-resilience/Incident_Response_BCDR/Espanol/Incident_Response_Business_Continuity_and_Disaster_Recovery_Manual_Espanol_v1.0.docx
@@ -2,40 +2,14 @@
 <file path=word/document.xml><?xml version="1.0" encoding="utf-8"?>
 <w:document xmlns:w="http://schemas.openxmlformats.org/wordprocessingml/2006/main" xmlns:m="http://schemas.openxmlformats.org/officeDocument/2006/math" xmlns:r="http://schemas.openxmlformats.org/officeDocument/2006/relationships" xmlns:o="urn:schemas-microsoft-com:office:office" xmlns:v="urn:schemas-microsoft-com:vml" xmlns:w10="urn:schemas-microsoft-com:office:word" xmlns:a="http://schemas.openxmlformats.org/drawingml/2006/main" xmlns:pic="http://schemas.openxmlformats.org/drawingml/2006/picture" xmlns:wp="http://schemas.openxmlformats.org/drawingml/2006/wordprocessingDrawing">
   <w:body>
-    <w:sdt>
-      <w:sdtPr>
-        <w:docPartObj>
-          <w:docPartGallery w:val="Table of Contents"/>
-          <w:docPartUnique/>
-        </w:docPartObj>
-      </w:sdtPr>
-      <w:sdtContent>
-        <w:p>
-          <w:pPr>
-            <w:pStyle w:val="TOCHeading"/>
-          </w:pPr>
-          <w:r>
-            <w:t xml:space="preserve">Table of Contents</w:t>
-          </w:r>
-        </w:p>
-        <w:p>
-          <w:r>
-            <w:fldChar w:fldCharType="begin" w:dirty="true"/>
-            <w:instrText xml:space="preserve">TOC \o "1-3" \h \z \u</w:instrText>
-            <w:fldChar w:fldCharType="separate"/>
-            <w:fldChar w:fldCharType="end"/>
-          </w:r>
-        </w:p>
-      </w:sdtContent>
-    </w:sdt>
     <w:p>
       <w:pPr>
         <w:pStyle w:val="BlockText"/>
       </w:pPr>
       <w:r>
         <w:rPr>
+          <w:b/>
           <w:bCs/>
-          <w:b/>
         </w:rPr>
         <w:t xml:space="preserve">Estado de revisión:</w:t>
       </w:r>
@@ -60,8 +34,8 @@
       </w:pPr>
       <w:r>
         <w:rPr>
+          <w:i/>
           <w:iCs/>
-          <w:i/>
         </w:rPr>
         <w:t xml:space="preserve">La continuidad de la competencia</w:t>
       </w:r>
@@ -86,8 +60,8 @@
       </w:r>
       <w:r>
         <w:rPr>
+          <w:b/>
           <w:bCs/>
-          <w:b/>
         </w:rPr>
         <w:t xml:space="preserve">Lo que este manual hace:</w:t>
       </w:r>
@@ -110,8 +84,8 @@
       </w:pPr>
       <w:r>
         <w:rPr>
+          <w:b/>
           <w:bCs/>
-          <w:b/>
         </w:rPr>
         <w:t xml:space="preserve">Alberto (Al) Leiva</w:t>
       </w:r>
@@ -124,7 +98,7 @@
         <w:t xml:space="preserve">Primera edición • Julio 2026</w:t>
       </w:r>
     </w:p>
-    <w:bookmarkStart w:id="21" w:name="prefacio"/>
+    <w:bookmarkStart w:id="10" w:name="prefacio"/>
     <w:p>
       <w:pPr>
         <w:pStyle w:val="Heading1"/>
@@ -165,7 +139,7 @@
         <w:t xml:space="preserve">|. |</w:t>
       </w:r>
     </w:p>
-    <w:bookmarkStart w:id="20" w:name="cómo-usar-este-manual"/>
+    <w:bookmarkStart w:id="9" w:name="cómo-usar-este-manual"/>
     <w:p>
       <w:pPr>
         <w:pStyle w:val="Heading2"/>
@@ -229,9 +203,9 @@
         <w:t xml:space="preserve">Adaptar cada plan, umbral, contacto, requisito y ejercicio a la organización.</w:t>
       </w:r>
     </w:p>
-    <w:bookmarkEnd w:id="20"/>
-    <w:bookmarkEnd w:id="21"/>
-    <w:bookmarkStart w:id="22" w:name="tabla-de-contenidos"/>
+    <w:bookmarkEnd w:id="9"/>
+    <w:bookmarkEnd w:id="10"/>
+    <w:bookmarkStart w:id="11" w:name="tabla-de-contenidos"/>
     <w:p>
       <w:pPr>
         <w:pStyle w:val="Heading1"/>
@@ -686,7 +660,7 @@
           <w:rPr>
             <w:rStyle w:val="Hyperlink"/>
           </w:rPr>
-          <w:t xml:space="preserve">14. Digital Evidence and Forensic Readiness [22](#digital-evidence-and-forensic-readiness)</w:t>
+          <w:t xml:space="preserve">14. Evidencia digital y preparación forense [22](#digital-evidence-and-forensic-readiness)</w:t>
         </w:r>
       </w:hyperlink>
     </w:p>
@@ -1037,7 +1011,7 @@
           <w:rPr>
             <w:rStyle w:val="Hyperlink"/>
           </w:rPr>
-          <w:t xml:space="preserve">25. Compliance Mapping, Evidence Testing, and Metrics [33](#compliance-mapping-evidence-testing-and-metrics)</w:t>
+          <w:t xml:space="preserve">25. Mapeo de cumplimiento, pruebas de evidencia y métricas [33](#compliance-mapping-evidence-testing-and-metrics)</w:t>
         </w:r>
       </w:hyperlink>
     </w:p>
@@ -1310,7 +1284,7 @@
           <w:rPr>
             <w:rStyle w:val="Hyperlink"/>
           </w:rPr>
-          <w:t xml:space="preserve">27. Libro de Resiliencia del Administrador [39](#managers-resilience-playbook)</w:t>
+          <w:t xml:space="preserve">27. Manual de resiliencia para gerentes [39](#managers-resilience-playbook)</w:t>
         </w:r>
       </w:hyperlink>
     </w:p>
@@ -1626,26 +1600,24 @@
         <w:tblStyle w:val="Table"/>
         <w:tblW w:type="auto" w:w="0"/>
         <w:tblLook w:firstRow="1" w:lastRow="0" w:firstColumn="0" w:lastColumn="0" w:noHBand="0" w:noVBand="0" w:val="0020"/>
-        <w:jc w:val="start"/>
       </w:tblPr>
       <w:tblGrid>
         <w:gridCol w:w="7920"/>
       </w:tblGrid>
       <w:tr>
         <w:trPr>
-          <w:tblHeader w:val="true"/>
+          <w:tblHeader w:val="on"/>
         </w:trPr>
         <w:tc>
           <w:tcPr/>
           <w:p>
             <w:pPr>
               <w:pStyle w:val="Compact"/>
-              <w:jc w:val="left"/>
             </w:pPr>
             <w:r>
               <w:rPr>
+                <w:b/>
                 <w:bCs/>
-                <w:b/>
               </w:rPr>
               <w:t xml:space="preserve">Capítulo</w:t>
             </w:r>
@@ -1835,8 +1807,8 @@
         <w:t xml:space="preserve">| 30 TENIDOS Plantillas, Glosario, Índice y Referencias | 42 |</w:t>
       </w:r>
     </w:p>
-    <w:bookmarkEnd w:id="22"/>
-    <w:bookmarkStart w:id="24" w:name="X3f8f0b619f2a2b1acb6eb3caf4c082a462fd704"/>
+    <w:bookmarkEnd w:id="11"/>
+    <w:bookmarkStart w:id="13" w:name="X3f8f0b619f2a2b1acb6eb3caf4c082a462fd704"/>
     <w:p>
       <w:pPr>
         <w:pStyle w:val="Heading1"/>
@@ -1851,8 +1823,8 @@
       </w:pPr>
       <w:r>
         <w:rPr>
+          <w:i/>
           <w:iCs/>
-          <w:i/>
         </w:rPr>
         <w:t xml:space="preserve">Resilience conecta la respuesta cibernética, operaciones críticas, restauración tecnológica y liderazgo.</w:t>
       </w:r>
@@ -1865,13 +1837,7 @@
         <w:t xml:space="preserve">■img src=</w:t>
       </w:r>
       <w:r>
-        <w:t xml:space="preserve">“</w:t>
-      </w:r>
-      <w:r>
-        <w:t xml:space="preserve">media/image1.png</w:t>
-      </w:r>
-      <w:r>
-        <w:t xml:space="preserve">”</w:t>
+        <w:t xml:space="preserve">“media/image1.png”</w:t>
       </w:r>
       <w:r>
         <w:t xml:space="preserve"> </w:t>
@@ -1880,13 +1846,7 @@
         <w:t xml:space="preserve">estilo=</w:t>
       </w:r>
       <w:r>
-        <w:t xml:space="preserve">“</w:t>
-      </w:r>
-      <w:r>
-        <w:t xml:space="preserve">Ancho:6.15in; Altura:3.39605in</w:t>
-      </w:r>
-      <w:r>
-        <w:t xml:space="preserve">”</w:t>
+        <w:t xml:space="preserve">“Ancho:6.15in; Altura:3.39605in”</w:t>
       </w:r>
       <w:r>
         <w:t xml:space="preserve"> </w:t>
@@ -1895,13 +1855,7 @@
         <w:t xml:space="preserve">alt=</w:t>
       </w:r>
       <w:r>
-        <w:t xml:space="preserve">“</w:t>
-      </w:r>
-      <w:r>
-        <w:t xml:space="preserve">Govern, Identificar y Proteger la preparación de soporte; Detectar, Responder y Recuperar incidentes de manija; las lecciones mejorar cada función.</w:t>
-      </w:r>
-      <w:r>
-        <w:t xml:space="preserve">”</w:t>
+        <w:t xml:space="preserve">“Govern, Identificar y Proteger la preparación de soporte; Detectar, Responder y Recuperar incidentes de manija; las lecciones mejorar cada función.”</w:t>
       </w:r>
       <w:r>
         <w:t xml:space="preserve"> </w:t>
@@ -1924,8 +1878,8 @@
       </w:pPr>
       <w:r>
         <w:rPr>
+          <w:b/>
           <w:bCs/>
-          <w:b/>
         </w:rPr>
         <w:t xml:space="preserve">Capacidad</w:t>
       </w:r>
@@ -1988,11 +1942,11 @@
     </w:p>
     <w:p>
       <w:pPr>
+        <w:pStyle w:val="Compact"/>
         <w:numPr>
           <w:ilvl w:val="0"/>
           <w:numId w:val="1002"/>
         </w:numPr>
-        <w:pStyle w:val="Compact"/>
       </w:pPr>
       <w:r>
         <w:t xml:space="preserve">Gobernanza, política y funciones</w:t>
@@ -2004,8 +1958,8 @@
       </w:pPr>
       <w:r>
         <w:rPr>
+          <w:i/>
           <w:iCs/>
-          <w:i/>
         </w:rPr>
         <w:t xml:space="preserve">La austeridad, los derechos de decisión, los contactos y los recursos deben existir antes de que comience la presión</w:t>
       </w:r>
@@ -2013,7 +1967,7 @@
         <w:t xml:space="preserve">.</w:t>
       </w:r>
     </w:p>
-    <w:bookmarkStart w:id="23" w:name="gobernanza-esencial"/>
+    <w:bookmarkStart w:id="12" w:name="gobernanza-esencial"/>
     <w:p>
       <w:pPr>
         <w:pStyle w:val="Heading2"/>
@@ -2081,27 +2035,26 @@
       <w:tblPr>
         <w:tblStyle w:val="Table"/>
         <w:tblW w:type="pct" w:w="5000"/>
+        <w:tblLayout w:type="fixed"/>
         <w:tblLook w:firstRow="1" w:lastRow="0" w:firstColumn="0" w:lastColumn="0" w:noHBand="0" w:noVBand="0" w:val="0020"/>
-        <w:jc w:val="start"/>
       </w:tblPr>
       <w:tblGrid>
         <w:gridCol w:w="7920"/>
       </w:tblGrid>
       <w:tr>
         <w:trPr>
-          <w:tblHeader w:val="true"/>
+          <w:tblHeader w:val="on"/>
         </w:trPr>
         <w:tc>
           <w:tcPr/>
           <w:p>
             <w:pPr>
               <w:pStyle w:val="Compact"/>
-              <w:jc w:val="left"/>
             </w:pPr>
             <w:r>
               <w:rPr>
+                <w:b/>
                 <w:bCs/>
-                <w:b/>
               </w:rPr>
               <w:t xml:space="preserve">Rol</w:t>
             </w:r>
@@ -2114,7 +2067,6 @@
           <w:p>
             <w:pPr>
               <w:pStyle w:val="Compact"/>
-              <w:jc w:val="left"/>
             </w:pPr>
             <w:r>
               <w:t xml:space="preserve">Comandante de incidentes</w:t>
@@ -2167,9 +2119,9 @@
         <w:t xml:space="preserve">| Equipo de crisis ejecutiva Seguridad, riesgo material, estrategia, recursos, postura externa |</w:t>
       </w:r>
     </w:p>
-    <w:bookmarkEnd w:id="23"/>
-    <w:bookmarkEnd w:id="24"/>
-    <w:bookmarkStart w:id="26" w:name="Xd620c1024bec40786ea60cc5e79ebc284be10e8"/>
+    <w:bookmarkEnd w:id="12"/>
+    <w:bookmarkEnd w:id="13"/>
+    <w:bookmarkStart w:id="15" w:name="Xd620c1024bec40786ea60cc5e79ebc284be10e8"/>
     <w:p>
       <w:pPr>
         <w:pStyle w:val="Heading1"/>
@@ -2184,8 +2136,8 @@
       </w:pPr>
       <w:r>
         <w:rPr>
+          <w:i/>
           <w:iCs/>
-          <w:i/>
         </w:rPr>
         <w:t xml:space="preserve">Un análisis de impacto empresarial convierte la importancia vaga en requisitos de recuperación basados en el tiempo</w:t>
       </w:r>
@@ -2198,13 +2150,7 @@
         <w:pStyle w:val="BodyText"/>
       </w:pPr>
       <w:r>
-        <w:t xml:space="preserve">“</w:t>
-      </w:r>
-      <w:r>
-        <w:t xml:space="preserve">Estilo del anzuelo</w:t>
-      </w:r>
-      <w:r>
-        <w:t xml:space="preserve">”</w:t>
+        <w:t xml:space="preserve">“Estilo del anzuelo”</w:t>
       </w:r>
       <w:r>
         <w:t xml:space="preserve"> </w:t>
@@ -2216,13 +2162,7 @@
         <w:t xml:space="preserve"> </w:t>
       </w:r>
       <w:r>
-        <w:t xml:space="preserve">“</w:t>
-      </w:r>
-      <w:r>
-        <w:t xml:space="preserve">Análisis</w:t>
-      </w:r>
-      <w:r>
-        <w:t xml:space="preserve">”</w:t>
+        <w:t xml:space="preserve">“Análisis”</w:t>
       </w:r>
       <w:r>
         <w:t xml:space="preserve"> </w:t>
@@ -2231,13 +2171,7 @@
         <w:t xml:space="preserve">= ancho:6.15in; altura:3.39605in” alt=</w:t>
       </w:r>
       <w:r>
-        <w:t xml:space="preserve">“</w:t>
-      </w:r>
-      <w:r>
-        <w:t xml:space="preserve">Analyze impactantes antes de elegir la tecnología o soluciones de continuidad.</w:t>
-      </w:r>
-      <w:r>
-        <w:t xml:space="preserve">”</w:t>
+        <w:t xml:space="preserve">“Analyze impactantes antes de elegir la tecnología o soluciones de continuidad.”</w:t>
       </w:r>
       <w:r>
         <w:t xml:space="preserve"> </w:t>
@@ -2254,7 +2188,7 @@
         <w:t xml:space="preserve">Figure 2. BIA reasoning chain</w:t>
       </w:r>
     </w:p>
-    <w:bookmarkStart w:id="25" w:name="bia-method"/>
+    <w:bookmarkStart w:id="14" w:name="bia-method"/>
     <w:p>
       <w:pPr>
         <w:pStyle w:val="Heading2"/>
@@ -2344,22 +2278,21 @@
       <w:tblPr>
         <w:tblStyle w:val="Table"/>
         <w:tblW w:type="pct" w:w="5000"/>
+        <w:tblLayout w:type="fixed"/>
         <w:tblLook w:firstRow="1" w:lastRow="0" w:firstColumn="0" w:lastColumn="0" w:noHBand="0" w:noVBand="0" w:val="0020"/>
-        <w:jc w:val="start"/>
       </w:tblPr>
       <w:tblGrid>
         <w:gridCol w:w="7920"/>
       </w:tblGrid>
       <w:tr>
         <w:trPr>
-          <w:tblHeader w:val="true"/>
+          <w:tblHeader w:val="on"/>
         </w:trPr>
         <w:tc>
           <w:tcPr/>
           <w:p>
             <w:pPr>
               <w:pStyle w:val="Compact"/>
-              <w:jc w:val="left"/>
             </w:pPr>
             <w:r>
               <w:t xml:space="preserve">** Term**</w:t>
@@ -2373,7 +2306,6 @@
           <w:p>
             <w:pPr>
               <w:pStyle w:val="Compact"/>
-              <w:jc w:val="left"/>
             </w:pPr>
             <w:r>
               <w:t xml:space="preserve">MTPD / MAO</w:t>
@@ -2387,7 +2319,6 @@
           <w:p>
             <w:pPr>
               <w:pStyle w:val="Compact"/>
-              <w:jc w:val="left"/>
             </w:pPr>
             <w:r>
               <w:t xml:space="preserve">← RTO</w:t>
@@ -2401,7 +2332,6 @@
           <w:p>
             <w:pPr>
               <w:pStyle w:val="Compact"/>
-              <w:jc w:val="left"/>
             </w:pPr>
             <w:r>
               <w:t xml:space="preserve">RPO</w:t>
@@ -2415,7 +2345,6 @@
           <w:p>
             <w:pPr>
               <w:pStyle w:val="Compact"/>
-              <w:jc w:val="left"/>
             </w:pPr>
             <w:r>
               <w:t xml:space="preserve">Nivel mínimo de servicio</w:t>
@@ -2429,7 +2358,6 @@
           <w:p>
             <w:pPr>
               <w:pStyle w:val="Compact"/>
-              <w:jc w:val="left"/>
             </w:pPr>
             <w:r>
               <w:t xml:space="preserve">tención dependencia tención Recurso otro proceso necesita para entregar su salida TENSI Identidad, DNS, región de la nube, personas, proveedor</w:t>
@@ -2452,9 +2380,9 @@
         <w:t xml:space="preserve">|. |</w:t>
       </w:r>
     </w:p>
-    <w:bookmarkEnd w:id="25"/>
-    <w:bookmarkEnd w:id="26"/>
-    <w:bookmarkStart w:id="28" w:name="X3406c20535cc1d6fb97eb7a8f62c6d42519cc53"/>
+    <w:bookmarkEnd w:id="14"/>
+    <w:bookmarkEnd w:id="15"/>
+    <w:bookmarkStart w:id="17" w:name="X3406c20535cc1d6fb97eb7a8f62c6d42519cc53"/>
     <w:p>
       <w:pPr>
         <w:pStyle w:val="Heading1"/>
@@ -2469,8 +2397,8 @@
       </w:pPr>
       <w:r>
         <w:rPr>
+          <w:i/>
           <w:iCs/>
-          <w:i/>
         </w:rPr>
         <w:t xml:space="preserve">NIST SP 800-61 Rev. 3 integra la respuesta de incidentes en las seis Funciones CSF 2.0.</w:t>
       </w:r>
@@ -2481,8 +2409,8 @@
       </w:pPr>
       <w:r>
         <w:rPr>
+          <w:b/>
           <w:bCs/>
-          <w:b/>
         </w:rPr>
         <w:t xml:space="preserve">CSF Función</w:t>
       </w:r>
@@ -2551,7 +2479,7 @@
         <w:t xml:space="preserve">Respuesta</w:t>
       </w:r>
     </w:p>
-    <w:bookmarkStart w:id="27" w:name="secuencia-operativa-práctica"/>
+    <w:bookmarkStart w:id="16" w:name="secuencia-operativa-práctica"/>
     <w:p>
       <w:pPr>
         <w:pStyle w:val="Heading2"/>
@@ -2615,9 +2543,9 @@
         <w:t xml:space="preserve">Captar lecciones y mejorar las seis Funciones.</w:t>
       </w:r>
     </w:p>
-    <w:bookmarkEnd w:id="27"/>
-    <w:bookmarkEnd w:id="28"/>
-    <w:bookmarkStart w:id="31" w:name="preparación-y-preparación"/>
+    <w:bookmarkEnd w:id="16"/>
+    <w:bookmarkEnd w:id="17"/>
+    <w:bookmarkStart w:id="20" w:name="preparación-y-preparación"/>
     <w:p>
       <w:pPr>
         <w:pStyle w:val="Heading1"/>
@@ -2632,13 +2560,13 @@
       </w:pPr>
       <w:r>
         <w:rPr>
+          <w:i/>
           <w:iCs/>
-          <w:i/>
         </w:rPr>
         <w:t xml:space="preserve">La preparación reduce la confusión, los fallos de acceso, la pérdida de evidencia y la improvisación peligrosa.</w:t>
       </w:r>
     </w:p>
-    <w:bookmarkStart w:id="29" w:name="lista-de-verificación-de-la-luminosidad"/>
+    <w:bookmarkStart w:id="18" w:name="lista-de-verificación-de-la-luminosidad"/>
     <w:p>
       <w:pPr>
         <w:pStyle w:val="Heading2"/>
@@ -2724,14 +2652,14 @@
         <w:t xml:space="preserve">Entrenamiento de roles, mesa de mesa y ejercicios técnicos, pruebas de call-tree y mejoras rastreadas.</w:t>
       </w:r>
     </w:p>
-    <w:bookmarkEnd w:id="29"/>
-    <w:bookmarkStart w:id="30" w:name="playbook-design"/>
+    <w:bookmarkEnd w:id="18"/>
+    <w:bookmarkStart w:id="19" w:name="diseño-del-manual-de-respuesta"/>
     <w:p>
       <w:pPr>
         <w:pStyle w:val="Heading2"/>
       </w:pPr>
       <w:r>
-        <w:t xml:space="preserve">5.2 Playbook design</w:t>
+        <w:t xml:space="preserve">5.2 Diseño del manual de respuesta</w:t>
       </w:r>
     </w:p>
     <w:tbl>
@@ -2739,21 +2667,19 @@
         <w:tblStyle w:val="Table"/>
         <w:tblW w:type="auto" w:w="0"/>
         <w:tblLook w:firstRow="1" w:lastRow="0" w:firstColumn="0" w:lastColumn="0" w:noHBand="0" w:noVBand="0" w:val="0020"/>
-        <w:jc w:val="start"/>
       </w:tblPr>
       <w:tblGrid>
         <w:gridCol w:w="7920"/>
       </w:tblGrid>
       <w:tr>
         <w:trPr>
-          <w:tblHeader w:val="true"/>
+          <w:tblHeader w:val="on"/>
         </w:trPr>
         <w:tc>
           <w:tcPr/>
           <w:p>
             <w:pPr>
               <w:pStyle w:val="Compact"/>
-              <w:jc w:val="left"/>
             </w:pPr>
             <w:r>
               <w:t xml:space="preserve">**</w:t>
@@ -2767,7 +2693,6 @@
           <w:p>
             <w:pPr>
               <w:pStyle w:val="Compact"/>
-              <w:jc w:val="left"/>
             </w:pPr>
             <w:r>
               <w:t xml:space="preserve">Silencioso Trigger</w:t>
@@ -2820,9 +2745,9 @@
         <w:t xml:space="preserve">← Mejoramiento Silencioso , revisión, propietario, retest</w:t>
       </w:r>
     </w:p>
-    <w:bookmarkEnd w:id="30"/>
-    <w:bookmarkEnd w:id="31"/>
-    <w:bookmarkStart w:id="34" w:name="detección-y-validación-de-eventos"/>
+    <w:bookmarkEnd w:id="19"/>
+    <w:bookmarkEnd w:id="20"/>
+    <w:bookmarkStart w:id="23" w:name="detección-y-validación-de-eventos"/>
     <w:p>
       <w:pPr>
         <w:pStyle w:val="Heading1"/>
@@ -2837,8 +2762,8 @@
       </w:pPr>
       <w:r>
         <w:rPr>
+          <w:i/>
           <w:iCs/>
-          <w:i/>
         </w:rPr>
         <w:t xml:space="preserve">La detección combina tecnología, informes humanos, aviso externo y contexto.</w:t>
       </w:r>
@@ -2848,13 +2773,7 @@
         <w:pStyle w:val="BodyText"/>
       </w:pPr>
       <w:r>
-        <w:t xml:space="preserve">“</w:t>
-      </w:r>
-      <w:r>
-        <w:t xml:space="preserve">La señal se convierte en un incidente sólo después de la validación y clasificación bajo criterios aprobados</w:t>
-      </w:r>
-      <w:r>
-        <w:t xml:space="preserve">”</w:t>
+        <w:t xml:space="preserve">“La señal se convierte en un incidente sólo después de la validación y clasificación bajo criterios aprobados”</w:t>
       </w:r>
       <w:r>
         <w:t xml:space="preserve">.</w:t>
@@ -2868,7 +2787,7 @@
         <w:t xml:space="preserve">Figura 3. Flujo de trabajo de detección por caso</w:t>
       </w:r>
     </w:p>
-    <w:bookmarkStart w:id="32" w:name="signal-sources"/>
+    <w:bookmarkStart w:id="21" w:name="signal-sources"/>
     <w:p>
       <w:pPr>
         <w:pStyle w:val="Heading2"/>
@@ -2910,8 +2829,8 @@
         <w:t xml:space="preserve">Salud de servicio, fraude financiero, actividad de apoyo inusual, cambio de configuración, acción privilegiada y anomalías de calidad de datos.</w:t>
       </w:r>
     </w:p>
-    <w:bookmarkEnd w:id="32"/>
-    <w:bookmarkStart w:id="33" w:name="preguntas-de-validación"/>
+    <w:bookmarkEnd w:id="21"/>
+    <w:bookmarkStart w:id="22" w:name="preguntas-de-validación"/>
     <w:p>
       <w:pPr>
         <w:pStyle w:val="Heading2"/>
@@ -2986,9 +2905,9 @@
         <w:t xml:space="preserve">¿Qué debe conservarse antes de que una acción de contención cambie las pruebas?</w:t>
       </w:r>
     </w:p>
-    <w:bookmarkEnd w:id="33"/>
-    <w:bookmarkEnd w:id="34"/>
-    <w:bookmarkStart w:id="39" w:name="triage-severity-and-escalation"/>
+    <w:bookmarkEnd w:id="22"/>
+    <w:bookmarkEnd w:id="23"/>
+    <w:bookmarkStart w:id="28" w:name="triage-severity-and-escalation"/>
     <w:p>
       <w:pPr>
         <w:pStyle w:val="Heading1"/>
@@ -2999,14 +2918,146 @@
     </w:p>
     <w:p>
       <w:pPr>
+        <w:pStyle w:val="Compact"/>
         <w:numPr>
           <w:ilvl w:val="0"/>
           <w:numId w:val="1009"/>
         </w:numPr>
+      </w:pPr>
+      <w:r>
+        <w:t xml:space="preserve">El juicio establece prioridad y inicia las vías correctas de autoridad, evidencia y comunicación.*</w:t>
+      </w:r>
+    </w:p>
+    <w:p>
+      <w:pPr>
+        <w:pStyle w:val="FirstParagraph"/>
+      </w:pPr>
+      <w:r>
+        <w:t xml:space="preserve">Silencioso ** Factor de perseverancia**</w:t>
+      </w:r>
+      <w:r>
+        <w:t xml:space="preserve"> </w:t>
+      </w:r>
+      <w:r>
+        <w:t xml:space="preserve">|… |</w:t>
+      </w:r>
+      <w:r>
+        <w:t xml:space="preserve"> </w:t>
+      </w:r>
+      <w:r>
+        <w:t xml:space="preserve">¿Qué productos, servicios, procesos, personas o resultados de seguridad son afectados? |</w:t>
+      </w:r>
+      <w:r>
+        <w:t xml:space="preserve"> </w:t>
+      </w:r>
+      <w:r>
+        <w:t xml:space="preserve">← Impacto de la información ¿Fue acceso a los datos, cambiado, destruido, expuesto, encriptado o no disponible?</w:t>
+      </w:r>
+      <w:r>
+        <w:t xml:space="preserve"> </w:t>
+      </w:r>
+      <w:r>
+        <w:t xml:space="preserve">viv Recoverability | ¿Puede el problema ser contenido y restaurado con las personas disponibles, el tiempo y los recursos?</w:t>
+      </w:r>
+      <w:r>
+        <w:t xml:space="preserve"> </w:t>
+      </w:r>
+      <w:r>
+        <w:t xml:space="preserve">← Amenaza / persistencia ¿Es el actor activo, privilegiado, destructivo, sofisticado o en movimiento lateralmente? |</w:t>
+      </w:r>
+      <w:r>
+        <w:t xml:space="preserve"> </w:t>
+      </w:r>
+      <w:r>
+        <w:t xml:space="preserve">¿Cuántos sistemas, identidades, ubicaciones, clientes o proveedores pueden compartir la exposición?</w:t>
+      </w:r>
+      <w:r>
+        <w:t xml:space="preserve"> </w:t>
+      </w:r>
+      <w:r>
+        <w:t xml:space="preserve">Silencioso Obligación / visibilidad ¿Se puede aplicar legal, contractual, regulador, asegurador, cliente o aviso público?</w:t>
+      </w:r>
+      <w:r>
+        <w:t xml:space="preserve"> </w:t>
+      </w:r>
+      <w:r>
+        <w:t xml:space="preserve">¿Qué hechos faltan, y podrían aumentar significativamente la gravedad?</w:t>
+      </w:r>
+    </w:p>
+    <w:bookmarkStart w:id="24" w:name="producción-de-triaje"/>
+    <w:p>
+      <w:pPr>
+        <w:pStyle w:val="Heading2"/>
+      </w:pPr>
+      <w:r>
+        <w:t xml:space="preserve">7.1 Producción de triaje</w:t>
+      </w:r>
+    </w:p>
+    <w:p>
+      <w:pPr>
+        <w:numPr>
+          <w:ilvl w:val="0"/>
+          <w:numId w:val="1010"/>
+        </w:numPr>
+      </w:pPr>
+      <w:r>
+        <w:t xml:space="preserve">identificador de casos, tiempo detectado, tiempo de inicio conocido, reportero, comandante, gravedad, estado y espacio de trabajo seguro.</w:t>
+      </w:r>
+    </w:p>
+    <w:p>
+      <w:pPr>
+        <w:numPr>
+          <w:ilvl w:val="0"/>
+          <w:numId w:val="1010"/>
+        </w:numPr>
+      </w:pPr>
+      <w:r>
+        <w:t xml:space="preserve">Datos actuales separados de supuestos e hipótesis.</w:t>
+      </w:r>
+    </w:p>
+    <w:p>
+      <w:pPr>
+        <w:numPr>
+          <w:ilvl w:val="0"/>
+          <w:numId w:val="1010"/>
+        </w:numPr>
+      </w:pPr>
+      <w:r>
+        <w:t xml:space="preserve">Poblaciones afectadas y potencialmente afectadas, impacto empresarial, evidencia preservada y protección inmediata.</w:t>
+      </w:r>
+    </w:p>
+    <w:p>
+      <w:pPr>
+        <w:numPr>
+          <w:ilvl w:val="0"/>
+          <w:numId w:val="1010"/>
+        </w:numPr>
+      </w:pPr>
+      <w:r>
+        <w:t xml:space="preserve">Tareas, propietarios, plazos, próxima actualización, escalada y relojes de notificación.</w:t>
+      </w:r>
+    </w:p>
+    <w:p>
+      <w:pPr>
+        <w:numPr>
+          <w:ilvl w:val="0"/>
+          <w:numId w:val="1010"/>
+        </w:numPr>
+      </w:pPr>
+      <w:r>
+        <w:t xml:space="preserve">Racionalidad para cambios de gravedad y decisiones importantes.</w:t>
+      </w:r>
+    </w:p>
+    <w:p>
+      <w:pPr>
         <w:pStyle w:val="Compact"/>
-      </w:pPr>
-      <w:r>
-        <w:t xml:space="preserve">El juicio establece prioridad y inicia las vías correctas de autoridad, evidencia y comunicación.*</w:t>
+        <w:numPr>
+          <w:ilvl w:val="0"/>
+          <w:numId w:val="1011"/>
+        </w:numPr>
+      </w:pPr>
+      <w:r>
+        <w:t xml:space="preserve">Investigación y exploración</w:t>
       </w:r>
     </w:p>
     <w:p>
@@ -3014,147 +3065,15 @@
         <w:pStyle w:val="FirstParagraph"/>
       </w:pPr>
       <w:r>
-        <w:t xml:space="preserve">Silencioso ** Factor de perseverancia**</w:t>
-      </w:r>
-      <w:r>
-        <w:t xml:space="preserve"> </w:t>
-      </w:r>
-      <w:r>
-        <w:t xml:space="preserve">|… |</w:t>
-      </w:r>
-      <w:r>
-        <w:t xml:space="preserve"> </w:t>
-      </w:r>
-      <w:r>
-        <w:t xml:space="preserve">¿Qué productos, servicios, procesos, personas o resultados de seguridad son afectados? |</w:t>
-      </w:r>
-      <w:r>
-        <w:t xml:space="preserve"> </w:t>
-      </w:r>
-      <w:r>
-        <w:t xml:space="preserve">← Impacto de la información ¿Fue acceso a los datos, cambiado, destruido, expuesto, encriptado o no disponible?</w:t>
-      </w:r>
-      <w:r>
-        <w:t xml:space="preserve"> </w:t>
-      </w:r>
-      <w:r>
-        <w:t xml:space="preserve">viv Recoverability | ¿Puede el problema ser contenido y restaurado con las personas disponibles, el tiempo y los recursos?</w:t>
-      </w:r>
-      <w:r>
-        <w:t xml:space="preserve"> </w:t>
-      </w:r>
-      <w:r>
-        <w:t xml:space="preserve">← Amenaza / persistencia ¿Es el actor activo, privilegiado, destructivo, sofisticado o en movimiento lateralmente? |</w:t>
-      </w:r>
-      <w:r>
-        <w:t xml:space="preserve"> </w:t>
-      </w:r>
-      <w:r>
-        <w:t xml:space="preserve">¿Cuántos sistemas, identidades, ubicaciones, clientes o proveedores pueden compartir la exposición?</w:t>
-      </w:r>
-      <w:r>
-        <w:t xml:space="preserve"> </w:t>
-      </w:r>
-      <w:r>
-        <w:t xml:space="preserve">Silencioso Obligación / visibilidad ¿Se puede aplicar legal, contractual, regulador, asegurador, cliente o aviso público?</w:t>
-      </w:r>
-      <w:r>
-        <w:t xml:space="preserve"> </w:t>
-      </w:r>
-      <w:r>
-        <w:t xml:space="preserve">¿Qué hechos faltan, y podrían aumentar significativamente la gravedad?</w:t>
-      </w:r>
-    </w:p>
-    <w:bookmarkStart w:id="35" w:name="producción-de-triaje"/>
-    <w:p>
-      <w:pPr>
-        <w:pStyle w:val="Heading2"/>
-      </w:pPr>
-      <w:r>
-        <w:t xml:space="preserve">7.1 Producción de triaje</w:t>
-      </w:r>
-    </w:p>
-    <w:p>
-      <w:pPr>
-        <w:numPr>
-          <w:ilvl w:val="0"/>
-          <w:numId w:val="1010"/>
-        </w:numPr>
-      </w:pPr>
-      <w:r>
-        <w:t xml:space="preserve">identificador de casos, tiempo detectado, tiempo de inicio conocido, reportero, comandante, gravedad, estado y espacio de trabajo seguro.</w:t>
-      </w:r>
-    </w:p>
-    <w:p>
-      <w:pPr>
-        <w:numPr>
-          <w:ilvl w:val="0"/>
-          <w:numId w:val="1010"/>
-        </w:numPr>
-      </w:pPr>
-      <w:r>
-        <w:t xml:space="preserve">Datos actuales separados de supuestos e hipótesis.</w:t>
-      </w:r>
-    </w:p>
-    <w:p>
-      <w:pPr>
-        <w:numPr>
-          <w:ilvl w:val="0"/>
-          <w:numId w:val="1010"/>
-        </w:numPr>
-      </w:pPr>
-      <w:r>
-        <w:t xml:space="preserve">Poblaciones afectadas y potencialmente afectadas, impacto empresarial, evidencia preservada y protección inmediata.</w:t>
-      </w:r>
-    </w:p>
-    <w:p>
-      <w:pPr>
-        <w:numPr>
-          <w:ilvl w:val="0"/>
-          <w:numId w:val="1010"/>
-        </w:numPr>
-      </w:pPr>
-      <w:r>
-        <w:t xml:space="preserve">Tareas, propietarios, plazos, próxima actualización, escalada y relojes de notificación.</w:t>
-      </w:r>
-    </w:p>
-    <w:p>
-      <w:pPr>
-        <w:numPr>
-          <w:ilvl w:val="0"/>
-          <w:numId w:val="1010"/>
-        </w:numPr>
-      </w:pPr>
-      <w:r>
-        <w:t xml:space="preserve">Racionalidad para cambios de gravedad y decisiones importantes.</w:t>
-      </w:r>
-    </w:p>
-    <w:p>
-      <w:pPr>
-        <w:numPr>
-          <w:ilvl w:val="0"/>
-          <w:numId w:val="1011"/>
-        </w:numPr>
-        <w:pStyle w:val="Compact"/>
-      </w:pPr>
-      <w:r>
-        <w:t xml:space="preserve">Investigación y exploración</w:t>
-      </w:r>
-    </w:p>
-    <w:p>
-      <w:pPr>
-        <w:pStyle w:val="FirstParagraph"/>
-      </w:pPr>
-      <w:r>
         <w:rPr>
+          <w:i/>
           <w:iCs/>
-          <w:i/>
         </w:rPr>
         <w:t xml:space="preserve">La investigación construye y prueba explicaciones mientras el ambiente y el atacante pueden estar cambiando.</w:t>
       </w:r>
     </w:p>
-    <w:bookmarkEnd w:id="35"/>
-    <w:bookmarkStart w:id="36" w:name="método-de-investigación"/>
+    <w:bookmarkEnd w:id="24"/>
+    <w:bookmarkStart w:id="25" w:name="método-de-investigación"/>
     <w:p>
       <w:pPr>
         <w:pStyle w:val="Heading2"/>
@@ -3246,8 +3165,8 @@
       </w:pPr>
       <w:r>
         <w:rPr>
+          <w:b/>
           <w:bCs/>
-          <w:b/>
         </w:rPr>
         <w:t xml:space="preserve">Pregunta</w:t>
       </w:r>
@@ -3296,11 +3215,11 @@
     </w:p>
     <w:p>
       <w:pPr>
+        <w:pStyle w:val="Compact"/>
         <w:numPr>
           <w:ilvl w:val="0"/>
           <w:numId w:val="1013"/>
         </w:numPr>
-        <w:pStyle w:val="Compact"/>
       </w:pPr>
       <w:r>
         <w:t xml:space="preserve">Estrategia de Contención</w:t>
@@ -3312,8 +3231,8 @@
       </w:pPr>
       <w:r>
         <w:rPr>
+          <w:i/>
           <w:iCs/>
-          <w:i/>
         </w:rPr>
         <w:t xml:space="preserve">El mantenimiento limita el daño preservando la seguridad, las operaciones, las pruebas y las opciones de recuperación</w:t>
       </w:r>
@@ -3326,13 +3245,7 @@
         <w:pStyle w:val="BodyText"/>
       </w:pPr>
       <w:r>
-        <w:t xml:space="preserve">“</w:t>
-      </w:r>
-      <w:r>
-        <w:t xml:space="preserve">Escoge las acciones a través de objetivos explícitos, impactos, autoridad y verificación.</w:t>
-      </w:r>
-      <w:r>
-        <w:t xml:space="preserve">”</w:t>
+        <w:t xml:space="preserve">“Escoge las acciones a través de objetivos explícitos, impactos, autoridad y verificación.”</w:t>
       </w:r>
       <w:r>
         <w:t xml:space="preserve"> </w:t>
@@ -3349,8 +3262,8 @@
         <w:t xml:space="preserve">Figure 4. Containment decision</w:t>
       </w:r>
     </w:p>
-    <w:bookmarkEnd w:id="36"/>
-    <w:bookmarkStart w:id="37" w:name="opciones"/>
+    <w:bookmarkEnd w:id="25"/>
+    <w:bookmarkStart w:id="26" w:name="opciones"/>
     <w:p>
       <w:pPr>
         <w:pStyle w:val="Heading2"/>
@@ -3392,8 +3305,8 @@
         <w:t xml:space="preserve">Usar la acción organizada o coordinada cuando pasos aislados alertarían a un atacante o romperían el servicio crítico.</w:t>
       </w:r>
     </w:p>
-    <w:bookmarkEnd w:id="37"/>
-    <w:bookmarkStart w:id="38" w:name="decision-record"/>
+    <w:bookmarkEnd w:id="26"/>
+    <w:bookmarkStart w:id="27" w:name="decision-record"/>
     <w:p>
       <w:pPr>
         <w:pStyle w:val="Heading2"/>
@@ -3457,9 +3370,9 @@
         <w:t xml:space="preserve">Exposición residual y siguiente punto de decisión.</w:t>
       </w:r>
     </w:p>
-    <w:bookmarkEnd w:id="38"/>
-    <w:bookmarkEnd w:id="39"/>
-    <w:bookmarkStart w:id="41" w:name="erradicación-y-rehabilitación"/>
+    <w:bookmarkEnd w:id="27"/>
+    <w:bookmarkEnd w:id="28"/>
+    <w:bookmarkStart w:id="30" w:name="erradicación-y-rehabilitación"/>
     <w:p>
       <w:pPr>
         <w:pStyle w:val="Heading1"/>
@@ -3474,8 +3387,8 @@
       </w:pPr>
       <w:r>
         <w:rPr>
+          <w:i/>
           <w:iCs/>
-          <w:i/>
         </w:rPr>
         <w:t xml:space="preserve">La erradicación elimina la causa, el acceso de los atacantes, la persistencia, los cambios inseguros y las debilidades conexas</w:t>
       </w:r>
@@ -3483,7 +3396,7 @@
         <w:t xml:space="preserve">.</w:t>
       </w:r>
     </w:p>
-    <w:bookmarkStart w:id="40" w:name="erradicación"/>
+    <w:bookmarkStart w:id="29" w:name="erradicación"/>
     <w:p>
       <w:pPr>
         <w:pStyle w:val="Heading2"/>
@@ -3570,8 +3483,8 @@
       </w:r>
       <w:r>
         <w:rPr>
+          <w:b/>
           <w:bCs/>
-          <w:b/>
         </w:rPr>
         <w:t xml:space="preserve">Causa principal contra punto de entrada:</w:t>
       </w:r>
@@ -3588,9 +3501,9 @@
         <w:t xml:space="preserve">|. |</w:t>
       </w:r>
     </w:p>
-    <w:bookmarkEnd w:id="40"/>
-    <w:bookmarkEnd w:id="41"/>
-    <w:bookmarkStart w:id="44" w:name="recuperación-y-regreso-al-servicio"/>
+    <w:bookmarkEnd w:id="29"/>
+    <w:bookmarkEnd w:id="30"/>
+    <w:bookmarkStart w:id="33" w:name="recuperación-y-regreso-al-servicio"/>
     <w:p>
       <w:pPr>
         <w:pStyle w:val="Heading1"/>
@@ -3605,8 +3518,8 @@
       </w:pPr>
       <w:r>
         <w:rPr>
+          <w:i/>
           <w:iCs/>
-          <w:i/>
         </w:rPr>
         <w:t xml:space="preserve">Recovery restaura el servicio crítico a través de pasos controlados, verificados y monitorizados.</w:t>
       </w:r>
@@ -3619,13 +3532,7 @@
         <w:t xml:space="preserve">لimg src=</w:t>
       </w:r>
       <w:r>
-        <w:t xml:space="preserve">“</w:t>
-      </w:r>
-      <w:r>
-        <w:t xml:space="preserve">media/image5.png</w:t>
-      </w:r>
-      <w:r>
-        <w:t xml:space="preserve">”</w:t>
+        <w:t xml:space="preserve">“media/image5.png”</w:t>
       </w:r>
       <w:r>
         <w:t xml:space="preserve"> </w:t>
@@ -3634,13 +3541,7 @@
         <w:t xml:space="preserve">style=</w:t>
       </w:r>
       <w:r>
-        <w:t xml:space="preserve">“</w:t>
-      </w:r>
-      <w:r>
-        <w:t xml:space="preserve">width:6.15in;height:3.39605in</w:t>
-      </w:r>
-      <w:r>
-        <w:t xml:space="preserve">”</w:t>
+        <w:t xml:space="preserve">“width:6.15in;height:3.39605in”</w:t>
       </w:r>
       <w:r>
         <w:t xml:space="preserve"> </w:t>
@@ -3649,13 +3550,7 @@
         <w:t xml:space="preserve">alt=</w:t>
       </w:r>
       <w:r>
-        <w:t xml:space="preserve">“</w:t>
-      </w:r>
-      <w:r>
-        <w:t xml:space="preserve">La validación de la seguridad y la aceptación del negocio pertenecen dentro de la recuperación</w:t>
-      </w:r>
-      <w:r>
-        <w:t xml:space="preserve">”</w:t>
+        <w:t xml:space="preserve">“La validación de la seguridad y la aceptación del negocio pertenecen dentro de la recuperación”</w:t>
       </w:r>
       <w:r>
         <w:t xml:space="preserve">.</w:t>
@@ -3669,7 +3564,7 @@
         <w:t xml:space="preserve">Gráfico 5 Retorno al servicio</w:t>
       </w:r>
     </w:p>
-    <w:bookmarkStart w:id="42" w:name="puertas-de-recuperación"/>
+    <w:bookmarkStart w:id="31" w:name="puertas-de-recuperación"/>
     <w:p>
       <w:pPr>
         <w:pStyle w:val="Heading2"/>
@@ -3744,8 +3639,8 @@
         <w:t xml:space="preserve">Los propietarios de empresas y técnicos aprueban el regreso al servicio, con excepciones y riesgos residuales registrados.</w:t>
       </w:r>
     </w:p>
-    <w:bookmarkEnd w:id="42"/>
-    <w:bookmarkStart w:id="43" w:name="pruebas-de-recuperación"/>
+    <w:bookmarkEnd w:id="31"/>
+    <w:bookmarkStart w:id="32" w:name="pruebas-de-recuperación"/>
     <w:p>
       <w:pPr>
         <w:pStyle w:val="Heading2"/>
@@ -3809,9 +3704,9 @@
         <w:t xml:space="preserve">Mejores resultados de vigilancia y decisión de recurrencia.</w:t>
       </w:r>
     </w:p>
-    <w:bookmarkEnd w:id="43"/>
-    <w:bookmarkEnd w:id="44"/>
-    <w:bookmarkStart w:id="47" w:name="enseñanzas-adquiridas-y-mejoras"/>
+    <w:bookmarkEnd w:id="32"/>
+    <w:bookmarkEnd w:id="33"/>
+    <w:bookmarkStart w:id="36" w:name="enseñanzas-adquiridas-y-mejoras"/>
     <w:p>
       <w:pPr>
         <w:pStyle w:val="Heading1"/>
@@ -3826,13 +3721,13 @@
       </w:pPr>
       <w:r>
         <w:rPr>
+          <w:i/>
           <w:iCs/>
-          <w:i/>
         </w:rPr>
         <w:t xml:space="preserve">La mejora convierte la experiencia en sistemas más seguros y mejores decisiones.</w:t>
       </w:r>
     </w:p>
-    <w:bookmarkStart w:id="45" w:name="after-action-process"/>
+    <w:bookmarkStart w:id="34" w:name="after-action-process"/>
     <w:p>
       <w:pPr>
         <w:pStyle w:val="Heading2"/>
@@ -3949,30 +3844,30 @@
     </w:p>
     <w:p>
       <w:pPr>
+        <w:pStyle w:val="Compact"/>
         <w:numPr>
           <w:ilvl w:val="0"/>
           <w:numId w:val="1020"/>
         </w:numPr>
+      </w:pPr>
+      <w:r>
+        <w:t xml:space="preserve">Coordinación de las comunicaciones, jurídicas y reglamentarias</w:t>
+      </w:r>
+    </w:p>
+    <w:p>
+      <w:pPr>
         <w:pStyle w:val="Compact"/>
-      </w:pPr>
-      <w:r>
-        <w:t xml:space="preserve">Coordinación de las comunicaciones, jurídicas y reglamentarias</w:t>
-      </w:r>
-    </w:p>
-    <w:p>
-      <w:pPr>
         <w:numPr>
           <w:ilvl w:val="0"/>
           <w:numId w:val="1021"/>
         </w:numPr>
-        <w:pStyle w:val="Compact"/>
       </w:pPr>
       <w:r>
         <w:t xml:space="preserve">La comunicación debe ser precisa, oportuna, autorizada, específica para el público y protegida.*</w:t>
       </w:r>
     </w:p>
-    <w:bookmarkEnd w:id="45"/>
-    <w:bookmarkStart w:id="46" w:name="reglas-de-funcionamiento"/>
+    <w:bookmarkEnd w:id="34"/>
+    <w:bookmarkStart w:id="35" w:name="reglas-de-funcionamiento"/>
     <w:p>
       <w:pPr>
         <w:pStyle w:val="Heading2"/>
@@ -4064,8 +3959,8 @@
       </w:pPr>
       <w:r>
         <w:rPr>
+          <w:b/>
           <w:bCs/>
-          <w:b/>
         </w:rPr>
         <w:t xml:space="preserve">Audiencia</w:t>
       </w:r>
@@ -4126,9 +4021,9 @@
         <w:t xml:space="preserve">|. |</w:t>
       </w:r>
     </w:p>
-    <w:bookmarkEnd w:id="46"/>
-    <w:bookmarkEnd w:id="47"/>
-    <w:bookmarkStart w:id="49" w:name="evidencia-digital-y-teoría-forense"/>
+    <w:bookmarkEnd w:id="35"/>
+    <w:bookmarkEnd w:id="36"/>
+    <w:bookmarkStart w:id="38" w:name="evidencia-digital-y-teoría-forense"/>
     <w:p>
       <w:pPr>
         <w:pStyle w:val="Heading1"/>
@@ -4143,8 +4038,8 @@
       </w:pPr>
       <w:r>
         <w:rPr>
+          <w:i/>
           <w:iCs/>
-          <w:i/>
         </w:rPr>
         <w:t xml:space="preserve">La preparación forense hace pruebas fiables, útiles, proporcionadas y disponibles cuando sea necesario.</w:t>
       </w:r>
@@ -4157,13 +4052,7 @@
         <w:t xml:space="preserve">■img src=</w:t>
       </w:r>
       <w:r>
-        <w:t xml:space="preserve">“</w:t>
-      </w:r>
-      <w:r>
-        <w:t xml:space="preserve">media/image6.png</w:t>
-      </w:r>
-      <w:r>
-        <w:t xml:space="preserve">”</w:t>
+        <w:t xml:space="preserve">“media/image6.png”</w:t>
       </w:r>
       <w:r>
         <w:t xml:space="preserve"> </w:t>
@@ -4172,13 +4061,7 @@
         <w:t xml:space="preserve">estilo=</w:t>
       </w:r>
       <w:r>
-        <w:t xml:space="preserve">“</w:t>
-      </w:r>
-      <w:r>
-        <w:t xml:space="preserve">Ancho:6.15in; Altura:3.39605in</w:t>
-      </w:r>
-      <w:r>
-        <w:t xml:space="preserve">”</w:t>
+        <w:t xml:space="preserve">“Ancho:6.15in; Altura:3.39605in”</w:t>
       </w:r>
       <w:r>
         <w:t xml:space="preserve"> </w:t>
@@ -4187,13 +4070,7 @@
         <w:t xml:space="preserve">alt=</w:t>
       </w:r>
       <w:r>
-        <w:t xml:space="preserve">“</w:t>
-      </w:r>
-      <w:r>
-        <w:t xml:space="preserve">Identidad documental, preservación, integridad, custodia, análisis y límites.</w:t>
-      </w:r>
-      <w:r>
-        <w:t xml:space="preserve">”</w:t>
+        <w:t xml:space="preserve">“Identidad documental, preservación, integridad, custodia, análisis y límites.”</w:t>
       </w:r>
       <w:r>
         <w:t xml:space="preserve"> </w:t>
@@ -4207,16 +4084,16 @@
         <w:pStyle w:val="BodyText"/>
       </w:pPr>
       <w:r>
-        <w:t xml:space="preserve">Figure 6. Evidence integrity and custody</w:t>
-      </w:r>
-    </w:p>
-    <w:bookmarkStart w:id="48" w:name="evidence-record"/>
+        <w:t xml:space="preserve">Figura 6. Integridad y custodia de la evidencia</w:t>
+      </w:r>
+    </w:p>
+    <w:bookmarkStart w:id="37" w:name="registro-de-evidencia"/>
     <w:p>
       <w:pPr>
         <w:pStyle w:val="Heading2"/>
       </w:pPr>
       <w:r>
-        <w:t xml:space="preserve">14.1 Evidence record</w:t>
+        <w:t xml:space="preserve">14.1 Registro de evidencia</w:t>
       </w:r>
     </w:p>
     <w:p>
@@ -4291,9 +4168,9 @@
         <w:t xml:space="preserve">|. |</w:t>
       </w:r>
     </w:p>
-    <w:bookmarkEnd w:id="48"/>
-    <w:bookmarkEnd w:id="49"/>
-    <w:bookmarkStart w:id="51" w:name="ataques-ransomware-y-destructivos"/>
+    <w:bookmarkEnd w:id="37"/>
+    <w:bookmarkEnd w:id="38"/>
+    <w:bookmarkStart w:id="40" w:name="ataques-ransomware-y-destructivos"/>
     <w:p>
       <w:pPr>
         <w:pStyle w:val="Heading1"/>
@@ -4308,8 +4185,8 @@
       </w:pPr>
       <w:r>
         <w:rPr>
+          <w:i/>
           <w:iCs/>
-          <w:i/>
         </w:rPr>
         <w:t xml:space="preserve">El ransomware puede combinar el acceso, robo, extorsión, encriptación, destrucción y presión pública.</w:t>
       </w:r>
@@ -4399,7 +4276,7 @@
         <w:t xml:space="preserve">Priorizar la restauración de servicios críticos de confianza; validar copias de seguridad y no volver a conectarse a compromisos activos.</w:t>
       </w:r>
     </w:p>
-    <w:bookmarkStart w:id="50" w:name="decisión-de-pago"/>
+    <w:bookmarkStart w:id="39" w:name="decisión-de-pago"/>
     <w:p>
       <w:pPr>
         <w:pStyle w:val="Heading2"/>
@@ -4441,9 +4318,9 @@
         <w:t xml:space="preserve">Preserve facts, authorities, alternatives, insurer conditions, and decision rationale; use qualified counsel and public authorities as appropriate.</w:t>
       </w:r>
     </w:p>
-    <w:bookmarkEnd w:id="50"/>
-    <w:bookmarkEnd w:id="51"/>
-    <w:bookmarkStart w:id="53" w:name="X3712415850d93956963e08c37a91e90291eefc3"/>
+    <w:bookmarkEnd w:id="39"/>
+    <w:bookmarkEnd w:id="40"/>
+    <w:bookmarkStart w:id="42" w:name="X3712415850d93956963e08c37a91e90291eefc3"/>
     <w:p>
       <w:pPr>
         <w:pStyle w:val="Heading1"/>
@@ -4458,13 +4335,13 @@
       </w:pPr>
       <w:r>
         <w:rPr>
+          <w:i/>
           <w:iCs/>
-          <w:i/>
         </w:rPr>
         <w:t xml:space="preserve">La respuesta en voz alta depende de la telemetría de proveedores, responsabilidad compartida, control de inquilinos y acceso de soporte.</w:t>
       </w:r>
     </w:p>
-    <w:bookmarkStart w:id="52" w:name="investigación-en-la-nube"/>
+    <w:bookmarkStart w:id="41" w:name="investigación-en-la-nube"/>
     <w:p>
       <w:pPr>
         <w:pStyle w:val="Heading2"/>
@@ -4569,9 +4446,9 @@
         <w:t xml:space="preserve">Validar la infraestructura como código, imágenes, oleoductos, federación de identidad, registro y base de referencia inquilino antes de la reconstrucción.</w:t>
       </w:r>
     </w:p>
-    <w:bookmarkEnd w:id="52"/>
-    <w:bookmarkEnd w:id="53"/>
-    <w:bookmarkStart w:id="56" w:name="identidad-y-acceso-privilegiado"/>
+    <w:bookmarkEnd w:id="41"/>
+    <w:bookmarkEnd w:id="42"/>
+    <w:bookmarkStart w:id="45" w:name="identidad-y-acceso-privilegiado"/>
     <w:p>
       <w:pPr>
         <w:pStyle w:val="Heading1"/>
@@ -4586,13 +4463,13 @@
       </w:pPr>
       <w:r>
         <w:rPr>
+          <w:i/>
           <w:iCs/>
-          <w:i/>
         </w:rPr>
         <w:t xml:space="preserve">El compromiso de la identidad puede cruzar puntos finales, servicios en la nube, proveedores y canales de recuperación.</w:t>
       </w:r>
     </w:p>
-    <w:bookmarkStart w:id="54" w:name="scope"/>
+    <w:bookmarkStart w:id="43" w:name="scope"/>
     <w:p>
       <w:pPr>
         <w:pStyle w:val="Heading2"/>
@@ -4634,8 +4511,8 @@
         <w:t xml:space="preserve">Identidades relacionadas, dispositivos compartidos, herramientas de administración, sistemas federados, mostrador de ayuda, proveedores y cuentas de cristal.</w:t>
       </w:r>
     </w:p>
-    <w:bookmarkEnd w:id="54"/>
-    <w:bookmarkStart w:id="55" w:name="orden-de-recuperación-segura"/>
+    <w:bookmarkEnd w:id="43"/>
+    <w:bookmarkStart w:id="44" w:name="orden-de-recuperación-segura"/>
     <w:p>
       <w:pPr>
         <w:pStyle w:val="Heading2"/>
@@ -4710,9 +4587,9 @@
         <w:t xml:space="preserve">Investigar cómo se evitaron los controles y probar el proceso corregido.</w:t>
       </w:r>
     </w:p>
-    <w:bookmarkEnd w:id="55"/>
-    <w:bookmarkEnd w:id="56"/>
-    <w:bookmarkStart w:id="59" w:name="Xe6a7df214db97c17fcfdce6551801d7622cee5c"/>
+    <w:bookmarkEnd w:id="44"/>
+    <w:bookmarkEnd w:id="45"/>
+    <w:bookmarkStart w:id="48" w:name="Xe6a7df214db97c17fcfdce6551801d7622cee5c"/>
     <w:p>
       <w:pPr>
         <w:pStyle w:val="Heading1"/>
@@ -4727,13 +4604,13 @@
       </w:pPr>
       <w:r>
         <w:rPr>
+          <w:i/>
           <w:iCs/>
-          <w:i/>
         </w:rPr>
         <w:t xml:space="preserve">Un incidente del proveedor requiere hechos compartidos, responsabilidades, relojes de notificación y decisiones de recuperación.</w:t>
       </w:r>
     </w:p>
-    <w:bookmarkStart w:id="57" w:name="prepare"/>
+    <w:bookmarkStart w:id="46" w:name="prepare"/>
     <w:p>
       <w:pPr>
         <w:pStyle w:val="Heading2"/>
@@ -4775,8 +4652,8 @@
         <w:t xml:space="preserve">Incluir proveedores críticos en ejercicios y pruebas de continuidad y salida.</w:t>
       </w:r>
     </w:p>
-    <w:bookmarkEnd w:id="57"/>
-    <w:bookmarkStart w:id="58" w:name="responder"/>
+    <w:bookmarkEnd w:id="46"/>
+    <w:bookmarkStart w:id="47" w:name="responder"/>
     <w:p>
       <w:pPr>
         <w:pStyle w:val="Heading2"/>
@@ -4842,11 +4719,11 @@
     </w:p>
     <w:p>
       <w:pPr>
+        <w:pStyle w:val="Compact"/>
         <w:numPr>
           <w:ilvl w:val="0"/>
           <w:numId w:val="1032"/>
         </w:numPr>
-        <w:pStyle w:val="Compact"/>
       </w:pPr>
       <w:r>
         <w:t xml:space="preserve">Sistema de Gestión de la Continuidad Empresarial</w:t>
@@ -4858,8 +4735,8 @@
       </w:pPr>
       <w:r>
         <w:rPr>
+          <w:i/>
           <w:iCs/>
-          <w:i/>
         </w:rPr>
         <w:t xml:space="preserve">A BCMS hace de la continuidad una capacidad de gestión gobernada, medida y mejora.</w:t>
       </w:r>
@@ -4869,13 +4746,7 @@
         <w:pStyle w:val="BodyText"/>
       </w:pPr>
       <w:r>
-        <w:t xml:space="preserve">“</w:t>
-      </w:r>
-      <w:r>
-        <w:t xml:space="preserve">Contexto, liderazgo, planificación, apoyo, operación, evaluación y trabajo de mejora como ciclo</w:t>
-      </w:r>
-      <w:r>
-        <w:t xml:space="preserve">”</w:t>
+        <w:t xml:space="preserve">“Contexto, liderazgo, planificación, apoyo, operación, evaluación y trabajo de mejora como ciclo”</w:t>
       </w:r>
       <w:r>
         <w:t xml:space="preserve"> </w:t>
@@ -4898,8 +4769,8 @@
       </w:pPr>
       <w:r>
         <w:rPr>
+          <w:b/>
           <w:bCs/>
-          <w:b/>
         </w:rPr>
         <w:t xml:space="preserve">ISO 22301 area</w:t>
       </w:r>
@@ -4972,8 +4843,8 @@
       </w:r>
       <w:r>
         <w:rPr>
+          <w:b/>
           <w:bCs/>
-          <w:b/>
         </w:rPr>
         <w:t xml:space="preserve">2024 enmienda climática:</w:t>
       </w:r>
@@ -4990,9 +4861,9 @@
         <w:t xml:space="preserve">|. |</w:t>
       </w:r>
     </w:p>
-    <w:bookmarkEnd w:id="58"/>
-    <w:bookmarkEnd w:id="59"/>
-    <w:bookmarkStart w:id="61" w:name="estrategias-y-procedimientos-continuos"/>
+    <w:bookmarkEnd w:id="47"/>
+    <w:bookmarkEnd w:id="48"/>
+    <w:bookmarkStart w:id="50" w:name="estrategias-y-procedimientos-continuos"/>
     <w:p>
       <w:pPr>
         <w:pStyle w:val="Heading1"/>
@@ -5007,8 +4878,8 @@
       </w:pPr>
       <w:r>
         <w:rPr>
+          <w:i/>
           <w:iCs/>
-          <w:i/>
         </w:rPr>
         <w:t xml:space="preserve">Las estrategias de continuidad mantienen las actividades prioritarias en los niveles de impacto tolerable y mínimo de servicios</w:t>
       </w:r>
@@ -5020,27 +4891,26 @@
       <w:tblPr>
         <w:tblStyle w:val="Table"/>
         <w:tblW w:type="pct" w:w="5000"/>
+        <w:tblLayout w:type="fixed"/>
         <w:tblLook w:firstRow="1" w:lastRow="0" w:firstColumn="0" w:lastColumn="0" w:noHBand="0" w:noVBand="0" w:val="0020"/>
-        <w:jc w:val="start"/>
       </w:tblPr>
       <w:tblGrid>
         <w:gridCol w:w="7920"/>
       </w:tblGrid>
       <w:tr>
         <w:trPr>
-          <w:tblHeader w:val="true"/>
+          <w:tblHeader w:val="on"/>
         </w:trPr>
         <w:tc>
           <w:tcPr/>
           <w:p>
             <w:pPr>
               <w:pStyle w:val="Compact"/>
-              <w:jc w:val="left"/>
             </w:pPr>
             <w:r>
               <w:rPr>
+                <w:b/>
                 <w:bCs/>
-                <w:b/>
               </w:rPr>
               <w:t xml:space="preserve">Recurso</w:t>
             </w:r>
@@ -5053,7 +4923,6 @@
           <w:p>
             <w:pPr>
               <w:pStyle w:val="Compact"/>
-              <w:jc w:val="left"/>
             </w:pPr>
             <w:r>
               <w:t xml:space="preserve">Personas ← Entrenamiento cruzado, alternancias, trabajo remoto, equipos divididos, soporte contratado TEN ¿Pueden los suplentes entrenados realizar el proceso? ←</w:t>
@@ -5067,7 +4936,6 @@
           <w:p>
             <w:pPr>
               <w:pStyle w:val="Compact"/>
-              <w:jc w:val="left"/>
             </w:pPr>
             <w:r>
               <w:t xml:space="preserve">instalaciones</w:t>
@@ -5081,7 +4949,6 @@
           <w:p>
             <w:pPr>
               <w:pStyle w:val="Compact"/>
-              <w:jc w:val="left"/>
             </w:pPr>
             <w:r>
               <w:t xml:space="preserve">← Tecnología</w:t>
@@ -5095,7 +4962,6 @@
           <w:p>
             <w:pPr>
               <w:pStyle w:val="Compact"/>
-              <w:jc w:val="left"/>
             </w:pPr>
             <w:r>
               <w:t xml:space="preserve">← Datos / registros</w:t>
@@ -5109,7 +4975,6 @@
           <w:p>
             <w:pPr>
               <w:pStyle w:val="Compact"/>
-              <w:jc w:val="left"/>
             </w:pPr>
             <w:r>
               <w:t xml:space="preserve">Proveedores ← Proveedor alternativo, capacidad reservada, inventario, sustitución ¿Puede la entrega alternativa dentro de la tolerancia?</w:t>
@@ -5123,7 +4988,6 @@
           <w:p>
             <w:pPr>
               <w:pStyle w:val="Compact"/>
-              <w:jc w:val="left"/>
             </w:pPr>
             <w:r>
               <w:t xml:space="preserve">Utilidades / comunicaciones</w:t>
@@ -5137,7 +5001,6 @@
           <w:p>
             <w:pPr>
               <w:pStyle w:val="Compact"/>
-              <w:jc w:val="left"/>
             </w:pPr>
             <w:r>
               <w:t xml:space="preserve">tención Proceso Silencioso Priorización, servicio reducido, plan atrasado, trabajo manual alrededor</w:t>
@@ -5146,7 +5009,7 @@
         </w:tc>
       </w:tr>
     </w:tbl>
-    <w:bookmarkStart w:id="60" w:name="procedimiento-de-continuidad"/>
+    <w:bookmarkStart w:id="49" w:name="procedimiento-de-continuidad"/>
     <w:p>
       <w:pPr>
         <w:pStyle w:val="Heading2"/>
@@ -5221,9 +5084,9 @@
         <w:t xml:space="preserve">Criterios de regreso a lo normal, validación, aceptación del propietario y revisión posterior a la acción.</w:t>
       </w:r>
     </w:p>
-    <w:bookmarkEnd w:id="60"/>
-    <w:bookmarkEnd w:id="61"/>
-    <w:bookmarkStart w:id="64" w:name="Xa3e3f8df69fa16231745c68f9784d3e5618b975"/>
+    <w:bookmarkEnd w:id="49"/>
+    <w:bookmarkEnd w:id="50"/>
+    <w:bookmarkStart w:id="53" w:name="Xa3e3f8df69fa16231745c68f9784d3e5618b975"/>
     <w:p>
       <w:pPr>
         <w:pStyle w:val="Heading1"/>
@@ -5238,8 +5101,8 @@
       </w:pPr>
       <w:r>
         <w:rPr>
+          <w:i/>
           <w:iCs/>
-          <w:i/>
         </w:rPr>
         <w:t xml:space="preserve">Un plan de recuperación de desastres restaura la tecnología en orden de prioridad empresarial</w:t>
       </w:r>
@@ -5247,7 +5110,7 @@
         <w:t xml:space="preserve">.</w:t>
       </w:r>
     </w:p>
-    <w:bookmarkStart w:id="62" w:name="nist-sp-800-34-proceso-de-contingencia"/>
+    <w:bookmarkStart w:id="51" w:name="nist-sp-800-34-proceso-de-contingencia"/>
     <w:p>
       <w:pPr>
         <w:pStyle w:val="Heading2"/>
@@ -5333,8 +5196,8 @@
         <w:t xml:space="preserve">Asegurar el mantenimiento del plan.</w:t>
       </w:r>
     </w:p>
-    <w:bookmarkEnd w:id="62"/>
-    <w:bookmarkStart w:id="63" w:name="dr-plan-content"/>
+    <w:bookmarkEnd w:id="51"/>
+    <w:bookmarkStart w:id="52" w:name="dr-plan-content"/>
     <w:p>
       <w:pPr>
         <w:pStyle w:val="Heading2"/>
@@ -5398,9 +5261,9 @@
         <w:t xml:space="preserve">Actual RTO/RPO, excepciones, aceptación y pruebas de mejora.</w:t>
       </w:r>
     </w:p>
-    <w:bookmarkEnd w:id="63"/>
-    <w:bookmarkEnd w:id="64"/>
-    <w:bookmarkStart w:id="67" w:name="backups-and-recovery-assurance"/>
+    <w:bookmarkEnd w:id="52"/>
+    <w:bookmarkEnd w:id="53"/>
+    <w:bookmarkStart w:id="56" w:name="backups-and-recovery-assurance"/>
     <w:p>
       <w:pPr>
         <w:pStyle w:val="Heading1"/>
@@ -5415,8 +5278,8 @@
       </w:pPr>
       <w:r>
         <w:rPr>
+          <w:i/>
           <w:iCs/>
-          <w:i/>
         </w:rPr>
         <w:t xml:space="preserve">Los fondos requieren alcance protegido, separación, monitoreo, pruebas de restauración y administración confiable.</w:t>
       </w:r>
@@ -5426,13 +5289,7 @@
         <w:pStyle w:val="BodyText"/>
       </w:pPr>
       <w:r>
-        <w:t xml:space="preserve">“</w:t>
-      </w:r>
-      <w:r>
-        <w:t xml:space="preserve">El éxito de la copia no es prueba de recuperación; test de servicios completos e integridad de datos.</w:t>
-      </w:r>
-      <w:r>
-        <w:t xml:space="preserve">”</w:t>
+        <w:t xml:space="preserve">“El éxito de la copia no es prueba de recuperación; test de servicios completos e integridad de datos.”</w:t>
       </w:r>
       <w:r>
         <w:t xml:space="preserve"> </w:t>
@@ -5449,7 +5306,7 @@
         <w:t xml:space="preserve">Figure 8. Backup-to-recovery assurance</w:t>
       </w:r>
     </w:p>
-    <w:bookmarkStart w:id="65" w:name="design"/>
+    <w:bookmarkStart w:id="54" w:name="design"/>
     <w:p>
       <w:pPr>
         <w:pStyle w:val="Heading2"/>
@@ -5502,8 +5359,8 @@
         <w:t xml:space="preserve">Evite replicar la corrupción o los cambios de atacante sin puntos de recuperación histórica utilizables.</w:t>
       </w:r>
     </w:p>
-    <w:bookmarkEnd w:id="65"/>
-    <w:bookmarkStart w:id="66" w:name="restore-test"/>
+    <w:bookmarkEnd w:id="54"/>
+    <w:bookmarkStart w:id="55" w:name="restore-test"/>
     <w:p>
       <w:pPr>
         <w:pStyle w:val="Heading2"/>
@@ -5567,9 +5424,9 @@
         <w:t xml:space="preserve">Informe si el servicio completo, no sólo un archivo, se refiere a RTO, RPO y requisitos mínimos de servicio.</w:t>
       </w:r>
     </w:p>
-    <w:bookmarkEnd w:id="66"/>
-    <w:bookmarkEnd w:id="67"/>
-    <w:bookmarkStart w:id="69" w:name="gestión-de-crisis-y-factores-humanos"/>
+    <w:bookmarkEnd w:id="55"/>
+    <w:bookmarkEnd w:id="56"/>
+    <w:bookmarkStart w:id="58" w:name="gestión-de-crisis-y-factores-humanos"/>
     <w:p>
       <w:pPr>
         <w:pStyle w:val="Heading1"/>
@@ -5584,13 +5441,13 @@
       </w:pPr>
       <w:r>
         <w:rPr>
+          <w:i/>
           <w:iCs/>
-          <w:i/>
         </w:rPr>
         <w:t xml:space="preserve">La gestión de la crisis coordina decisiones de alto impacto cuando la información es incompleta y importa el tiempo.</w:t>
       </w:r>
     </w:p>
-    <w:bookmarkStart w:id="68" w:name="liderazgo"/>
+    <w:bookmarkStart w:id="57" w:name="liderazgo"/>
     <w:p>
       <w:pPr>
         <w:pStyle w:val="Heading2"/>
@@ -5671,8 +5528,8 @@
       </w:pPr>
       <w:r>
         <w:rPr>
+          <w:b/>
           <w:bCs/>
-          <w:b/>
         </w:rPr>
         <w:t xml:space="preserve">Elemento de sufrimiento</w:t>
       </w:r>
@@ -5739,9 +5596,9 @@
         <w:t xml:space="preserve">← Comunicación | ¿Quién necesita qué mensaje verificado y cuándo? |</w:t>
       </w:r>
     </w:p>
-    <w:bookmarkEnd w:id="68"/>
-    <w:bookmarkEnd w:id="69"/>
-    <w:bookmarkStart w:id="71" w:name="X6382c054e6344f1f902c984ff8e7d9448d238a1"/>
+    <w:bookmarkEnd w:id="57"/>
+    <w:bookmarkEnd w:id="58"/>
+    <w:bookmarkStart w:id="60" w:name="X6382c054e6344f1f902c984ff8e7d9448d238a1"/>
     <w:p>
       <w:pPr>
         <w:pStyle w:val="Heading1"/>
@@ -5756,8 +5613,8 @@
       </w:pPr>
       <w:r>
         <w:rPr>
+          <w:i/>
           <w:iCs/>
-          <w:i/>
         </w:rPr>
         <w:t xml:space="preserve">Los ejercicios deben evaluar la capacidad, no recompensar un rendimiento ensayado.</w:t>
       </w:r>
@@ -5770,13 +5627,7 @@
         <w:t xml:space="preserve">יimg src=</w:t>
       </w:r>
       <w:r>
-        <w:t xml:space="preserve">“</w:t>
-      </w:r>
-      <w:r>
-        <w:t xml:space="preserve">media/image9.png</w:t>
-      </w:r>
-      <w:r>
-        <w:t xml:space="preserve">”</w:t>
+        <w:t xml:space="preserve">“media/image9.png”</w:t>
       </w:r>
       <w:r>
         <w:t xml:space="preserve"> </w:t>
@@ -5785,13 +5636,7 @@
         <w:t xml:space="preserve">style=</w:t>
       </w:r>
       <w:r>
-        <w:t xml:space="preserve">“</w:t>
-      </w:r>
-      <w:r>
-        <w:t xml:space="preserve">width:6.15in;height:3.39605in</w:t>
-      </w:r>
-      <w:r>
-        <w:t xml:space="preserve">”</w:t>
+        <w:t xml:space="preserve">“width:6.15in;height:3.39605in”</w:t>
       </w:r>
       <w:r>
         <w:t xml:space="preserve"> </w:t>
@@ -5800,13 +5645,7 @@
         <w:t xml:space="preserve">alt=</w:t>
       </w:r>
       <w:r>
-        <w:t xml:space="preserve">“</w:t>
-      </w:r>
-      <w:r>
-        <w:t xml:space="preserve">Definir objetivos y capturar evidencia observable antes de asignar acción correctiva</w:t>
-      </w:r>
-      <w:r>
-        <w:t xml:space="preserve">”</w:t>
+        <w:t xml:space="preserve">“Definir objetivos y capturar evidencia observable antes de asignar acción correctiva”</w:t>
       </w:r>
       <w:r>
         <w:t xml:space="preserve">.</w:t>
@@ -5825,26 +5664,24 @@
         <w:tblStyle w:val="Table"/>
         <w:tblW w:type="auto" w:w="0"/>
         <w:tblLook w:firstRow="1" w:lastRow="0" w:firstColumn="0" w:lastColumn="0" w:noHBand="0" w:noVBand="0" w:val="0020"/>
-        <w:jc w:val="start"/>
       </w:tblPr>
       <w:tblGrid>
         <w:gridCol w:w="7920"/>
       </w:tblGrid>
       <w:tr>
         <w:trPr>
-          <w:tblHeader w:val="true"/>
+          <w:tblHeader w:val="on"/>
         </w:trPr>
         <w:tc>
           <w:tcPr/>
           <w:p>
             <w:pPr>
               <w:pStyle w:val="Compact"/>
-              <w:jc w:val="left"/>
             </w:pPr>
             <w:r>
               <w:rPr>
+                <w:b/>
                 <w:bCs/>
-                <w:b/>
               </w:rPr>
               <w:t xml:space="preserve">Tipo de ejercicio</w:t>
             </w:r>
@@ -5896,7 +5733,7 @@
         <w:t xml:space="preserve">← Ejercicio de equipo púrpura TENENCIA Ataque, detección, respuesta y mejora de forma colaborativa</w:t>
       </w:r>
     </w:p>
-    <w:bookmarkStart w:id="70" w:name="after-action-evidence"/>
+    <w:bookmarkStart w:id="59" w:name="after-action-evidence"/>
     <w:p>
       <w:pPr>
         <w:pStyle w:val="Heading2"/>
@@ -5949,9 +5786,9 @@
         <w:t xml:space="preserve">Fortalezas, lagunas, causas profundas y que aportan, riesgo, propietarios, fechas, controles provisionales y pruebas.</w:t>
       </w:r>
     </w:p>
-    <w:bookmarkEnd w:id="70"/>
-    <w:bookmarkEnd w:id="71"/>
-    <w:bookmarkStart w:id="73" w:name="X06e1f64b328142e3e9f159b496df6fc5ef3a4d7"/>
+    <w:bookmarkEnd w:id="59"/>
+    <w:bookmarkEnd w:id="60"/>
+    <w:bookmarkStart w:id="62" w:name="X06e1f64b328142e3e9f159b496df6fc5ef3a4d7"/>
     <w:p>
       <w:pPr>
         <w:pStyle w:val="Heading1"/>
@@ -5966,8 +5803,8 @@
       </w:pPr>
       <w:r>
         <w:rPr>
+          <w:i/>
           <w:iCs/>
-          <w:i/>
         </w:rPr>
         <w:t xml:space="preserve">Frameworks superpone, pero la evidencia debe ser probada contra el requisito exacto aplicable.</w:t>
       </w:r>
@@ -5978,8 +5815,8 @@
       </w:pPr>
       <w:r>
         <w:rPr>
+          <w:b/>
           <w:bCs/>
-          <w:b/>
         </w:rPr>
         <w:t xml:space="preserve">Fuente</w:t>
       </w:r>
@@ -6044,7 +5881,7 @@
         <w:t xml:space="preserve">TEN GDPR | Seguridad, evaluación de incumplimiento/notificación, cooperación con los procesadores, resiliencia/restoración TENIDOS Funciones legales, riesgo, tiempo, jurisdicción requieren asesoramiento ANTERI</w:t>
       </w:r>
     </w:p>
-    <w:bookmarkStart w:id="72" w:name="test-de-evidencia"/>
+    <w:bookmarkStart w:id="61" w:name="test-de-evidencia"/>
     <w:p>
       <w:pPr>
         <w:pStyle w:val="Heading2"/>
@@ -6124,21 +5961,19 @@
         <w:tblStyle w:val="Table"/>
         <w:tblW w:type="auto" w:w="0"/>
         <w:tblLook w:firstRow="1" w:lastRow="0" w:firstColumn="0" w:lastColumn="0" w:noHBand="0" w:noVBand="0" w:val="0020"/>
-        <w:jc w:val="start"/>
       </w:tblPr>
       <w:tblGrid>
         <w:gridCol w:w="7920"/>
       </w:tblGrid>
       <w:tr>
         <w:trPr>
-          <w:tblHeader w:val="true"/>
+          <w:tblHeader w:val="on"/>
         </w:trPr>
         <w:tc>
           <w:tcPr/>
           <w:p>
             <w:pPr>
               <w:pStyle w:val="Compact"/>
-              <w:jc w:val="left"/>
             </w:pPr>
             <w:r>
               <w:t xml:space="preserve">** Silencioso**</w:t>
@@ -6191,9 +6026,9 @@
         <w:t xml:space="preserve">Repetición de incidentes de incidir en la vida Repetir incidentes relacionados con la misma causa no corregida</w:t>
       </w:r>
     </w:p>
-    <w:bookmarkEnd w:id="72"/>
-    <w:bookmarkEnd w:id="73"/>
-    <w:bookmarkStart w:id="74" w:name="open-source-tools"/>
+    <w:bookmarkEnd w:id="61"/>
+    <w:bookmarkEnd w:id="62"/>
+    <w:bookmarkStart w:id="63" w:name="open-source-tools"/>
     <w:p>
       <w:pPr>
         <w:pStyle w:val="Heading1"/>
@@ -6208,8 +6043,8 @@
       </w:pPr>
       <w:r>
         <w:rPr>
+          <w:i/>
           <w:iCs/>
-          <w:i/>
         </w:rPr>
         <w:t xml:space="preserve">Las herramientas de código abierto apoyan la gestión de casos, pruebas, detección, investigación, automatización y presentación de informes</w:t>
       </w:r>
@@ -6217,8 +6052,8 @@
         <w:t xml:space="preserve">.</w:t>
       </w:r>
     </w:p>
-    <w:bookmarkEnd w:id="74"/>
-    <w:bookmarkStart w:id="104" w:name="tool-silencioso"/>
+    <w:bookmarkEnd w:id="63"/>
+    <w:bookmarkStart w:id="93" w:name="tool-silencioso"/>
     <w:p>
       <w:pPr>
         <w:pStyle w:val="Heading1"/>
@@ -6355,8 +6190,8 @@
       </w:r>
       <w:r>
         <w:rPr>
+          <w:b/>
           <w:bCs/>
-          <w:b/>
         </w:rPr>
         <w:t xml:space="preserve">Authorization and evidence safety:</w:t>
       </w:r>
@@ -6373,7 +6208,7 @@
         <w:t xml:space="preserve">Respuesta</w:t>
       </w:r>
     </w:p>
-    <w:bookmarkStart w:id="76" w:name="thehive"/>
+    <w:bookmarkStart w:id="65" w:name="thehive"/>
     <w:p>
       <w:pPr>
         <w:pStyle w:val="Heading2"/>
@@ -6392,6 +6227,265 @@
       <w:r>
         <w:t xml:space="preserve"> </w:t>
       </w:r>
+      <w:hyperlink r:id="rId64">
+        <w:r>
+          <w:rPr>
+            <w:rStyle w:val="Hyperlink"/>
+          </w:rPr>
+          <w:t xml:space="preserve">Seguido</w:t>
+        </w:r>
+      </w:hyperlink>
+    </w:p>
+    <w:p>
+      <w:pPr>
+        <w:pStyle w:val="BodyText"/>
+      </w:pPr>
+      <w:r>
+        <w:t xml:space="preserve">Inicio rápido seguro: Crear un caso de laboratorio, definir tareas y severidad, añadir observables sintéticos, registrar decisiones, proteger permisos y cerrar sólo después de su revisión.</w:t>
+      </w:r>
+    </w:p>
+    <w:p>
+      <w:pPr>
+        <w:pStyle w:val="BodyText"/>
+      </w:pPr>
+      <w:r>
+        <w:t xml:space="preserve">Evidencia: autoridad escrita y alcance, identidad de origen, zona de fecha/hora/hora, herramienta y versión, configuración/query, hashes where appropriate, raw result, analista validation, limitation, action, and review. Restrict access and preserve an unaltered source copy when required.</w:t>
+      </w:r>
+    </w:p>
+    <w:bookmarkEnd w:id="65"/>
+    <w:bookmarkStart w:id="67" w:name="cortex"/>
+    <w:p>
+      <w:pPr>
+        <w:pStyle w:val="Heading2"/>
+      </w:pPr>
+      <w:r>
+        <w:t xml:space="preserve">26.2 Cortex</w:t>
+      </w:r>
+    </w:p>
+    <w:p>
+      <w:pPr>
+        <w:pStyle w:val="FirstParagraph"/>
+      </w:pPr>
+      <w:r>
+        <w:t xml:space="preserve">Objetivo: Medidas de análisis y respuesta observables. Proyecto oficial:</w:t>
+      </w:r>
+      <w:r>
+        <w:t xml:space="preserve"> </w:t>
+      </w:r>
+      <w:hyperlink r:id="rId66">
+        <w:r>
+          <w:rPr>
+            <w:rStyle w:val="Hyperlink"/>
+          </w:rPr>
+          <w:t xml:space="preserve">Seguido</w:t>
+        </w:r>
+      </w:hyperlink>
+    </w:p>
+    <w:p>
+      <w:pPr>
+        <w:pStyle w:val="BodyText"/>
+      </w:pPr>
+      <w:r>
+        <w:t xml:space="preserve">Inicio rápido seguro: Conectar sólo analizadores aprobados en un laboratorio, enviar observables sintéticos, validar resultados, restringir los equipos de respuesta y retener registros de acción.</w:t>
+      </w:r>
+    </w:p>
+    <w:p>
+      <w:pPr>
+        <w:pStyle w:val="BodyText"/>
+      </w:pPr>
+      <w:r>
+        <w:t xml:space="preserve">Evidencia: autoridad escrita y alcance, identidad de origen, zona de fecha/hora/hora, herramienta y versión, configuración/query, hashes where appropriate, raw result, analista validation, limitation, action, and review. Restrict access and preserve an unaltered source copy when required.</w:t>
+      </w:r>
+    </w:p>
+    <w:bookmarkEnd w:id="67"/>
+    <w:bookmarkStart w:id="68" w:name="misp"/>
+    <w:p>
+      <w:pPr>
+        <w:pStyle w:val="Heading2"/>
+      </w:pPr>
+      <w:r>
+        <w:t xml:space="preserve">26.3 MISP</w:t>
+      </w:r>
+    </w:p>
+    <w:p>
+      <w:pPr>
+        <w:pStyle w:val="FirstParagraph"/>
+      </w:pPr>
+      <w:r>
+        <w:t xml:space="preserve">Propósito: Intercambio de información sobre amenazas y correlación. Proyecto oficial: [ejecutado]I](https://www.misp-project.org/)</w:t>
+      </w:r>
+    </w:p>
+    <w:p>
+      <w:pPr>
+        <w:pStyle w:val="BodyText"/>
+      </w:pPr>
+      <w:r>
+        <w:t xml:space="preserve">Inicio rápido seguro: Crear un evento de laboratorio privado, añadir indicadores sintéticos con marcas de contexto y manejo, correlacionar, exportar sólo datos aprobados y expirar indicadores de establo.</w:t>
+      </w:r>
+    </w:p>
+    <w:p>
+      <w:pPr>
+        <w:pStyle w:val="BodyText"/>
+      </w:pPr>
+      <w:r>
+        <w:t xml:space="preserve">Evidencia: autoridad escrita y alcance, identidad de origen, zona de fecha/hora/hora, herramienta y versión, configuración/query, hashes where appropriate, raw result, analista validation, limitation, action, and review. Restrict access and preserve an unaltered source copy when required.</w:t>
+      </w:r>
+    </w:p>
+    <w:bookmarkEnd w:id="68"/>
+    <w:bookmarkStart w:id="70" w:name="wazuh"/>
+    <w:p>
+      <w:pPr>
+        <w:pStyle w:val="Heading2"/>
+      </w:pPr>
+      <w:r>
+        <w:t xml:space="preserve">26.4 Wazuh</w:t>
+      </w:r>
+    </w:p>
+    <w:p>
+      <w:pPr>
+        <w:pStyle w:val="FirstParagraph"/>
+      </w:pPr>
+      <w:r>
+        <w:t xml:space="preserve">Propósito: Supervisión de puntos finales, análisis de registros, integridad de archivos y alertas. Proyecto oficial:</w:t>
+      </w:r>
+      <w:r>
+        <w:t xml:space="preserve"> </w:t>
+      </w:r>
+      <w:hyperlink r:id="rId69">
+        <w:r>
+          <w:rPr>
+            <w:rStyle w:val="Hyperlink"/>
+          </w:rPr>
+          <w:t xml:space="preserve">Seguido</w:t>
+        </w:r>
+      </w:hyperlink>
+    </w:p>
+    <w:p>
+      <w:pPr>
+        <w:pStyle w:val="BodyText"/>
+      </w:pPr>
+      <w:r>
+        <w:t xml:space="preserve">Inicio rápido seguro: Inscribir un punto final de laboratorio, generar un evento inofensivo, confirmar la recogida y alerta, investigar, documentar la cobertura y sintonizar cuidadosamente.</w:t>
+      </w:r>
+    </w:p>
+    <w:p>
+      <w:pPr>
+        <w:pStyle w:val="BodyText"/>
+      </w:pPr>
+      <w:r>
+        <w:t xml:space="preserve">Evidencia: autoridad escrita y alcance, identidad de origen, zona de fecha/hora/hora, herramienta y versión, configuración/query, hashes where appropriate, raw result, analista validation, limitation, action, and review. Restrict access and preserve an unaltered source copy when required.</w:t>
+      </w:r>
+    </w:p>
+    <w:bookmarkEnd w:id="70"/>
+    <w:bookmarkStart w:id="72" w:name="velociraptor"/>
+    <w:p>
+      <w:pPr>
+        <w:pStyle w:val="Heading2"/>
+      </w:pPr>
+      <w:r>
+        <w:t xml:space="preserve">26.5 Velociraptor</w:t>
+      </w:r>
+    </w:p>
+    <w:p>
+      <w:pPr>
+        <w:pStyle w:val="FirstParagraph"/>
+      </w:pPr>
+      <w:r>
+        <w:t xml:space="preserve">Finalidad: visibilidad de punto final y colección de respuesta a incidentes. Proyecto oficial:</w:t>
+      </w:r>
+      <w:r>
+        <w:t xml:space="preserve"> </w:t>
+      </w:r>
+      <w:hyperlink r:id="rId71">
+        <w:r>
+          <w:rPr>
+            <w:rStyle w:val="Hyperlink"/>
+          </w:rPr>
+          <w:t xml:space="preserve">Seguido</w:t>
+        </w:r>
+      </w:hyperlink>
+    </w:p>
+    <w:p>
+      <w:pPr>
+        <w:pStyle w:val="BodyText"/>
+      </w:pPr>
+      <w:r>
+        <w:t xml:space="preserve">Inicio rápido seguro: Usar un laboratorio autorizado aislado, recoger un artefacto estrecho, registrar el alcance y el acceso, verificar los resultados y eliminar los datos de laboratorio retenidos según la política.</w:t>
+      </w:r>
+    </w:p>
+    <w:p>
+      <w:pPr>
+        <w:pStyle w:val="BodyText"/>
+      </w:pPr>
+      <w:r>
+        <w:t xml:space="preserve">Evidencia: autoridad escrita y alcance, identidad de origen, zona de fecha/hora/hora, herramienta y versión, configuración/query, hashes where appropriate, raw result, analista validation, limitation, action, and review. Restrict access and preserve an unaltered source copy when required.</w:t>
+      </w:r>
+    </w:p>
+    <w:bookmarkEnd w:id="72"/>
+    <w:bookmarkStart w:id="74" w:name="volatilidad-3"/>
+    <w:p>
+      <w:pPr>
+        <w:pStyle w:val="Heading2"/>
+      </w:pPr>
+      <w:r>
+        <w:t xml:space="preserve">26.6 Volatilidad 3</w:t>
+      </w:r>
+    </w:p>
+    <w:p>
+      <w:pPr>
+        <w:pStyle w:val="FirstParagraph"/>
+      </w:pPr>
+      <w:r>
+        <w:t xml:space="preserve">Propósito: Memoria forense. Proyecto oficial:</w:t>
+      </w:r>
+      <w:r>
+        <w:t xml:space="preserve"> </w:t>
+      </w:r>
+      <w:hyperlink r:id="rId73">
+        <w:r>
+          <w:rPr>
+            <w:rStyle w:val="Hyperlink"/>
+          </w:rPr>
+          <w:t xml:space="preserve">Seguido</w:t>
+        </w:r>
+      </w:hyperlink>
+    </w:p>
+    <w:p>
+      <w:pPr>
+        <w:pStyle w:val="BodyText"/>
+      </w:pPr>
+      <w:r>
+        <w:t xml:space="preserve">Inicio rápido seguro: Analizar una imagen de memoria de entrenamiento legalmente obtenida, grabar hashes y versión de herramienta, ejecutar plugins enfocados, validar hallazgos, y preservar notas.</w:t>
+      </w:r>
+    </w:p>
+    <w:p>
+      <w:pPr>
+        <w:pStyle w:val="BodyText"/>
+      </w:pPr>
+      <w:r>
+        <w:t xml:space="preserve">Evidencia: autoridad escrita y alcance, identidad de origen, zona de fecha/hora/hora, herramienta y versión, configuración/query, hashes where appropriate, raw result, analista validation, limitation, action, and review. Restrict access and preserve an unaltered source copy when required.</w:t>
+      </w:r>
+    </w:p>
+    <w:bookmarkEnd w:id="74"/>
+    <w:bookmarkStart w:id="76" w:name="autopsia"/>
+    <w:p>
+      <w:pPr>
+        <w:pStyle w:val="Heading2"/>
+      </w:pPr>
+      <w:r>
+        <w:t xml:space="preserve">26.7 Autopsia</w:t>
+      </w:r>
+    </w:p>
+    <w:p>
+      <w:pPr>
+        <w:pStyle w:val="FirstParagraph"/>
+      </w:pPr>
+      <w:r>
+        <w:t xml:space="preserve">Objetivo: Análisis forense de disco y sistema de archivos. Proyecto oficial:</w:t>
+      </w:r>
+      <w:r>
+        <w:t xml:space="preserve"> </w:t>
+      </w:r>
       <w:hyperlink r:id="rId75">
         <w:r>
           <w:rPr>
@@ -6406,7 +6500,7 @@
         <w:pStyle w:val="BodyText"/>
       </w:pPr>
       <w:r>
-        <w:t xml:space="preserve">Inicio rápido seguro: Crear un caso de laboratorio, definir tareas y severidad, añadir observables sintéticos, registrar decisiones, proteger permisos y cerrar sólo después de su revisión.</w:t>
+        <w:t xml:space="preserve">Comenzar rápido seguro: Crear un caso desde una imagen de entrenamiento, verificar el hash de la fuente, usar análisis solo lectura, etiqueta evidencia, exportar un informe y asegurar el caso.</w:t>
       </w:r>
     </w:p>
     <w:p>
@@ -6418,13 +6512,13 @@
       </w:r>
     </w:p>
     <w:bookmarkEnd w:id="76"/>
-    <w:bookmarkStart w:id="78" w:name="cortex"/>
+    <w:bookmarkStart w:id="78" w:name="timesketch"/>
     <w:p>
       <w:pPr>
         <w:pStyle w:val="Heading2"/>
       </w:pPr>
       <w:r>
-        <w:t xml:space="preserve">26.2 Cortex</w:t>
+        <w:t xml:space="preserve">26.8 Timesketch</w:t>
       </w:r>
     </w:p>
     <w:p>
@@ -6432,7 +6526,7 @@
         <w:pStyle w:val="FirstParagraph"/>
       </w:pPr>
       <w:r>
-        <w:t xml:space="preserve">Objetivo: Medidas de análisis y respuesta observables. Proyecto oficial:</w:t>
+        <w:t xml:space="preserve">Propósito: Líneas de tiempo forense colaborativas. Proyecto oficial:</w:t>
       </w:r>
       <w:r>
         <w:t xml:space="preserve"> </w:t>
@@ -6451,7 +6545,7 @@
         <w:pStyle w:val="BodyText"/>
       </w:pPr>
       <w:r>
-        <w:t xml:space="preserve">Inicio rápido seguro: Conectar sólo analizadores aprobados en un laboratorio, enviar observables sintéticos, validar resultados, restringir los equipos de respuesta y retener registros de acción.</w:t>
+        <w:t xml:space="preserve">Inicio rápido seguro: Importar un cronograma sintético, etiquetar eventos clave, hipótesis de búsqueda, conclusiones de analista récord e incertidumbre, y acceso de control.</w:t>
       </w:r>
     </w:p>
     <w:p>
@@ -6463,13 +6557,13 @@
       </w:r>
     </w:p>
     <w:bookmarkEnd w:id="78"/>
-    <w:bookmarkStart w:id="79" w:name="misp"/>
+    <w:bookmarkStart w:id="79" w:name="plaso-log2timeline"/>
     <w:p>
       <w:pPr>
         <w:pStyle w:val="Heading2"/>
       </w:pPr>
       <w:r>
-        <w:t xml:space="preserve">26.3 MISP</w:t>
+        <w:t xml:space="preserve">26.9 Plaso / log2timeline</w:t>
       </w:r>
     </w:p>
     <w:p>
@@ -6477,15 +6571,15 @@
         <w:pStyle w:val="FirstParagraph"/>
       </w:pPr>
       <w:r>
-        <w:t xml:space="preserve">Propósito: Intercambio de información sobre amenazas y correlación. Proyecto oficial: [ejecutado]I](https://www.misp-project.org/)</w:t>
-      </w:r>
-    </w:p>
-    <w:p>
-      <w:pPr>
-        <w:pStyle w:val="BodyText"/>
-      </w:pPr>
-      <w:r>
-        <w:t xml:space="preserve">Inicio rápido seguro: Crear un evento de laboratorio privado, añadir indicadores sintéticos con marcas de contexto y manejo, correlacionar, exportar sólo datos aprobados y expirar indicadores de establo.</w:t>
+        <w:t xml:space="preserve">Propósito: Extracción temporal de artefactos forenses. Proyecto oficial: [ejecutado]o(https://plaso.readthedocs.io/)</w:t>
+      </w:r>
+    </w:p>
+    <w:p>
+      <w:pPr>
+        <w:pStyle w:val="BodyText"/>
+      </w:pPr>
+      <w:r>
+        <w:t xml:space="preserve">Comenzar rápido seguro: Procesar una imagen de entrenamiento o conjunto de artefactos aprobados, opciones de parser de documentos y zona horaria, exportar un cronograma y validar eventos clave.</w:t>
       </w:r>
     </w:p>
     <w:p>
@@ -6497,13 +6591,13 @@
       </w:r>
     </w:p>
     <w:bookmarkEnd w:id="79"/>
-    <w:bookmarkStart w:id="81" w:name="wazuh"/>
+    <w:bookmarkStart w:id="80" w:name="osquery"/>
     <w:p>
       <w:pPr>
         <w:pStyle w:val="Heading2"/>
       </w:pPr>
       <w:r>
-        <w:t xml:space="preserve">26.4 Wazuh</w:t>
+        <w:t xml:space="preserve">26.10 osquery</w:t>
       </w:r>
     </w:p>
     <w:p>
@@ -6511,12 +6605,46 @@
         <w:pStyle w:val="FirstParagraph"/>
       </w:pPr>
       <w:r>
-        <w:t xml:space="preserve">Propósito: Supervisión de puntos finales, análisis de registros, integridad de archivos y alertas. Proyecto oficial:</w:t>
-      </w:r>
-      <w:r>
-        <w:t xml:space="preserve"> </w:t>
-      </w:r>
-      <w:hyperlink r:id="rId80">
+        <w:t xml:space="preserve">Propósito: Endpoint estado y búsquedas de amenazas. Proyecto oficial: (https://www.osquery.io/)</w:t>
+      </w:r>
+    </w:p>
+    <w:p>
+      <w:pPr>
+        <w:pStyle w:val="BodyText"/>
+      </w:pPr>
+      <w:r>
+        <w:t xml:space="preserve">Comenzar rápido seguro: Ejecutar consultas sólo de lectura en un laboratorio, documentar la consulta y la población, comparar puntos finales, validar anomalías y evitar la colección incontrolada.</w:t>
+      </w:r>
+    </w:p>
+    <w:p>
+      <w:pPr>
+        <w:pStyle w:val="BodyText"/>
+      </w:pPr>
+      <w:r>
+        <w:t xml:space="preserve">Evidencia: autoridad escrita y alcance, identidad de origen, zona de fecha/hora/hora, herramienta y versión, configuración/query, hashes where appropriate, raw result, analista validation, limitation, action, and review. Restrict access and preserve an unaltered source copy when required.</w:t>
+      </w:r>
+    </w:p>
+    <w:bookmarkEnd w:id="80"/>
+    <w:bookmarkStart w:id="82" w:name="zeek"/>
+    <w:p>
+      <w:pPr>
+        <w:pStyle w:val="Heading2"/>
+      </w:pPr>
+      <w:r>
+        <w:t xml:space="preserve">26.11 Zeek</w:t>
+      </w:r>
+    </w:p>
+    <w:p>
+      <w:pPr>
+        <w:pStyle w:val="FirstParagraph"/>
+      </w:pPr>
+      <w:r>
+        <w:t xml:space="preserve">Propósito: Telemetría de seguridad de red y metadatos de protocolo. Proyecto oficial:</w:t>
+      </w:r>
+      <w:r>
+        <w:t xml:space="preserve"> </w:t>
+      </w:r>
+      <w:hyperlink r:id="rId81">
         <w:r>
           <w:rPr>
             <w:rStyle w:val="Hyperlink"/>
@@ -6530,7 +6658,7 @@
         <w:pStyle w:val="BodyText"/>
       </w:pPr>
       <w:r>
-        <w:t xml:space="preserve">Inicio rápido seguro: Inscribir un punto final de laboratorio, generar un evento inofensivo, confirmar la recogida y alerta, investigar, documentar la cobertura y sintonizar cuidadosamente.</w:t>
+        <w:t xml:space="preserve">Inicio rápido seguro: Usar un sensor de laboratorio o una captura de paquetes aprobada, generar tráfico seguro, inspeccionar registros, construir una línea de tiempo y documentar límites de tráfico cifrados.</w:t>
       </w:r>
     </w:p>
     <w:p>
@@ -6541,14 +6669,14 @@
         <w:t xml:space="preserve">Evidencia: autoridad escrita y alcance, identidad de origen, zona de fecha/hora/hora, herramienta y versión, configuración/query, hashes where appropriate, raw result, analista validation, limitation, action, and review. Restrict access and preserve an unaltered source copy when required.</w:t>
       </w:r>
     </w:p>
-    <w:bookmarkEnd w:id="81"/>
-    <w:bookmarkStart w:id="83" w:name="velociraptor"/>
+    <w:bookmarkEnd w:id="82"/>
+    <w:bookmarkStart w:id="83" w:name="suricata"/>
     <w:p>
       <w:pPr>
         <w:pStyle w:val="Heading2"/>
       </w:pPr>
       <w:r>
-        <w:t xml:space="preserve">26.5 Velociraptor</w:t>
+        <w:t xml:space="preserve">26.12 Suricata</w:t>
       </w:r>
     </w:p>
     <w:p>
@@ -6556,12 +6684,148 @@
         <w:pStyle w:val="FirstParagraph"/>
       </w:pPr>
       <w:r>
-        <w:t xml:space="preserve">Finalidad: visibilidad de punto final y colección de respuesta a incidentes. Proyecto oficial:</w:t>
-      </w:r>
-      <w:r>
-        <w:t xml:space="preserve"> </w:t>
-      </w:r>
-      <w:hyperlink r:id="rId82">
+        <w:t xml:space="preserve">Objetivo: detección y prevención de intrusiones en red. Proyecto oficial: [Seguido] [https://suricata.io/]</w:t>
+      </w:r>
+    </w:p>
+    <w:p>
+      <w:pPr>
+        <w:pStyle w:val="BodyText"/>
+      </w:pPr>
+      <w:r>
+        <w:t xml:space="preserve">Inicio rápido seguro: Use una interfaz de laboratorio, actualice las reglas aprobadas, genere tráfico de prueba, valide alertas, sintonice con control de cambio y mantenga versiones.</w:t>
+      </w:r>
+    </w:p>
+    <w:p>
+      <w:pPr>
+        <w:pStyle w:val="BodyText"/>
+      </w:pPr>
+      <w:r>
+        <w:t xml:space="preserve">Evidencia: autoridad escrita y alcance, identidad de origen, zona de fecha/hora/hora, herramienta y versión, configuración/query, hashes where appropriate, raw result, analista validation, limitation, action, and review. Restrict access and preserve an unaltered source copy when required.</w:t>
+      </w:r>
+    </w:p>
+    <w:bookmarkEnd w:id="83"/>
+    <w:bookmarkStart w:id="84" w:name="yara"/>
+    <w:p>
+      <w:pPr>
+        <w:pStyle w:val="Heading2"/>
+      </w:pPr>
+      <w:r>
+        <w:t xml:space="preserve">26.13 YARA</w:t>
+      </w:r>
+    </w:p>
+    <w:p>
+      <w:pPr>
+        <w:pStyle w:val="FirstParagraph"/>
+      </w:pPr>
+      <w:r>
+        <w:t xml:space="preserve">Propósito: Patrón que coincide con archivos y memoria. Proyecto oficial: (https://virustotal.github.io/yara/)</w:t>
+      </w:r>
+    </w:p>
+    <w:p>
+      <w:pPr>
+        <w:pStyle w:val="BodyText"/>
+      </w:pPr>
+      <w:r>
+        <w:t xml:space="preserve">Inicio rápido seguro: Prueba una regla estrecha contra muestras inofensivas, fuente de reglas de documentos y falsos positivos, revisión por pares, y escanear sólo datos autorizados.</w:t>
+      </w:r>
+    </w:p>
+    <w:p>
+      <w:pPr>
+        <w:pStyle w:val="BodyText"/>
+      </w:pPr>
+      <w:r>
+        <w:t xml:space="preserve">Evidencia: autoridad escrita y alcance, identidad de origen, zona de fecha/hora/hora, herramienta y versión, configuración/query, hashes where appropriate, raw result, analista validation, limitation, action, and review. Restrict access and preserve an unaltered source copy when required.</w:t>
+      </w:r>
+    </w:p>
+    <w:bookmarkEnd w:id="84"/>
+    <w:bookmarkStart w:id="85" w:name="sigma"/>
+    <w:p>
+      <w:pPr>
+        <w:pStyle w:val="Heading2"/>
+      </w:pPr>
+      <w:r>
+        <w:t xml:space="preserve">26.14 Sigma</w:t>
+      </w:r>
+    </w:p>
+    <w:p>
+      <w:pPr>
+        <w:pStyle w:val="FirstParagraph"/>
+      </w:pPr>
+      <w:r>
+        <w:t xml:space="preserve">Propósito: Reglas de detección de troncos portátiles. Proyecto oficial: (https://sigmahq.io/)</w:t>
+      </w:r>
+    </w:p>
+    <w:p>
+      <w:pPr>
+        <w:pStyle w:val="BodyText"/>
+      </w:pPr>
+      <w:r>
+        <w:t xml:space="preserve">Inicio rápido seguro: Seleccione una regla, mapee a los campos disponibles, convierta para una plataforma de laboratorio, prueba con registros sintéticos, sintonía, revisión de pares y versiones de pista.</w:t>
+      </w:r>
+    </w:p>
+    <w:p>
+      <w:pPr>
+        <w:pStyle w:val="BodyText"/>
+      </w:pPr>
+      <w:r>
+        <w:t xml:space="preserve">Evidencia: autoridad escrita y alcance, identidad de origen, zona de fecha/hora/hora, herramienta y versión, configuración/query, hashes where appropriate, raw result, analista validation, limitation, action, and review. Restrict access and preserve an unaltered source copy when required.</w:t>
+      </w:r>
+    </w:p>
+    <w:bookmarkEnd w:id="85"/>
+    <w:bookmarkStart w:id="86" w:name="dfir-iris"/>
+    <w:p>
+      <w:pPr>
+        <w:pStyle w:val="Heading2"/>
+      </w:pPr>
+      <w:r>
+        <w:t xml:space="preserve">26.15 DFIR-IRIS</w:t>
+      </w:r>
+    </w:p>
+    <w:p>
+      <w:pPr>
+        <w:pStyle w:val="FirstParagraph"/>
+      </w:pPr>
+      <w:r>
+        <w:t xml:space="preserve">Propósito: Respuesta de incidentes y gestión de casos de investigación. Proyecto oficial: (https://dfir-iris.org/)</w:t>
+      </w:r>
+    </w:p>
+    <w:p>
+      <w:pPr>
+        <w:pStyle w:val="BodyText"/>
+      </w:pPr>
+      <w:r>
+        <w:t xml:space="preserve">Comenzar rápido seguro: Crear un caso ficticio, asignar tareas, registrar plazos y pruebas, restringir roles, generar un informe y probar respaldo/exportación.</w:t>
+      </w:r>
+    </w:p>
+    <w:p>
+      <w:pPr>
+        <w:pStyle w:val="BodyText"/>
+      </w:pPr>
+      <w:r>
+        <w:t xml:space="preserve">Evidencia: autoridad escrita y alcance, identidad de origen, zona de fecha/hora/hora, herramienta y versión, configuración/query, hashes where appropriate, raw result, analista validation, limitation, action, and review. Restrict access and preserve an unaltered source copy when required.</w:t>
+      </w:r>
+    </w:p>
+    <w:bookmarkEnd w:id="86"/>
+    <w:bookmarkStart w:id="88" w:name="grr-rapid-response"/>
+    <w:p>
+      <w:pPr>
+        <w:pStyle w:val="Heading2"/>
+      </w:pPr>
+      <w:r>
+        <w:t xml:space="preserve">26.16 GRR Rapid Response</w:t>
+      </w:r>
+    </w:p>
+    <w:p>
+      <w:pPr>
+        <w:pStyle w:val="FirstParagraph"/>
+      </w:pPr>
+      <w:r>
+        <w:t xml:space="preserve">Objetivo: Forenses remotos en directo a escala de punta. Proyecto oficial:</w:t>
+      </w:r>
+      <w:r>
+        <w:t xml:space="preserve"> </w:t>
+      </w:r>
+      <w:hyperlink r:id="rId87">
         <w:r>
           <w:rPr>
             <w:rStyle w:val="Hyperlink"/>
@@ -6575,7 +6839,7 @@
         <w:pStyle w:val="BodyText"/>
       </w:pPr>
       <w:r>
-        <w:t xml:space="preserve">Inicio rápido seguro: Usar un laboratorio autorizado aislado, recoger un artefacto estrecho, registrar el alcance y el acceso, verificar los resultados y eliminar los datos de laboratorio retenidos según la política.</w:t>
+        <w:t xml:space="preserve">Inicio rápido seguro: Implementar sólo en un entorno autorizado aislado, aprobar un flujo de recogida estrecho, verificar los registros de auditoría y controlar los resultados retenidos.</w:t>
       </w:r>
     </w:p>
     <w:p>
@@ -6586,14 +6850,14 @@
         <w:t xml:space="preserve">Evidencia: autoridad escrita y alcance, identidad de origen, zona de fecha/hora/hora, herramienta y versión, configuración/query, hashes where appropriate, raw result, analista validation, limitation, action, and review. Restrict access and preserve an unaltered source copy when required.</w:t>
       </w:r>
     </w:p>
-    <w:bookmarkEnd w:id="83"/>
-    <w:bookmarkStart w:id="85" w:name="volatilidad-3"/>
+    <w:bookmarkEnd w:id="88"/>
+    <w:bookmarkStart w:id="90" w:name="shuffle"/>
     <w:p>
       <w:pPr>
         <w:pStyle w:val="Heading2"/>
       </w:pPr>
       <w:r>
-        <w:t xml:space="preserve">26.6 Volatilidad 3</w:t>
+        <w:t xml:space="preserve">26.17 Shuffle</w:t>
       </w:r>
     </w:p>
     <w:p>
@@ -6601,12 +6865,12 @@
         <w:pStyle w:val="FirstParagraph"/>
       </w:pPr>
       <w:r>
-        <w:t xml:space="preserve">Propósito: Memoria forense. Proyecto oficial:</w:t>
-      </w:r>
-      <w:r>
-        <w:t xml:space="preserve"> </w:t>
-      </w:r>
-      <w:hyperlink r:id="rId84">
+        <w:t xml:space="preserve">Propósito: orquestación y automatización de seguridad. Proyecto oficial:</w:t>
+      </w:r>
+      <w:r>
+        <w:t xml:space="preserve"> </w:t>
+      </w:r>
+      <w:hyperlink r:id="rId89">
         <w:r>
           <w:rPr>
             <w:rStyle w:val="Hyperlink"/>
@@ -6620,7 +6884,7 @@
         <w:pStyle w:val="BodyText"/>
       </w:pPr>
       <w:r>
-        <w:t xml:space="preserve">Inicio rápido seguro: Analizar una imagen de memoria de entrenamiento legalmente obtenida, grabar hashes y versión de herramienta, ejecutar plugins enfocados, validar hallazgos, y preservar notas.</w:t>
+        <w:t xml:space="preserve">Comenzar rápido seguro: Construir un flujo de trabajo de laboratorio con entradas inofensivas y puertas de aprobación, probar caminos de falla, registrar cada acción y mantener las acciones destructivas desactivadas.</w:t>
       </w:r>
     </w:p>
     <w:p>
@@ -6631,14 +6895,14 @@
         <w:t xml:space="preserve">Evidencia: autoridad escrita y alcance, identidad de origen, zona de fecha/hora/hora, herramienta y versión, configuración/query, hashes where appropriate, raw result, analista validation, limitation, action, and review. Restrict access and preserve an unaltered source copy when required.</w:t>
       </w:r>
     </w:p>
-    <w:bookmarkEnd w:id="85"/>
-    <w:bookmarkStart w:id="87" w:name="autopsia"/>
+    <w:bookmarkEnd w:id="90"/>
+    <w:bookmarkStart w:id="92" w:name="opensearch"/>
     <w:p>
       <w:pPr>
         <w:pStyle w:val="Heading2"/>
       </w:pPr>
       <w:r>
-        <w:t xml:space="preserve">26.7 Autopsia</w:t>
+        <w:t xml:space="preserve">26.18 OpenSearch</w:t>
       </w:r>
     </w:p>
     <w:p>
@@ -6646,12 +6910,12 @@
         <w:pStyle w:val="FirstParagraph"/>
       </w:pPr>
       <w:r>
-        <w:t xml:space="preserve">Objetivo: Análisis forense de disco y sistema de archivos. Proyecto oficial:</w:t>
-      </w:r>
-      <w:r>
-        <w:t xml:space="preserve"> </w:t>
-      </w:r>
-      <w:hyperlink r:id="rId86">
+        <w:t xml:space="preserve">Propósito: Búsqueda, análisis, paneles y registros de seguridad. Proyecto oficial:</w:t>
+      </w:r>
+      <w:r>
+        <w:t xml:space="preserve"> </w:t>
+      </w:r>
+      <w:hyperlink r:id="rId91">
         <w:r>
           <w:rPr>
             <w:rStyle w:val="Hyperlink"/>
@@ -6665,7 +6929,7 @@
         <w:pStyle w:val="BodyText"/>
       </w:pPr>
       <w:r>
-        <w:t xml:space="preserve">Comenzar rápido seguro: Crear un caso desde una imagen de entrenamiento, verificar el hash de la fuente, usar análisis solo lectura, etiqueta evidencia, exportar un informe y asegurar el caso.</w:t>
+        <w:t xml:space="preserve">Inicio rápido seguro: Ingerir troncos sintéticos, normalizar el tiempo y los campos, crear una consulta enfocada y un panel de control, restringir el acceso y la retención de documentos.</w:t>
       </w:r>
     </w:p>
     <w:p>
@@ -6676,14 +6940,15 @@
         <w:t xml:space="preserve">Evidencia: autoridad escrita y alcance, identidad de origen, zona de fecha/hora/hora, herramienta y versión, configuración/query, hashes where appropriate, raw result, analista validation, limitation, action, and review. Restrict access and preserve an unaltered source copy when required.</w:t>
       </w:r>
     </w:p>
-    <w:bookmarkEnd w:id="87"/>
-    <w:bookmarkStart w:id="89" w:name="timesketch"/>
-    <w:p>
-      <w:pPr>
-        <w:pStyle w:val="Heading2"/>
-      </w:pPr>
-      <w:r>
-        <w:t xml:space="preserve">26.8 Timesketch</w:t>
+    <w:bookmarkEnd w:id="92"/>
+    <w:bookmarkEnd w:id="93"/>
+    <w:bookmarkStart w:id="95" w:name="manual-de-resiliencia-para-gerentes"/>
+    <w:p>
+      <w:pPr>
+        <w:pStyle w:val="Heading1"/>
+      </w:pPr>
+      <w:r>
+        <w:t xml:space="preserve">27. Manual de resiliencia para gerentes</w:t>
       </w:r>
     </w:p>
     <w:p>
@@ -6691,439 +6956,9 @@
         <w:pStyle w:val="FirstParagraph"/>
       </w:pPr>
       <w:r>
-        <w:t xml:space="preserve">Propósito: Líneas de tiempo forense colaborativas. Proyecto oficial:</w:t>
-      </w:r>
-      <w:r>
-        <w:t xml:space="preserve"> </w:t>
-      </w:r>
-      <w:hyperlink r:id="rId88">
-        <w:r>
-          <w:rPr>
-            <w:rStyle w:val="Hyperlink"/>
-          </w:rPr>
-          <w:t xml:space="preserve">Seguido</w:t>
-        </w:r>
-      </w:hyperlink>
-    </w:p>
-    <w:p>
-      <w:pPr>
-        <w:pStyle w:val="BodyText"/>
-      </w:pPr>
-      <w:r>
-        <w:t xml:space="preserve">Inicio rápido seguro: Importar un cronograma sintético, etiquetar eventos clave, hipótesis de búsqueda, conclusiones de analista récord e incertidumbre, y acceso de control.</w:t>
-      </w:r>
-    </w:p>
-    <w:p>
-      <w:pPr>
-        <w:pStyle w:val="BodyText"/>
-      </w:pPr>
-      <w:r>
-        <w:t xml:space="preserve">Evidencia: autoridad escrita y alcance, identidad de origen, zona de fecha/hora/hora, herramienta y versión, configuración/query, hashes where appropriate, raw result, analista validation, limitation, action, and review. Restrict access and preserve an unaltered source copy when required.</w:t>
-      </w:r>
-    </w:p>
-    <w:bookmarkEnd w:id="89"/>
-    <w:bookmarkStart w:id="90" w:name="plaso-log2timeline"/>
-    <w:p>
-      <w:pPr>
-        <w:pStyle w:val="Heading2"/>
-      </w:pPr>
-      <w:r>
-        <w:t xml:space="preserve">26.9 Plaso / log2timeline</w:t>
-      </w:r>
-    </w:p>
-    <w:p>
-      <w:pPr>
-        <w:pStyle w:val="FirstParagraph"/>
-      </w:pPr>
-      <w:r>
-        <w:t xml:space="preserve">Propósito: Extracción temporal de artefactos forenses. Proyecto oficial: [ejecutado]o(https://plaso.readthedocs.io/)</w:t>
-      </w:r>
-    </w:p>
-    <w:p>
-      <w:pPr>
-        <w:pStyle w:val="BodyText"/>
-      </w:pPr>
-      <w:r>
-        <w:t xml:space="preserve">Comenzar rápido seguro: Procesar una imagen de entrenamiento o conjunto de artefactos aprobados, opciones de parser de documentos y zona horaria, exportar un cronograma y validar eventos clave.</w:t>
-      </w:r>
-    </w:p>
-    <w:p>
-      <w:pPr>
-        <w:pStyle w:val="BodyText"/>
-      </w:pPr>
-      <w:r>
-        <w:t xml:space="preserve">Evidencia: autoridad escrita y alcance, identidad de origen, zona de fecha/hora/hora, herramienta y versión, configuración/query, hashes where appropriate, raw result, analista validation, limitation, action, and review. Restrict access and preserve an unaltered source copy when required.</w:t>
-      </w:r>
-    </w:p>
-    <w:bookmarkEnd w:id="90"/>
-    <w:bookmarkStart w:id="91" w:name="osquery"/>
-    <w:p>
-      <w:pPr>
-        <w:pStyle w:val="Heading2"/>
-      </w:pPr>
-      <w:r>
-        <w:t xml:space="preserve">26.10 osquery</w:t>
-      </w:r>
-    </w:p>
-    <w:p>
-      <w:pPr>
-        <w:pStyle w:val="FirstParagraph"/>
-      </w:pPr>
-      <w:r>
-        <w:t xml:space="preserve">Propósito: Endpoint estado y búsquedas de amenazas. Proyecto oficial: (https://www.osquery.io/)</w:t>
-      </w:r>
-    </w:p>
-    <w:p>
-      <w:pPr>
-        <w:pStyle w:val="BodyText"/>
-      </w:pPr>
-      <w:r>
-        <w:t xml:space="preserve">Comenzar rápido seguro: Ejecutar consultas sólo de lectura en un laboratorio, documentar la consulta y la población, comparar puntos finales, validar anomalías y evitar la colección incontrolada.</w:t>
-      </w:r>
-    </w:p>
-    <w:p>
-      <w:pPr>
-        <w:pStyle w:val="BodyText"/>
-      </w:pPr>
-      <w:r>
-        <w:t xml:space="preserve">Evidencia: autoridad escrita y alcance, identidad de origen, zona de fecha/hora/hora, herramienta y versión, configuración/query, hashes where appropriate, raw result, analista validation, limitation, action, and review. Restrict access and preserve an unaltered source copy when required.</w:t>
-      </w:r>
-    </w:p>
-    <w:bookmarkEnd w:id="91"/>
-    <w:bookmarkStart w:id="93" w:name="zeek"/>
-    <w:p>
-      <w:pPr>
-        <w:pStyle w:val="Heading2"/>
-      </w:pPr>
-      <w:r>
-        <w:t xml:space="preserve">26.11 Zeek</w:t>
-      </w:r>
-    </w:p>
-    <w:p>
-      <w:pPr>
-        <w:pStyle w:val="FirstParagraph"/>
-      </w:pPr>
-      <w:r>
-        <w:t xml:space="preserve">Propósito: Telemetría de seguridad de red y metadatos de protocolo. Proyecto oficial:</w:t>
-      </w:r>
-      <w:r>
-        <w:t xml:space="preserve"> </w:t>
-      </w:r>
-      <w:hyperlink r:id="rId92">
-        <w:r>
-          <w:rPr>
-            <w:rStyle w:val="Hyperlink"/>
-          </w:rPr>
-          <w:t xml:space="preserve">Seguido</w:t>
-        </w:r>
-      </w:hyperlink>
-    </w:p>
-    <w:p>
-      <w:pPr>
-        <w:pStyle w:val="BodyText"/>
-      </w:pPr>
-      <w:r>
-        <w:t xml:space="preserve">Inicio rápido seguro: Usar un sensor de laboratorio o una captura de paquetes aprobada, generar tráfico seguro, inspeccionar registros, construir una línea de tiempo y documentar límites de tráfico cifrados.</w:t>
-      </w:r>
-    </w:p>
-    <w:p>
-      <w:pPr>
-        <w:pStyle w:val="BodyText"/>
-      </w:pPr>
-      <w:r>
-        <w:t xml:space="preserve">Evidencia: autoridad escrita y alcance, identidad de origen, zona de fecha/hora/hora, herramienta y versión, configuración/query, hashes where appropriate, raw result, analista validation, limitation, action, and review. Restrict access and preserve an unaltered source copy when required.</w:t>
-      </w:r>
-    </w:p>
-    <w:bookmarkEnd w:id="93"/>
-    <w:bookmarkStart w:id="94" w:name="suricata"/>
-    <w:p>
-      <w:pPr>
-        <w:pStyle w:val="Heading2"/>
-      </w:pPr>
-      <w:r>
-        <w:t xml:space="preserve">26.12 Suricata</w:t>
-      </w:r>
-    </w:p>
-    <w:p>
-      <w:pPr>
-        <w:pStyle w:val="FirstParagraph"/>
-      </w:pPr>
-      <w:r>
-        <w:t xml:space="preserve">Objetivo: detección y prevención de intrusiones en red. Proyecto oficial: [Seguido] [https://suricata.io/]</w:t>
-      </w:r>
-    </w:p>
-    <w:p>
-      <w:pPr>
-        <w:pStyle w:val="BodyText"/>
-      </w:pPr>
-      <w:r>
-        <w:t xml:space="preserve">Inicio rápido seguro: Use una interfaz de laboratorio, actualice las reglas aprobadas, genere tráfico de prueba, valide alertas, sintonice con control de cambio y mantenga versiones.</w:t>
-      </w:r>
-    </w:p>
-    <w:p>
-      <w:pPr>
-        <w:pStyle w:val="BodyText"/>
-      </w:pPr>
-      <w:r>
-        <w:t xml:space="preserve">Evidencia: autoridad escrita y alcance, identidad de origen, zona de fecha/hora/hora, herramienta y versión, configuración/query, hashes where appropriate, raw result, analista validation, limitation, action, and review. Restrict access and preserve an unaltered source copy when required.</w:t>
-      </w:r>
-    </w:p>
-    <w:bookmarkEnd w:id="94"/>
-    <w:bookmarkStart w:id="95" w:name="yara"/>
-    <w:p>
-      <w:pPr>
-        <w:pStyle w:val="Heading2"/>
-      </w:pPr>
-      <w:r>
-        <w:t xml:space="preserve">26.13 YARA</w:t>
-      </w:r>
-    </w:p>
-    <w:p>
-      <w:pPr>
-        <w:pStyle w:val="FirstParagraph"/>
-      </w:pPr>
-      <w:r>
-        <w:t xml:space="preserve">Propósito: Patrón que coincide con archivos y memoria. Proyecto oficial: (https://virustotal.github.io/yara/)</w:t>
-      </w:r>
-    </w:p>
-    <w:p>
-      <w:pPr>
-        <w:pStyle w:val="BodyText"/>
-      </w:pPr>
-      <w:r>
-        <w:t xml:space="preserve">Inicio rápido seguro: Prueba una regla estrecha contra muestras inofensivas, fuente de reglas de documentos y falsos positivos, revisión por pares, y escanear sólo datos autorizados.</w:t>
-      </w:r>
-    </w:p>
-    <w:p>
-      <w:pPr>
-        <w:pStyle w:val="BodyText"/>
-      </w:pPr>
-      <w:r>
-        <w:t xml:space="preserve">Evidencia: autoridad escrita y alcance, identidad de origen, zona de fecha/hora/hora, herramienta y versión, configuración/query, hashes where appropriate, raw result, analista validation, limitation, action, and review. Restrict access and preserve an unaltered source copy when required.</w:t>
-      </w:r>
-    </w:p>
-    <w:bookmarkEnd w:id="95"/>
-    <w:bookmarkStart w:id="96" w:name="sigma"/>
-    <w:p>
-      <w:pPr>
-        <w:pStyle w:val="Heading2"/>
-      </w:pPr>
-      <w:r>
-        <w:t xml:space="preserve">26.14 Sigma</w:t>
-      </w:r>
-    </w:p>
-    <w:p>
-      <w:pPr>
-        <w:pStyle w:val="FirstParagraph"/>
-      </w:pPr>
-      <w:r>
-        <w:t xml:space="preserve">Propósito: Reglas de detección de troncos portátiles. Proyecto oficial: (https://sigmahq.io/)</w:t>
-      </w:r>
-    </w:p>
-    <w:p>
-      <w:pPr>
-        <w:pStyle w:val="BodyText"/>
-      </w:pPr>
-      <w:r>
-        <w:t xml:space="preserve">Inicio rápido seguro: Seleccione una regla, mapee a los campos disponibles, convierta para una plataforma de laboratorio, prueba con registros sintéticos, sintonía, revisión de pares y versiones de pista.</w:t>
-      </w:r>
-    </w:p>
-    <w:p>
-      <w:pPr>
-        <w:pStyle w:val="BodyText"/>
-      </w:pPr>
-      <w:r>
-        <w:t xml:space="preserve">Evidencia: autoridad escrita y alcance, identidad de origen, zona de fecha/hora/hora, herramienta y versión, configuración/query, hashes where appropriate, raw result, analista validation, limitation, action, and review. Restrict access and preserve an unaltered source copy when required.</w:t>
-      </w:r>
-    </w:p>
-    <w:bookmarkEnd w:id="96"/>
-    <w:bookmarkStart w:id="97" w:name="dfir-iris"/>
-    <w:p>
-      <w:pPr>
-        <w:pStyle w:val="Heading2"/>
-      </w:pPr>
-      <w:r>
-        <w:t xml:space="preserve">26.15 DFIR-IRIS</w:t>
-      </w:r>
-    </w:p>
-    <w:p>
-      <w:pPr>
-        <w:pStyle w:val="FirstParagraph"/>
-      </w:pPr>
-      <w:r>
-        <w:t xml:space="preserve">Propósito: Respuesta de incidentes y gestión de casos de investigación. Proyecto oficial: (https://dfir-iris.org/)</w:t>
-      </w:r>
-    </w:p>
-    <w:p>
-      <w:pPr>
-        <w:pStyle w:val="BodyText"/>
-      </w:pPr>
-      <w:r>
-        <w:t xml:space="preserve">Comenzar rápido seguro: Crear un caso ficticio, asignar tareas, registrar plazos y pruebas, restringir roles, generar un informe y probar respaldo/exportación.</w:t>
-      </w:r>
-    </w:p>
-    <w:p>
-      <w:pPr>
-        <w:pStyle w:val="BodyText"/>
-      </w:pPr>
-      <w:r>
-        <w:t xml:space="preserve">Evidencia: autoridad escrita y alcance, identidad de origen, zona de fecha/hora/hora, herramienta y versión, configuración/query, hashes where appropriate, raw result, analista validation, limitation, action, and review. Restrict access and preserve an unaltered source copy when required.</w:t>
-      </w:r>
-    </w:p>
-    <w:bookmarkEnd w:id="97"/>
-    <w:bookmarkStart w:id="99" w:name="grr-rapid-response"/>
-    <w:p>
-      <w:pPr>
-        <w:pStyle w:val="Heading2"/>
-      </w:pPr>
-      <w:r>
-        <w:t xml:space="preserve">26.16 GRR Rapid Response</w:t>
-      </w:r>
-    </w:p>
-    <w:p>
-      <w:pPr>
-        <w:pStyle w:val="FirstParagraph"/>
-      </w:pPr>
-      <w:r>
-        <w:t xml:space="preserve">Objetivo: Forenses remotos en directo a escala de punta. Proyecto oficial:</w:t>
-      </w:r>
-      <w:r>
-        <w:t xml:space="preserve"> </w:t>
-      </w:r>
-      <w:hyperlink r:id="rId98">
-        <w:r>
-          <w:rPr>
-            <w:rStyle w:val="Hyperlink"/>
-          </w:rPr>
-          <w:t xml:space="preserve">Seguido</w:t>
-        </w:r>
-      </w:hyperlink>
-    </w:p>
-    <w:p>
-      <w:pPr>
-        <w:pStyle w:val="BodyText"/>
-      </w:pPr>
-      <w:r>
-        <w:t xml:space="preserve">Inicio rápido seguro: Implementar sólo en un entorno autorizado aislado, aprobar un flujo de recogida estrecho, verificar los registros de auditoría y controlar los resultados retenidos.</w:t>
-      </w:r>
-    </w:p>
-    <w:p>
-      <w:pPr>
-        <w:pStyle w:val="BodyText"/>
-      </w:pPr>
-      <w:r>
-        <w:t xml:space="preserve">Evidencia: autoridad escrita y alcance, identidad de origen, zona de fecha/hora/hora, herramienta y versión, configuración/query, hashes where appropriate, raw result, analista validation, limitation, action, and review. Restrict access and preserve an unaltered source copy when required.</w:t>
-      </w:r>
-    </w:p>
-    <w:bookmarkEnd w:id="99"/>
-    <w:bookmarkStart w:id="101" w:name="shuffle"/>
-    <w:p>
-      <w:pPr>
-        <w:pStyle w:val="Heading2"/>
-      </w:pPr>
-      <w:r>
-        <w:t xml:space="preserve">26.17 Shuffle</w:t>
-      </w:r>
-    </w:p>
-    <w:p>
-      <w:pPr>
-        <w:pStyle w:val="FirstParagraph"/>
-      </w:pPr>
-      <w:r>
-        <w:t xml:space="preserve">Propósito: orquestación y automatización de seguridad. Proyecto oficial:</w:t>
-      </w:r>
-      <w:r>
-        <w:t xml:space="preserve"> </w:t>
-      </w:r>
-      <w:hyperlink r:id="rId100">
-        <w:r>
-          <w:rPr>
-            <w:rStyle w:val="Hyperlink"/>
-          </w:rPr>
-          <w:t xml:space="preserve">Seguido</w:t>
-        </w:r>
-      </w:hyperlink>
-    </w:p>
-    <w:p>
-      <w:pPr>
-        <w:pStyle w:val="BodyText"/>
-      </w:pPr>
-      <w:r>
-        <w:t xml:space="preserve">Comenzar rápido seguro: Construir un flujo de trabajo de laboratorio con entradas inofensivas y puertas de aprobación, probar caminos de falla, registrar cada acción y mantener las acciones destructivas desactivadas.</w:t>
-      </w:r>
-    </w:p>
-    <w:p>
-      <w:pPr>
-        <w:pStyle w:val="BodyText"/>
-      </w:pPr>
-      <w:r>
-        <w:t xml:space="preserve">Evidencia: autoridad escrita y alcance, identidad de origen, zona de fecha/hora/hora, herramienta y versión, configuración/query, hashes where appropriate, raw result, analista validation, limitation, action, and review. Restrict access and preserve an unaltered source copy when required.</w:t>
-      </w:r>
-    </w:p>
-    <w:bookmarkEnd w:id="101"/>
-    <w:bookmarkStart w:id="103" w:name="opensearch"/>
-    <w:p>
-      <w:pPr>
-        <w:pStyle w:val="Heading2"/>
-      </w:pPr>
-      <w:r>
-        <w:t xml:space="preserve">26.18 OpenSearch</w:t>
-      </w:r>
-    </w:p>
-    <w:p>
-      <w:pPr>
-        <w:pStyle w:val="FirstParagraph"/>
-      </w:pPr>
-      <w:r>
-        <w:t xml:space="preserve">Propósito: Búsqueda, análisis, paneles y registros de seguridad. Proyecto oficial:</w:t>
-      </w:r>
-      <w:r>
-        <w:t xml:space="preserve"> </w:t>
-      </w:r>
-      <w:hyperlink r:id="rId102">
-        <w:r>
-          <w:rPr>
-            <w:rStyle w:val="Hyperlink"/>
-          </w:rPr>
-          <w:t xml:space="preserve">Seguido</w:t>
-        </w:r>
-      </w:hyperlink>
-    </w:p>
-    <w:p>
-      <w:pPr>
-        <w:pStyle w:val="BodyText"/>
-      </w:pPr>
-      <w:r>
-        <w:t xml:space="preserve">Inicio rápido seguro: Ingerir troncos sintéticos, normalizar el tiempo y los campos, crear una consulta enfocada y un panel de control, restringir el acceso y la retención de documentos.</w:t>
-      </w:r>
-    </w:p>
-    <w:p>
-      <w:pPr>
-        <w:pStyle w:val="BodyText"/>
-      </w:pPr>
-      <w:r>
-        <w:t xml:space="preserve">Evidencia: autoridad escrita y alcance, identidad de origen, zona de fecha/hora/hora, herramienta y versión, configuración/query, hashes where appropriate, raw result, analista validation, limitation, action, and review. Restrict access and preserve an unaltered source copy when required.</w:t>
-      </w:r>
-    </w:p>
-    <w:bookmarkEnd w:id="103"/>
-    <w:bookmarkEnd w:id="104"/>
-    <w:bookmarkStart w:id="106" w:name="libro-de-resiliencia-de-manager"/>
-    <w:p>
-      <w:pPr>
-        <w:pStyle w:val="Heading1"/>
-      </w:pPr>
-      <w:r>
-        <w:t xml:space="preserve">27. Libro de Resiliencia de Manager</w:t>
-      </w:r>
-    </w:p>
-    <w:p>
-      <w:pPr>
-        <w:pStyle w:val="FirstParagraph"/>
-      </w:pPr>
-      <w:r>
         <w:rPr>
+          <w:i/>
           <w:iCs/>
-          <w:i/>
         </w:rPr>
         <w:t xml:space="preserve">Los administradores crean resiliencia estableciendo autoridad, preparando financiación, desafiando pruebas y eliminando bloqueadores.</w:t>
       </w:r>
@@ -7134,8 +6969,8 @@
       </w:pPr>
       <w:r>
         <w:rPr>
+          <w:b/>
           <w:bCs/>
-          <w:b/>
         </w:rPr>
         <w:t xml:space="preserve">Area</w:t>
       </w:r>
@@ -7150,8 +6985,8 @@
       </w:r>
       <w:r>
         <w:rPr>
+          <w:b/>
           <w:bCs/>
-          <w:b/>
         </w:rPr>
         <w:t xml:space="preserve">Pregunta principal</w:t>
       </w:r>
@@ -7210,7 +7045,7 @@
         <w:t xml:space="preserve">Ø Mejoras en la vida ¿Se financian, poseen, miden y se prueban acciones severas? | La misma brecha aparece en ejercicios/incidentes posteriores</w:t>
       </w:r>
     </w:p>
-    <w:bookmarkStart w:id="105" w:name="cuestiones-ejecutivas"/>
+    <w:bookmarkStart w:id="94" w:name="cuestiones-ejecutivas"/>
     <w:p>
       <w:pPr>
         <w:pStyle w:val="Heading2"/>
@@ -7307,9 +7142,9 @@
         <w:t xml:space="preserve">¿Cómo verificaremos la recuperación e impediremos la recurrencia?</w:t>
       </w:r>
     </w:p>
-    <w:bookmarkEnd w:id="105"/>
-    <w:bookmarkEnd w:id="106"/>
-    <w:bookmarkStart w:id="110" w:name="X86d744bd5a1cafcec74b120373f05f48ecf6632"/>
+    <w:bookmarkEnd w:id="94"/>
+    <w:bookmarkEnd w:id="95"/>
+    <w:bookmarkStart w:id="99" w:name="X86d744bd5a1cafcec74b120373f05f48ecf6632"/>
     <w:p>
       <w:pPr>
         <w:pStyle w:val="Heading1"/>
@@ -7324,8 +7159,8 @@
       </w:pPr>
       <w:r>
         <w:rPr>
+          <w:i/>
           <w:iCs/>
-          <w:i/>
         </w:rPr>
         <w:t xml:space="preserve">Los analistas universitarios ganan confianza a través de registros de casos disciplinados, manipulación de pruebas, curiosidad técnica y escritura clara.</w:t>
       </w:r>
@@ -7338,13 +7173,7 @@
         <w:t xml:space="preserve">■img src=</w:t>
       </w:r>
       <w:r>
-        <w:t xml:space="preserve">“</w:t>
-      </w:r>
-      <w:r>
-        <w:t xml:space="preserve">media/image10.png</w:t>
-      </w:r>
-      <w:r>
-        <w:t xml:space="preserve">”</w:t>
+        <w:t xml:space="preserve">“media/image10.png”</w:t>
       </w:r>
       <w:r>
         <w:t xml:space="preserve"> </w:t>
@@ -7353,13 +7182,7 @@
         <w:t xml:space="preserve">style=</w:t>
       </w:r>
       <w:r>
-        <w:t xml:space="preserve">“</w:t>
-      </w:r>
-      <w:r>
-        <w:t xml:space="preserve">width:6.15in;height:3.39605in</w:t>
-      </w:r>
-      <w:r>
-        <w:t xml:space="preserve">”</w:t>
+        <w:t xml:space="preserve">“width:6.15in;height:3.39605in”</w:t>
       </w:r>
       <w:r>
         <w:t xml:space="preserve"> </w:t>
@@ -7368,13 +7191,7 @@
         <w:t xml:space="preserve">alt=</w:t>
       </w:r>
       <w:r>
-        <w:t xml:space="preserve">“</w:t>
-      </w:r>
-      <w:r>
-        <w:t xml:space="preserve">Build safe practice from frameworks to evidence, cases, workpapers, and interview stories.</w:t>
-      </w:r>
-      <w:r>
-        <w:t xml:space="preserve">”</w:t>
+        <w:t xml:space="preserve">“Build safe practice from frameworks to evidence, cases, workpapers, and interview stories.”</w:t>
       </w:r>
       <w:r>
         <w:t xml:space="preserve"> </w:t>
@@ -7391,7 +7208,7 @@
         <w:t xml:space="preserve">Gráfico 10 Ruta del analista de resiliencia</w:t>
       </w:r>
     </w:p>
-    <w:bookmarkStart w:id="107" w:name="funciones-comunes"/>
+    <w:bookmarkStart w:id="96" w:name="funciones-comunes"/>
     <w:p>
       <w:pPr>
         <w:pStyle w:val="Heading2"/>
@@ -7488,8 +7305,8 @@
         <w:t xml:space="preserve">GRC / Analista de Riesgo de TI</w:t>
       </w:r>
     </w:p>
-    <w:bookmarkEnd w:id="107"/>
-    <w:bookmarkStart w:id="108" w:name="típico-trabajo"/>
+    <w:bookmarkEnd w:id="96"/>
+    <w:bookmarkStart w:id="97" w:name="típico-trabajo"/>
     <w:p>
       <w:pPr>
         <w:pStyle w:val="Heading2"/>
@@ -7564,8 +7381,8 @@
         <w:t xml:space="preserve">Utilizar herramientas de código abierto autorizadas en un laboratorio y explicar limitaciones.</w:t>
       </w:r>
     </w:p>
-    <w:bookmarkEnd w:id="108"/>
-    <w:bookmarkStart w:id="109" w:name="fictional-portfolio-lab"/>
+    <w:bookmarkEnd w:id="97"/>
+    <w:bookmarkStart w:id="98" w:name="fictional-portfolio-lab"/>
     <w:p>
       <w:pPr>
         <w:pStyle w:val="Heading2"/>
@@ -7662,9 +7479,9 @@
         <w:t xml:space="preserve">Publicar sólo artefactos ficticios sanitarios y afirmar que el trabajo es educativo, no una investigación real o certificación.</w:t>
       </w:r>
     </w:p>
-    <w:bookmarkEnd w:id="109"/>
-    <w:bookmarkEnd w:id="110"/>
-    <w:bookmarkStart w:id="120" w:name="X8a5853023f943d91d4e82c858aae220ea630e3e"/>
+    <w:bookmarkEnd w:id="98"/>
+    <w:bookmarkEnd w:id="99"/>
+    <w:bookmarkStart w:id="109" w:name="X8a5853023f943d91d4e82c858aae220ea630e3e"/>
     <w:p>
       <w:pPr>
         <w:pStyle w:val="Heading1"/>
@@ -7679,8 +7496,8 @@
       </w:pPr>
       <w:r>
         <w:rPr>
+          <w:i/>
           <w:iCs/>
-          <w:i/>
         </w:rPr>
         <w:t xml:space="preserve">Un mes centrado puede crear capacidad de incidencia y resiliencia a nivel de entrada</w:t>
       </w:r>
@@ -7693,26 +7510,24 @@
         <w:tblStyle w:val="Table"/>
         <w:tblW w:type="auto" w:w="0"/>
         <w:tblLook w:firstRow="1" w:lastRow="0" w:firstColumn="0" w:lastColumn="0" w:noHBand="0" w:noVBand="0" w:val="0020"/>
-        <w:jc w:val="start"/>
       </w:tblPr>
       <w:tblGrid>
         <w:gridCol w:w="7920"/>
       </w:tblGrid>
       <w:tr>
         <w:trPr>
-          <w:tblHeader w:val="true"/>
+          <w:tblHeader w:val="on"/>
         </w:trPr>
         <w:tc>
           <w:tcPr/>
           <w:p>
             <w:pPr>
               <w:pStyle w:val="Compact"/>
-              <w:jc w:val="left"/>
             </w:pPr>
             <w:r>
               <w:rPr>
+                <w:b/>
                 <w:bCs/>
-                <w:b/>
               </w:rPr>
               <w:t xml:space="preserve">Días</w:t>
             </w:r>
@@ -7725,7 +7540,6 @@
           <w:p>
             <w:pPr>
               <w:pStyle w:val="Compact"/>
-              <w:jc w:val="left"/>
             </w:pPr>
             <w:r>
               <w:t xml:space="preserve">1–3 TENIDOS conceptos de IR/BC/DR/crisis y modelo NIST actual</w:t>
@@ -7790,7 +7604,7 @@
         <w:t xml:space="preserve">TEN 28–30 TENIDA Metrics, portafolio, entrevistas ANTERI Dashboard y cinco historias de STAR</w:t>
       </w:r>
     </w:p>
-    <w:bookmarkStart w:id="111" w:name="cuál-es-la-diferencia-entre-ir-bc-y-dr"/>
+    <w:bookmarkStart w:id="100" w:name="cuál-es-la-diferencia-entre-ir-bc-y-dr"/>
     <w:p>
       <w:pPr>
         <w:pStyle w:val="Heading2"/>
@@ -7807,14 +7621,430 @@
         <w:t xml:space="preserve">IR administra incidentes cibernéticos, BC mantiene productos comerciales críticos durante la interrupción, y DR restaura tecnología y datos. Coordinan pero tienen diferentes objetivos.</w:t>
       </w:r>
     </w:p>
+    <w:bookmarkEnd w:id="100"/>
+    <w:bookmarkStart w:id="101" w:name="qué-es-nist-sp-800-61-rev.-3"/>
+    <w:p>
+      <w:pPr>
+        <w:pStyle w:val="Heading2"/>
+      </w:pPr>
+      <w:r>
+        <w:t xml:space="preserve">29.3 ¿Qué es NIST SP 800-61 Rev. 3?</w:t>
+      </w:r>
+    </w:p>
+    <w:p>
+      <w:pPr>
+        <w:pStyle w:val="FirstParagraph"/>
+      </w:pPr>
+      <w:r>
+        <w:t xml:space="preserve">La guía de respuesta a incidentes NIST actual, finalizada en 2025, expresada como un perfil comunitario CSF 2.0 a través de Govern, Identificar, Proteger, Detectar, Responder y Recover.</w:t>
+      </w:r>
+    </w:p>
+    <w:bookmarkEnd w:id="101"/>
+    <w:bookmarkStart w:id="102" w:name="rto-versus-rpo"/>
+    <w:p>
+      <w:pPr>
+        <w:pStyle w:val="Heading2"/>
+      </w:pPr>
+      <w:r>
+        <w:t xml:space="preserve">29.4 RTO versus RPO?</w:t>
+      </w:r>
+    </w:p>
+    <w:p>
+      <w:pPr>
+        <w:pStyle w:val="FirstParagraph"/>
+      </w:pPr>
+      <w:r>
+        <w:t xml:space="preserve">RTO es el tiempo objetivo para restaurar; RPO es la pérdida máxima tolerable de datos medida en el tiempo.</w:t>
+      </w:r>
+    </w:p>
+    <w:bookmarkEnd w:id="102"/>
+    <w:bookmarkStart w:id="103" w:name="cómo-se-recorta-un-incidente"/>
+    <w:p>
+      <w:pPr>
+        <w:pStyle w:val="Heading2"/>
+      </w:pPr>
+      <w:r>
+        <w:t xml:space="preserve">29.5 ¿Cómo se recorta un incidente?</w:t>
+      </w:r>
+    </w:p>
+    <w:p>
+      <w:pPr>
+        <w:pStyle w:val="FirstParagraph"/>
+      </w:pPr>
+      <w:r>
+        <w:t xml:space="preserve">Validar la señal, evaluar los efectos funcionales e informativos, la recuperabilidad, la amenaza, el alcance, las obligaciones y la incertidumbre, y luego asignar la gravedad y la escalada según criterios aprobados.</w:t>
+      </w:r>
+    </w:p>
+    <w:bookmarkEnd w:id="103"/>
+    <w:bookmarkStart w:id="104" w:name="qué-hace-que-las-pruebas-sean-fiables"/>
+    <w:p>
+      <w:pPr>
+        <w:pStyle w:val="Heading2"/>
+      </w:pPr>
+      <w:r>
+        <w:t xml:space="preserve">29.6 ¿Qué hace que las pruebas sean fiables?</w:t>
+      </w:r>
+    </w:p>
+    <w:p>
+      <w:pPr>
+        <w:pStyle w:val="FirstParagraph"/>
+      </w:pPr>
+      <w:r>
+        <w:t xml:space="preserve">Fuente conocida, recogida repetible autorizada, integridad preservada, horarios, molestias cuando proceda, custodia, almacenamiento protegido y limitaciones documentadas.</w:t>
+      </w:r>
+    </w:p>
+    <w:bookmarkEnd w:id="104"/>
+    <w:bookmarkStart w:id="105" w:name="cuándo-se-completa-la-recuperación"/>
+    <w:p>
+      <w:pPr>
+        <w:pStyle w:val="Heading2"/>
+      </w:pPr>
+      <w:r>
+        <w:t xml:space="preserve">29.7 ¿Cuándo se completa la recuperación?</w:t>
+      </w:r>
+    </w:p>
+    <w:p>
+      <w:pPr>
+        <w:pStyle w:val="FirstParagraph"/>
+      </w:pPr>
+      <w:r>
+        <w:t xml:space="preserve">Cuando la eliminación de amenazas es estable, la restauración de confianza y las pruebas de seguridad/funcional/data tienen éxito, la vigilancia es activa y los propietarios de negocios y técnicos autorizados aceptan el regreso al servicio.</w:t>
+      </w:r>
+    </w:p>
+    <w:bookmarkEnd w:id="105"/>
+    <w:bookmarkStart w:id="106" w:name="cómo-cierras-una-mejora"/>
+    <w:p>
+      <w:pPr>
+        <w:pStyle w:val="Heading2"/>
+      </w:pPr>
+      <w:r>
+        <w:t xml:space="preserve">29.8 ¿Cómo cierras una mejora?</w:t>
+      </w:r>
+    </w:p>
+    <w:p>
+      <w:pPr>
+        <w:pStyle w:val="FirstParagraph"/>
+      </w:pPr>
+      <w:r>
+        <w:t xml:space="preserve">Implementar la acción específica y reprueba la capacidad fallida contra criterios de éxito definidos.</w:t>
+      </w:r>
+    </w:p>
+    <w:bookmarkEnd w:id="106"/>
+    <w:bookmarkStart w:id="107" w:name="qué-debe-evitar-un-analista-junior"/>
+    <w:p>
+      <w:pPr>
+        <w:pStyle w:val="Heading2"/>
+      </w:pPr>
+      <w:r>
+        <w:t xml:space="preserve">29.9 ¿Qué debe evitar un analista junior?</w:t>
+      </w:r>
+    </w:p>
+    <w:p>
+      <w:pPr>
+        <w:pStyle w:val="FirstParagraph"/>
+      </w:pPr>
+      <w:r>
+        <w:t xml:space="preserve">Acceso no autorizado, acción destructiva, conclusiones no apoyadas, cambios de evidencia original, ocultando incertidumbre o resultados legales prometedores.</w:t>
+      </w:r>
+    </w:p>
+    <w:bookmarkEnd w:id="107"/>
+    <w:bookmarkStart w:id="108" w:name="preguntas-para-hacer-al-empleador"/>
+    <w:p>
+      <w:pPr>
+        <w:pStyle w:val="Heading2"/>
+      </w:pPr>
+      <w:r>
+        <w:t xml:space="preserve">29.10 Preguntas para hacer al empleador</w:t>
+      </w:r>
+    </w:p>
+    <w:p>
+      <w:pPr>
+        <w:numPr>
+          <w:ilvl w:val="0"/>
+          <w:numId w:val="1045"/>
+        </w:numPr>
+      </w:pPr>
+      <w:r>
+        <w:t xml:space="preserve">¿Qué escenarios de incidencia y resiliencia importan más?</w:t>
+      </w:r>
+    </w:p>
+    <w:p>
+      <w:pPr>
+        <w:numPr>
+          <w:ilvl w:val="0"/>
+          <w:numId w:val="1045"/>
+        </w:numPr>
+      </w:pPr>
+      <w:r>
+        <w:t xml:space="preserve">¿Cómo se maneja la severidad, el mando, la escalada después de las horas y la aceptación empresarial?</w:t>
+      </w:r>
+    </w:p>
+    <w:p>
+      <w:pPr>
+        <w:numPr>
+          <w:ilvl w:val="0"/>
+          <w:numId w:val="1045"/>
+        </w:numPr>
+      </w:pPr>
+      <w:r>
+        <w:t xml:space="preserve">¿Qué herramientas de telemetría, caso, forense, continuidad y recuperación están aprobadas?</w:t>
+      </w:r>
+    </w:p>
+    <w:p>
+      <w:pPr>
+        <w:numPr>
+          <w:ilvl w:val="0"/>
+          <w:numId w:val="1045"/>
+        </w:numPr>
+      </w:pPr>
+      <w:r>
+        <w:t xml:space="preserve">¿Con qué frecuencia se realizan restauraciones críticas e incidentes de proveedores?</w:t>
+      </w:r>
+    </w:p>
+    <w:p>
+      <w:pPr>
+        <w:numPr>
+          <w:ilvl w:val="0"/>
+          <w:numId w:val="1045"/>
+        </w:numPr>
+      </w:pPr>
+      <w:r>
+        <w:t xml:space="preserve">¿Cómo se revisan las acciones menores y se protegen las pruebas?</w:t>
+      </w:r>
+    </w:p>
+    <w:p>
+      <w:pPr>
+        <w:numPr>
+          <w:ilvl w:val="0"/>
+          <w:numId w:val="1045"/>
+        </w:numPr>
+      </w:pPr>
+      <w:r>
+        <w:t xml:space="preserve">¿Cómo sería el éxito en los primeros 90 días?</w:t>
+      </w:r>
+    </w:p>
+    <w:bookmarkEnd w:id="108"/>
+    <w:bookmarkEnd w:id="109"/>
+    <w:bookmarkStart w:id="118" w:name="plantillas-glosario-índice-y-referencias"/>
+    <w:p>
+      <w:pPr>
+        <w:pStyle w:val="Heading1"/>
+      </w:pPr>
+      <w:r>
+        <w:t xml:space="preserve">30. Plantillas, Glosario, Índice y Referencias</w:t>
+      </w:r>
+    </w:p>
+    <w:p>
+      <w:pPr>
+        <w:pStyle w:val="Compact"/>
+        <w:numPr>
+          <w:ilvl w:val="0"/>
+          <w:numId w:val="1046"/>
+        </w:numPr>
+      </w:pPr>
+      <w:r>
+        <w:t xml:space="preserve">Estructuras de trabajo reutilizables, términos clave, índice de sujeto y fuentes oficiales*.</w:t>
+      </w:r>
+    </w:p>
+    <w:bookmarkStart w:id="110" w:name="registro-de-casos-de-incidentes"/>
+    <w:p>
+      <w:pPr>
+        <w:pStyle w:val="Heading2"/>
+      </w:pPr>
+      <w:r>
+        <w:t xml:space="preserve">30.1 Registro de casos de incidentes</w:t>
+      </w:r>
+    </w:p>
+    <w:p>
+      <w:pPr>
+        <w:pStyle w:val="FirstParagraph"/>
+      </w:pPr>
+      <w:r>
+        <w:t xml:space="preserve">|** |</w:t>
+      </w:r>
+      <w:r>
+        <w:t xml:space="preserve"> </w:t>
+      </w:r>
+      <w:r>
+        <w:t xml:space="preserve">|. |</w:t>
+      </w:r>
+      <w:r>
+        <w:t xml:space="preserve"> </w:t>
+      </w:r>
+      <w:r>
+        <w:t xml:space="preserve">“Principio/comandante/severidad”</w:t>
+      </w:r>
+      <w:r>
+        <w:t xml:space="preserve"> </w:t>
+      </w:r>
+      <w:r>
+        <w:t xml:space="preserve">“Prigger”</w:t>
+      </w:r>
+      <w:r>
+        <w:t xml:space="preserve"> </w:t>
+      </w:r>
+      <w:r>
+        <w:t xml:space="preserve">/ detectado/known start ⋅                       </w:t>
+      </w:r>
+      <w:r>
+        <w:br/>
+      </w:r>
+      <w:r>
+        <w:t xml:space="preserve">“Datos/asunciones/hipotheses”</w:t>
+      </w:r>
+      <w:r>
+        <w:t xml:space="preserve"> </w:t>
+      </w:r>
+      <w:r>
+        <w:t xml:space="preserve">sobre la vida                           </w:t>
+      </w:r>
+      <w:r>
+        <w:br/>
+      </w:r>
+      <w:r>
+        <w:t xml:space="preserve">“Afectados y potenciales alcances”</w:t>
+      </w:r>
+      <w:r>
+        <w:t xml:space="preserve"> </w:t>
+      </w:r>
+      <w:r>
+        <w:t xml:space="preserve">“La vida empresarial/data/seguridad”</w:t>
+      </w:r>
+      <w:r>
+        <w:t xml:space="preserve"> </w:t>
+      </w:r>
+      <w:r>
+        <w:t xml:space="preserve">tuvo un impacto sobre la seguridad.</w:t>
+      </w:r>
+      <w:r>
+        <w:t xml:space="preserve"> </w:t>
+      </w:r>
+      <w:r>
+        <w:t xml:space="preserve">Evidencia/timeline/custody |                       </w:t>
+      </w:r>
+      <w:r>
+        <w:br/>
+      </w:r>
+      <w:r>
+        <w:t xml:space="preserve">“Primeros objetivos/decisiones/actions”</w:t>
+      </w:r>
+      <w:r>
+        <w:t xml:space="preserve"> </w:t>
+      </w:r>
+      <w:r>
+        <w:t xml:space="preserve">“Contenimiento/eradicación en la vida”</w:t>
+      </w:r>
+      <w:r>
+        <w:t xml:space="preserve"> </w:t>
+      </w:r>
+      <w:r>
+        <w:t xml:space="preserve">“La recuperación/validación/acceptancia de la vida”</w:t>
+      </w:r>
+      <w:r>
+        <w:t xml:space="preserve"> </w:t>
+      </w:r>
+      <w:r>
+        <w:t xml:space="preserve">“La comunicación/obligaciones en la vida”</w:t>
+      </w:r>
+      <w:r>
+        <w:t xml:space="preserve"> </w:t>
+      </w:r>
+      <w:r>
+        <w:t xml:space="preserve">Lecciones/acción/retestigos sobre la vida</w:t>
+      </w:r>
+    </w:p>
+    <w:bookmarkEnd w:id="110"/>
+    <w:bookmarkStart w:id="111" w:name="bia-y-registro-de-continuidad"/>
+    <w:p>
+      <w:pPr>
+        <w:pStyle w:val="Heading2"/>
+      </w:pPr>
+      <w:r>
+        <w:t xml:space="preserve">30.2 BIA y registro de continuidad</w:t>
+      </w:r>
+    </w:p>
+    <w:p>
+      <w:pPr>
+        <w:pStyle w:val="FirstParagraph"/>
+      </w:pPr>
+      <w:r>
+        <w:t xml:space="preserve">|** |</w:t>
+      </w:r>
+      <w:r>
+        <w:t xml:space="preserve"> </w:t>
+      </w:r>
+      <w:r>
+        <w:t xml:space="preserve">|… |</w:t>
+      </w:r>
+      <w:r>
+        <w:t xml:space="preserve"> </w:t>
+      </w:r>
+      <w:r>
+        <w:t xml:space="preserve">| Producto/servicio/proceso/procesador |                          </w:t>
+      </w:r>
+      <w:r>
+        <w:br/>
+      </w:r>
+      <w:r>
+        <w:t xml:space="preserve">La salida mínima aceptable es válida para siempre.</w:t>
+      </w:r>
+      <w:r>
+        <w:t xml:space="preserve"> </w:t>
+      </w:r>
+      <w:r>
+        <w:t xml:space="preserve">Impacto de la vida por el tiempo / MTPD |                             </w:t>
+      </w:r>
+      <w:r>
+        <w:br/>
+      </w:r>
+      <w:r>
+        <w:t xml:space="preserve">| RTO / RPO |                                   </w:t>
+      </w:r>
+      <w:r>
+        <w:br/>
+      </w:r>
+      <w:r>
+        <w:t xml:space="preserve">“Personas/facilidad/tecnología”</w:t>
+      </w:r>
+      <w:r>
+        <w:t xml:space="preserve"> </w:t>
+      </w:r>
+      <w:r>
+        <w:t xml:space="preserve">Los datos/dependencias de la seguridad de la vida siguen adelante.</w:t>
+      </w:r>
+      <w:r>
+        <w:t xml:space="preserve"> </w:t>
+      </w:r>
+      <w:r>
+        <w:t xml:space="preserve">La estrategia de continuidad y el trabajo en torno a la vida                       </w:t>
+      </w:r>
+      <w:r>
+        <w:br/>
+      </w:r>
+      <w:r>
+        <w:t xml:space="preserve">“La Activación/comunicación en la vida”</w:t>
+      </w:r>
+      <w:r>
+        <w:t xml:space="preserve"> </w:t>
+      </w:r>
+      <w:r>
+        <w:t xml:space="preserve">“Vuelva/reconciliación”</w:t>
+      </w:r>
+      <w:r>
+        <w:t xml:space="preserve"> </w:t>
+      </w:r>
+      <w:r>
+        <w:t xml:space="preserve">Test/result/improvementar la vida</w:t>
+      </w:r>
+    </w:p>
     <w:bookmarkEnd w:id="111"/>
-    <w:bookmarkStart w:id="112" w:name="qué-es-nist-sp-800-61-rev.-3"/>
+    <w:bookmarkStart w:id="112" w:name="X52ebc173afb5ce7f90a834ad457610a7e4a4611"/>
     <w:p>
       <w:pPr>
         <w:pStyle w:val="Heading2"/>
       </w:pPr>
       <w:r>
-        <w:t xml:space="preserve">29.3 ¿Qué es NIST SP 800-61 Rev. 3?</w:t>
+        <w:t xml:space="preserve">30.3 Registro de evidencia y cadena de custodia</w:t>
       </w:r>
     </w:p>
     <w:p>
@@ -7822,17 +8052,83 @@
         <w:pStyle w:val="FirstParagraph"/>
       </w:pPr>
       <w:r>
-        <w:t xml:space="preserve">La guía de respuesta a incidentes NIST actual, finalizada en 2025, expresada como un perfil comunitario CSF 2.0 a través de Govern, Identificar, Proteger, Detectar, Responder y Recover.</w:t>
+        <w:t xml:space="preserve">|** |</w:t>
+      </w:r>
+      <w:r>
+        <w:t xml:space="preserve"> </w:t>
+      </w:r>
+      <w:r>
+        <w:t xml:space="preserve">|… |</w:t>
+      </w:r>
+      <w:r>
+        <w:t xml:space="preserve"> </w:t>
+      </w:r>
+      <w:r>
+        <w:t xml:space="preserve">| EL ID/descripción / fuente |                             </w:t>
+      </w:r>
+      <w:r>
+        <w:br/>
+      </w:r>
+      <w:r>
+        <w:t xml:space="preserve">La autoridad y el propósito de la vida han sido incapaces.</w:t>
+      </w:r>
+      <w:r>
+        <w:t xml:space="preserve"> </w:t>
+      </w:r>
+      <w:r>
+        <w:t xml:space="preserve">| RECIBOR/date / time zone TEN                            |</w:t>
+      </w:r>
+      <w:r>
+        <w:t xml:space="preserve"> </w:t>
+      </w:r>
+      <w:r>
+        <w:t xml:space="preserve">| Método/herramienta / versión |                            </w:t>
+      </w:r>
+      <w:r>
+        <w:br/>
+      </w:r>
+      <w:r>
+        <w:t xml:space="preserve">| Original hash/working copy ⋅                          |</w:t>
+      </w:r>
+      <w:r>
+        <w:t xml:space="preserve"> </w:t>
+      </w:r>
+      <w:r>
+        <w:t xml:space="preserve">| Almacenamiento/access/privacy |                         </w:t>
+      </w:r>
+      <w:r>
+        <w:br/>
+      </w:r>
+      <w:r>
+        <w:t xml:space="preserve">“Transferencia de/a/a propósito”</w:t>
+      </w:r>
+      <w:r>
+        <w:t xml:space="preserve"> </w:t>
+      </w:r>
+      <w:r>
+        <w:t xml:space="preserve">“Análisis/resulto/limitaciones”</w:t>
+      </w:r>
+      <w:r>
+        <w:t xml:space="preserve"> </w:t>
+      </w:r>
+      <w:r>
+        <w:t xml:space="preserve">“Retención de la vida”</w:t>
+      </w:r>
+      <w:r>
+        <w:t xml:space="preserve"> </w:t>
+      </w:r>
+      <w:r>
+        <w:t xml:space="preserve">Repaso/disposición de la vida                   </w:t>
       </w:r>
     </w:p>
     <w:bookmarkEnd w:id="112"/>
-    <w:bookmarkStart w:id="113" w:name="rto-versus-rpo"/>
+    <w:bookmarkStart w:id="113" w:name="X96107a073f17915b9621e9ef34207e0cf8c7873"/>
     <w:p>
       <w:pPr>
         <w:pStyle w:val="Heading2"/>
       </w:pPr>
       <w:r>
-        <w:t xml:space="preserve">29.4 RTO versus RPO?</w:t>
+        <w:t xml:space="preserve">30.4 Registro de ejercicio y acción correctiva</w:t>
       </w:r>
     </w:p>
     <w:p>
@@ -7840,17 +8136,83 @@
         <w:pStyle w:val="FirstParagraph"/>
       </w:pPr>
       <w:r>
-        <w:t xml:space="preserve">RTO es el tiempo objetivo para restaurar; RPO es la pérdida máxima tolerable de datos medida en el tiempo.</w:t>
+        <w:t xml:space="preserve">|** |</w:t>
+      </w:r>
+      <w:r>
+        <w:t xml:space="preserve"> </w:t>
+      </w:r>
+      <w:r>
+        <w:t xml:space="preserve">|… |</w:t>
+      </w:r>
+      <w:r>
+        <w:t xml:space="preserve"> </w:t>
+      </w:r>
+      <w:r>
+        <w:t xml:space="preserve">| Objetivo/capacidad |</w:t>
+      </w:r>
+      <w:r>
+        <w:t xml:space="preserve"> </w:t>
+      </w:r>
+      <w:r>
+        <w:t xml:space="preserve">“Scenario/asunciones/seguridad”</w:t>
+      </w:r>
+      <w:r>
+        <w:t xml:space="preserve"> </w:t>
+      </w:r>
+      <w:r>
+        <w:t xml:space="preserve">Los participantes/observadores insistieron en la vida                           </w:t>
+      </w:r>
+      <w:r>
+        <w:br/>
+      </w:r>
+      <w:r>
+        <w:t xml:space="preserve">Los criterios de éxito esperados son válidos.</w:t>
+      </w:r>
+      <w:r>
+        <w:t xml:space="preserve"> </w:t>
+      </w:r>
+      <w:r>
+        <w:t xml:space="preserve">TENIENDO el tiempo real/decisiones |                                                                                                                          </w:t>
+      </w:r>
+      <w:r>
+        <w:t xml:space="preserve"> </w:t>
+      </w:r>
+      <w:r>
+        <w:t xml:space="preserve">“Strengths/gaps/evidencia”</w:t>
+      </w:r>
+      <w:r>
+        <w:t xml:space="preserve"> </w:t>
+      </w:r>
+      <w:r>
+        <w:t xml:space="preserve">| Cause/risk / interim control |</w:t>
+      </w:r>
+      <w:r>
+        <w:t xml:space="preserve"> </w:t>
+      </w:r>
+      <w:r>
+        <w:t xml:space="preserve">“Actuación/propietario/ fecha límite”</w:t>
+      </w:r>
+      <w:r>
+        <w:t xml:space="preserve"> </w:t>
+      </w:r>
+      <w:r>
+        <w:t xml:space="preserve">Retest/evidence / result remain                         </w:t>
+      </w:r>
+      <w:r>
+        <w:br/>
+      </w:r>
+      <w:r>
+        <w:t xml:space="preserve">⋅ Management review ⋅                           </w:t>
       </w:r>
     </w:p>
     <w:bookmarkEnd w:id="113"/>
-    <w:bookmarkStart w:id="114" w:name="cómo-se-recorta-un-incidente"/>
+    <w:bookmarkStart w:id="114" w:name="glosario"/>
     <w:p>
       <w:pPr>
         <w:pStyle w:val="Heading2"/>
       </w:pPr>
       <w:r>
-        <w:t xml:space="preserve">29.5 ¿Cómo se recorta un incidente?</w:t>
+        <w:t xml:space="preserve">30.5 Glosario</w:t>
       </w:r>
     </w:p>
     <w:p>
@@ -7858,17 +8220,119 @@
         <w:pStyle w:val="FirstParagraph"/>
       </w:pPr>
       <w:r>
-        <w:t xml:space="preserve">Validar la señal, evaluar los efectos funcionales e informativos, la recuperabilidad, la amenaza, el alcance, las obligaciones y la incertidumbre, y luego asignar la gravedad y la escalada según criterios aprobados.</w:t>
+        <w:t xml:space="preserve">|** |</w:t>
+      </w:r>
+      <w:r>
+        <w:t xml:space="preserve"> </w:t>
+      </w:r>
+      <w:r>
+        <w:t xml:space="preserve">|… |</w:t>
+      </w:r>
+      <w:r>
+        <w:t xml:space="preserve"> </w:t>
+      </w:r>
+      <w:r>
+        <w:t xml:space="preserve">| evento Adverso | Una ocurrencia que puede tener una consecuencia negativa.</w:t>
+      </w:r>
+      <w:r>
+        <w:t xml:space="preserve"> </w:t>
+      </w:r>
+      <w:r>
+        <w:t xml:space="preserve">TEN BCMS | Sistema de gestión de continuidad de las operaciones.</w:t>
+      </w:r>
+      <w:r>
+        <w:t xml:space="preserve"> </w:t>
+      </w:r>
+      <w:r>
+        <w:t xml:space="preserve">TEN BIA | Análisis de impacto empresarial.</w:t>
+      </w:r>
+      <w:r>
+        <w:t xml:space="preserve"> </w:t>
+      </w:r>
+      <w:r>
+        <w:t xml:space="preserve">TEN continuidad de las operaciones ANTERI Capability to continue delivery of products and services at acceptable capacity during disruption.</w:t>
+      </w:r>
+      <w:r>
+        <w:t xml:space="preserve"> </w:t>
+      </w:r>
+      <w:r>
+        <w:t xml:space="preserve">← Cadena de custodia | Control documentado y transferencia de antecedentes de evidencia.</w:t>
+      </w:r>
+      <w:r>
+        <w:t xml:space="preserve"> </w:t>
+      </w:r>
+      <w:r>
+        <w:t xml:space="preserve">TENIENDO | Acción para limitar la propagación o el impacto de incidentes.</w:t>
+      </w:r>
+      <w:r>
+        <w:t xml:space="preserve"> </w:t>
+      </w:r>
+      <w:r>
+        <w:t xml:space="preserve">tención Gestión de crisis | Liderazgo y coordinación de situaciones de alto impacto e incertidumbre. |</w:t>
+      </w:r>
+      <w:r>
+        <w:t xml:space="preserve"> </w:t>
+      </w:r>
+      <w:r>
+        <w:t xml:space="preserve">← Recuperación de desastres | Restauración de tecnología, datos y infraestructura de apoyo después de la perturbación. |</w:t>
+      </w:r>
+      <w:r>
+        <w:t xml:space="preserve"> </w:t>
+      </w:r>
+      <w:r>
+        <w:t xml:space="preserve">Erradicación de la vida útil Eliminación de causa, persistencia, cambios inseguros y debilidades conexas. |</w:t>
+      </w:r>
+      <w:r>
+        <w:t xml:space="preserve"> </w:t>
+      </w:r>
+      <w:r>
+        <w:t xml:space="preserve">tención Incident Silencioso que pone en peligro la confidencialidad, integridad, disponibilidad o viola la política de seguridad; utilice la definición aprobada de la organización. |</w:t>
+      </w:r>
+      <w:r>
+        <w:t xml:space="preserve"> </w:t>
+      </w:r>
+      <w:r>
+        <w:t xml:space="preserve">| MTPD / MAO | Período máximo tolerable de perturbación / salida máxima aceptable.</w:t>
+      </w:r>
+      <w:r>
+        <w:t xml:space="preserve"> </w:t>
+      </w:r>
+      <w:r>
+        <w:t xml:space="preserve">tención Playbook ← Pasos de respuesta centrados en el escenario, decisiones, autoridad y evidencia.</w:t>
+      </w:r>
+      <w:r>
+        <w:t xml:space="preserve"> </w:t>
+      </w:r>
+      <w:r>
+        <w:t xml:space="preserve">Silencioso Recuperación Silencioso Restauración y verificación del servicio y los controles.</w:t>
+      </w:r>
+      <w:r>
+        <w:t xml:space="preserve"> </w:t>
+      </w:r>
+      <w:r>
+        <w:t xml:space="preserve">| RPO | Pérdida máxima tolerable de datos medida en el tiempo.</w:t>
+      </w:r>
+      <w:r>
+        <w:t xml:space="preserve"> </w:t>
+      </w:r>
+      <w:r>
+        <w:t xml:space="preserve">| RTO | Tiempo para restaurar una actividad o recurso.</w:t>
+      </w:r>
+      <w:r>
+        <w:t xml:space="preserve"> </w:t>
+      </w:r>
+      <w:r>
+        <w:t xml:space="preserve">tención Ejercicio en la mesa | Evaluación basada en el debate utilizando un escenario y preguntas de decisión. |</w:t>
       </w:r>
     </w:p>
     <w:bookmarkEnd w:id="114"/>
-    <w:bookmarkStart w:id="115" w:name="qué-hace-que-las-pruebas-sean-fiables"/>
+    <w:bookmarkStart w:id="115" w:name="subject-index"/>
     <w:p>
       <w:pPr>
         <w:pStyle w:val="Heading2"/>
       </w:pPr>
       <w:r>
-        <w:t xml:space="preserve">29.6 ¿Qué hace que las pruebas sean fiables?</w:t>
+        <w:t xml:space="preserve">30.6 Subject index</w:t>
       </w:r>
     </w:p>
     <w:p>
@@ -7876,17 +8340,320 @@
         <w:pStyle w:val="FirstParagraph"/>
       </w:pPr>
       <w:r>
-        <w:t xml:space="preserve">Fuente conocida, recogida repetible autorizada, integridad preservada, horarios, molestias cuando proceda, custodia, almacenamiento protegido y limitaciones documentadas.</w:t>
+        <w:t xml:space="preserve">Subjeto**</w:t>
+      </w:r>
+      <w:r>
+        <w:t xml:space="preserve"> </w:t>
+      </w:r>
+      <w:r>
+        <w:t xml:space="preserve">|… |</w:t>
+      </w:r>
+      <w:r>
+        <w:t xml:space="preserve"> </w:t>
+      </w:r>
+      <w:r>
+        <w:t xml:space="preserve">← Respaldos Silencioso 22</w:t>
+      </w:r>
+      <w:r>
+        <w:t xml:space="preserve"> </w:t>
+      </w:r>
+      <w:r>
+        <w:t xml:space="preserve">| BIA | 3, 20</w:t>
+      </w:r>
+      <w:r>
+        <w:t xml:space="preserve"> </w:t>
+      </w:r>
+      <w:r>
+        <w:t xml:space="preserve">| para la continuidad de las operaciones |</w:t>
+      </w:r>
+      <w:r>
+        <w:t xml:space="preserve"> </w:t>
+      </w:r>
+      <w:r>
+        <w:t xml:space="preserve">Silenciosos incidentes en la nube</w:t>
+      </w:r>
+      <w:r>
+        <w:t xml:space="preserve"> </w:t>
+      </w:r>
+      <w:r>
+        <w:t xml:space="preserve">| en la comunicación |</w:t>
+      </w:r>
+      <w:r>
+        <w:t xml:space="preserve"> </w:t>
+      </w:r>
+      <w:r>
+        <w:t xml:space="preserve">| | | |</w:t>
+      </w:r>
+      <w:r>
+        <w:t xml:space="preserve"> </w:t>
+      </w:r>
+      <w:r>
+        <w:t xml:space="preserve">← Gestión de crisis</w:t>
+      </w:r>
+      <w:r>
+        <w:t xml:space="preserve"> </w:t>
+      </w:r>
+      <w:r>
+        <w:t xml:space="preserve">Silencioso Detección/triaje | 6-7</w:t>
+      </w:r>
+      <w:r>
+        <w:t xml:space="preserve"> </w:t>
+      </w:r>
+      <w:r>
+        <w:t xml:space="preserve">| Pruebas digitales |</w:t>
+      </w:r>
+      <w:r>
+        <w:t xml:space="preserve"> </w:t>
+      </w:r>
+      <w:r>
+        <w:t xml:space="preserve">| para la recuperación ante desastres |</w:t>
+      </w:r>
+      <w:r>
+        <w:t xml:space="preserve"> </w:t>
+      </w:r>
+      <w:r>
+        <w:t xml:space="preserve">Silencioso Ejercicios</w:t>
+      </w:r>
+      <w:r>
+        <w:t xml:space="preserve"> </w:t>
+      </w:r>
+      <w:r>
+        <w:t xml:space="preserve">Silenciosos incidentes de identidad</w:t>
+      </w:r>
+      <w:r>
+        <w:t xml:space="preserve"> </w:t>
+      </w:r>
+      <w:r>
+        <w:t xml:space="preserve">Silenciosos en la investigación</w:t>
+      </w:r>
+      <w:r>
+        <w:t xml:space="preserve"> </w:t>
+      </w:r>
+      <w:r>
+        <w:t xml:space="preserve">Silencioso analista junior</w:t>
+      </w:r>
+      <w:r>
+        <w:t xml:space="preserve"> </w:t>
+      </w:r>
+      <w:r>
+        <w:t xml:space="preserve">lecciones aprendidas</w:t>
+      </w:r>
+      <w:r>
+        <w:t xml:space="preserve"> </w:t>
+      </w:r>
+      <w:r>
+        <w:t xml:space="preserve">Silencioso Silencioso</w:t>
+      </w:r>
+      <w:r>
+        <w:t xml:space="preserve"> </w:t>
+      </w:r>
+      <w:r>
+        <w:t xml:space="preserve">TENIDA métricas/cumplimiento</w:t>
+      </w:r>
+      <w:r>
+        <w:t xml:space="preserve"> </w:t>
+      </w:r>
+      <w:r>
+        <w:t xml:space="preserve">tención NIST SP 800-61 Rev. 3 | 4, 25 |</w:t>
+      </w:r>
+      <w:r>
+        <w:t xml:space="preserve"> </w:t>
+      </w:r>
+      <w:r>
+        <w:t xml:space="preserve">| Herramientas de código abierto | 26</w:t>
+      </w:r>
+      <w:r>
+        <w:t xml:space="preserve"> </w:t>
+      </w:r>
+      <w:r>
+        <w:t xml:space="preserve">| | | .</w:t>
+      </w:r>
+      <w:r>
+        <w:t xml:space="preserve"> </w:t>
+      </w:r>
+      <w:r>
+        <w:t xml:space="preserve">Silencioso de recuperación</w:t>
+      </w:r>
+      <w:r>
+        <w:t xml:space="preserve"> </w:t>
+      </w:r>
+      <w:r>
+        <w:t xml:space="preserve">| RTO / RPO | 3, 21-22</w:t>
+      </w:r>
+      <w:r>
+        <w:t xml:space="preserve"> </w:t>
+      </w:r>
+      <w:r>
+        <w:t xml:space="preserve">Silenciosos incidentes ocurridos en los proveedores</w:t>
       </w:r>
     </w:p>
     <w:bookmarkEnd w:id="115"/>
-    <w:bookmarkStart w:id="116" w:name="cuándo-se-completa-la-recuperación"/>
+    <w:bookmarkStart w:id="117" w:name="referencias-oficiales"/>
     <w:p>
       <w:pPr>
         <w:pStyle w:val="Heading2"/>
       </w:pPr>
       <w:r>
-        <w:t xml:space="preserve">29.7 ¿Cuándo se completa la recuperación?</w:t>
+        <w:t xml:space="preserve">30.7 Referencias oficiales</w:t>
+      </w:r>
+    </w:p>
+    <w:p>
+      <w:pPr>
+        <w:numPr>
+          <w:ilvl w:val="0"/>
+          <w:numId w:val="1047"/>
+        </w:numPr>
+      </w:pPr>
+      <w:r>
+        <w:t xml:space="preserve">[ indicau]NIST SP 800-61 Rev. 3 — Recomendaciones de respuesta de incidentes realizadas/u contacto](https://csrc.nist.gov/pubs/sp/800/61/r3/final)</w:t>
+      </w:r>
+    </w:p>
+    <w:p>
+      <w:pPr>
+        <w:numPr>
+          <w:ilvl w:val="0"/>
+          <w:numId w:val="1047"/>
+        </w:numPr>
+      </w:pPr>
+      <w:r>
+        <w:t xml:space="preserve">[ ]] (https://csrc.nist.gov/projects/incident-response)</w:t>
+      </w:r>
+    </w:p>
+    <w:p>
+      <w:pPr>
+        <w:numPr>
+          <w:ilvl w:val="0"/>
+          <w:numId w:val="1047"/>
+        </w:numPr>
+      </w:pPr>
+      <w:hyperlink r:id="rId116">
+        <w:r>
+          <w:rPr>
+            <w:rStyle w:val="Hyperlink"/>
+          </w:rPr>
+          <w:t xml:space="preserve">Seguridad Ciberseguridad 2.0</w:t>
+        </w:r>
+      </w:hyperlink>
+    </w:p>
+    <w:p>
+      <w:pPr>
+        <w:numPr>
+          <w:ilvl w:val="0"/>
+          <w:numId w:val="1047"/>
+        </w:numPr>
+      </w:pPr>
+      <w:r>
+        <w:t xml:space="preserve">[ indicau]NIST SP 800-34 Rev. 1 Update 1 — Planeamiento de Contingencias realizados/u contacto](https://csrc.nist.gov/pubs/sp/800/34/r1/upd1/final)</w:t>
+      </w:r>
+    </w:p>
+    <w:p>
+      <w:pPr>
+        <w:numPr>
+          <w:ilvl w:val="0"/>
+          <w:numId w:val="1047"/>
+        </w:numPr>
+      </w:pPr>
+      <w:r>
+        <w:t xml:space="preserve">[ ]] (https://www.cisa.gov/news-events/news/federal-government-cybersecurity-incident-and-vulnerability-response-playbooks)</w:t>
+      </w:r>
+    </w:p>
+    <w:p>
+      <w:pPr>
+        <w:numPr>
+          <w:ilvl w:val="0"/>
+          <w:numId w:val="1047"/>
+        </w:numPr>
+      </w:pPr>
+      <w:r>
+        <w:t xml:space="preserve">☐ (https://www.cisa.gov/stopransomware/ransomware-guide)</w:t>
+      </w:r>
+    </w:p>
+    <w:p>
+      <w:pPr>
+        <w:numPr>
+          <w:ilvl w:val="0"/>
+          <w:numId w:val="1047"/>
+        </w:numPr>
+      </w:pPr>
+      <w:r>
+        <w:t xml:space="preserve">[ ]](https://www.cisa.gov/ransomware-response-checklist)</w:t>
+      </w:r>
+    </w:p>
+    <w:p>
+      <w:pPr>
+        <w:numPr>
+          <w:ilvl w:val="0"/>
+          <w:numId w:val="1047"/>
+        </w:numPr>
+      </w:pPr>
+      <w:r>
+        <w:t xml:space="preserve">☐ [ ]](https://www.cisa.gov/resources-tools/services/cisa-tabletop-exercise-packages)</w:t>
+      </w:r>
+    </w:p>
+    <w:p>
+      <w:pPr>
+        <w:numPr>
+          <w:ilvl w:val="0"/>
+          <w:numId w:val="1047"/>
+        </w:numPr>
+      </w:pPr>
+      <w:r>
+        <w:t xml:space="preserve">[Se indicará que el Plan de Respuesta de Incidentes se basará en el plan de acción de los incidentes] (https://www.cisa.gov/resources-tools/resources/incident-response-plan-irp-basics)</w:t>
+      </w:r>
+    </w:p>
+    <w:p>
+      <w:pPr>
+        <w:numPr>
+          <w:ilvl w:val="0"/>
+          <w:numId w:val="1047"/>
+        </w:numPr>
+      </w:pPr>
+      <w:r>
+        <w:t xml:space="preserve">[ ]](https://www.iso.org/standard/75106.html)</w:t>
+      </w:r>
+    </w:p>
+    <w:p>
+      <w:pPr>
+        <w:numPr>
+          <w:ilvl w:val="0"/>
+          <w:numId w:val="1047"/>
+        </w:numPr>
+      </w:pPr>
+      <w:r>
+        <w:t xml:space="preserve">[ ]](https://www.iso.org/standard/88412.html)</w:t>
+      </w:r>
+    </w:p>
+    <w:p>
+      <w:pPr>
+        <w:numPr>
+          <w:ilvl w:val="0"/>
+          <w:numId w:val="1047"/>
+        </w:numPr>
+      </w:pPr>
+      <w:r>
+        <w:t xml:space="preserve">[ ]](https://www.iso.org/standard/75107.html)</w:t>
+      </w:r>
+    </w:p>
+    <w:p>
+      <w:pPr>
+        <w:numPr>
+          <w:ilvl w:val="0"/>
+          <w:numId w:val="1047"/>
+        </w:numPr>
+      </w:pPr>
+      <w:r>
+        <w:t xml:space="preserve">[ indicau]ISO/TS 22317:2021 — Guía BIA realizada/u contacto](https://www.iso.org/standard/79000.html)</w:t>
+      </w:r>
+    </w:p>
+    <w:p>
+      <w:pPr>
+        <w:numPr>
+          <w:ilvl w:val="0"/>
+          <w:numId w:val="1047"/>
+        </w:numPr>
+      </w:pPr>
+      <w:r>
+        <w:t xml:space="preserve">[Seguridad de Incidencia de Incidencia de Seguridad Informática] Recursos de la Guía de Manejo de Incidentes obtenidos/u contactos](https://csrc.nist.gov/Projects/incident-response/publications)</w:t>
       </w:r>
     </w:p>
     <w:p>
@@ -7894,1070 +8661,9 @@
         <w:pStyle w:val="FirstParagraph"/>
       </w:pPr>
       <w:r>
-        <w:t xml:space="preserve">Cuando la eliminación de amenazas es estable, la restauración de confianza y las pruebas de seguridad/funcional/data tienen éxito, la vigilancia es activa y los propietarios de negocios y técnicos autorizados aceptan el regreso al servicio.</w:t>
-      </w:r>
-    </w:p>
-    <w:bookmarkEnd w:id="116"/>
-    <w:bookmarkStart w:id="117" w:name="cómo-cierras-una-mejora"/>
-    <w:p>
-      <w:pPr>
-        <w:pStyle w:val="Heading2"/>
-      </w:pPr>
-      <w:r>
-        <w:t xml:space="preserve">29.8 ¿Cómo cierras una mejora?</w:t>
-      </w:r>
-    </w:p>
-    <w:p>
-      <w:pPr>
-        <w:pStyle w:val="FirstParagraph"/>
-      </w:pPr>
-      <w:r>
-        <w:t xml:space="preserve">Implementar la acción específica y reprueba la capacidad fallida contra criterios de éxito definidos.</w:t>
-      </w:r>
-    </w:p>
-    <w:bookmarkEnd w:id="117"/>
-    <w:bookmarkStart w:id="118" w:name="qué-debe-evitar-un-analista-junior"/>
-    <w:p>
-      <w:pPr>
-        <w:pStyle w:val="Heading2"/>
-      </w:pPr>
-      <w:r>
-        <w:t xml:space="preserve">29.9 ¿Qué debe evitar un analista junior?</w:t>
-      </w:r>
-    </w:p>
-    <w:p>
-      <w:pPr>
-        <w:pStyle w:val="FirstParagraph"/>
-      </w:pPr>
-      <w:r>
-        <w:t xml:space="preserve">Acceso no autorizado, acción destructiva, conclusiones no apoyadas, cambios de evidencia original, ocultando incertidumbre o resultados legales prometedores.</w:t>
-      </w:r>
-    </w:p>
-    <w:bookmarkEnd w:id="118"/>
-    <w:bookmarkStart w:id="119" w:name="preguntas-para-hacer-al-empleador"/>
-    <w:p>
-      <w:pPr>
-        <w:pStyle w:val="Heading2"/>
-      </w:pPr>
-      <w:r>
-        <w:t xml:space="preserve">29.10 Preguntas para hacer al empleador</w:t>
-      </w:r>
-    </w:p>
-    <w:p>
-      <w:pPr>
-        <w:numPr>
-          <w:ilvl w:val="0"/>
-          <w:numId w:val="1045"/>
-        </w:numPr>
-      </w:pPr>
-      <w:r>
-        <w:t xml:space="preserve">¿Qué escenarios de incidencia y resiliencia importan más?</w:t>
-      </w:r>
-    </w:p>
-    <w:p>
-      <w:pPr>
-        <w:numPr>
-          <w:ilvl w:val="0"/>
-          <w:numId w:val="1045"/>
-        </w:numPr>
-      </w:pPr>
-      <w:r>
-        <w:t xml:space="preserve">¿Cómo se maneja la severidad, el mando, la escalada después de las horas y la aceptación empresarial?</w:t>
-      </w:r>
-    </w:p>
-    <w:p>
-      <w:pPr>
-        <w:numPr>
-          <w:ilvl w:val="0"/>
-          <w:numId w:val="1045"/>
-        </w:numPr>
-      </w:pPr>
-      <w:r>
-        <w:t xml:space="preserve">¿Qué herramientas de telemetría, caso, forense, continuidad y recuperación están aprobadas?</w:t>
-      </w:r>
-    </w:p>
-    <w:p>
-      <w:pPr>
-        <w:numPr>
-          <w:ilvl w:val="0"/>
-          <w:numId w:val="1045"/>
-        </w:numPr>
-      </w:pPr>
-      <w:r>
-        <w:t xml:space="preserve">¿Con qué frecuencia se realizan restauraciones críticas e incidentes de proveedores?</w:t>
-      </w:r>
-    </w:p>
-    <w:p>
-      <w:pPr>
-        <w:numPr>
-          <w:ilvl w:val="0"/>
-          <w:numId w:val="1045"/>
-        </w:numPr>
-      </w:pPr>
-      <w:r>
-        <w:t xml:space="preserve">¿Cómo se revisan las acciones menores y se protegen las pruebas?</w:t>
-      </w:r>
-    </w:p>
-    <w:p>
-      <w:pPr>
-        <w:numPr>
-          <w:ilvl w:val="0"/>
-          <w:numId w:val="1045"/>
-        </w:numPr>
-      </w:pPr>
-      <w:r>
-        <w:t xml:space="preserve">¿Cómo sería el éxito en los primeros 90 días?</w:t>
-      </w:r>
-    </w:p>
-    <w:bookmarkEnd w:id="119"/>
-    <w:bookmarkEnd w:id="120"/>
-    <w:bookmarkStart w:id="129" w:name="plantillas-glosario-índice-y-referencias"/>
-    <w:p>
-      <w:pPr>
-        <w:pStyle w:val="Heading1"/>
-      </w:pPr>
-      <w:r>
-        <w:t xml:space="preserve">30. Plantillas, Glosario, Índice y Referencias</w:t>
-      </w:r>
-    </w:p>
-    <w:p>
-      <w:pPr>
-        <w:numPr>
-          <w:ilvl w:val="0"/>
-          <w:numId w:val="1046"/>
-        </w:numPr>
-        <w:pStyle w:val="Compact"/>
-      </w:pPr>
-      <w:r>
-        <w:t xml:space="preserve">Estructuras de trabajo reutilizables, términos clave, índice de sujeto y fuentes oficiales*.</w:t>
-      </w:r>
-    </w:p>
-    <w:bookmarkStart w:id="121" w:name="registro-de-casos-de-incidentes"/>
-    <w:p>
-      <w:pPr>
-        <w:pStyle w:val="Heading2"/>
-      </w:pPr>
-      <w:r>
-        <w:t xml:space="preserve">30.1 Registro de casos de incidentes</w:t>
-      </w:r>
-    </w:p>
-    <w:p>
-      <w:pPr>
-        <w:pStyle w:val="FirstParagraph"/>
-      </w:pPr>
-      <w:r>
-        <w:t xml:space="preserve">|** |</w:t>
-      </w:r>
-      <w:r>
-        <w:t xml:space="preserve"> </w:t>
-      </w:r>
-      <w:r>
-        <w:t xml:space="preserve">|. |</w:t>
-      </w:r>
-      <w:r>
-        <w:t xml:space="preserve"> </w:t>
-      </w:r>
-      <w:r>
-        <w:t xml:space="preserve">“</w:t>
-      </w:r>
-      <w:r>
-        <w:t xml:space="preserve">Principio/comandante/severidad</w:t>
-      </w:r>
-      <w:r>
-        <w:t xml:space="preserve">”</w:t>
-      </w:r>
-      <w:r>
-        <w:t xml:space="preserve"> </w:t>
-      </w:r>
-      <w:r>
-        <w:t xml:space="preserve">“</w:t>
-      </w:r>
-      <w:r>
-        <w:t xml:space="preserve">Prigger</w:t>
-      </w:r>
-      <w:r>
-        <w:t xml:space="preserve">”</w:t>
-      </w:r>
-      <w:r>
-        <w:t xml:space="preserve"> </w:t>
-      </w:r>
-      <w:r>
-        <w:t xml:space="preserve">/ detectado/known start ⋅                       </w:t>
-      </w:r>
-      <w:r>
-        <w:br/>
-      </w:r>
-      <w:r>
-        <w:t xml:space="preserve">“</w:t>
-      </w:r>
-      <w:r>
-        <w:t xml:space="preserve">Datos/asunciones/hipotheses</w:t>
-      </w:r>
-      <w:r>
-        <w:t xml:space="preserve">”</w:t>
-      </w:r>
-      <w:r>
-        <w:t xml:space="preserve"> </w:t>
-      </w:r>
-      <w:r>
-        <w:t xml:space="preserve">sobre la vida                           </w:t>
-      </w:r>
-      <w:r>
-        <w:br/>
-      </w:r>
-      <w:r>
-        <w:t xml:space="preserve">“</w:t>
-      </w:r>
-      <w:r>
-        <w:t xml:space="preserve">Afectados y potenciales alcances</w:t>
-      </w:r>
-      <w:r>
-        <w:t xml:space="preserve">”</w:t>
-      </w:r>
-      <w:r>
-        <w:t xml:space="preserve"> </w:t>
-      </w:r>
-      <w:r>
-        <w:t xml:space="preserve">“</w:t>
-      </w:r>
-      <w:r>
-        <w:t xml:space="preserve">La vida empresarial/data/seguridad</w:t>
-      </w:r>
-      <w:r>
-        <w:t xml:space="preserve">”</w:t>
-      </w:r>
-      <w:r>
-        <w:t xml:space="preserve"> </w:t>
-      </w:r>
-      <w:r>
-        <w:t xml:space="preserve">tuvo un impacto sobre la seguridad.</w:t>
-      </w:r>
-      <w:r>
-        <w:t xml:space="preserve"> </w:t>
-      </w:r>
-      <w:r>
-        <w:t xml:space="preserve">Evidencia/timeline/custody |                       </w:t>
-      </w:r>
-      <w:r>
-        <w:br/>
-      </w:r>
-      <w:r>
-        <w:t xml:space="preserve">“</w:t>
-      </w:r>
-      <w:r>
-        <w:t xml:space="preserve">Primeros objetivos/decisiones/actions</w:t>
-      </w:r>
-      <w:r>
-        <w:t xml:space="preserve">”</w:t>
-      </w:r>
-      <w:r>
-        <w:t xml:space="preserve"> </w:t>
-      </w:r>
-      <w:r>
-        <w:t xml:space="preserve">“</w:t>
-      </w:r>
-      <w:r>
-        <w:t xml:space="preserve">Contenimiento/eradicación en la vida</w:t>
-      </w:r>
-      <w:r>
-        <w:t xml:space="preserve">”</w:t>
-      </w:r>
-      <w:r>
-        <w:t xml:space="preserve"> </w:t>
-      </w:r>
-      <w:r>
-        <w:t xml:space="preserve">“</w:t>
-      </w:r>
-      <w:r>
-        <w:t xml:space="preserve">La recuperación/validación/acceptancia de la vida</w:t>
-      </w:r>
-      <w:r>
-        <w:t xml:space="preserve">”</w:t>
-      </w:r>
-      <w:r>
-        <w:t xml:space="preserve"> </w:t>
-      </w:r>
-      <w:r>
-        <w:t xml:space="preserve">“</w:t>
-      </w:r>
-      <w:r>
-        <w:t xml:space="preserve">La comunicación/obligaciones en la vida</w:t>
-      </w:r>
-      <w:r>
-        <w:t xml:space="preserve">”</w:t>
-      </w:r>
-      <w:r>
-        <w:t xml:space="preserve"> </w:t>
-      </w:r>
-      <w:r>
-        <w:t xml:space="preserve">Lecciones/acción/retestigos sobre la vida</w:t>
-      </w:r>
-    </w:p>
-    <w:bookmarkEnd w:id="121"/>
-    <w:bookmarkStart w:id="122" w:name="bia-y-registro-de-continuidad"/>
-    <w:p>
-      <w:pPr>
-        <w:pStyle w:val="Heading2"/>
-      </w:pPr>
-      <w:r>
-        <w:t xml:space="preserve">30.2 BIA y registro de continuidad</w:t>
-      </w:r>
-    </w:p>
-    <w:p>
-      <w:pPr>
-        <w:pStyle w:val="FirstParagraph"/>
-      </w:pPr>
-      <w:r>
-        <w:t xml:space="preserve">|** |</w:t>
-      </w:r>
-      <w:r>
-        <w:t xml:space="preserve"> </w:t>
-      </w:r>
-      <w:r>
-        <w:t xml:space="preserve">|… |</w:t>
-      </w:r>
-      <w:r>
-        <w:t xml:space="preserve"> </w:t>
-      </w:r>
-      <w:r>
-        <w:t xml:space="preserve">| Producto/servicio/proceso/procesador |                          </w:t>
-      </w:r>
-      <w:r>
-        <w:br/>
-      </w:r>
-      <w:r>
-        <w:t xml:space="preserve">La salida mínima aceptable es válida para siempre.</w:t>
-      </w:r>
-      <w:r>
-        <w:t xml:space="preserve"> </w:t>
-      </w:r>
-      <w:r>
-        <w:t xml:space="preserve">Impacto de la vida por el tiempo / MTPD |                             </w:t>
-      </w:r>
-      <w:r>
-        <w:br/>
-      </w:r>
-      <w:r>
-        <w:t xml:space="preserve">| RTO / RPO |                                   </w:t>
-      </w:r>
-      <w:r>
-        <w:br/>
-      </w:r>
-      <w:r>
-        <w:t xml:space="preserve">“</w:t>
-      </w:r>
-      <w:r>
-        <w:t xml:space="preserve">Personas/facilidad/tecnología</w:t>
-      </w:r>
-      <w:r>
-        <w:t xml:space="preserve">”</w:t>
-      </w:r>
-      <w:r>
-        <w:t xml:space="preserve"> </w:t>
-      </w:r>
-      <w:r>
-        <w:t xml:space="preserve">Los datos/dependencias de la seguridad de la vida siguen adelante.</w:t>
-      </w:r>
-      <w:r>
-        <w:t xml:space="preserve"> </w:t>
-      </w:r>
-      <w:r>
-        <w:t xml:space="preserve">La estrategia de continuidad y el trabajo en torno a la vida                       </w:t>
-      </w:r>
-      <w:r>
-        <w:br/>
-      </w:r>
-      <w:r>
-        <w:t xml:space="preserve">“</w:t>
-      </w:r>
-      <w:r>
-        <w:t xml:space="preserve">La Activación/comunicación en la vida</w:t>
-      </w:r>
-      <w:r>
-        <w:t xml:space="preserve">”</w:t>
-      </w:r>
-      <w:r>
-        <w:t xml:space="preserve"> </w:t>
-      </w:r>
-      <w:r>
-        <w:t xml:space="preserve">“</w:t>
-      </w:r>
-      <w:r>
-        <w:t xml:space="preserve">Vuelva/reconciliación</w:t>
-      </w:r>
-      <w:r>
-        <w:t xml:space="preserve">”</w:t>
-      </w:r>
-      <w:r>
-        <w:t xml:space="preserve"> </w:t>
-      </w:r>
-      <w:r>
-        <w:t xml:space="preserve">Test/result/improvementar la vida</w:t>
-      </w:r>
-    </w:p>
-    <w:bookmarkEnd w:id="122"/>
-    <w:bookmarkStart w:id="123" w:name="evidence-and-chain-of-custody-record"/>
-    <w:p>
-      <w:pPr>
-        <w:pStyle w:val="Heading2"/>
-      </w:pPr>
-      <w:r>
-        <w:t xml:space="preserve">30.3 Evidence and chain-of-custody record</w:t>
-      </w:r>
-    </w:p>
-    <w:p>
-      <w:pPr>
-        <w:pStyle w:val="FirstParagraph"/>
-      </w:pPr>
-      <w:r>
-        <w:t xml:space="preserve">|** |</w:t>
-      </w:r>
-      <w:r>
-        <w:t xml:space="preserve"> </w:t>
-      </w:r>
-      <w:r>
-        <w:t xml:space="preserve">|… |</w:t>
-      </w:r>
-      <w:r>
-        <w:t xml:space="preserve"> </w:t>
-      </w:r>
-      <w:r>
-        <w:t xml:space="preserve">| EL ID/descripción / fuente |                             </w:t>
-      </w:r>
-      <w:r>
-        <w:br/>
-      </w:r>
-      <w:r>
-        <w:t xml:space="preserve">La autoridad y el propósito de la vida han sido incapaces.</w:t>
-      </w:r>
-      <w:r>
-        <w:t xml:space="preserve"> </w:t>
-      </w:r>
-      <w:r>
-        <w:t xml:space="preserve">| RECIBOR/date / time zone TEN                            |</w:t>
-      </w:r>
-      <w:r>
-        <w:t xml:space="preserve"> </w:t>
-      </w:r>
-      <w:r>
-        <w:t xml:space="preserve">| Método/herramienta / versión |                            </w:t>
-      </w:r>
-      <w:r>
-        <w:br/>
-      </w:r>
-      <w:r>
-        <w:t xml:space="preserve">| Original hash/working copy ⋅                          |</w:t>
-      </w:r>
-      <w:r>
-        <w:t xml:space="preserve"> </w:t>
-      </w:r>
-      <w:r>
-        <w:t xml:space="preserve">| Almacenamiento/access/privacy |                         </w:t>
-      </w:r>
-      <w:r>
-        <w:br/>
-      </w:r>
-      <w:r>
-        <w:t xml:space="preserve">“</w:t>
-      </w:r>
-      <w:r>
-        <w:t xml:space="preserve">Transferencia de/a/a propósito</w:t>
-      </w:r>
-      <w:r>
-        <w:t xml:space="preserve">”</w:t>
-      </w:r>
-      <w:r>
-        <w:t xml:space="preserve"> </w:t>
-      </w:r>
-      <w:r>
-        <w:t xml:space="preserve">“</w:t>
-      </w:r>
-      <w:r>
-        <w:t xml:space="preserve">Análisis/resulto/limitaciones</w:t>
-      </w:r>
-      <w:r>
-        <w:t xml:space="preserve">”</w:t>
-      </w:r>
-      <w:r>
-        <w:t xml:space="preserve"> </w:t>
-      </w:r>
-      <w:r>
-        <w:t xml:space="preserve">“</w:t>
-      </w:r>
-      <w:r>
-        <w:t xml:space="preserve">Retención de la vida</w:t>
-      </w:r>
-      <w:r>
-        <w:t xml:space="preserve">”</w:t>
-      </w:r>
-      <w:r>
-        <w:t xml:space="preserve"> </w:t>
-      </w:r>
-      <w:r>
-        <w:t xml:space="preserve">Repaso/disposición de la vida                   </w:t>
-      </w:r>
-    </w:p>
-    <w:bookmarkEnd w:id="123"/>
-    <w:bookmarkStart w:id="124" w:name="X96107a073f17915b9621e9ef34207e0cf8c7873"/>
-    <w:p>
-      <w:pPr>
-        <w:pStyle w:val="Heading2"/>
-      </w:pPr>
-      <w:r>
-        <w:t xml:space="preserve">30.4 Registro de ejercicio y acción correctiva</w:t>
-      </w:r>
-    </w:p>
-    <w:p>
-      <w:pPr>
-        <w:pStyle w:val="FirstParagraph"/>
-      </w:pPr>
-      <w:r>
-        <w:t xml:space="preserve">|** |</w:t>
-      </w:r>
-      <w:r>
-        <w:t xml:space="preserve"> </w:t>
-      </w:r>
-      <w:r>
-        <w:t xml:space="preserve">|… |</w:t>
-      </w:r>
-      <w:r>
-        <w:t xml:space="preserve"> </w:t>
-      </w:r>
-      <w:r>
-        <w:t xml:space="preserve">| Objetivo/capacidad |</w:t>
-      </w:r>
-      <w:r>
-        <w:t xml:space="preserve"> </w:t>
-      </w:r>
-      <w:r>
-        <w:t xml:space="preserve">“</w:t>
-      </w:r>
-      <w:r>
-        <w:t xml:space="preserve">Scenario/asunciones/seguridad</w:t>
-      </w:r>
-      <w:r>
-        <w:t xml:space="preserve">”</w:t>
-      </w:r>
-      <w:r>
-        <w:t xml:space="preserve"> </w:t>
-      </w:r>
-      <w:r>
-        <w:t xml:space="preserve">Los participantes/observadores insistieron en la vida                           </w:t>
-      </w:r>
-      <w:r>
-        <w:br/>
-      </w:r>
-      <w:r>
-        <w:t xml:space="preserve">Los criterios de éxito esperados son válidos.</w:t>
-      </w:r>
-      <w:r>
-        <w:t xml:space="preserve"> </w:t>
-      </w:r>
-      <w:r>
-        <w:t xml:space="preserve">TENIENDO el tiempo real/decisiones |                                                                                                                          </w:t>
-      </w:r>
-      <w:r>
-        <w:t xml:space="preserve"> </w:t>
-      </w:r>
-      <w:r>
-        <w:t xml:space="preserve">“</w:t>
-      </w:r>
-      <w:r>
-        <w:t xml:space="preserve">Strengths/gaps/evidencia</w:t>
-      </w:r>
-      <w:r>
-        <w:t xml:space="preserve">”</w:t>
-      </w:r>
-      <w:r>
-        <w:t xml:space="preserve"> </w:t>
-      </w:r>
-      <w:r>
-        <w:t xml:space="preserve">| Cause/risk / interim control |</w:t>
-      </w:r>
-      <w:r>
-        <w:t xml:space="preserve"> </w:t>
-      </w:r>
-      <w:r>
-        <w:t xml:space="preserve">“</w:t>
-      </w:r>
-      <w:r>
-        <w:t xml:space="preserve">Actuación/propietario/ fecha límite</w:t>
-      </w:r>
-      <w:r>
-        <w:t xml:space="preserve">”</w:t>
-      </w:r>
-      <w:r>
-        <w:t xml:space="preserve"> </w:t>
-      </w:r>
-      <w:r>
-        <w:t xml:space="preserve">Retest/evidence / result remain                         </w:t>
-      </w:r>
-      <w:r>
-        <w:br/>
-      </w:r>
-      <w:r>
-        <w:t xml:space="preserve">⋅ Management review ⋅                           </w:t>
-      </w:r>
-    </w:p>
-    <w:bookmarkEnd w:id="124"/>
-    <w:bookmarkStart w:id="125" w:name="glosario"/>
-    <w:p>
-      <w:pPr>
-        <w:pStyle w:val="Heading2"/>
-      </w:pPr>
-      <w:r>
-        <w:t xml:space="preserve">30.5 Glosario</w:t>
-      </w:r>
-    </w:p>
-    <w:p>
-      <w:pPr>
-        <w:pStyle w:val="FirstParagraph"/>
-      </w:pPr>
-      <w:r>
-        <w:t xml:space="preserve">|** |</w:t>
-      </w:r>
-      <w:r>
-        <w:t xml:space="preserve"> </w:t>
-      </w:r>
-      <w:r>
-        <w:t xml:space="preserve">|… |</w:t>
-      </w:r>
-      <w:r>
-        <w:t xml:space="preserve"> </w:t>
-      </w:r>
-      <w:r>
-        <w:t xml:space="preserve">| evento Adverso | Una ocurrencia que puede tener una consecuencia negativa.</w:t>
-      </w:r>
-      <w:r>
-        <w:t xml:space="preserve"> </w:t>
-      </w:r>
-      <w:r>
-        <w:t xml:space="preserve">TEN BCMS | Sistema de gestión de continuidad de las operaciones.</w:t>
-      </w:r>
-      <w:r>
-        <w:t xml:space="preserve"> </w:t>
-      </w:r>
-      <w:r>
-        <w:t xml:space="preserve">TEN BIA | Análisis de impacto empresarial.</w:t>
-      </w:r>
-      <w:r>
-        <w:t xml:space="preserve"> </w:t>
-      </w:r>
-      <w:r>
-        <w:t xml:space="preserve">TEN continuidad de las operaciones ANTERI Capability to continue delivery of products and services at acceptable capacity during disruption.</w:t>
-      </w:r>
-      <w:r>
-        <w:t xml:space="preserve"> </w:t>
-      </w:r>
-      <w:r>
-        <w:t xml:space="preserve">← Cadena de custodia | Control documentado y transferencia de antecedentes de evidencia.</w:t>
-      </w:r>
-      <w:r>
-        <w:t xml:space="preserve"> </w:t>
-      </w:r>
-      <w:r>
-        <w:t xml:space="preserve">TENIENDO | Acción para limitar la propagación o el impacto de incidentes.</w:t>
-      </w:r>
-      <w:r>
-        <w:t xml:space="preserve"> </w:t>
-      </w:r>
-      <w:r>
-        <w:t xml:space="preserve">tención Gestión de crisis | Liderazgo y coordinación de situaciones de alto impacto e incertidumbre. |</w:t>
-      </w:r>
-      <w:r>
-        <w:t xml:space="preserve"> </w:t>
-      </w:r>
-      <w:r>
-        <w:t xml:space="preserve">← Recuperación de desastres | Restauración de tecnología, datos y infraestructura de apoyo después de la perturbación. |</w:t>
-      </w:r>
-      <w:r>
-        <w:t xml:space="preserve"> </w:t>
-      </w:r>
-      <w:r>
-        <w:t xml:space="preserve">Erradicación de la vida útil Eliminación de causa, persistencia, cambios inseguros y debilidades conexas. |</w:t>
-      </w:r>
-      <w:r>
-        <w:t xml:space="preserve"> </w:t>
-      </w:r>
-      <w:r>
-        <w:t xml:space="preserve">tención Incident Silencioso que pone en peligro la confidencialidad, integridad, disponibilidad o viola la política de seguridad; utilice la definición aprobada de la organización. |</w:t>
-      </w:r>
-      <w:r>
-        <w:t xml:space="preserve"> </w:t>
-      </w:r>
-      <w:r>
-        <w:t xml:space="preserve">| MTPD / MAO | Período máximo tolerable de perturbación / salida máxima aceptable.</w:t>
-      </w:r>
-      <w:r>
-        <w:t xml:space="preserve"> </w:t>
-      </w:r>
-      <w:r>
-        <w:t xml:space="preserve">tención Playbook ← Pasos de respuesta centrados en el escenario, decisiones, autoridad y evidencia.</w:t>
-      </w:r>
-      <w:r>
-        <w:t xml:space="preserve"> </w:t>
-      </w:r>
-      <w:r>
-        <w:t xml:space="preserve">Silencioso Recuperación Silencioso Restauración y verificación del servicio y los controles.</w:t>
-      </w:r>
-      <w:r>
-        <w:t xml:space="preserve"> </w:t>
-      </w:r>
-      <w:r>
-        <w:t xml:space="preserve">| RPO | Pérdida máxima tolerable de datos medida en el tiempo.</w:t>
-      </w:r>
-      <w:r>
-        <w:t xml:space="preserve"> </w:t>
-      </w:r>
-      <w:r>
-        <w:t xml:space="preserve">| RTO | Tiempo para restaurar una actividad o recurso.</w:t>
-      </w:r>
-      <w:r>
-        <w:t xml:space="preserve"> </w:t>
-      </w:r>
-      <w:r>
-        <w:t xml:space="preserve">tención Ejercicio en la mesa | Evaluación basada en el debate utilizando un escenario y preguntas de decisión. |</w:t>
-      </w:r>
-    </w:p>
-    <w:bookmarkEnd w:id="125"/>
-    <w:bookmarkStart w:id="126" w:name="subject-index"/>
-    <w:p>
-      <w:pPr>
-        <w:pStyle w:val="Heading2"/>
-      </w:pPr>
-      <w:r>
-        <w:t xml:space="preserve">30.6 Subject index</w:t>
-      </w:r>
-    </w:p>
-    <w:p>
-      <w:pPr>
-        <w:pStyle w:val="FirstParagraph"/>
-      </w:pPr>
-      <w:r>
-        <w:t xml:space="preserve">Subjeto**</w:t>
-      </w:r>
-      <w:r>
-        <w:t xml:space="preserve"> </w:t>
-      </w:r>
-      <w:r>
-        <w:t xml:space="preserve">|… |</w:t>
-      </w:r>
-      <w:r>
-        <w:t xml:space="preserve"> </w:t>
-      </w:r>
-      <w:r>
-        <w:t xml:space="preserve">← Respaldos Silencioso 22</w:t>
-      </w:r>
-      <w:r>
-        <w:t xml:space="preserve"> </w:t>
-      </w:r>
-      <w:r>
-        <w:t xml:space="preserve">| BIA | 3, 20</w:t>
-      </w:r>
-      <w:r>
-        <w:t xml:space="preserve"> </w:t>
-      </w:r>
-      <w:r>
-        <w:t xml:space="preserve">| para la continuidad de las operaciones |</w:t>
-      </w:r>
-      <w:r>
-        <w:t xml:space="preserve"> </w:t>
-      </w:r>
-      <w:r>
-        <w:t xml:space="preserve">Silenciosos incidentes en la nube</w:t>
-      </w:r>
-      <w:r>
-        <w:t xml:space="preserve"> </w:t>
-      </w:r>
-      <w:r>
-        <w:t xml:space="preserve">| en la comunicación |</w:t>
-      </w:r>
-      <w:r>
-        <w:t xml:space="preserve"> </w:t>
-      </w:r>
-      <w:r>
-        <w:t xml:space="preserve">| | | |</w:t>
-      </w:r>
-      <w:r>
-        <w:t xml:space="preserve"> </w:t>
-      </w:r>
-      <w:r>
-        <w:t xml:space="preserve">← Gestión de crisis</w:t>
-      </w:r>
-      <w:r>
-        <w:t xml:space="preserve"> </w:t>
-      </w:r>
-      <w:r>
-        <w:t xml:space="preserve">Silencioso Detección/triaje | 6-7</w:t>
-      </w:r>
-      <w:r>
-        <w:t xml:space="preserve"> </w:t>
-      </w:r>
-      <w:r>
-        <w:t xml:space="preserve">| Pruebas digitales |</w:t>
-      </w:r>
-      <w:r>
-        <w:t xml:space="preserve"> </w:t>
-      </w:r>
-      <w:r>
-        <w:t xml:space="preserve">| para la recuperación ante desastres |</w:t>
-      </w:r>
-      <w:r>
-        <w:t xml:space="preserve"> </w:t>
-      </w:r>
-      <w:r>
-        <w:t xml:space="preserve">Silencioso Ejercicios</w:t>
-      </w:r>
-      <w:r>
-        <w:t xml:space="preserve"> </w:t>
-      </w:r>
-      <w:r>
-        <w:t xml:space="preserve">Silenciosos incidentes de identidad</w:t>
-      </w:r>
-      <w:r>
-        <w:t xml:space="preserve"> </w:t>
-      </w:r>
-      <w:r>
-        <w:t xml:space="preserve">Silenciosos en la investigación</w:t>
-      </w:r>
-      <w:r>
-        <w:t xml:space="preserve"> </w:t>
-      </w:r>
-      <w:r>
-        <w:t xml:space="preserve">Silencioso analista junior</w:t>
-      </w:r>
-      <w:r>
-        <w:t xml:space="preserve"> </w:t>
-      </w:r>
-      <w:r>
-        <w:t xml:space="preserve">lecciones aprendidas</w:t>
-      </w:r>
-      <w:r>
-        <w:t xml:space="preserve"> </w:t>
-      </w:r>
-      <w:r>
-        <w:t xml:space="preserve">Silencioso Silencioso</w:t>
-      </w:r>
-      <w:r>
-        <w:t xml:space="preserve"> </w:t>
-      </w:r>
-      <w:r>
-        <w:t xml:space="preserve">TENIDA métricas/cumplimiento</w:t>
-      </w:r>
-      <w:r>
-        <w:t xml:space="preserve"> </w:t>
-      </w:r>
-      <w:r>
-        <w:t xml:space="preserve">tención NIST SP 800-61 Rev. 3 | 4, 25 |</w:t>
-      </w:r>
-      <w:r>
-        <w:t xml:space="preserve"> </w:t>
-      </w:r>
-      <w:r>
-        <w:t xml:space="preserve">| Herramientas de código abierto | 26</w:t>
-      </w:r>
-      <w:r>
-        <w:t xml:space="preserve"> </w:t>
-      </w:r>
-      <w:r>
-        <w:t xml:space="preserve">| | | .</w:t>
-      </w:r>
-      <w:r>
-        <w:t xml:space="preserve"> </w:t>
-      </w:r>
-      <w:r>
-        <w:t xml:space="preserve">Silencioso de recuperación</w:t>
-      </w:r>
-      <w:r>
-        <w:t xml:space="preserve"> </w:t>
-      </w:r>
-      <w:r>
-        <w:t xml:space="preserve">| RTO / RPO | 3, 21-22</w:t>
-      </w:r>
-      <w:r>
-        <w:t xml:space="preserve"> </w:t>
-      </w:r>
-      <w:r>
-        <w:t xml:space="preserve">Silenciosos incidentes ocurridos en los proveedores</w:t>
-      </w:r>
-    </w:p>
-    <w:bookmarkEnd w:id="126"/>
-    <w:bookmarkStart w:id="128" w:name="referencias-oficiales"/>
-    <w:p>
-      <w:pPr>
-        <w:pStyle w:val="Heading2"/>
-      </w:pPr>
-      <w:r>
-        <w:t xml:space="preserve">30.7 Referencias oficiales</w:t>
-      </w:r>
-    </w:p>
-    <w:p>
-      <w:pPr>
-        <w:numPr>
-          <w:ilvl w:val="0"/>
-          <w:numId w:val="1047"/>
-        </w:numPr>
-      </w:pPr>
-      <w:r>
-        <w:t xml:space="preserve">[ indicau]NIST SP 800-61 Rev. 3 — Recomendaciones de respuesta de incidentes realizadas/u contacto](https://csrc.nist.gov/pubs/sp/800/61/r3/final)</w:t>
-      </w:r>
-    </w:p>
-    <w:p>
-      <w:pPr>
-        <w:numPr>
-          <w:ilvl w:val="0"/>
-          <w:numId w:val="1047"/>
-        </w:numPr>
-      </w:pPr>
-      <w:r>
-        <w:t xml:space="preserve">[ ]] (https://csrc.nist.gov/projects/incident-response)</w:t>
-      </w:r>
-    </w:p>
-    <w:p>
-      <w:pPr>
-        <w:numPr>
-          <w:ilvl w:val="0"/>
-          <w:numId w:val="1047"/>
-        </w:numPr>
-      </w:pPr>
-      <w:hyperlink r:id="rId127">
-        <w:r>
-          <w:rPr>
-            <w:rStyle w:val="Hyperlink"/>
-          </w:rPr>
-          <w:t xml:space="preserve">Seguridad Ciberseguridad 2.0</w:t>
-        </w:r>
-      </w:hyperlink>
-    </w:p>
-    <w:p>
-      <w:pPr>
-        <w:numPr>
-          <w:ilvl w:val="0"/>
-          <w:numId w:val="1047"/>
-        </w:numPr>
-      </w:pPr>
-      <w:r>
-        <w:t xml:space="preserve">[ indicau]NIST SP 800-34 Rev. 1 Update 1 — Planeamiento de Contingencias realizados/u contacto](https://csrc.nist.gov/pubs/sp/800/34/r1/upd1/final)</w:t>
-      </w:r>
-    </w:p>
-    <w:p>
-      <w:pPr>
-        <w:numPr>
-          <w:ilvl w:val="0"/>
-          <w:numId w:val="1047"/>
-        </w:numPr>
-      </w:pPr>
-      <w:r>
-        <w:t xml:space="preserve">[ ]] (https://www.cisa.gov/news-events/news/federal-government-cybersecurity-incident-and-vulnerability-response-playbooks)</w:t>
-      </w:r>
-    </w:p>
-    <w:p>
-      <w:pPr>
-        <w:numPr>
-          <w:ilvl w:val="0"/>
-          <w:numId w:val="1047"/>
-        </w:numPr>
-      </w:pPr>
-      <w:r>
-        <w:t xml:space="preserve">☐ (https://www.cisa.gov/stopransomware/ransomware-guide)</w:t>
-      </w:r>
-    </w:p>
-    <w:p>
-      <w:pPr>
-        <w:numPr>
-          <w:ilvl w:val="0"/>
-          <w:numId w:val="1047"/>
-        </w:numPr>
-      </w:pPr>
-      <w:r>
-        <w:t xml:space="preserve">[ ]](https://www.cisa.gov/ransomware-response-checklist)</w:t>
-      </w:r>
-    </w:p>
-    <w:p>
-      <w:pPr>
-        <w:numPr>
-          <w:ilvl w:val="0"/>
-          <w:numId w:val="1047"/>
-        </w:numPr>
-      </w:pPr>
-      <w:r>
-        <w:t xml:space="preserve">☐ [ ]](https://www.cisa.gov/resources-tools/services/cisa-tabletop-exercise-packages)</w:t>
-      </w:r>
-    </w:p>
-    <w:p>
-      <w:pPr>
-        <w:numPr>
-          <w:ilvl w:val="0"/>
-          <w:numId w:val="1047"/>
-        </w:numPr>
-      </w:pPr>
-      <w:r>
-        <w:t xml:space="preserve">[Se indicará que el Plan de Respuesta de Incidentes se basará en el plan de acción de los incidentes] (https://www.cisa.gov/resources-tools/resources/incident-response-plan-irp-basics)</w:t>
-      </w:r>
-    </w:p>
-    <w:p>
-      <w:pPr>
-        <w:numPr>
-          <w:ilvl w:val="0"/>
-          <w:numId w:val="1047"/>
-        </w:numPr>
-      </w:pPr>
-      <w:r>
-        <w:t xml:space="preserve">[ ]](https://www.iso.org/standard/75106.html)</w:t>
-      </w:r>
-    </w:p>
-    <w:p>
-      <w:pPr>
-        <w:numPr>
-          <w:ilvl w:val="0"/>
-          <w:numId w:val="1047"/>
-        </w:numPr>
-      </w:pPr>
-      <w:r>
-        <w:t xml:space="preserve">[ ]](https://www.iso.org/standard/88412.html)</w:t>
-      </w:r>
-    </w:p>
-    <w:p>
-      <w:pPr>
-        <w:numPr>
-          <w:ilvl w:val="0"/>
-          <w:numId w:val="1047"/>
-        </w:numPr>
-      </w:pPr>
-      <w:r>
-        <w:t xml:space="preserve">[ ]](https://www.iso.org/standard/75107.html)</w:t>
-      </w:r>
-    </w:p>
-    <w:p>
-      <w:pPr>
-        <w:numPr>
-          <w:ilvl w:val="0"/>
-          <w:numId w:val="1047"/>
-        </w:numPr>
-      </w:pPr>
-      <w:r>
-        <w:t xml:space="preserve">[ indicau]ISO/TS 22317:2021 — Guía BIA realizada/u contacto](https://www.iso.org/standard/79000.html)</w:t>
-      </w:r>
-    </w:p>
-    <w:p>
-      <w:pPr>
-        <w:numPr>
-          <w:ilvl w:val="0"/>
-          <w:numId w:val="1047"/>
-        </w:numPr>
-      </w:pPr>
-      <w:r>
-        <w:t xml:space="preserve">[Seguridad de Incidencia de Incidencia de Seguridad Informática] Recursos de la Guía de Manejo de Incidentes obtenidos/u contactos](https://csrc.nist.gov/Projects/incident-response/publications)</w:t>
-      </w:r>
-    </w:p>
-    <w:p>
-      <w:pPr>
-        <w:pStyle w:val="FirstParagraph"/>
-      </w:pPr>
-      <w:r>
         <w:rPr>
+          <w:b/>
           <w:bCs/>
-          <w:b/>
         </w:rPr>
         <w:t xml:space="preserve">Recordaje final:</w:t>
       </w:r>
@@ -8976,9 +8682,13 @@
         <w:t xml:space="preserve">|. |</w:t>
       </w:r>
     </w:p>
-    <w:bookmarkEnd w:id="128"/>
-    <w:bookmarkEnd w:id="129"/>
-    <w:sectPr/>
+    <w:bookmarkEnd w:id="117"/>
+    <w:bookmarkEnd w:id="118"/>
+    <w:sectPr>
+      <w:footnotePr>
+        <w:numRestart w:val="eachSect"/>
+      </w:footnotePr>
+    </w:sectPr>
   </w:body>
 </w:document>
 </file>
@@ -9009,14 +8719,14 @@
 <file path=word/numbering.xml><?xml version="1.0" encoding="utf-8"?>
 <w:numbering xmlns:w="http://schemas.openxmlformats.org/wordprocessingml/2006/main">
   <w:abstractNum w:abstractNumId="990">
-    <w:nsid w:val="A990"/>
+    <w:nsid w:val="0000A990"/>
     <w:multiLevelType w:val="multilevel"/>
     <w:lvl w:ilvl="0">
       <w:numFmt w:val="bullet"/>
       <w:lvlText w:val=" "/>
       <w:lvlJc w:val="left"/>
       <w:pPr>
-        <w:ind w:left="720" w:hanging="480"/>
+        <w:ind w:left="720" w:hanging="360"/>
       </w:pPr>
     </w:lvl>
     <w:lvl w:ilvl="1">
@@ -9024,7 +8734,7 @@
       <w:lvlText w:val=" "/>
       <w:lvlJc w:val="left"/>
       <w:pPr>
-        <w:ind w:left="1440" w:hanging="480"/>
+        <w:ind w:left="1440" w:hanging="360"/>
       </w:pPr>
     </w:lvl>
     <w:lvl w:ilvl="2">
@@ -9032,7 +8742,7 @@
       <w:lvlText w:val=" "/>
       <w:lvlJc w:val="left"/>
       <w:pPr>
-        <w:ind w:left="2160" w:hanging="480"/>
+        <w:ind w:left="2160" w:hanging="360"/>
       </w:pPr>
     </w:lvl>
     <w:lvl w:ilvl="3">
@@ -9040,7 +8750,7 @@
       <w:lvlText w:val=" "/>
       <w:lvlJc w:val="left"/>
       <w:pPr>
-        <w:ind w:left="2880" w:hanging="480"/>
+        <w:ind w:left="2880" w:hanging="360"/>
       </w:pPr>
     </w:lvl>
     <w:lvl w:ilvl="4">
@@ -9048,7 +8758,7 @@
       <w:lvlText w:val=" "/>
       <w:lvlJc w:val="left"/>
       <w:pPr>
-        <w:ind w:left="3600" w:hanging="480"/>
+        <w:ind w:left="3600" w:hanging="360"/>
       </w:pPr>
     </w:lvl>
     <w:lvl w:ilvl="5">
@@ -9056,7 +8766,7 @@
       <w:lvlText w:val=" "/>
       <w:lvlJc w:val="left"/>
       <w:pPr>
-        <w:ind w:left="4320" w:hanging="480"/>
+        <w:ind w:left="4320" w:hanging="360"/>
       </w:pPr>
     </w:lvl>
     <w:lvl w:ilvl="6">
@@ -9064,7 +8774,7 @@
       <w:lvlText w:val=" "/>
       <w:lvlJc w:val="left"/>
       <w:pPr>
-        <w:ind w:left="5040" w:hanging="480"/>
+        <w:ind w:left="5040" w:hanging="360"/>
       </w:pPr>
     </w:lvl>
     <w:lvl w:ilvl="7">
@@ -9072,7 +8782,7 @@
       <w:lvlText w:val=" "/>
       <w:lvlJc w:val="left"/>
       <w:pPr>
-        <w:ind w:left="5760" w:hanging="480"/>
+        <w:ind w:left="5760" w:hanging="360"/>
       </w:pPr>
     </w:lvl>
     <w:lvl w:ilvl="8">
@@ -9080,88 +8790,115 @@
       <w:lvlText w:val=" "/>
       <w:lvlJc w:val="left"/>
       <w:pPr>
-        <w:ind w:left="6480" w:hanging="480"/>
+        <w:ind w:left="6480" w:hanging="360"/>
       </w:pPr>
     </w:lvl>
   </w:abstractNum>
   <w:abstractNum w:abstractNumId="991">
-    <w:nsid w:val="A991"/>
+    <w:nsid w:val="0000A991"/>
     <w:multiLevelType w:val="multilevel"/>
     <w:lvl w:ilvl="0">
       <w:numFmt w:val="bullet"/>
-      <w:lvlText w:val="•"/>
+      <w:lvlText w:val=""/>
       <w:lvlJc w:val="left"/>
       <w:pPr>
-        <w:ind w:left="720" w:hanging="480"/>
-      </w:pPr>
+        <w:ind w:left="720" w:hanging="360"/>
+      </w:pPr>
+      <w:rPr>
+        <w:rFonts w:ascii="Symbol" w:hAnsi="Symbol" w:cs="Symbol" w:hint="default"/>
+      </w:rPr>
     </w:lvl>
     <w:lvl w:ilvl="1">
       <w:numFmt w:val="bullet"/>
-      <w:lvlText w:val="–"/>
+      <w:lvlText w:val="o"/>
       <w:lvlJc w:val="left"/>
       <w:pPr>
-        <w:ind w:left="1440" w:hanging="480"/>
-      </w:pPr>
+        <w:ind w:left="1440" w:hanging="360"/>
+      </w:pPr>
+      <w:rPr>
+        <w:rFonts w:ascii="Courier New" w:hAnsi="Courier New" w:cs="Courier New" w:hint="default"/>
+      </w:rPr>
     </w:lvl>
     <w:lvl w:ilvl="2">
       <w:numFmt w:val="bullet"/>
-      <w:lvlText w:val="•"/>
+      <w:lvlText w:val=""/>
       <w:lvlJc w:val="left"/>
       <w:pPr>
-        <w:ind w:left="2160" w:hanging="480"/>
-      </w:pPr>
+        <w:ind w:left="2160" w:hanging="360"/>
+      </w:pPr>
+      <w:rPr>
+        <w:rFonts w:ascii="Wingdings" w:hAnsi="Wingdings" w:cs="Wingdings" w:hint="default"/>
+      </w:rPr>
     </w:lvl>
     <w:lvl w:ilvl="3">
       <w:numFmt w:val="bullet"/>
-      <w:lvlText w:val="–"/>
+      <w:lvlText w:val=""/>
       <w:lvlJc w:val="left"/>
       <w:pPr>
-        <w:ind w:left="2880" w:hanging="480"/>
-      </w:pPr>
+        <w:ind w:left="2880" w:hanging="360"/>
+      </w:pPr>
+      <w:rPr>
+        <w:rFonts w:ascii="Symbol" w:hAnsi="Symbol" w:cs="Symbol" w:hint="default"/>
+      </w:rPr>
     </w:lvl>
     <w:lvl w:ilvl="4">
       <w:numFmt w:val="bullet"/>
-      <w:lvlText w:val="•"/>
+      <w:lvlText w:val="o"/>
       <w:lvlJc w:val="left"/>
       <w:pPr>
-        <w:ind w:left="3600" w:hanging="480"/>
-      </w:pPr>
+        <w:ind w:left="3600" w:hanging="360"/>
+      </w:pPr>
+      <w:rPr>
+        <w:rFonts w:ascii="Courier New" w:hAnsi="Courier New" w:cs="Courier New" w:hint="default"/>
+      </w:rPr>
     </w:lvl>
     <w:lvl w:ilvl="5">
       <w:numFmt w:val="bullet"/>
-      <w:lvlText w:val="–"/>
+      <w:lvlText w:val=""/>
       <w:lvlJc w:val="left"/>
       <w:pPr>
-        <w:ind w:left="4320" w:hanging="480"/>
-      </w:pPr>
+        <w:ind w:left="4320" w:hanging="360"/>
+      </w:pPr>
+      <w:rPr>
+        <w:rFonts w:ascii="Wingdings" w:hAnsi="Wingdings" w:cs="Wingdings" w:hint="default"/>
+      </w:rPr>
     </w:lvl>
     <w:lvl w:ilvl="6">
       <w:numFmt w:val="bullet"/>
-      <w:lvlText w:val="•"/>
+      <w:lvlText w:val=""/>
       <w:lvlJc w:val="left"/>
       <w:pPr>
-        <w:ind w:left="5040" w:hanging="480"/>
-      </w:pPr>
+        <w:ind w:left="5040" w:hanging="360"/>
+      </w:pPr>
+      <w:rPr>
+        <w:rFonts w:ascii="Symbol" w:hAnsi="Symbol" w:cs="Symbol" w:hint="default"/>
+      </w:rPr>
     </w:lvl>
     <w:lvl w:ilvl="7">
       <w:numFmt w:val="bullet"/>
-      <w:lvlText w:val="–"/>
+      <w:lvlText w:val="o"/>
       <w:lvlJc w:val="left"/>
       <w:pPr>
-        <w:ind w:left="5760" w:hanging="480"/>
-      </w:pPr>
+        <w:ind w:left="5760" w:hanging="360"/>
+      </w:pPr>
+      <w:rPr>
+        <w:rFonts w:ascii="Courier New" w:hAnsi="Courier New" w:cs="Courier New" w:hint="default"/>
+      </w:rPr>
     </w:lvl>
     <w:lvl w:ilvl="8">
       <w:numFmt w:val="bullet"/>
-      <w:lvlText w:val="•"/>
+      <w:lvlText w:val=""/>
       <w:lvlJc w:val="left"/>
       <w:pPr>
-        <w:ind w:left="6480" w:hanging="480"/>
-      </w:pPr>
+        <w:ind w:left="6480" w:hanging="360"/>
+      </w:pPr>
+      <w:rPr>
+        <w:rFonts w:ascii="Wingdings" w:hAnsi="Wingdings" w:cs="Wingdings" w:hint="default"/>
+      </w:rPr>
     </w:lvl>
   </w:abstractNum>
   <w:abstractNum w:abstractNumId="99412">
-    <w:nsid w:val="A99412"/>
+    <w:nsid w:val="00A99412"/>
     <w:multiLevelType w:val="multilevel"/>
     <w:lvl w:ilvl="0">
       <w:start w:val="2"/>
@@ -9169,7 +8906,7 @@
       <w:lvlText w:val="%1."/>
       <w:lvlJc w:val="left"/>
       <w:pPr>
-        <w:ind w:left="720" w:hanging="480"/>
+        <w:ind w:left="720" w:hanging="360"/>
       </w:pPr>
     </w:lvl>
     <w:lvl w:ilvl="1">
@@ -9178,7 +8915,7 @@
       <w:lvlText w:val="%2."/>
       <w:lvlJc w:val="left"/>
       <w:pPr>
-        <w:ind w:left="1440" w:hanging="480"/>
+        <w:ind w:left="1440" w:hanging="360"/>
       </w:pPr>
     </w:lvl>
     <w:lvl w:ilvl="2">
@@ -9187,7 +8924,7 @@
       <w:lvlText w:val="%3."/>
       <w:lvlJc w:val="left"/>
       <w:pPr>
-        <w:ind w:left="2160" w:hanging="480"/>
+        <w:ind w:left="2160" w:hanging="360"/>
       </w:pPr>
     </w:lvl>
     <w:lvl w:ilvl="3">
@@ -9196,7 +8933,7 @@
       <w:lvlText w:val="%4."/>
       <w:lvlJc w:val="left"/>
       <w:pPr>
-        <w:ind w:left="2880" w:hanging="480"/>
+        <w:ind w:left="2880" w:hanging="360"/>
       </w:pPr>
     </w:lvl>
     <w:lvl w:ilvl="4">
@@ -9205,7 +8942,7 @@
       <w:lvlText w:val="%5."/>
       <w:lvlJc w:val="left"/>
       <w:pPr>
-        <w:ind w:left="3600" w:hanging="480"/>
+        <w:ind w:left="3600" w:hanging="360"/>
       </w:pPr>
     </w:lvl>
     <w:lvl w:ilvl="5">
@@ -9214,7 +8951,7 @@
       <w:lvlText w:val="%6."/>
       <w:lvlJc w:val="left"/>
       <w:pPr>
-        <w:ind w:left="4320" w:hanging="480"/>
+        <w:ind w:left="4320" w:hanging="360"/>
       </w:pPr>
     </w:lvl>
     <w:lvl w:ilvl="6">
@@ -9223,7 +8960,7 @@
       <w:lvlText w:val="%7."/>
       <w:lvlJc w:val="left"/>
       <w:pPr>
-        <w:ind w:left="5040" w:hanging="480"/>
+        <w:ind w:left="5040" w:hanging="360"/>
       </w:pPr>
     </w:lvl>
     <w:lvl w:ilvl="7">
@@ -9232,7 +8969,7 @@
       <w:lvlText w:val="%8."/>
       <w:lvlJc w:val="left"/>
       <w:pPr>
-        <w:ind w:left="5760" w:hanging="480"/>
+        <w:ind w:left="5760" w:hanging="360"/>
       </w:pPr>
     </w:lvl>
     <w:lvl w:ilvl="8">
@@ -9241,12 +8978,12 @@
       <w:lvlText w:val="%9."/>
       <w:lvlJc w:val="left"/>
       <w:pPr>
-        <w:ind w:left="6480" w:hanging="480"/>
+        <w:ind w:left="6480" w:hanging="360"/>
       </w:pPr>
     </w:lvl>
   </w:abstractNum>
   <w:abstractNum w:abstractNumId="99418">
-    <w:nsid w:val="A99418"/>
+    <w:nsid w:val="00A99418"/>
     <w:multiLevelType w:val="multilevel"/>
     <w:lvl w:ilvl="0">
       <w:start w:val="8"/>
@@ -9254,7 +8991,7 @@
       <w:lvlText w:val="%1."/>
       <w:lvlJc w:val="left"/>
       <w:pPr>
-        <w:ind w:left="720" w:hanging="480"/>
+        <w:ind w:left="720" w:hanging="360"/>
       </w:pPr>
     </w:lvl>
     <w:lvl w:ilvl="1">
@@ -9263,7 +9000,7 @@
       <w:lvlText w:val="%2."/>
       <w:lvlJc w:val="left"/>
       <w:pPr>
-        <w:ind w:left="1440" w:hanging="480"/>
+        <w:ind w:left="1440" w:hanging="360"/>
       </w:pPr>
     </w:lvl>
     <w:lvl w:ilvl="2">
@@ -9272,7 +9009,7 @@
       <w:lvlText w:val="%3."/>
       <w:lvlJc w:val="left"/>
       <w:pPr>
-        <w:ind w:left="2160" w:hanging="480"/>
+        <w:ind w:left="2160" w:hanging="360"/>
       </w:pPr>
     </w:lvl>
     <w:lvl w:ilvl="3">
@@ -9281,7 +9018,7 @@
       <w:lvlText w:val="%4."/>
       <w:lvlJc w:val="left"/>
       <w:pPr>
-        <w:ind w:left="2880" w:hanging="480"/>
+        <w:ind w:left="2880" w:hanging="360"/>
       </w:pPr>
     </w:lvl>
     <w:lvl w:ilvl="4">
@@ -9290,7 +9027,7 @@
       <w:lvlText w:val="%5."/>
       <w:lvlJc w:val="left"/>
       <w:pPr>
-        <w:ind w:left="3600" w:hanging="480"/>
+        <w:ind w:left="3600" w:hanging="360"/>
       </w:pPr>
     </w:lvl>
     <w:lvl w:ilvl="5">
@@ -9299,7 +9036,7 @@
       <w:lvlText w:val="%6."/>
       <w:lvlJc w:val="left"/>
       <w:pPr>
-        <w:ind w:left="4320" w:hanging="480"/>
+        <w:ind w:left="4320" w:hanging="360"/>
       </w:pPr>
     </w:lvl>
     <w:lvl w:ilvl="6">
@@ -9308,7 +9045,7 @@
       <w:lvlText w:val="%7."/>
       <w:lvlJc w:val="left"/>
       <w:pPr>
-        <w:ind w:left="5040" w:hanging="480"/>
+        <w:ind w:left="5040" w:hanging="360"/>
       </w:pPr>
     </w:lvl>
     <w:lvl w:ilvl="7">
@@ -9317,7 +9054,7 @@
       <w:lvlText w:val="%8."/>
       <w:lvlJc w:val="left"/>
       <w:pPr>
-        <w:ind w:left="5760" w:hanging="480"/>
+        <w:ind w:left="5760" w:hanging="360"/>
       </w:pPr>
     </w:lvl>
     <w:lvl w:ilvl="8">
@@ -9326,12 +9063,12 @@
       <w:lvlText w:val="%9."/>
       <w:lvlJc w:val="left"/>
       <w:pPr>
-        <w:ind w:left="6480" w:hanging="480"/>
+        <w:ind w:left="6480" w:hanging="360"/>
       </w:pPr>
     </w:lvl>
   </w:abstractNum>
   <w:abstractNum w:abstractNumId="99419">
-    <w:nsid w:val="A99419"/>
+    <w:nsid w:val="00A99419"/>
     <w:multiLevelType w:val="multilevel"/>
     <w:lvl w:ilvl="0">
       <w:start w:val="9"/>
@@ -9339,7 +9076,7 @@
       <w:lvlText w:val="%1."/>
       <w:lvlJc w:val="left"/>
       <w:pPr>
-        <w:ind w:left="720" w:hanging="480"/>
+        <w:ind w:left="720" w:hanging="360"/>
       </w:pPr>
     </w:lvl>
     <w:lvl w:ilvl="1">
@@ -9348,7 +9085,7 @@
       <w:lvlText w:val="%2."/>
       <w:lvlJc w:val="left"/>
       <w:pPr>
-        <w:ind w:left="1440" w:hanging="480"/>
+        <w:ind w:left="1440" w:hanging="360"/>
       </w:pPr>
     </w:lvl>
     <w:lvl w:ilvl="2">
@@ -9357,7 +9094,7 @@
       <w:lvlText w:val="%3."/>
       <w:lvlJc w:val="left"/>
       <w:pPr>
-        <w:ind w:left="2160" w:hanging="480"/>
+        <w:ind w:left="2160" w:hanging="360"/>
       </w:pPr>
     </w:lvl>
     <w:lvl w:ilvl="3">
@@ -9366,7 +9103,7 @@
       <w:lvlText w:val="%4."/>
       <w:lvlJc w:val="left"/>
       <w:pPr>
-        <w:ind w:left="2880" w:hanging="480"/>
+        <w:ind w:left="2880" w:hanging="360"/>
       </w:pPr>
     </w:lvl>
     <w:lvl w:ilvl="4">
@@ -9375,7 +9112,7 @@
       <w:lvlText w:val="%5."/>
       <w:lvlJc w:val="left"/>
       <w:pPr>
-        <w:ind w:left="3600" w:hanging="480"/>
+        <w:ind w:left="3600" w:hanging="360"/>
       </w:pPr>
     </w:lvl>
     <w:lvl w:ilvl="5">
@@ -9384,7 +9121,7 @@
       <w:lvlText w:val="%6."/>
       <w:lvlJc w:val="left"/>
       <w:pPr>
-        <w:ind w:left="4320" w:hanging="480"/>
+        <w:ind w:left="4320" w:hanging="360"/>
       </w:pPr>
     </w:lvl>
     <w:lvl w:ilvl="6">
@@ -9393,7 +9130,7 @@
       <w:lvlText w:val="%7."/>
       <w:lvlJc w:val="left"/>
       <w:pPr>
-        <w:ind w:left="5040" w:hanging="480"/>
+        <w:ind w:left="5040" w:hanging="360"/>
       </w:pPr>
     </w:lvl>
     <w:lvl w:ilvl="7">
@@ -9402,7 +9139,7 @@
       <w:lvlText w:val="%8."/>
       <w:lvlJc w:val="left"/>
       <w:pPr>
-        <w:ind w:left="5760" w:hanging="480"/>
+        <w:ind w:left="5760" w:hanging="360"/>
       </w:pPr>
     </w:lvl>
     <w:lvl w:ilvl="8">
@@ -9411,12 +9148,12 @@
       <w:lvlText w:val="%9."/>
       <w:lvlJc w:val="left"/>
       <w:pPr>
-        <w:ind w:left="6480" w:hanging="480"/>
+        <w:ind w:left="6480" w:hanging="360"/>
       </w:pPr>
     </w:lvl>
   </w:abstractNum>
   <w:abstractNum w:abstractNumId="994113">
-    <w:nsid w:val="A994113"/>
+    <w:nsid w:val="0A994113"/>
     <w:multiLevelType w:val="multilevel"/>
     <w:lvl w:ilvl="0">
       <w:start w:val="13"/>
@@ -9424,7 +9161,7 @@
       <w:lvlText w:val="%1."/>
       <w:lvlJc w:val="left"/>
       <w:pPr>
-        <w:ind w:left="720" w:hanging="480"/>
+        <w:ind w:left="720" w:hanging="360"/>
       </w:pPr>
     </w:lvl>
     <w:lvl w:ilvl="1">
@@ -9433,7 +9170,7 @@
       <w:lvlText w:val="%2."/>
       <w:lvlJc w:val="left"/>
       <w:pPr>
-        <w:ind w:left="1440" w:hanging="480"/>
+        <w:ind w:left="1440" w:hanging="360"/>
       </w:pPr>
     </w:lvl>
     <w:lvl w:ilvl="2">
@@ -9442,7 +9179,7 @@
       <w:lvlText w:val="%3."/>
       <w:lvlJc w:val="left"/>
       <w:pPr>
-        <w:ind w:left="2160" w:hanging="480"/>
+        <w:ind w:left="2160" w:hanging="360"/>
       </w:pPr>
     </w:lvl>
     <w:lvl w:ilvl="3">
@@ -9451,7 +9188,7 @@
       <w:lvlText w:val="%4."/>
       <w:lvlJc w:val="left"/>
       <w:pPr>
-        <w:ind w:left="2880" w:hanging="480"/>
+        <w:ind w:left="2880" w:hanging="360"/>
       </w:pPr>
     </w:lvl>
     <w:lvl w:ilvl="4">
@@ -9460,7 +9197,7 @@
       <w:lvlText w:val="%5."/>
       <w:lvlJc w:val="left"/>
       <w:pPr>
-        <w:ind w:left="3600" w:hanging="480"/>
+        <w:ind w:left="3600" w:hanging="360"/>
       </w:pPr>
     </w:lvl>
     <w:lvl w:ilvl="5">
@@ -9469,7 +9206,7 @@
       <w:lvlText w:val="%6."/>
       <w:lvlJc w:val="left"/>
       <w:pPr>
-        <w:ind w:left="4320" w:hanging="480"/>
+        <w:ind w:left="4320" w:hanging="360"/>
       </w:pPr>
     </w:lvl>
     <w:lvl w:ilvl="6">
@@ -9478,7 +9215,7 @@
       <w:lvlText w:val="%7."/>
       <w:lvlJc w:val="left"/>
       <w:pPr>
-        <w:ind w:left="5040" w:hanging="480"/>
+        <w:ind w:left="5040" w:hanging="360"/>
       </w:pPr>
     </w:lvl>
     <w:lvl w:ilvl="7">
@@ -9487,7 +9224,7 @@
       <w:lvlText w:val="%8."/>
       <w:lvlJc w:val="left"/>
       <w:pPr>
-        <w:ind w:left="5760" w:hanging="480"/>
+        <w:ind w:left="5760" w:hanging="360"/>
       </w:pPr>
     </w:lvl>
     <w:lvl w:ilvl="8">
@@ -9496,12 +9233,12 @@
       <w:lvlText w:val="%9."/>
       <w:lvlJc w:val="left"/>
       <w:pPr>
-        <w:ind w:left="6480" w:hanging="480"/>
+        <w:ind w:left="6480" w:hanging="360"/>
       </w:pPr>
     </w:lvl>
   </w:abstractNum>
   <w:abstractNum w:abstractNumId="994119">
-    <w:nsid w:val="A994119"/>
+    <w:nsid w:val="0A994119"/>
     <w:multiLevelType w:val="multilevel"/>
     <w:lvl w:ilvl="0">
       <w:start w:val="19"/>
@@ -9509,7 +9246,7 @@
       <w:lvlText w:val="%1."/>
       <w:lvlJc w:val="left"/>
       <w:pPr>
-        <w:ind w:left="720" w:hanging="480"/>
+        <w:ind w:left="720" w:hanging="360"/>
       </w:pPr>
     </w:lvl>
     <w:lvl w:ilvl="1">
@@ -9518,7 +9255,7 @@
       <w:lvlText w:val="%2."/>
       <w:lvlJc w:val="left"/>
       <w:pPr>
-        <w:ind w:left="1440" w:hanging="480"/>
+        <w:ind w:left="1440" w:hanging="360"/>
       </w:pPr>
     </w:lvl>
     <w:lvl w:ilvl="2">
@@ -9527,7 +9264,7 @@
       <w:lvlText w:val="%3."/>
       <w:lvlJc w:val="left"/>
       <w:pPr>
-        <w:ind w:left="2160" w:hanging="480"/>
+        <w:ind w:left="2160" w:hanging="360"/>
       </w:pPr>
     </w:lvl>
     <w:lvl w:ilvl="3">
@@ -9536,7 +9273,7 @@
       <w:lvlText w:val="%4."/>
       <w:lvlJc w:val="left"/>
       <w:pPr>
-        <w:ind w:left="2880" w:hanging="480"/>
+        <w:ind w:left="2880" w:hanging="360"/>
       </w:pPr>
     </w:lvl>
     <w:lvl w:ilvl="4">
@@ -9545,7 +9282,7 @@
       <w:lvlText w:val="%5."/>
       <w:lvlJc w:val="left"/>
       <w:pPr>
-        <w:ind w:left="3600" w:hanging="480"/>
+        <w:ind w:left="3600" w:hanging="360"/>
       </w:pPr>
     </w:lvl>
     <w:lvl w:ilvl="5">
@@ -9554,7 +9291,7 @@
       <w:lvlText w:val="%6."/>
       <w:lvlJc w:val="left"/>
       <w:pPr>
-        <w:ind w:left="4320" w:hanging="480"/>
+        <w:ind w:left="4320" w:hanging="360"/>
       </w:pPr>
     </w:lvl>
     <w:lvl w:ilvl="6">
@@ -9563,7 +9300,7 @@
       <w:lvlText w:val="%7."/>
       <w:lvlJc w:val="left"/>
       <w:pPr>
-        <w:ind w:left="5040" w:hanging="480"/>
+        <w:ind w:left="5040" w:hanging="360"/>
       </w:pPr>
     </w:lvl>
     <w:lvl w:ilvl="7">
@@ -9572,7 +9309,7 @@
       <w:lvlText w:val="%8."/>
       <w:lvlJc w:val="left"/>
       <w:pPr>
-        <w:ind w:left="5760" w:hanging="480"/>
+        <w:ind w:left="5760" w:hanging="360"/>
       </w:pPr>
     </w:lvl>
     <w:lvl w:ilvl="8">
@@ -9581,7 +9318,7 @@
       <w:lvlText w:val="%9."/>
       <w:lvlJc w:val="left"/>
       <w:pPr>
-        <w:ind w:left="6480" w:hanging="480"/>
+        <w:ind w:left="6480" w:hanging="360"/>
       </w:pPr>
     </w:lvl>
   </w:abstractNum>
@@ -9872,10 +9609,10 @@
   <w:docDefaults>
     <w:rPrDefault>
       <w:rPr>
-        <w:rFonts w:asciiTheme="minorHAnsi" w:cstheme="minorBidi" w:eastAsiaTheme="minorHAnsi" w:hAnsiTheme="minorHAnsi"/>
+        <w:rFonts w:asciiTheme="minorHAnsi" w:cstheme="minorBidi" w:eastAsiaTheme="minorEastAsia" w:hAnsiTheme="minorHAnsi"/>
         <w:sz w:val="24"/>
         <w:szCs w:val="24"/>
-        <w:lang w:bidi="ar-SA" w:eastAsia="en-US" w:val="en-US"/>
+        <w:lang w:bidi="ar-SA" w:eastAsia="zh-CN" w:val="en-US"/>
       </w:rPr>
     </w:rPrDefault>
     <w:pPrDefault>
@@ -9893,10 +9630,10 @@
     <w:name w:val="Body Text"/>
     <w:basedOn w:val="Normal"/>
     <w:link w:val="BodyTextChar"/>
+    <w:qFormat/>
     <w:pPr>
       <w:spacing w:after="180" w:before="180"/>
     </w:pPr>
-    <w:qFormat/>
   </w:style>
   <w:style w:customStyle="1" w:styleId="FirstParagraph" w:type="paragraph">
     <w:name w:val="First Paragraph"/>
@@ -9916,57 +9653,94 @@
     <w:name w:val="Title"/>
     <w:basedOn w:val="Normal"/>
     <w:next w:val="BodyText"/>
+    <w:link w:val="TitleChar"/>
+    <w:uiPriority w:val="10"/>
     <w:qFormat/>
+    <w:rsid w:val="00A10FD9"/>
     <w:pPr>
-      <w:keepNext/>
-      <w:keepLines/>
-      <w:spacing w:after="240" w:before="480"/>
+      <w:spacing w:after="80" w:line="240" w:lineRule="auto"/>
+      <w:contextualSpacing/>
       <w:jc w:val="center"/>
     </w:pPr>
     <w:rPr>
       <w:rFonts w:asciiTheme="majorHAnsi" w:cstheme="majorBidi" w:eastAsiaTheme="majorEastAsia" w:hAnsiTheme="majorHAnsi"/>
-      <w:b/>
-      <w:bCs/>
-      <w:color w:themeColor="accent1" w:themeShade="B5" w:val="345A8A"/>
-      <w:sz w:val="36"/>
-      <w:szCs w:val="36"/>
+      <w:sz w:val="56"/>
+      <w:szCs w:val="56"/>
+    </w:rPr>
+  </w:style>
+  <w:style w:customStyle="1" w:styleId="TitleChar" w:type="character">
+    <w:name w:val="Title Char"/>
+    <w:basedOn w:val="DefaultParagraphFont"/>
+    <w:link w:val="Title"/>
+    <w:uiPriority w:val="10"/>
+    <w:rsid w:val="00A10FD9"/>
+    <w:rPr>
+      <w:rFonts w:asciiTheme="majorHAnsi" w:cstheme="majorBidi" w:eastAsiaTheme="majorEastAsia" w:hAnsiTheme="majorHAnsi"/>
+      <w:sz w:val="56"/>
+      <w:szCs w:val="56"/>
     </w:rPr>
   </w:style>
   <w:style w:styleId="Subtitle" w:type="paragraph">
     <w:name w:val="Subtitle"/>
     <w:basedOn w:val="Title"/>
     <w:next w:val="BodyText"/>
+    <w:link w:val="SubtitleChar"/>
+    <w:uiPriority w:val="11"/>
     <w:qFormat/>
+    <w:rsid w:val="00A10FD9"/>
     <w:pPr>
-      <w:keepNext/>
-      <w:keepLines/>
-      <w:spacing w:after="240" w:before="240"/>
-      <w:jc w:val="center"/>
+      <w:numPr>
+        <w:ilvl w:val="1"/>
+      </w:numPr>
     </w:pPr>
     <w:rPr>
-      <w:sz w:val="30"/>
-      <w:szCs w:val="30"/>
+      <w:rFonts w:cstheme="majorBidi" w:eastAsiaTheme="majorEastAsia"/>
+      <w:spacing w:val="15"/>
+      <w:sz w:val="28"/>
+      <w:szCs w:val="28"/>
+    </w:rPr>
+  </w:style>
+  <w:style w:customStyle="1" w:styleId="SubtitleChar" w:type="character">
+    <w:name w:val="Subtitle Char"/>
+    <w:basedOn w:val="DefaultParagraphFont"/>
+    <w:link w:val="Subtitle"/>
+    <w:uiPriority w:val="11"/>
+    <w:rsid w:val="00A10FD9"/>
+    <w:rPr>
+      <w:rFonts w:cstheme="majorBidi" w:eastAsiaTheme="majorEastAsia"/>
+      <w:color w:themeColor="text1" w:themeTint="A6" w:val="595959"/>
+      <w:spacing w:val="15"/>
+      <w:sz w:val="28"/>
+      <w:szCs w:val="28"/>
     </w:rPr>
   </w:style>
   <w:style w:customStyle="1" w:styleId="Author" w:type="paragraph">
     <w:name w:val="Author"/>
+    <w:basedOn w:val="Title"/>
     <w:next w:val="BodyText"/>
     <w:qFormat/>
     <w:pPr>
       <w:keepNext/>
       <w:keepLines/>
-      <w:jc w:val="center"/>
     </w:pPr>
+    <w:rPr>
+      <w:sz w:val="24"/>
+      <w:szCs w:val="24"/>
+    </w:rPr>
   </w:style>
   <w:style w:styleId="Date" w:type="paragraph">
     <w:name w:val="Date"/>
+    <w:basedOn w:val="Title"/>
     <w:next w:val="BodyText"/>
     <w:qFormat/>
     <w:pPr>
       <w:keepNext/>
       <w:keepLines/>
-      <w:jc w:val="center"/>
     </w:pPr>
+    <w:rPr>
+      <w:sz w:val="24"/>
+      <w:szCs w:val="24"/>
+    </w:rPr>
   </w:style>
   <w:style w:customStyle="1" w:styleId="AbstractTitle" w:type="paragraph">
     <w:name w:val="Abstract Title"/>
@@ -9976,15 +9750,13 @@
     <w:pPr>
       <w:keepNext/>
       <w:keepLines/>
+      <w:spacing w:after="0" w:before="300"/>
       <w:jc w:val="center"/>
-      <w:spacing w:after="0" w:before="300"/>
     </w:pPr>
     <w:rPr>
+      <w:b/>
       <w:sz w:val="20"/>
       <w:szCs w:val="20"/>
-      <w:b/>
-      <w:color w:val="345A8A"/>
-      &gt;
     </w:rPr>
   </w:style>
   <w:style w:customStyle="1" w:styleId="Abstract" w:type="paragraph">
@@ -10011,191 +9783,321 @@
     <w:rPr/>
   </w:style>
   <w:style w:styleId="Heading1" w:type="paragraph">
-    <w:name w:val="Heading 1"/>
+    <w:name w:val="heading 1"/>
     <w:basedOn w:val="Normal"/>
     <w:next w:val="BodyText"/>
+    <w:link w:val="Heading1Char"/>
     <w:uiPriority w:val="9"/>
     <w:qFormat/>
+    <w:rsid w:val="00A10FD9"/>
     <w:pPr>
       <w:keepNext/>
       <w:keepLines/>
-      <w:spacing w:after="0" w:before="480"/>
+      <w:spacing w:after="80" w:before="360"/>
       <w:outlineLvl w:val="0"/>
     </w:pPr>
     <w:rPr>
       <w:rFonts w:asciiTheme="majorHAnsi" w:cstheme="majorBidi" w:eastAsiaTheme="majorEastAsia" w:hAnsiTheme="majorHAnsi"/>
-      <w:b/>
-      <w:bCs/>
-      <w:color w:themeColor="accent1" w:val="4F81BD"/>
+      <w:color w:themeColor="accent1" w:themeShade="BF" w:val="0F4761"/>
+      <w:sz w:val="40"/>
+      <w:szCs w:val="40"/>
+    </w:rPr>
+  </w:style>
+  <w:style w:styleId="Heading2" w:type="paragraph">
+    <w:name w:val="heading 2"/>
+    <w:basedOn w:val="Normal"/>
+    <w:next w:val="BodyText"/>
+    <w:link w:val="Heading2Char"/>
+    <w:uiPriority w:val="9"/>
+    <w:semiHidden/>
+    <w:unhideWhenUsed/>
+    <w:qFormat/>
+    <w:rsid w:val="00A10FD9"/>
+    <w:pPr>
+      <w:keepNext/>
+      <w:keepLines/>
+      <w:spacing w:after="80" w:before="160"/>
+      <w:outlineLvl w:val="1"/>
+    </w:pPr>
+    <w:rPr>
+      <w:rFonts w:asciiTheme="majorHAnsi" w:cstheme="majorBidi" w:eastAsiaTheme="majorEastAsia" w:hAnsiTheme="majorHAnsi"/>
+      <w:color w:themeColor="accent1" w:themeShade="BF" w:val="0F4761"/>
       <w:sz w:val="32"/>
       <w:szCs w:val="32"/>
     </w:rPr>
   </w:style>
-  <w:style w:styleId="Heading2" w:type="paragraph">
-    <w:name w:val="Heading 2"/>
+  <w:style w:styleId="Heading3" w:type="paragraph">
+    <w:name w:val="heading 3"/>
     <w:basedOn w:val="Normal"/>
     <w:next w:val="BodyText"/>
+    <w:link w:val="Heading3Char"/>
     <w:uiPriority w:val="9"/>
+    <w:semiHidden/>
     <w:unhideWhenUsed/>
     <w:qFormat/>
+    <w:rsid w:val="00A10FD9"/>
     <w:pPr>
       <w:keepNext/>
       <w:keepLines/>
-      <w:spacing w:after="0" w:before="200"/>
-      <w:outlineLvl w:val="1"/>
+      <w:spacing w:after="80" w:before="160"/>
+      <w:outlineLvl w:val="2"/>
     </w:pPr>
     <w:rPr>
-      <w:rFonts w:asciiTheme="majorHAnsi" w:cstheme="majorBidi" w:eastAsiaTheme="majorEastAsia" w:hAnsiTheme="majorHAnsi"/>
-      <w:b/>
-      <w:bCs/>
-      <w:color w:themeColor="accent1" w:val="4F81BD"/>
+      <w:rFonts w:cstheme="majorBidi" w:eastAsiaTheme="majorEastAsia"/>
+      <w:color w:themeColor="accent1" w:themeShade="BF" w:val="0F4761"/>
       <w:sz w:val="28"/>
       <w:szCs w:val="28"/>
     </w:rPr>
   </w:style>
-  <w:style w:styleId="Heading3" w:type="paragraph">
-    <w:name w:val="Heading 3"/>
+  <w:style w:styleId="Heading4" w:type="paragraph">
+    <w:name w:val="heading 4"/>
     <w:basedOn w:val="Normal"/>
     <w:next w:val="BodyText"/>
+    <w:link w:val="Heading4Char"/>
     <w:uiPriority w:val="9"/>
+    <w:semiHidden/>
     <w:unhideWhenUsed/>
     <w:qFormat/>
+    <w:rsid w:val="00A10FD9"/>
     <w:pPr>
       <w:keepNext/>
       <w:keepLines/>
-      <w:spacing w:after="0" w:before="200"/>
-      <w:outlineLvl w:val="2"/>
+      <w:spacing w:after="40" w:before="80"/>
+      <w:outlineLvl w:val="3"/>
     </w:pPr>
     <w:rPr>
-      <w:rFonts w:asciiTheme="majorHAnsi" w:cstheme="majorBidi" w:eastAsiaTheme="majorEastAsia" w:hAnsiTheme="majorHAnsi"/>
-      <w:b/>
-      <w:bCs/>
-      <w:color w:themeColor="accent1" w:val="4F81BD"/>
-      <w:sz w:val="24"/>
-      <w:szCs w:val="24"/>
+      <w:rFonts w:cstheme="majorBidi" w:eastAsiaTheme="majorEastAsia"/>
+      <w:i/>
+      <w:iCs/>
+      <w:color w:themeColor="accent1" w:themeShade="BF" w:val="0F4761"/>
     </w:rPr>
   </w:style>
-  <w:style w:styleId="Heading4" w:type="paragraph">
-    <w:name w:val="Heading 4"/>
+  <w:style w:styleId="Heading5" w:type="paragraph">
+    <w:name w:val="heading 5"/>
     <w:basedOn w:val="Normal"/>
     <w:next w:val="BodyText"/>
+    <w:link w:val="Heading5Char"/>
     <w:uiPriority w:val="9"/>
+    <w:semiHidden/>
     <w:unhideWhenUsed/>
     <w:qFormat/>
+    <w:rsid w:val="00A10FD9"/>
     <w:pPr>
       <w:keepNext/>
       <w:keepLines/>
-      <w:spacing w:after="0" w:before="200"/>
-      <w:outlineLvl w:val="3"/>
+      <w:spacing w:after="40" w:before="80"/>
+      <w:outlineLvl w:val="4"/>
     </w:pPr>
     <w:rPr>
-      <w:rFonts w:asciiTheme="majorHAnsi" w:cstheme="majorBidi" w:eastAsiaTheme="majorEastAsia" w:hAnsiTheme="majorHAnsi"/>
-      <w:i/>
-      <w:bCs/>
-      <w:color w:themeColor="accent1" w:val="4F81BD"/>
-      <w:sz w:val="24"/>
-      <w:szCs w:val="24"/>
+      <w:rFonts w:cstheme="majorBidi" w:eastAsiaTheme="majorEastAsia"/>
+      <w:color w:themeColor="accent1" w:themeShade="BF" w:val="0F4761"/>
     </w:rPr>
   </w:style>
-  <w:style w:styleId="Heading5" w:type="paragraph">
-    <w:name w:val="Heading 5"/>
+  <w:style w:styleId="Heading6" w:type="paragraph">
+    <w:name w:val="heading 6"/>
     <w:basedOn w:val="Normal"/>
     <w:next w:val="BodyText"/>
+    <w:link w:val="Heading6Char"/>
     <w:uiPriority w:val="9"/>
+    <w:semiHidden/>
     <w:unhideWhenUsed/>
     <w:qFormat/>
+    <w:rsid w:val="00A10FD9"/>
     <w:pPr>
       <w:keepNext/>
       <w:keepLines/>
-      <w:spacing w:after="0" w:before="200"/>
-      <w:outlineLvl w:val="4"/>
+      <w:spacing w:after="0" w:before="40"/>
+      <w:outlineLvl w:val="5"/>
     </w:pPr>
     <w:rPr>
-      <w:rFonts w:asciiTheme="majorHAnsi" w:cstheme="majorBidi" w:eastAsiaTheme="majorEastAsia" w:hAnsiTheme="majorHAnsi"/>
+      <w:rFonts w:cstheme="majorBidi" w:eastAsiaTheme="majorEastAsia"/>
+      <w:i/>
       <w:iCs/>
-      <w:color w:themeColor="accent1" w:val="4F81BD"/>
-      <w:sz w:val="24"/>
-      <w:szCs w:val="24"/>
+      <w:color w:themeColor="text1" w:themeTint="A6" w:val="595959"/>
     </w:rPr>
   </w:style>
-  <w:style w:styleId="Heading6" w:type="paragraph">
-    <w:name w:val="Heading 6"/>
+  <w:style w:styleId="Heading7" w:type="paragraph">
+    <w:name w:val="heading 7"/>
     <w:basedOn w:val="Normal"/>
     <w:next w:val="BodyText"/>
+    <w:link w:val="Heading7Char"/>
     <w:uiPriority w:val="9"/>
+    <w:semiHidden/>
     <w:unhideWhenUsed/>
     <w:qFormat/>
+    <w:rsid w:val="00A10FD9"/>
     <w:pPr>
       <w:keepNext/>
       <w:keepLines/>
-      <w:spacing w:after="0" w:before="200"/>
-      <w:outlineLvl w:val="5"/>
+      <w:spacing w:after="0" w:before="40"/>
+      <w:outlineLvl w:val="6"/>
     </w:pPr>
     <w:rPr>
-      <w:rFonts w:asciiTheme="majorHAnsi" w:cstheme="majorBidi" w:eastAsiaTheme="majorEastAsia" w:hAnsiTheme="majorHAnsi"/>
-      <w:color w:themeColor="accent1" w:val="4F81BD"/>
-      <w:sz w:val="24"/>
-      <w:szCs w:val="24"/>
+      <w:rFonts w:cstheme="majorBidi" w:eastAsiaTheme="majorEastAsia"/>
+      <w:color w:themeColor="text1" w:themeTint="A6" w:val="595959"/>
     </w:rPr>
   </w:style>
-  <w:style w:styleId="Heading7" w:type="paragraph">
-    <w:name w:val="Heading 7"/>
+  <w:style w:styleId="Heading8" w:type="paragraph">
+    <w:name w:val="heading 8"/>
     <w:basedOn w:val="Normal"/>
     <w:next w:val="BodyText"/>
+    <w:link w:val="Heading8Char"/>
     <w:uiPriority w:val="9"/>
+    <w:semiHidden/>
     <w:unhideWhenUsed/>
     <w:qFormat/>
+    <w:rsid w:val="00A10FD9"/>
     <w:pPr>
       <w:keepNext/>
       <w:keepLines/>
-      <w:spacing w:after="0" w:before="200"/>
-      <w:outlineLvl w:val="6"/>
+      <w:spacing w:after="0"/>
+      <w:outlineLvl w:val="7"/>
     </w:pPr>
     <w:rPr>
-      <w:rFonts w:asciiTheme="majorHAnsi" w:cstheme="majorBidi" w:eastAsiaTheme="majorEastAsia" w:hAnsiTheme="majorHAnsi"/>
-      <w:color w:themeColor="accent1" w:val="4F81BD"/>
-      <w:sz w:val="24"/>
-      <w:szCs w:val="24"/>
+      <w:rFonts w:cstheme="majorBidi" w:eastAsiaTheme="majorEastAsia"/>
+      <w:i/>
+      <w:iCs/>
+      <w:color w:themeColor="text1" w:themeTint="D8" w:val="272727"/>
     </w:rPr>
   </w:style>
-  <w:style w:styleId="Heading8" w:type="paragraph">
-    <w:name w:val="Heading 8"/>
+  <w:style w:styleId="Heading9" w:type="paragraph">
+    <w:name w:val="heading 9"/>
     <w:basedOn w:val="Normal"/>
     <w:next w:val="BodyText"/>
+    <w:link w:val="Heading9Char"/>
     <w:uiPriority w:val="9"/>
+    <w:semiHidden/>
     <w:unhideWhenUsed/>
     <w:qFormat/>
+    <w:rsid w:val="00A10FD9"/>
     <w:pPr>
       <w:keepNext/>
       <w:keepLines/>
-      <w:spacing w:after="0" w:before="200"/>
-      <w:outlineLvl w:val="7"/>
-    </w:pPr>
-    <w:rPr>
-      <w:rFonts w:asciiTheme="majorHAnsi" w:cstheme="majorBidi" w:eastAsiaTheme="majorEastAsia" w:hAnsiTheme="majorHAnsi"/>
-      <w:color w:themeColor="accent1" w:val="4F81BD"/>
-      <w:sz w:val="24"/>
-      <w:szCs w:val="24"/>
-    </w:rPr>
-  </w:style>
-  <w:style w:styleId="Heading9" w:type="paragraph">
-    <w:name w:val="Heading 9"/>
-    <w:basedOn w:val="Normal"/>
-    <w:next w:val="BodyText"/>
-    <w:uiPriority w:val="9"/>
-    <w:unhideWhenUsed/>
-    <w:qFormat/>
-    <w:pPr>
-      <w:keepNext/>
-      <w:keepLines/>
-      <w:spacing w:after="0" w:before="200"/>
+      <w:spacing w:after="0"/>
       <w:outlineLvl w:val="8"/>
     </w:pPr>
     <w:rPr>
+      <w:rFonts w:cstheme="majorBidi" w:eastAsiaTheme="majorEastAsia"/>
+      <w:color w:themeColor="text1" w:themeTint="D8" w:val="272727"/>
+    </w:rPr>
+  </w:style>
+  <w:style w:customStyle="1" w:styleId="Heading1Char" w:type="character">
+    <w:name w:val="Heading 1 Char"/>
+    <w:basedOn w:val="DefaultParagraphFont"/>
+    <w:link w:val="Heading1"/>
+    <w:uiPriority w:val="9"/>
+    <w:rsid w:val="00A10FD9"/>
+    <w:rPr>
       <w:rFonts w:asciiTheme="majorHAnsi" w:cstheme="majorBidi" w:eastAsiaTheme="majorEastAsia" w:hAnsiTheme="majorHAnsi"/>
-      <w:color w:themeColor="accent1" w:val="4F81BD"/>
-      <w:sz w:val="24"/>
-      <w:szCs w:val="24"/>
+      <w:color w:themeColor="accent1" w:themeShade="BF" w:val="0F4761"/>
+      <w:sz w:val="40"/>
+      <w:szCs w:val="40"/>
+    </w:rPr>
+  </w:style>
+  <w:style w:customStyle="1" w:styleId="Heading2Char" w:type="character">
+    <w:name w:val="Heading 2 Char"/>
+    <w:basedOn w:val="DefaultParagraphFont"/>
+    <w:link w:val="Heading2"/>
+    <w:uiPriority w:val="9"/>
+    <w:semiHidden/>
+    <w:rsid w:val="00A10FD9"/>
+    <w:rPr>
+      <w:rFonts w:asciiTheme="majorHAnsi" w:cstheme="majorBidi" w:eastAsiaTheme="majorEastAsia" w:hAnsiTheme="majorHAnsi"/>
+      <w:color w:themeColor="accent1" w:themeShade="BF" w:val="0F4761"/>
+      <w:sz w:val="32"/>
+      <w:szCs w:val="32"/>
+    </w:rPr>
+  </w:style>
+  <w:style w:customStyle="1" w:styleId="Heading3Char" w:type="character">
+    <w:name w:val="Heading 3 Char"/>
+    <w:basedOn w:val="DefaultParagraphFont"/>
+    <w:link w:val="Heading3"/>
+    <w:uiPriority w:val="9"/>
+    <w:semiHidden/>
+    <w:rsid w:val="00A10FD9"/>
+    <w:rPr>
+      <w:rFonts w:cstheme="majorBidi" w:eastAsiaTheme="majorEastAsia"/>
+      <w:color w:themeColor="accent1" w:themeShade="BF" w:val="0F4761"/>
+      <w:sz w:val="28"/>
+      <w:szCs w:val="28"/>
+    </w:rPr>
+  </w:style>
+  <w:style w:customStyle="1" w:styleId="Heading4Char" w:type="character">
+    <w:name w:val="Heading 4 Char"/>
+    <w:basedOn w:val="DefaultParagraphFont"/>
+    <w:link w:val="Heading4"/>
+    <w:uiPriority w:val="9"/>
+    <w:semiHidden/>
+    <w:rsid w:val="00A10FD9"/>
+    <w:rPr>
+      <w:rFonts w:cstheme="majorBidi" w:eastAsiaTheme="majorEastAsia"/>
+      <w:i/>
+      <w:iCs/>
+      <w:color w:themeColor="accent1" w:themeShade="BF" w:val="0F4761"/>
+    </w:rPr>
+  </w:style>
+  <w:style w:customStyle="1" w:styleId="Heading5Char" w:type="character">
+    <w:name w:val="Heading 5 Char"/>
+    <w:basedOn w:val="DefaultParagraphFont"/>
+    <w:link w:val="Heading5"/>
+    <w:uiPriority w:val="9"/>
+    <w:semiHidden/>
+    <w:rsid w:val="00A10FD9"/>
+    <w:rPr>
+      <w:rFonts w:cstheme="majorBidi" w:eastAsiaTheme="majorEastAsia"/>
+      <w:color w:themeColor="accent1" w:themeShade="BF" w:val="0F4761"/>
+    </w:rPr>
+  </w:style>
+  <w:style w:customStyle="1" w:styleId="Heading6Char" w:type="character">
+    <w:name w:val="Heading 6 Char"/>
+    <w:basedOn w:val="DefaultParagraphFont"/>
+    <w:link w:val="Heading6"/>
+    <w:uiPriority w:val="9"/>
+    <w:semiHidden/>
+    <w:rsid w:val="00A10FD9"/>
+    <w:rPr>
+      <w:rFonts w:cstheme="majorBidi" w:eastAsiaTheme="majorEastAsia"/>
+      <w:i/>
+      <w:iCs/>
+      <w:color w:themeColor="text1" w:themeTint="A6" w:val="595959"/>
+    </w:rPr>
+  </w:style>
+  <w:style w:customStyle="1" w:styleId="Heading7Char" w:type="character">
+    <w:name w:val="Heading 7 Char"/>
+    <w:basedOn w:val="DefaultParagraphFont"/>
+    <w:link w:val="Heading7"/>
+    <w:uiPriority w:val="9"/>
+    <w:semiHidden/>
+    <w:rsid w:val="00A10FD9"/>
+    <w:rPr>
+      <w:rFonts w:cstheme="majorBidi" w:eastAsiaTheme="majorEastAsia"/>
+      <w:color w:themeColor="text1" w:themeTint="A6" w:val="595959"/>
+    </w:rPr>
+  </w:style>
+  <w:style w:customStyle="1" w:styleId="Heading8Char" w:type="character">
+    <w:name w:val="Heading 8 Char"/>
+    <w:basedOn w:val="DefaultParagraphFont"/>
+    <w:link w:val="Heading8"/>
+    <w:uiPriority w:val="9"/>
+    <w:semiHidden/>
+    <w:rsid w:val="00A10FD9"/>
+    <w:rPr>
+      <w:rFonts w:cstheme="majorBidi" w:eastAsiaTheme="majorEastAsia"/>
+      <w:i/>
+      <w:iCs/>
+      <w:color w:themeColor="text1" w:themeTint="D8" w:val="272727"/>
+    </w:rPr>
+  </w:style>
+  <w:style w:customStyle="1" w:styleId="Heading9Char" w:type="character">
+    <w:name w:val="Heading 9 Char"/>
+    <w:basedOn w:val="DefaultParagraphFont"/>
+    <w:link w:val="Heading9"/>
+    <w:uiPriority w:val="9"/>
+    <w:semiHidden/>
+    <w:rsid w:val="00A10FD9"/>
+    <w:rPr>
+      <w:rFonts w:cstheme="majorBidi" w:eastAsiaTheme="majorEastAsia"/>
+      <w:color w:themeColor="text1" w:themeTint="D8" w:val="272727"/>
     </w:rPr>
   </w:style>
   <w:style w:styleId="BlockText" w:type="paragraph">
@@ -10218,6 +10120,18 @@
     <w:unhideWhenUsed/>
     <w:qFormat/>
   </w:style>
+  <w:style w:styleId="FootnoteBlockText" w:type="paragraph">
+    <w:name w:val="Footnote Block Text"/>
+    <w:basedOn w:val="FootnoteText"/>
+    <w:next w:val="FootnoteText"/>
+    <w:uiPriority w:val="9"/>
+    <w:unhideWhenUsed/>
+    <w:qFormat/>
+    <w:pPr>
+      <w:spacing w:after="100" w:before="100"/>
+      <w:ind w:firstLine="0" w:left="480" w:right="480"/>
+    </w:pPr>
+  </w:style>
   <w:style w:default="1" w:styleId="DefaultParagraphFont" w:type="character">
     <w:name w:val="Default Paragraph Font"/>
     <w:semiHidden/>
@@ -10239,18 +10153,11 @@
       </w:tblCellMar>
     </w:tblPr>
     <w:tblStylePr w:type="firstRow">
-      <w:tblPr>
-        <w:jc w:val="left"/>
-        <w:tblInd w:type="dxa" w:w="0"/>
-      </w:tblPr>
-      <w:trPr>
-        <w:jc w:val="left"/>
-      </w:trPr>
       <w:tcPr>
-        <w:vAlign w:val="bottom"/>
         <w:tcBorders>
           <w:bottom w:val="single"/>
         </w:tcBorders>
+        <w:vAlign w:val="bottom"/>
       </w:tcPr>
     </w:tblStylePr>
   </w:style>
@@ -10365,8 +10272,8 @@
     <w:name w:val="KeywordTok"/>
     <w:basedOn w:val="VerbatimChar"/>
     <w:rPr>
+      <w:b/>
       <w:color w:val="007020"/>
-      <w:b/>
     </w:rPr>
   </w:style>
   <w:style w:type="character" w:customStyle="1" w:styleId="DataTypeTok">
@@ -10443,42 +10350,42 @@
     <w:name w:val="ImportTok"/>
     <w:basedOn w:val="VerbatimChar"/>
     <w:rPr>
+      <w:b/>
       <w:color w:val="008000"/>
-      <w:b/>
     </w:rPr>
   </w:style>
   <w:style w:type="character" w:customStyle="1" w:styleId="CommentTok">
     <w:name w:val="CommentTok"/>
     <w:basedOn w:val="VerbatimChar"/>
     <w:rPr>
+      <w:i/>
       <w:color w:val="60a0b0"/>
-      <w:i/>
     </w:rPr>
   </w:style>
   <w:style w:type="character" w:customStyle="1" w:styleId="DocumentationTok">
     <w:name w:val="DocumentationTok"/>
     <w:basedOn w:val="VerbatimChar"/>
     <w:rPr>
+      <w:i/>
       <w:color w:val="ba2121"/>
-      <w:i/>
     </w:rPr>
   </w:style>
   <w:style w:type="character" w:customStyle="1" w:styleId="AnnotationTok">
     <w:name w:val="AnnotationTok"/>
     <w:basedOn w:val="VerbatimChar"/>
     <w:rPr>
-      <w:color w:val="60a0b0"/>
       <w:b/>
       <w:i/>
+      <w:color w:val="60a0b0"/>
     </w:rPr>
   </w:style>
   <w:style w:type="character" w:customStyle="1" w:styleId="CommentVarTok">
     <w:name w:val="CommentVarTok"/>
     <w:basedOn w:val="VerbatimChar"/>
     <w:rPr>
-      <w:color w:val="60a0b0"/>
       <w:b/>
       <w:i/>
+      <w:color w:val="60a0b0"/>
     </w:rPr>
   </w:style>
   <w:style w:type="character" w:customStyle="1" w:styleId="OtherTok">
@@ -10506,8 +10413,8 @@
     <w:name w:val="ControlFlowTok"/>
     <w:basedOn w:val="VerbatimChar"/>
     <w:rPr>
+      <w:b/>
       <w:color w:val="007020"/>
-      <w:b/>
     </w:rPr>
   </w:style>
   <w:style w:type="character" w:customStyle="1" w:styleId="OperatorTok">
@@ -10552,34 +10459,34 @@
     <w:name w:val="InformationTok"/>
     <w:basedOn w:val="VerbatimChar"/>
     <w:rPr>
-      <w:color w:val="60a0b0"/>
       <w:b/>
       <w:i/>
+      <w:color w:val="60a0b0"/>
     </w:rPr>
   </w:style>
   <w:style w:type="character" w:customStyle="1" w:styleId="WarningTok">
     <w:name w:val="WarningTok"/>
     <w:basedOn w:val="VerbatimChar"/>
     <w:rPr>
-      <w:color w:val="60a0b0"/>
       <w:b/>
       <w:i/>
+      <w:color w:val="60a0b0"/>
     </w:rPr>
   </w:style>
   <w:style w:type="character" w:customStyle="1" w:styleId="AlertTok">
     <w:name w:val="AlertTok"/>
     <w:basedOn w:val="VerbatimChar"/>
     <w:rPr>
+      <w:b/>
       <w:color w:val="ff0000"/>
-      <w:b/>
     </w:rPr>
   </w:style>
   <w:style w:type="character" w:customStyle="1" w:styleId="ErrorTok">
     <w:name w:val="ErrorTok"/>
     <w:basedOn w:val="VerbatimChar"/>
     <w:rPr>
+      <w:b/>
       <w:color w:val="ff0000"/>
-      <w:b/>
     </w:rPr>
   </w:style>
   <w:style w:type="character" w:customStyle="1" w:styleId="NormalTok">
@@ -10601,44 +10508,44 @@
         <a:sysClr val="window" lastClr="FFFFFF"/>
       </a:lt1>
       <a:dk2>
-        <a:srgbClr val="1F497D"/>
+        <a:srgbClr val="0E2841"/>
       </a:dk2>
       <a:lt2>
-        <a:srgbClr val="EEECE1"/>
+        <a:srgbClr val="E8E8E8"/>
       </a:lt2>
       <a:accent1>
-        <a:srgbClr val="4F81BD"/>
+        <a:srgbClr val="156082"/>
       </a:accent1>
       <a:accent2>
-        <a:srgbClr val="C0504D"/>
+        <a:srgbClr val="E97132"/>
       </a:accent2>
       <a:accent3>
-        <a:srgbClr val="9BBB59"/>
+        <a:srgbClr val="196B24"/>
       </a:accent3>
       <a:accent4>
-        <a:srgbClr val="8064A2"/>
+        <a:srgbClr val="0F9ED5"/>
       </a:accent4>
       <a:accent5>
-        <a:srgbClr val="4BACC6"/>
+        <a:srgbClr val="A02B93"/>
       </a:accent5>
       <a:accent6>
-        <a:srgbClr val="F79646"/>
+        <a:srgbClr val="4EA72E"/>
       </a:accent6>
       <a:hlink>
-        <a:srgbClr val="0000FF"/>
+        <a:srgbClr val="467886"/>
       </a:hlink>
       <a:folHlink>
-        <a:srgbClr val="800080"/>
+        <a:srgbClr val="96607D"/>
       </a:folHlink>
     </a:clrScheme>
     <a:fontScheme name="Office">
       <a:majorFont>
-        <a:latin typeface="Calibri"/>
+        <a:latin typeface="Aptos Display" panose="02110004020202020204"/>
         <a:ea typeface=""/>
         <a:cs typeface=""/>
-        <a:font script="Jpan" typeface="ＭＳ ゴシック"/>
+        <a:font script="Jpan" typeface="游ゴシック Light"/>
         <a:font script="Hang" typeface="맑은 고딕"/>
-        <a:font script="Hans" typeface="宋体"/>
+        <a:font script="Hans" typeface="等线 Light"/>
         <a:font script="Hant" typeface="新細明體"/>
         <a:font script="Arab" typeface="Times New Roman"/>
         <a:font script="Hebr" typeface="Times New Roman"/>
@@ -10665,14 +10572,32 @@
         <a:font script="Mong" typeface="Mongolian Baiti"/>
         <a:font script="Viet" typeface="Times New Roman"/>
         <a:font script="Uigh" typeface="Microsoft Uighur"/>
+        <a:font script="Geor" typeface="Sylfaen"/>
+        <a:font script="Armn" typeface="Arial"/>
+        <a:font script="Bugi" typeface="Leelawadee UI"/>
+        <a:font script="Bopo" typeface="Microsoft JhengHei"/>
+        <a:font script="Java" typeface="Javanese Text"/>
+        <a:font script="Lisu" typeface="Segoe UI"/>
+        <a:font script="Mymr" typeface="Myanmar Text"/>
+        <a:font script="Nkoo" typeface="Ebrima"/>
+        <a:font script="Olck" typeface="Nirmala UI"/>
+        <a:font script="Osma" typeface="Ebrima"/>
+        <a:font script="Phag" typeface="Phagspa"/>
+        <a:font script="Syrn" typeface="Estrangelo Edessa"/>
+        <a:font script="Syrj" typeface="Estrangelo Edessa"/>
+        <a:font script="Syre" typeface="Estrangelo Edessa"/>
+        <a:font script="Sora" typeface="Nirmala UI"/>
+        <a:font script="Tale" typeface="Microsoft Tai Le"/>
+        <a:font script="Talu" typeface="Microsoft New Tai Lue"/>
+        <a:font script="Tfng" typeface="Ebrima"/>
       </a:majorFont>
       <a:minorFont>
-        <a:latin typeface="Cambria"/>
+        <a:latin typeface="Aptos" panose="02110004020202020204"/>
         <a:ea typeface=""/>
         <a:cs typeface=""/>
-        <a:font script="Jpan" typeface="ＭＳ 明朝"/>
+        <a:font script="Jpan" typeface="游明朝"/>
         <a:font script="Hang" typeface="맑은 고딕"/>
-        <a:font script="Hans" typeface="宋体"/>
+        <a:font script="Hans" typeface="等线"/>
         <a:font script="Hant" typeface="新細明體"/>
         <a:font script="Arab" typeface="Arial"/>
         <a:font script="Hebr" typeface="Arial"/>
@@ -10699,6 +10624,24 @@
         <a:font script="Mong" typeface="Mongolian Baiti"/>
         <a:font script="Viet" typeface="Arial"/>
         <a:font script="Uigh" typeface="Microsoft Uighur"/>
+        <a:font script="Geor" typeface="Sylfaen"/>
+        <a:font script="Armn" typeface="Arial"/>
+        <a:font script="Bugi" typeface="Leelawadee UI"/>
+        <a:font script="Bopo" typeface="Microsoft JhengHei"/>
+        <a:font script="Java" typeface="Javanese Text"/>
+        <a:font script="Lisu" typeface="Segoe UI"/>
+        <a:font script="Mymr" typeface="Myanmar Text"/>
+        <a:font script="Nkoo" typeface="Ebrima"/>
+        <a:font script="Olck" typeface="Nirmala UI"/>
+        <a:font script="Osma" typeface="Ebrima"/>
+        <a:font script="Phag" typeface="Phagspa"/>
+        <a:font script="Syrn" typeface="Estrangelo Edessa"/>
+        <a:font script="Syrj" typeface="Estrangelo Edessa"/>
+        <a:font script="Syre" typeface="Estrangelo Edessa"/>
+        <a:font script="Sora" typeface="Nirmala UI"/>
+        <a:font script="Tale" typeface="Microsoft Tai Le"/>
+        <a:font script="Talu" typeface="Microsoft New Tai Lue"/>
+        <a:font script="Tfng" typeface="Ebrima"/>
       </a:minorFont>
     </a:fontScheme>
     <a:fmtScheme name="Office">
@@ -10710,200 +10653,141 @@
           <a:gsLst>
             <a:gs pos="0">
               <a:schemeClr val="phClr">
-                <a:tint val="50000"/>
-                <a:satMod val="300000"/>
+                <a:lumMod val="110000"/>
+                <a:satMod val="105000"/>
+                <a:tint val="67000"/>
               </a:schemeClr>
             </a:gs>
-            <a:gs pos="35000">
+            <a:gs pos="50000">
               <a:schemeClr val="phClr">
-                <a:tint val="37000"/>
-                <a:satMod val="300000"/>
+                <a:lumMod val="105000"/>
+                <a:satMod val="103000"/>
+                <a:tint val="73000"/>
               </a:schemeClr>
             </a:gs>
             <a:gs pos="100000">
               <a:schemeClr val="phClr">
-                <a:tint val="15000"/>
-                <a:satMod val="350000"/>
+                <a:lumMod val="105000"/>
+                <a:satMod val="109000"/>
+                <a:tint val="81000"/>
               </a:schemeClr>
             </a:gs>
           </a:gsLst>
-          <a:lin ang="16200000" scaled="1"/>
+          <a:lin ang="5400000" scaled="0"/>
         </a:gradFill>
         <a:gradFill rotWithShape="1">
           <a:gsLst>
             <a:gs pos="0">
               <a:schemeClr val="phClr">
-                <a:tint val="100000"/>
+                <a:satMod val="103000"/>
+                <a:lumMod val="102000"/>
+                <a:tint val="94000"/>
+              </a:schemeClr>
+            </a:gs>
+            <a:gs pos="50000">
+              <a:schemeClr val="phClr">
+                <a:satMod val="110000"/>
+                <a:lumMod val="100000"/>
                 <a:shade val="100000"/>
-                <a:satMod val="130000"/>
               </a:schemeClr>
             </a:gs>
             <a:gs pos="100000">
               <a:schemeClr val="phClr">
-                <a:tint val="50000"/>
-                <a:shade val="100000"/>
-                <a:satMod val="350000"/>
+                <a:lumMod val="99000"/>
+                <a:satMod val="120000"/>
+                <a:shade val="78000"/>
               </a:schemeClr>
             </a:gs>
           </a:gsLst>
-          <a:lin ang="16200000" scaled="0"/>
+          <a:lin ang="5400000" scaled="0"/>
         </a:gradFill>
       </a:fillStyleLst>
       <a:lnStyleLst>
-        <a:ln w="9525" cap="flat" cmpd="sng" algn="ctr">
-          <a:solidFill>
-            <a:schemeClr val="phClr">
-              <a:shade val="95000"/>
-              <a:satMod val="105000"/>
-            </a:schemeClr>
-          </a:solidFill>
-          <a:prstDash val="solid"/>
-        </a:ln>
-        <a:ln w="25400" cap="flat" cmpd="sng" algn="ctr">
+        <a:ln w="6350" cap="flat" cmpd="sng" algn="ctr">
           <a:solidFill>
             <a:schemeClr val="phClr"/>
           </a:solidFill>
           <a:prstDash val="solid"/>
+          <a:miter lim="800000"/>
         </a:ln>
-        <a:ln w="38100" cap="flat" cmpd="sng" algn="ctr">
+        <a:ln w="12700" cap="flat" cmpd="sng" algn="ctr">
           <a:solidFill>
             <a:schemeClr val="phClr"/>
           </a:solidFill>
           <a:prstDash val="solid"/>
+          <a:miter lim="800000"/>
+        </a:ln>
+        <a:ln w="19050" cap="flat" cmpd="sng" algn="ctr">
+          <a:solidFill>
+            <a:schemeClr val="phClr"/>
+          </a:solidFill>
+          <a:prstDash val="solid"/>
+          <a:miter lim="800000"/>
         </a:ln>
       </a:lnStyleLst>
       <a:effectStyleLst>
         <a:effectStyle>
+          <a:effectLst/>
+        </a:effectStyle>
+        <a:effectStyle>
+          <a:effectLst/>
+        </a:effectStyle>
+        <a:effectStyle>
           <a:effectLst>
-            <a:outerShdw blurRad="40000" dist="20000" dir="5400000" rotWithShape="0">
+            <a:outerShdw blurRad="57150" dist="19050" dir="5400000" algn="ctr" rotWithShape="0">
               <a:srgbClr val="000000">
-                <a:alpha val="38000"/>
+                <a:alpha val="63000"/>
               </a:srgbClr>
             </a:outerShdw>
           </a:effectLst>
-        </a:effectStyle>
-        <a:effectStyle>
-          <a:effectLst>
-            <a:outerShdw blurRad="40000" dist="23000" dir="5400000" rotWithShape="0">
-              <a:srgbClr val="000000">
-                <a:alpha val="35000"/>
-              </a:srgbClr>
-            </a:outerShdw>
-          </a:effectLst>
-        </a:effectStyle>
-        <a:effectStyle>
-          <a:effectLst>
-            <a:outerShdw blurRad="40000" dist="23000" dir="5400000" rotWithShape="0">
-              <a:srgbClr val="000000">
-                <a:alpha val="35000"/>
-              </a:srgbClr>
-            </a:outerShdw>
-          </a:effectLst>
-          <a:scene3d>
-            <a:camera prst="orthographicFront">
-              <a:rot lat="0" lon="0" rev="0"/>
-            </a:camera>
-            <a:lightRig rig="threePt" dir="t">
-              <a:rot lat="0" lon="0" rev="1200000"/>
-            </a:lightRig>
-          </a:scene3d>
-          <a:sp3d>
-            <a:bevelT w="63500" h="25400"/>
-          </a:sp3d>
         </a:effectStyle>
       </a:effectStyleLst>
       <a:bgFillStyleLst>
         <a:solidFill>
           <a:schemeClr val="phClr"/>
         </a:solidFill>
+        <a:solidFill>
+          <a:schemeClr val="phClr">
+            <a:tint val="95000"/>
+            <a:satMod val="170000"/>
+          </a:schemeClr>
+        </a:solidFill>
         <a:gradFill rotWithShape="1">
           <a:gsLst>
             <a:gs pos="0">
               <a:schemeClr val="phClr">
-                <a:tint val="40000"/>
-                <a:satMod val="350000"/>
+                <a:tint val="93000"/>
+                <a:satMod val="150000"/>
+                <a:shade val="98000"/>
+                <a:lumMod val="102000"/>
               </a:schemeClr>
             </a:gs>
-            <a:gs pos="40000">
+            <a:gs pos="50000">
               <a:schemeClr val="phClr">
-                <a:tint val="45000"/>
-                <a:shade val="99000"/>
-                <a:satMod val="350000"/>
+                <a:tint val="98000"/>
+                <a:satMod val="130000"/>
+                <a:shade val="90000"/>
+                <a:lumMod val="103000"/>
               </a:schemeClr>
             </a:gs>
             <a:gs pos="100000">
               <a:schemeClr val="phClr">
-                <a:shade val="20000"/>
-                <a:satMod val="255000"/>
+                <a:shade val="63000"/>
+                <a:satMod val="120000"/>
               </a:schemeClr>
             </a:gs>
           </a:gsLst>
-          <a:path path="circle">
-            <a:fillToRect l="50000" t="-80000" r="50000" b="180000"/>
-          </a:path>
-        </a:gradFill>
-        <a:gradFill rotWithShape="1">
-          <a:gsLst>
-            <a:gs pos="0">
-              <a:schemeClr val="phClr">
-                <a:tint val="80000"/>
-                <a:satMod val="300000"/>
-              </a:schemeClr>
-            </a:gs>
-            <a:gs pos="100000">
-              <a:schemeClr val="phClr">
-                <a:shade val="30000"/>
-                <a:satMod val="200000"/>
-              </a:schemeClr>
-            </a:gs>
-          </a:gsLst>
-          <a:path path="circle">
-            <a:fillToRect l="50000" t="50000" r="50000" b="50000"/>
-          </a:path>
+          <a:lin ang="5400000" scaled="0"/>
         </a:gradFill>
       </a:bgFillStyleLst>
     </a:fmtScheme>
   </a:themeElements>
-  <a:objectDefaults>
-    <a:spDef>
-      <a:spPr/>
-      <a:bodyPr/>
-      <a:lstStyle/>
-      <a:style>
-        <a:lnRef idx="1">
-          <a:schemeClr val="accent1"/>
-        </a:lnRef>
-        <a:fillRef idx="3">
-          <a:schemeClr val="accent1"/>
-        </a:fillRef>
-        <a:effectRef idx="2">
-          <a:schemeClr val="accent1"/>
-        </a:effectRef>
-        <a:fontRef idx="minor">
-          <a:schemeClr val="lt1"/>
-        </a:fontRef>
-      </a:style>
-    </a:spDef>
-    <a:lnDef>
-      <a:spPr/>
-      <a:bodyPr/>
-      <a:lstStyle/>
-      <a:style>
-        <a:lnRef idx="2">
-          <a:schemeClr val="accent1"/>
-        </a:lnRef>
-        <a:fillRef idx="0">
-          <a:schemeClr val="accent1"/>
-        </a:fillRef>
-        <a:effectRef idx="1">
-          <a:schemeClr val="accent1"/>
-        </a:effectRef>
-        <a:fontRef idx="minor">
-          <a:schemeClr val="tx1"/>
-        </a:fontRef>
-      </a:style>
-    </a:lnDef>
-  </a:objectDefaults>
+  <a:objectDefaults/>
   <a:extraClrSchemeLst/>
+  <a:extLst>
+    <a:ext uri="{05A4C25C-085E-4340-85A3-A5531E510DB2}">
+      <thm15:themeFamily xmlns:thm15="http://schemas.microsoft.com/office/thememl/2012/main" name="Office Theme" id="{2E142A2C-CD16-42D6-873A-C26D2A0506FA}" vid="{1BDDFF52-6CD6-40A5-AB3C-68EB2F1E4D0A}"/>
+    </a:ext>
+  </a:extLst>
 </a:theme>
 </file>
--- a/05-operational-resilience/Incident_Response_BCDR/Espanol/Incident_Response_Business_Continuity_and_Disaster_Recovery_Manual_Espanol_v1.0.docx
+++ b/05-operational-resilience/Incident_Response_BCDR/Espanol/Incident_Response_Business_Continuity_and_Disaster_Recovery_Manual_Espanol_v1.0.docx
@@ -8,8 +8,8 @@
       </w:pPr>
       <w:r>
         <w:rPr>
+          <w:bCs/>
           <w:b/>
-          <w:bCs/>
         </w:rPr>
         <w:t xml:space="preserve">Estado de revisión:</w:t>
       </w:r>
@@ -34,8 +34,8 @@
       </w:pPr>
       <w:r>
         <w:rPr>
+          <w:iCs/>
           <w:i/>
-          <w:iCs/>
         </w:rPr>
         <w:t xml:space="preserve">La continuidad de la competencia</w:t>
       </w:r>
@@ -60,8 +60,8 @@
       </w:r>
       <w:r>
         <w:rPr>
+          <w:bCs/>
           <w:b/>
-          <w:bCs/>
         </w:rPr>
         <w:t xml:space="preserve">Lo que este manual hace:</w:t>
       </w:r>
@@ -84,8 +84,8 @@
       </w:pPr>
       <w:r>
         <w:rPr>
+          <w:bCs/>
           <w:b/>
-          <w:bCs/>
         </w:rPr>
         <w:t xml:space="preserve">Alberto (Al) Leiva</w:t>
       </w:r>
@@ -98,7 +98,7 @@
         <w:t xml:space="preserve">Primera edición • Julio 2026</w:t>
       </w:r>
     </w:p>
-    <w:bookmarkStart w:id="10" w:name="prefacio"/>
+    <w:bookmarkStart w:id="21" w:name="prefacio"/>
     <w:p>
       <w:pPr>
         <w:pStyle w:val="Heading1"/>
@@ -139,7 +139,7 @@
         <w:t xml:space="preserve">|. |</w:t>
       </w:r>
     </w:p>
-    <w:bookmarkStart w:id="9" w:name="cómo-usar-este-manual"/>
+    <w:bookmarkStart w:id="20" w:name="cómo-usar-este-manual"/>
     <w:p>
       <w:pPr>
         <w:pStyle w:val="Heading2"/>
@@ -203,9 +203,9 @@
         <w:t xml:space="preserve">Adaptar cada plan, umbral, contacto, requisito y ejercicio a la organización.</w:t>
       </w:r>
     </w:p>
-    <w:bookmarkEnd w:id="9"/>
-    <w:bookmarkEnd w:id="10"/>
-    <w:bookmarkStart w:id="11" w:name="tabla-de-contenidos"/>
+    <w:bookmarkEnd w:id="20"/>
+    <w:bookmarkEnd w:id="21"/>
+    <w:bookmarkStart w:id="22" w:name="tabla-de-contenidos"/>
     <w:p>
       <w:pPr>
         <w:pStyle w:val="Heading1"/>
@@ -1600,24 +1600,26 @@
         <w:tblStyle w:val="Table"/>
         <w:tblW w:type="auto" w:w="0"/>
         <w:tblLook w:firstRow="1" w:lastRow="0" w:firstColumn="0" w:lastColumn="0" w:noHBand="0" w:noVBand="0" w:val="0020"/>
+        <w:jc w:val="start"/>
       </w:tblPr>
       <w:tblGrid>
         <w:gridCol w:w="7920"/>
       </w:tblGrid>
       <w:tr>
         <w:trPr>
-          <w:tblHeader w:val="on"/>
+          <w:tblHeader w:val="true"/>
         </w:trPr>
         <w:tc>
           <w:tcPr/>
           <w:p>
             <w:pPr>
               <w:pStyle w:val="Compact"/>
+              <w:jc w:val="left"/>
             </w:pPr>
             <w:r>
               <w:rPr>
+                <w:bCs/>
                 <w:b/>
-                <w:bCs/>
               </w:rPr>
               <w:t xml:space="preserve">Capítulo</w:t>
             </w:r>
@@ -1807,8 +1809,8 @@
         <w:t xml:space="preserve">| 30 TENIDOS Plantillas, Glosario, Índice y Referencias | 42 |</w:t>
       </w:r>
     </w:p>
-    <w:bookmarkEnd w:id="11"/>
-    <w:bookmarkStart w:id="13" w:name="X3f8f0b619f2a2b1acb6eb3caf4c082a462fd704"/>
+    <w:bookmarkEnd w:id="22"/>
+    <w:bookmarkStart w:id="24" w:name="X3f8f0b619f2a2b1acb6eb3caf4c082a462fd704"/>
     <w:p>
       <w:pPr>
         <w:pStyle w:val="Heading1"/>
@@ -1823,8 +1825,8 @@
       </w:pPr>
       <w:r>
         <w:rPr>
+          <w:iCs/>
           <w:i/>
-          <w:iCs/>
         </w:rPr>
         <w:t xml:space="preserve">Resilience conecta la respuesta cibernética, operaciones críticas, restauración tecnológica y liderazgo.</w:t>
       </w:r>
@@ -1837,7 +1839,13 @@
         <w:t xml:space="preserve">■img src=</w:t>
       </w:r>
       <w:r>
-        <w:t xml:space="preserve">“media/image1.png”</w:t>
+        <w:t xml:space="preserve">“</w:t>
+      </w:r>
+      <w:r>
+        <w:t xml:space="preserve">media/image1.png</w:t>
+      </w:r>
+      <w:r>
+        <w:t xml:space="preserve">”</w:t>
       </w:r>
       <w:r>
         <w:t xml:space="preserve"> </w:t>
@@ -1846,7 +1854,13 @@
         <w:t xml:space="preserve">estilo=</w:t>
       </w:r>
       <w:r>
-        <w:t xml:space="preserve">“Ancho:6.15in; Altura:3.39605in”</w:t>
+        <w:t xml:space="preserve">“</w:t>
+      </w:r>
+      <w:r>
+        <w:t xml:space="preserve">Ancho:6.15in; Altura:3.39605in</w:t>
+      </w:r>
+      <w:r>
+        <w:t xml:space="preserve">”</w:t>
       </w:r>
       <w:r>
         <w:t xml:space="preserve"> </w:t>
@@ -1855,7 +1869,13 @@
         <w:t xml:space="preserve">alt=</w:t>
       </w:r>
       <w:r>
-        <w:t xml:space="preserve">“Govern, Identificar y Proteger la preparación de soporte; Detectar, Responder y Recuperar incidentes de manija; las lecciones mejorar cada función.”</w:t>
+        <w:t xml:space="preserve">“</w:t>
+      </w:r>
+      <w:r>
+        <w:t xml:space="preserve">Govern, Identificar y Proteger la preparación de soporte; Detectar, Responder y Recuperar incidentes de manija; las lecciones mejorar cada función.</w:t>
+      </w:r>
+      <w:r>
+        <w:t xml:space="preserve">”</w:t>
       </w:r>
       <w:r>
         <w:t xml:space="preserve"> </w:t>
@@ -1878,8 +1898,8 @@
       </w:pPr>
       <w:r>
         <w:rPr>
+          <w:bCs/>
           <w:b/>
-          <w:bCs/>
         </w:rPr>
         <w:t xml:space="preserve">Capacidad</w:t>
       </w:r>
@@ -1942,11 +1962,11 @@
     </w:p>
     <w:p>
       <w:pPr>
+        <w:numPr>
+          <w:ilvl w:val="0"/>
+          <w:numId w:val="1002"/>
+        </w:numPr>
         <w:pStyle w:val="Compact"/>
-        <w:numPr>
-          <w:ilvl w:val="0"/>
-          <w:numId w:val="1002"/>
-        </w:numPr>
       </w:pPr>
       <w:r>
         <w:t xml:space="preserve">Gobernanza, política y funciones</w:t>
@@ -1958,8 +1978,8 @@
       </w:pPr>
       <w:r>
         <w:rPr>
+          <w:iCs/>
           <w:i/>
-          <w:iCs/>
         </w:rPr>
         <w:t xml:space="preserve">La austeridad, los derechos de decisión, los contactos y los recursos deben existir antes de que comience la presión</w:t>
       </w:r>
@@ -1967,7 +1987,7 @@
         <w:t xml:space="preserve">.</w:t>
       </w:r>
     </w:p>
-    <w:bookmarkStart w:id="12" w:name="gobernanza-esencial"/>
+    <w:bookmarkStart w:id="23" w:name="gobernanza-esencial"/>
     <w:p>
       <w:pPr>
         <w:pStyle w:val="Heading2"/>
@@ -2035,26 +2055,27 @@
       <w:tblPr>
         <w:tblStyle w:val="Table"/>
         <w:tblW w:type="pct" w:w="5000"/>
-        <w:tblLayout w:type="fixed"/>
         <w:tblLook w:firstRow="1" w:lastRow="0" w:firstColumn="0" w:lastColumn="0" w:noHBand="0" w:noVBand="0" w:val="0020"/>
+        <w:jc w:val="start"/>
       </w:tblPr>
       <w:tblGrid>
         <w:gridCol w:w="7920"/>
       </w:tblGrid>
       <w:tr>
         <w:trPr>
-          <w:tblHeader w:val="on"/>
+          <w:tblHeader w:val="true"/>
         </w:trPr>
         <w:tc>
           <w:tcPr/>
           <w:p>
             <w:pPr>
               <w:pStyle w:val="Compact"/>
+              <w:jc w:val="left"/>
             </w:pPr>
             <w:r>
               <w:rPr>
+                <w:bCs/>
                 <w:b/>
-                <w:bCs/>
               </w:rPr>
               <w:t xml:space="preserve">Rol</w:t>
             </w:r>
@@ -2067,6 +2088,7 @@
           <w:p>
             <w:pPr>
               <w:pStyle w:val="Compact"/>
+              <w:jc w:val="left"/>
             </w:pPr>
             <w:r>
               <w:t xml:space="preserve">Comandante de incidentes</w:t>
@@ -2119,9 +2141,9 @@
         <w:t xml:space="preserve">| Equipo de crisis ejecutiva Seguridad, riesgo material, estrategia, recursos, postura externa |</w:t>
       </w:r>
     </w:p>
-    <w:bookmarkEnd w:id="12"/>
-    <w:bookmarkEnd w:id="13"/>
-    <w:bookmarkStart w:id="15" w:name="Xd620c1024bec40786ea60cc5e79ebc284be10e8"/>
+    <w:bookmarkEnd w:id="23"/>
+    <w:bookmarkEnd w:id="24"/>
+    <w:bookmarkStart w:id="26" w:name="Xd620c1024bec40786ea60cc5e79ebc284be10e8"/>
     <w:p>
       <w:pPr>
         <w:pStyle w:val="Heading1"/>
@@ -2136,8 +2158,8 @@
       </w:pPr>
       <w:r>
         <w:rPr>
+          <w:iCs/>
           <w:i/>
-          <w:iCs/>
         </w:rPr>
         <w:t xml:space="preserve">Un análisis de impacto empresarial convierte la importancia vaga en requisitos de recuperación basados en el tiempo</w:t>
       </w:r>
@@ -2150,7 +2172,13 @@
         <w:pStyle w:val="BodyText"/>
       </w:pPr>
       <w:r>
-        <w:t xml:space="preserve">“Estilo del anzuelo”</w:t>
+        <w:t xml:space="preserve">“</w:t>
+      </w:r>
+      <w:r>
+        <w:t xml:space="preserve">Estilo del anzuelo</w:t>
+      </w:r>
+      <w:r>
+        <w:t xml:space="preserve">”</w:t>
       </w:r>
       <w:r>
         <w:t xml:space="preserve"> </w:t>
@@ -2162,7 +2190,13 @@
         <w:t xml:space="preserve"> </w:t>
       </w:r>
       <w:r>
-        <w:t xml:space="preserve">“Análisis”</w:t>
+        <w:t xml:space="preserve">“</w:t>
+      </w:r>
+      <w:r>
+        <w:t xml:space="preserve">Análisis</w:t>
+      </w:r>
+      <w:r>
+        <w:t xml:space="preserve">”</w:t>
       </w:r>
       <w:r>
         <w:t xml:space="preserve"> </w:t>
@@ -2171,7 +2205,13 @@
         <w:t xml:space="preserve">= ancho:6.15in; altura:3.39605in” alt=</w:t>
       </w:r>
       <w:r>
-        <w:t xml:space="preserve">“Analyze impactantes antes de elegir la tecnología o soluciones de continuidad.”</w:t>
+        <w:t xml:space="preserve">“</w:t>
+      </w:r>
+      <w:r>
+        <w:t xml:space="preserve">Analyze impactantes antes de elegir la tecnología o soluciones de continuidad.</w:t>
+      </w:r>
+      <w:r>
+        <w:t xml:space="preserve">”</w:t>
       </w:r>
       <w:r>
         <w:t xml:space="preserve"> </w:t>
@@ -2188,7 +2228,7 @@
         <w:t xml:space="preserve">Figure 2. BIA reasoning chain</w:t>
       </w:r>
     </w:p>
-    <w:bookmarkStart w:id="14" w:name="bia-method"/>
+    <w:bookmarkStart w:id="25" w:name="bia-method"/>
     <w:p>
       <w:pPr>
         <w:pStyle w:val="Heading2"/>
@@ -2278,21 +2318,22 @@
       <w:tblPr>
         <w:tblStyle w:val="Table"/>
         <w:tblW w:type="pct" w:w="5000"/>
-        <w:tblLayout w:type="fixed"/>
         <w:tblLook w:firstRow="1" w:lastRow="0" w:firstColumn="0" w:lastColumn="0" w:noHBand="0" w:noVBand="0" w:val="0020"/>
+        <w:jc w:val="start"/>
       </w:tblPr>
       <w:tblGrid>
         <w:gridCol w:w="7920"/>
       </w:tblGrid>
       <w:tr>
         <w:trPr>
-          <w:tblHeader w:val="on"/>
+          <w:tblHeader w:val="true"/>
         </w:trPr>
         <w:tc>
           <w:tcPr/>
           <w:p>
             <w:pPr>
               <w:pStyle w:val="Compact"/>
+              <w:jc w:val="left"/>
             </w:pPr>
             <w:r>
               <w:t xml:space="preserve">** Term**</w:t>
@@ -2306,6 +2347,7 @@
           <w:p>
             <w:pPr>
               <w:pStyle w:val="Compact"/>
+              <w:jc w:val="left"/>
             </w:pPr>
             <w:r>
               <w:t xml:space="preserve">MTPD / MAO</w:t>
@@ -2319,6 +2361,7 @@
           <w:p>
             <w:pPr>
               <w:pStyle w:val="Compact"/>
+              <w:jc w:val="left"/>
             </w:pPr>
             <w:r>
               <w:t xml:space="preserve">← RTO</w:t>
@@ -2332,6 +2375,7 @@
           <w:p>
             <w:pPr>
               <w:pStyle w:val="Compact"/>
+              <w:jc w:val="left"/>
             </w:pPr>
             <w:r>
               <w:t xml:space="preserve">RPO</w:t>
@@ -2345,6 +2389,7 @@
           <w:p>
             <w:pPr>
               <w:pStyle w:val="Compact"/>
+              <w:jc w:val="left"/>
             </w:pPr>
             <w:r>
               <w:t xml:space="preserve">Nivel mínimo de servicio</w:t>
@@ -2358,6 +2403,7 @@
           <w:p>
             <w:pPr>
               <w:pStyle w:val="Compact"/>
+              <w:jc w:val="left"/>
             </w:pPr>
             <w:r>
               <w:t xml:space="preserve">tención dependencia tención Recurso otro proceso necesita para entregar su salida TENSI Identidad, DNS, región de la nube, personas, proveedor</w:t>
@@ -2380,9 +2426,9 @@
         <w:t xml:space="preserve">|. |</w:t>
       </w:r>
     </w:p>
-    <w:bookmarkEnd w:id="14"/>
-    <w:bookmarkEnd w:id="15"/>
-    <w:bookmarkStart w:id="17" w:name="X3406c20535cc1d6fb97eb7a8f62c6d42519cc53"/>
+    <w:bookmarkEnd w:id="25"/>
+    <w:bookmarkEnd w:id="26"/>
+    <w:bookmarkStart w:id="28" w:name="X3406c20535cc1d6fb97eb7a8f62c6d42519cc53"/>
     <w:p>
       <w:pPr>
         <w:pStyle w:val="Heading1"/>
@@ -2397,8 +2443,8 @@
       </w:pPr>
       <w:r>
         <w:rPr>
+          <w:iCs/>
           <w:i/>
-          <w:iCs/>
         </w:rPr>
         <w:t xml:space="preserve">NIST SP 800-61 Rev. 3 integra la respuesta de incidentes en las seis Funciones CSF 2.0.</w:t>
       </w:r>
@@ -2409,8 +2455,8 @@
       </w:pPr>
       <w:r>
         <w:rPr>
+          <w:bCs/>
           <w:b/>
-          <w:bCs/>
         </w:rPr>
         <w:t xml:space="preserve">CSF Función</w:t>
       </w:r>
@@ -2479,7 +2525,7 @@
         <w:t xml:space="preserve">Respuesta</w:t>
       </w:r>
     </w:p>
-    <w:bookmarkStart w:id="16" w:name="secuencia-operativa-práctica"/>
+    <w:bookmarkStart w:id="27" w:name="secuencia-operativa-práctica"/>
     <w:p>
       <w:pPr>
         <w:pStyle w:val="Heading2"/>
@@ -2543,9 +2589,9 @@
         <w:t xml:space="preserve">Captar lecciones y mejorar las seis Funciones.</w:t>
       </w:r>
     </w:p>
-    <w:bookmarkEnd w:id="16"/>
-    <w:bookmarkEnd w:id="17"/>
-    <w:bookmarkStart w:id="20" w:name="preparación-y-preparación"/>
+    <w:bookmarkEnd w:id="27"/>
+    <w:bookmarkEnd w:id="28"/>
+    <w:bookmarkStart w:id="31" w:name="preparación-y-preparación"/>
     <w:p>
       <w:pPr>
         <w:pStyle w:val="Heading1"/>
@@ -2560,13 +2606,13 @@
       </w:pPr>
       <w:r>
         <w:rPr>
+          <w:iCs/>
           <w:i/>
-          <w:iCs/>
         </w:rPr>
         <w:t xml:space="preserve">La preparación reduce la confusión, los fallos de acceso, la pérdida de evidencia y la improvisación peligrosa.</w:t>
       </w:r>
     </w:p>
-    <w:bookmarkStart w:id="18" w:name="lista-de-verificación-de-la-luminosidad"/>
+    <w:bookmarkStart w:id="29" w:name="lista-de-verificación-de-la-luminosidad"/>
     <w:p>
       <w:pPr>
         <w:pStyle w:val="Heading2"/>
@@ -2652,8 +2698,8 @@
         <w:t xml:space="preserve">Entrenamiento de roles, mesa de mesa y ejercicios técnicos, pruebas de call-tree y mejoras rastreadas.</w:t>
       </w:r>
     </w:p>
-    <w:bookmarkEnd w:id="18"/>
-    <w:bookmarkStart w:id="19" w:name="diseño-del-manual-de-respuesta"/>
+    <w:bookmarkEnd w:id="29"/>
+    <w:bookmarkStart w:id="30" w:name="diseño-del-manual-de-respuesta"/>
     <w:p>
       <w:pPr>
         <w:pStyle w:val="Heading2"/>
@@ -2667,19 +2713,21 @@
         <w:tblStyle w:val="Table"/>
         <w:tblW w:type="auto" w:w="0"/>
         <w:tblLook w:firstRow="1" w:lastRow="0" w:firstColumn="0" w:lastColumn="0" w:noHBand="0" w:noVBand="0" w:val="0020"/>
+        <w:jc w:val="start"/>
       </w:tblPr>
       <w:tblGrid>
         <w:gridCol w:w="7920"/>
       </w:tblGrid>
       <w:tr>
         <w:trPr>
-          <w:tblHeader w:val="on"/>
+          <w:tblHeader w:val="true"/>
         </w:trPr>
         <w:tc>
           <w:tcPr/>
           <w:p>
             <w:pPr>
               <w:pStyle w:val="Compact"/>
+              <w:jc w:val="left"/>
             </w:pPr>
             <w:r>
               <w:t xml:space="preserve">**</w:t>
@@ -2693,6 +2741,7 @@
           <w:p>
             <w:pPr>
               <w:pStyle w:val="Compact"/>
+              <w:jc w:val="left"/>
             </w:pPr>
             <w:r>
               <w:t xml:space="preserve">Silencioso Trigger</w:t>
@@ -2745,9 +2794,9 @@
         <w:t xml:space="preserve">← Mejoramiento Silencioso , revisión, propietario, retest</w:t>
       </w:r>
     </w:p>
-    <w:bookmarkEnd w:id="19"/>
-    <w:bookmarkEnd w:id="20"/>
-    <w:bookmarkStart w:id="23" w:name="detección-y-validación-de-eventos"/>
+    <w:bookmarkEnd w:id="30"/>
+    <w:bookmarkEnd w:id="31"/>
+    <w:bookmarkStart w:id="34" w:name="detección-y-validación-de-eventos"/>
     <w:p>
       <w:pPr>
         <w:pStyle w:val="Heading1"/>
@@ -2762,8 +2811,8 @@
       </w:pPr>
       <w:r>
         <w:rPr>
+          <w:iCs/>
           <w:i/>
-          <w:iCs/>
         </w:rPr>
         <w:t xml:space="preserve">La detección combina tecnología, informes humanos, aviso externo y contexto.</w:t>
       </w:r>
@@ -2773,7 +2822,13 @@
         <w:pStyle w:val="BodyText"/>
       </w:pPr>
       <w:r>
-        <w:t xml:space="preserve">“La señal se convierte en un incidente sólo después de la validación y clasificación bajo criterios aprobados”</w:t>
+        <w:t xml:space="preserve">“</w:t>
+      </w:r>
+      <w:r>
+        <w:t xml:space="preserve">La señal se convierte en un incidente sólo después de la validación y clasificación bajo criterios aprobados</w:t>
+      </w:r>
+      <w:r>
+        <w:t xml:space="preserve">”</w:t>
       </w:r>
       <w:r>
         <w:t xml:space="preserve">.</w:t>
@@ -2787,7 +2842,7 @@
         <w:t xml:space="preserve">Figura 3. Flujo de trabajo de detección por caso</w:t>
       </w:r>
     </w:p>
-    <w:bookmarkStart w:id="21" w:name="signal-sources"/>
+    <w:bookmarkStart w:id="32" w:name="signal-sources"/>
     <w:p>
       <w:pPr>
         <w:pStyle w:val="Heading2"/>
@@ -2829,8 +2884,8 @@
         <w:t xml:space="preserve">Salud de servicio, fraude financiero, actividad de apoyo inusual, cambio de configuración, acción privilegiada y anomalías de calidad de datos.</w:t>
       </w:r>
     </w:p>
-    <w:bookmarkEnd w:id="21"/>
-    <w:bookmarkStart w:id="22" w:name="preguntas-de-validación"/>
+    <w:bookmarkEnd w:id="32"/>
+    <w:bookmarkStart w:id="33" w:name="preguntas-de-validación"/>
     <w:p>
       <w:pPr>
         <w:pStyle w:val="Heading2"/>
@@ -2905,9 +2960,9 @@
         <w:t xml:space="preserve">¿Qué debe conservarse antes de que una acción de contención cambie las pruebas?</w:t>
       </w:r>
     </w:p>
-    <w:bookmarkEnd w:id="22"/>
-    <w:bookmarkEnd w:id="23"/>
-    <w:bookmarkStart w:id="28" w:name="triage-severity-and-escalation"/>
+    <w:bookmarkEnd w:id="33"/>
+    <w:bookmarkEnd w:id="34"/>
+    <w:bookmarkStart w:id="39" w:name="triage-severity-and-escalation"/>
     <w:p>
       <w:pPr>
         <w:pStyle w:val="Heading1"/>
@@ -2918,11 +2973,11 @@
     </w:p>
     <w:p>
       <w:pPr>
+        <w:numPr>
+          <w:ilvl w:val="0"/>
+          <w:numId w:val="1009"/>
+        </w:numPr>
         <w:pStyle w:val="Compact"/>
-        <w:numPr>
-          <w:ilvl w:val="0"/>
-          <w:numId w:val="1009"/>
-        </w:numPr>
       </w:pPr>
       <w:r>
         <w:t xml:space="preserve">El juicio establece prioridad y inicia las vías correctas de autoridad, evidencia y comunicación.*</w:t>
@@ -2984,7 +3039,7 @@
         <w:t xml:space="preserve">¿Qué hechos faltan, y podrían aumentar significativamente la gravedad?</w:t>
       </w:r>
     </w:p>
-    <w:bookmarkStart w:id="24" w:name="producción-de-triaje"/>
+    <w:bookmarkStart w:id="35" w:name="producción-de-triaje"/>
     <w:p>
       <w:pPr>
         <w:pStyle w:val="Heading2"/>
@@ -3050,11 +3105,11 @@
     </w:p>
     <w:p>
       <w:pPr>
+        <w:numPr>
+          <w:ilvl w:val="0"/>
+          <w:numId w:val="1011"/>
+        </w:numPr>
         <w:pStyle w:val="Compact"/>
-        <w:numPr>
-          <w:ilvl w:val="0"/>
-          <w:numId w:val="1011"/>
-        </w:numPr>
       </w:pPr>
       <w:r>
         <w:t xml:space="preserve">Investigación y exploración</w:t>
@@ -3066,14 +3121,14 @@
       </w:pPr>
       <w:r>
         <w:rPr>
+          <w:iCs/>
           <w:i/>
-          <w:iCs/>
         </w:rPr>
         <w:t xml:space="preserve">La investigación construye y prueba explicaciones mientras el ambiente y el atacante pueden estar cambiando.</w:t>
       </w:r>
     </w:p>
-    <w:bookmarkEnd w:id="24"/>
-    <w:bookmarkStart w:id="25" w:name="método-de-investigación"/>
+    <w:bookmarkEnd w:id="35"/>
+    <w:bookmarkStart w:id="36" w:name="método-de-investigación"/>
     <w:p>
       <w:pPr>
         <w:pStyle w:val="Heading2"/>
@@ -3165,8 +3220,8 @@
       </w:pPr>
       <w:r>
         <w:rPr>
+          <w:bCs/>
           <w:b/>
-          <w:bCs/>
         </w:rPr>
         <w:t xml:space="preserve">Pregunta</w:t>
       </w:r>
@@ -3215,11 +3270,11 @@
     </w:p>
     <w:p>
       <w:pPr>
+        <w:numPr>
+          <w:ilvl w:val="0"/>
+          <w:numId w:val="1013"/>
+        </w:numPr>
         <w:pStyle w:val="Compact"/>
-        <w:numPr>
-          <w:ilvl w:val="0"/>
-          <w:numId w:val="1013"/>
-        </w:numPr>
       </w:pPr>
       <w:r>
         <w:t xml:space="preserve">Estrategia de Contención</w:t>
@@ -3231,8 +3286,8 @@
       </w:pPr>
       <w:r>
         <w:rPr>
+          <w:iCs/>
           <w:i/>
-          <w:iCs/>
         </w:rPr>
         <w:t xml:space="preserve">El mantenimiento limita el daño preservando la seguridad, las operaciones, las pruebas y las opciones de recuperación</w:t>
       </w:r>
@@ -3245,7 +3300,13 @@
         <w:pStyle w:val="BodyText"/>
       </w:pPr>
       <w:r>
-        <w:t xml:space="preserve">“Escoge las acciones a través de objetivos explícitos, impactos, autoridad y verificación.”</w:t>
+        <w:t xml:space="preserve">“</w:t>
+      </w:r>
+      <w:r>
+        <w:t xml:space="preserve">Escoge las acciones a través de objetivos explícitos, impactos, autoridad y verificación.</w:t>
+      </w:r>
+      <w:r>
+        <w:t xml:space="preserve">”</w:t>
       </w:r>
       <w:r>
         <w:t xml:space="preserve"> </w:t>
@@ -3262,8 +3323,8 @@
         <w:t xml:space="preserve">Figure 4. Containment decision</w:t>
       </w:r>
     </w:p>
-    <w:bookmarkEnd w:id="25"/>
-    <w:bookmarkStart w:id="26" w:name="opciones"/>
+    <w:bookmarkEnd w:id="36"/>
+    <w:bookmarkStart w:id="37" w:name="opciones"/>
     <w:p>
       <w:pPr>
         <w:pStyle w:val="Heading2"/>
@@ -3305,8 +3366,8 @@
         <w:t xml:space="preserve">Usar la acción organizada o coordinada cuando pasos aislados alertarían a un atacante o romperían el servicio crítico.</w:t>
       </w:r>
     </w:p>
-    <w:bookmarkEnd w:id="26"/>
-    <w:bookmarkStart w:id="27" w:name="decision-record"/>
+    <w:bookmarkEnd w:id="37"/>
+    <w:bookmarkStart w:id="38" w:name="decision-record"/>
     <w:p>
       <w:pPr>
         <w:pStyle w:val="Heading2"/>
@@ -3370,9 +3431,9 @@
         <w:t xml:space="preserve">Exposición residual y siguiente punto de decisión.</w:t>
       </w:r>
     </w:p>
-    <w:bookmarkEnd w:id="27"/>
-    <w:bookmarkEnd w:id="28"/>
-    <w:bookmarkStart w:id="30" w:name="erradicación-y-rehabilitación"/>
+    <w:bookmarkEnd w:id="38"/>
+    <w:bookmarkEnd w:id="39"/>
+    <w:bookmarkStart w:id="41" w:name="erradicación-y-rehabilitación"/>
     <w:p>
       <w:pPr>
         <w:pStyle w:val="Heading1"/>
@@ -3387,8 +3448,8 @@
       </w:pPr>
       <w:r>
         <w:rPr>
+          <w:iCs/>
           <w:i/>
-          <w:iCs/>
         </w:rPr>
         <w:t xml:space="preserve">La erradicación elimina la causa, el acceso de los atacantes, la persistencia, los cambios inseguros y las debilidades conexas</w:t>
       </w:r>
@@ -3396,7 +3457,7 @@
         <w:t xml:space="preserve">.</w:t>
       </w:r>
     </w:p>
-    <w:bookmarkStart w:id="29" w:name="erradicación"/>
+    <w:bookmarkStart w:id="40" w:name="erradicación"/>
     <w:p>
       <w:pPr>
         <w:pStyle w:val="Heading2"/>
@@ -3483,8 +3544,8 @@
       </w:r>
       <w:r>
         <w:rPr>
+          <w:bCs/>
           <w:b/>
-          <w:bCs/>
         </w:rPr>
         <w:t xml:space="preserve">Causa principal contra punto de entrada:</w:t>
       </w:r>
@@ -3501,9 +3562,9 @@
         <w:t xml:space="preserve">|. |</w:t>
       </w:r>
     </w:p>
-    <w:bookmarkEnd w:id="29"/>
-    <w:bookmarkEnd w:id="30"/>
-    <w:bookmarkStart w:id="33" w:name="recuperación-y-regreso-al-servicio"/>
+    <w:bookmarkEnd w:id="40"/>
+    <w:bookmarkEnd w:id="41"/>
+    <w:bookmarkStart w:id="44" w:name="recuperación-y-regreso-al-servicio"/>
     <w:p>
       <w:pPr>
         <w:pStyle w:val="Heading1"/>
@@ -3518,8 +3579,8 @@
       </w:pPr>
       <w:r>
         <w:rPr>
+          <w:iCs/>
           <w:i/>
-          <w:iCs/>
         </w:rPr>
         <w:t xml:space="preserve">Recovery restaura el servicio crítico a través de pasos controlados, verificados y monitorizados.</w:t>
       </w:r>
@@ -3532,7 +3593,13 @@
         <w:t xml:space="preserve">لimg src=</w:t>
       </w:r>
       <w:r>
-        <w:t xml:space="preserve">“media/image5.png”</w:t>
+        <w:t xml:space="preserve">“</w:t>
+      </w:r>
+      <w:r>
+        <w:t xml:space="preserve">media/image5.png</w:t>
+      </w:r>
+      <w:r>
+        <w:t xml:space="preserve">”</w:t>
       </w:r>
       <w:r>
         <w:t xml:space="preserve"> </w:t>
@@ -3541,7 +3608,13 @@
         <w:t xml:space="preserve">style=</w:t>
       </w:r>
       <w:r>
-        <w:t xml:space="preserve">“width:6.15in;height:3.39605in”</w:t>
+        <w:t xml:space="preserve">“</w:t>
+      </w:r>
+      <w:r>
+        <w:t xml:space="preserve">width:6.15in;height:3.39605in</w:t>
+      </w:r>
+      <w:r>
+        <w:t xml:space="preserve">”</w:t>
       </w:r>
       <w:r>
         <w:t xml:space="preserve"> </w:t>
@@ -3550,7 +3623,13 @@
         <w:t xml:space="preserve">alt=</w:t>
       </w:r>
       <w:r>
-        <w:t xml:space="preserve">“La validación de la seguridad y la aceptación del negocio pertenecen dentro de la recuperación”</w:t>
+        <w:t xml:space="preserve">“</w:t>
+      </w:r>
+      <w:r>
+        <w:t xml:space="preserve">La validación de la seguridad y la aceptación del negocio pertenecen dentro de la recuperación</w:t>
+      </w:r>
+      <w:r>
+        <w:t xml:space="preserve">”</w:t>
       </w:r>
       <w:r>
         <w:t xml:space="preserve">.</w:t>
@@ -3564,7 +3643,7 @@
         <w:t xml:space="preserve">Gráfico 5 Retorno al servicio</w:t>
       </w:r>
     </w:p>
-    <w:bookmarkStart w:id="31" w:name="puertas-de-recuperación"/>
+    <w:bookmarkStart w:id="42" w:name="puertas-de-recuperación"/>
     <w:p>
       <w:pPr>
         <w:pStyle w:val="Heading2"/>
@@ -3639,8 +3718,8 @@
         <w:t xml:space="preserve">Los propietarios de empresas y técnicos aprueban el regreso al servicio, con excepciones y riesgos residuales registrados.</w:t>
       </w:r>
     </w:p>
-    <w:bookmarkEnd w:id="31"/>
-    <w:bookmarkStart w:id="32" w:name="pruebas-de-recuperación"/>
+    <w:bookmarkEnd w:id="42"/>
+    <w:bookmarkStart w:id="43" w:name="pruebas-de-recuperación"/>
     <w:p>
       <w:pPr>
         <w:pStyle w:val="Heading2"/>
@@ -3704,9 +3783,9 @@
         <w:t xml:space="preserve">Mejores resultados de vigilancia y decisión de recurrencia.</w:t>
       </w:r>
     </w:p>
-    <w:bookmarkEnd w:id="32"/>
-    <w:bookmarkEnd w:id="33"/>
-    <w:bookmarkStart w:id="36" w:name="enseñanzas-adquiridas-y-mejoras"/>
+    <w:bookmarkEnd w:id="43"/>
+    <w:bookmarkEnd w:id="44"/>
+    <w:bookmarkStart w:id="47" w:name="enseñanzas-adquiridas-y-mejoras"/>
     <w:p>
       <w:pPr>
         <w:pStyle w:val="Heading1"/>
@@ -3721,13 +3800,13 @@
       </w:pPr>
       <w:r>
         <w:rPr>
+          <w:iCs/>
           <w:i/>
-          <w:iCs/>
         </w:rPr>
         <w:t xml:space="preserve">La mejora convierte la experiencia en sistemas más seguros y mejores decisiones.</w:t>
       </w:r>
     </w:p>
-    <w:bookmarkStart w:id="34" w:name="after-action-process"/>
+    <w:bookmarkStart w:id="45" w:name="after-action-process"/>
     <w:p>
       <w:pPr>
         <w:pStyle w:val="Heading2"/>
@@ -3844,11 +3923,11 @@
     </w:p>
     <w:p>
       <w:pPr>
+        <w:numPr>
+          <w:ilvl w:val="0"/>
+          <w:numId w:val="1020"/>
+        </w:numPr>
         <w:pStyle w:val="Compact"/>
-        <w:numPr>
-          <w:ilvl w:val="0"/>
-          <w:numId w:val="1020"/>
-        </w:numPr>
       </w:pPr>
       <w:r>
         <w:t xml:space="preserve">Coordinación de las comunicaciones, jurídicas y reglamentarias</w:t>
@@ -3856,18 +3935,18 @@
     </w:p>
     <w:p>
       <w:pPr>
+        <w:numPr>
+          <w:ilvl w:val="0"/>
+          <w:numId w:val="1021"/>
+        </w:numPr>
         <w:pStyle w:val="Compact"/>
-        <w:numPr>
-          <w:ilvl w:val="0"/>
-          <w:numId w:val="1021"/>
-        </w:numPr>
       </w:pPr>
       <w:r>
         <w:t xml:space="preserve">La comunicación debe ser precisa, oportuna, autorizada, específica para el público y protegida.*</w:t>
       </w:r>
     </w:p>
-    <w:bookmarkEnd w:id="34"/>
-    <w:bookmarkStart w:id="35" w:name="reglas-de-funcionamiento"/>
+    <w:bookmarkEnd w:id="45"/>
+    <w:bookmarkStart w:id="46" w:name="reglas-de-funcionamiento"/>
     <w:p>
       <w:pPr>
         <w:pStyle w:val="Heading2"/>
@@ -3959,8 +4038,8 @@
       </w:pPr>
       <w:r>
         <w:rPr>
+          <w:bCs/>
           <w:b/>
-          <w:bCs/>
         </w:rPr>
         <w:t xml:space="preserve">Audiencia</w:t>
       </w:r>
@@ -4021,9 +4100,9 @@
         <w:t xml:space="preserve">|. |</w:t>
       </w:r>
     </w:p>
-    <w:bookmarkEnd w:id="35"/>
-    <w:bookmarkEnd w:id="36"/>
-    <w:bookmarkStart w:id="38" w:name="evidencia-digital-y-teoría-forense"/>
+    <w:bookmarkEnd w:id="46"/>
+    <w:bookmarkEnd w:id="47"/>
+    <w:bookmarkStart w:id="49" w:name="evidencia-digital-y-teoría-forense"/>
     <w:p>
       <w:pPr>
         <w:pStyle w:val="Heading1"/>
@@ -4038,8 +4117,8 @@
       </w:pPr>
       <w:r>
         <w:rPr>
+          <w:iCs/>
           <w:i/>
-          <w:iCs/>
         </w:rPr>
         <w:t xml:space="preserve">La preparación forense hace pruebas fiables, útiles, proporcionadas y disponibles cuando sea necesario.</w:t>
       </w:r>
@@ -4052,7 +4131,13 @@
         <w:t xml:space="preserve">■img src=</w:t>
       </w:r>
       <w:r>
-        <w:t xml:space="preserve">“media/image6.png”</w:t>
+        <w:t xml:space="preserve">“</w:t>
+      </w:r>
+      <w:r>
+        <w:t xml:space="preserve">media/image6.png</w:t>
+      </w:r>
+      <w:r>
+        <w:t xml:space="preserve">”</w:t>
       </w:r>
       <w:r>
         <w:t xml:space="preserve"> </w:t>
@@ -4061,7 +4146,13 @@
         <w:t xml:space="preserve">estilo=</w:t>
       </w:r>
       <w:r>
-        <w:t xml:space="preserve">“Ancho:6.15in; Altura:3.39605in”</w:t>
+        <w:t xml:space="preserve">“</w:t>
+      </w:r>
+      <w:r>
+        <w:t xml:space="preserve">Ancho:6.15in; Altura:3.39605in</w:t>
+      </w:r>
+      <w:r>
+        <w:t xml:space="preserve">”</w:t>
       </w:r>
       <w:r>
         <w:t xml:space="preserve"> </w:t>
@@ -4070,7 +4161,13 @@
         <w:t xml:space="preserve">alt=</w:t>
       </w:r>
       <w:r>
-        <w:t xml:space="preserve">“Identidad documental, preservación, integridad, custodia, análisis y límites.”</w:t>
+        <w:t xml:space="preserve">“</w:t>
+      </w:r>
+      <w:r>
+        <w:t xml:space="preserve">Identidad documental, preservación, integridad, custodia, análisis y límites.</w:t>
+      </w:r>
+      <w:r>
+        <w:t xml:space="preserve">”</w:t>
       </w:r>
       <w:r>
         <w:t xml:space="preserve"> </w:t>
@@ -4087,7 +4184,7 @@
         <w:t xml:space="preserve">Figura 6. Integridad y custodia de la evidencia</w:t>
       </w:r>
     </w:p>
-    <w:bookmarkStart w:id="37" w:name="registro-de-evidencia"/>
+    <w:bookmarkStart w:id="48" w:name="registro-de-evidencia"/>
     <w:p>
       <w:pPr>
         <w:pStyle w:val="Heading2"/>
@@ -4168,9 +4265,9 @@
         <w:t xml:space="preserve">|. |</w:t>
       </w:r>
     </w:p>
-    <w:bookmarkEnd w:id="37"/>
-    <w:bookmarkEnd w:id="38"/>
-    <w:bookmarkStart w:id="40" w:name="ataques-ransomware-y-destructivos"/>
+    <w:bookmarkEnd w:id="48"/>
+    <w:bookmarkEnd w:id="49"/>
+    <w:bookmarkStart w:id="51" w:name="ataques-ransomware-y-destructivos"/>
     <w:p>
       <w:pPr>
         <w:pStyle w:val="Heading1"/>
@@ -4185,8 +4282,8 @@
       </w:pPr>
       <w:r>
         <w:rPr>
+          <w:iCs/>
           <w:i/>
-          <w:iCs/>
         </w:rPr>
         <w:t xml:space="preserve">El ransomware puede combinar el acceso, robo, extorsión, encriptación, destrucción y presión pública.</w:t>
       </w:r>
@@ -4276,7 +4373,7 @@
         <w:t xml:space="preserve">Priorizar la restauración de servicios críticos de confianza; validar copias de seguridad y no volver a conectarse a compromisos activos.</w:t>
       </w:r>
     </w:p>
-    <w:bookmarkStart w:id="39" w:name="decisión-de-pago"/>
+    <w:bookmarkStart w:id="50" w:name="decisión-de-pago"/>
     <w:p>
       <w:pPr>
         <w:pStyle w:val="Heading2"/>
@@ -4318,9 +4415,9 @@
         <w:t xml:space="preserve">Preserve facts, authorities, alternatives, insurer conditions, and decision rationale; use qualified counsel and public authorities as appropriate.</w:t>
       </w:r>
     </w:p>
-    <w:bookmarkEnd w:id="39"/>
-    <w:bookmarkEnd w:id="40"/>
-    <w:bookmarkStart w:id="42" w:name="X3712415850d93956963e08c37a91e90291eefc3"/>
+    <w:bookmarkEnd w:id="50"/>
+    <w:bookmarkEnd w:id="51"/>
+    <w:bookmarkStart w:id="53" w:name="X3712415850d93956963e08c37a91e90291eefc3"/>
     <w:p>
       <w:pPr>
         <w:pStyle w:val="Heading1"/>
@@ -4335,13 +4432,13 @@
       </w:pPr>
       <w:r>
         <w:rPr>
+          <w:iCs/>
           <w:i/>
-          <w:iCs/>
         </w:rPr>
         <w:t xml:space="preserve">La respuesta en voz alta depende de la telemetría de proveedores, responsabilidad compartida, control de inquilinos y acceso de soporte.</w:t>
       </w:r>
     </w:p>
-    <w:bookmarkStart w:id="41" w:name="investigación-en-la-nube"/>
+    <w:bookmarkStart w:id="52" w:name="investigación-en-la-nube"/>
     <w:p>
       <w:pPr>
         <w:pStyle w:val="Heading2"/>
@@ -4446,9 +4543,9 @@
         <w:t xml:space="preserve">Validar la infraestructura como código, imágenes, oleoductos, federación de identidad, registro y base de referencia inquilino antes de la reconstrucción.</w:t>
       </w:r>
     </w:p>
-    <w:bookmarkEnd w:id="41"/>
-    <w:bookmarkEnd w:id="42"/>
-    <w:bookmarkStart w:id="45" w:name="identidad-y-acceso-privilegiado"/>
+    <w:bookmarkEnd w:id="52"/>
+    <w:bookmarkEnd w:id="53"/>
+    <w:bookmarkStart w:id="56" w:name="identidad-y-acceso-privilegiado"/>
     <w:p>
       <w:pPr>
         <w:pStyle w:val="Heading1"/>
@@ -4463,13 +4560,13 @@
       </w:pPr>
       <w:r>
         <w:rPr>
+          <w:iCs/>
           <w:i/>
-          <w:iCs/>
         </w:rPr>
         <w:t xml:space="preserve">El compromiso de la identidad puede cruzar puntos finales, servicios en la nube, proveedores y canales de recuperación.</w:t>
       </w:r>
     </w:p>
-    <w:bookmarkStart w:id="43" w:name="scope"/>
+    <w:bookmarkStart w:id="54" w:name="scope"/>
     <w:p>
       <w:pPr>
         <w:pStyle w:val="Heading2"/>
@@ -4511,8 +4608,8 @@
         <w:t xml:space="preserve">Identidades relacionadas, dispositivos compartidos, herramientas de administración, sistemas federados, mostrador de ayuda, proveedores y cuentas de cristal.</w:t>
       </w:r>
     </w:p>
-    <w:bookmarkEnd w:id="43"/>
-    <w:bookmarkStart w:id="44" w:name="orden-de-recuperación-segura"/>
+    <w:bookmarkEnd w:id="54"/>
+    <w:bookmarkStart w:id="55" w:name="orden-de-recuperación-segura"/>
     <w:p>
       <w:pPr>
         <w:pStyle w:val="Heading2"/>
@@ -4587,9 +4684,9 @@
         <w:t xml:space="preserve">Investigar cómo se evitaron los controles y probar el proceso corregido.</w:t>
       </w:r>
     </w:p>
-    <w:bookmarkEnd w:id="44"/>
-    <w:bookmarkEnd w:id="45"/>
-    <w:bookmarkStart w:id="48" w:name="Xe6a7df214db97c17fcfdce6551801d7622cee5c"/>
+    <w:bookmarkEnd w:id="55"/>
+    <w:bookmarkEnd w:id="56"/>
+    <w:bookmarkStart w:id="59" w:name="Xe6a7df214db97c17fcfdce6551801d7622cee5c"/>
     <w:p>
       <w:pPr>
         <w:pStyle w:val="Heading1"/>
@@ -4604,13 +4701,13 @@
       </w:pPr>
       <w:r>
         <w:rPr>
+          <w:iCs/>
           <w:i/>
-          <w:iCs/>
         </w:rPr>
         <w:t xml:space="preserve">Un incidente del proveedor requiere hechos compartidos, responsabilidades, relojes de notificación y decisiones de recuperación.</w:t>
       </w:r>
     </w:p>
-    <w:bookmarkStart w:id="46" w:name="prepare"/>
+    <w:bookmarkStart w:id="57" w:name="prepare"/>
     <w:p>
       <w:pPr>
         <w:pStyle w:val="Heading2"/>
@@ -4652,8 +4749,8 @@
         <w:t xml:space="preserve">Incluir proveedores críticos en ejercicios y pruebas de continuidad y salida.</w:t>
       </w:r>
     </w:p>
-    <w:bookmarkEnd w:id="46"/>
-    <w:bookmarkStart w:id="47" w:name="responder"/>
+    <w:bookmarkEnd w:id="57"/>
+    <w:bookmarkStart w:id="58" w:name="responder"/>
     <w:p>
       <w:pPr>
         <w:pStyle w:val="Heading2"/>
@@ -4719,11 +4816,11 @@
     </w:p>
     <w:p>
       <w:pPr>
+        <w:numPr>
+          <w:ilvl w:val="0"/>
+          <w:numId w:val="1032"/>
+        </w:numPr>
         <w:pStyle w:val="Compact"/>
-        <w:numPr>
-          <w:ilvl w:val="0"/>
-          <w:numId w:val="1032"/>
-        </w:numPr>
       </w:pPr>
       <w:r>
         <w:t xml:space="preserve">Sistema de Gestión de la Continuidad Empresarial</w:t>
@@ -4735,8 +4832,8 @@
       </w:pPr>
       <w:r>
         <w:rPr>
+          <w:iCs/>
           <w:i/>
-          <w:iCs/>
         </w:rPr>
         <w:t xml:space="preserve">A BCMS hace de la continuidad una capacidad de gestión gobernada, medida y mejora.</w:t>
       </w:r>
@@ -4746,7 +4843,13 @@
         <w:pStyle w:val="BodyText"/>
       </w:pPr>
       <w:r>
-        <w:t xml:space="preserve">“Contexto, liderazgo, planificación, apoyo, operación, evaluación y trabajo de mejora como ciclo”</w:t>
+        <w:t xml:space="preserve">“</w:t>
+      </w:r>
+      <w:r>
+        <w:t xml:space="preserve">Contexto, liderazgo, planificación, apoyo, operación, evaluación y trabajo de mejora como ciclo</w:t>
+      </w:r>
+      <w:r>
+        <w:t xml:space="preserve">”</w:t>
       </w:r>
       <w:r>
         <w:t xml:space="preserve"> </w:t>
@@ -4769,8 +4872,8 @@
       </w:pPr>
       <w:r>
         <w:rPr>
+          <w:bCs/>
           <w:b/>
-          <w:bCs/>
         </w:rPr>
         <w:t xml:space="preserve">ISO 22301 area</w:t>
       </w:r>
@@ -4843,8 +4946,8 @@
       </w:r>
       <w:r>
         <w:rPr>
+          <w:bCs/>
           <w:b/>
-          <w:bCs/>
         </w:rPr>
         <w:t xml:space="preserve">2024 enmienda climática:</w:t>
       </w:r>
@@ -4861,9 +4964,9 @@
         <w:t xml:space="preserve">|. |</w:t>
       </w:r>
     </w:p>
-    <w:bookmarkEnd w:id="47"/>
-    <w:bookmarkEnd w:id="48"/>
-    <w:bookmarkStart w:id="50" w:name="estrategias-y-procedimientos-continuos"/>
+    <w:bookmarkEnd w:id="58"/>
+    <w:bookmarkEnd w:id="59"/>
+    <w:bookmarkStart w:id="61" w:name="estrategias-y-procedimientos-continuos"/>
     <w:p>
       <w:pPr>
         <w:pStyle w:val="Heading1"/>
@@ -4878,8 +4981,8 @@
       </w:pPr>
       <w:r>
         <w:rPr>
+          <w:iCs/>
           <w:i/>
-          <w:iCs/>
         </w:rPr>
         <w:t xml:space="preserve">Las estrategias de continuidad mantienen las actividades prioritarias en los niveles de impacto tolerable y mínimo de servicios</w:t>
       </w:r>
@@ -4891,26 +4994,27 @@
       <w:tblPr>
         <w:tblStyle w:val="Table"/>
         <w:tblW w:type="pct" w:w="5000"/>
-        <w:tblLayout w:type="fixed"/>
         <w:tblLook w:firstRow="1" w:lastRow="0" w:firstColumn="0" w:lastColumn="0" w:noHBand="0" w:noVBand="0" w:val="0020"/>
+        <w:jc w:val="start"/>
       </w:tblPr>
       <w:tblGrid>
         <w:gridCol w:w="7920"/>
       </w:tblGrid>
       <w:tr>
         <w:trPr>
-          <w:tblHeader w:val="on"/>
+          <w:tblHeader w:val="true"/>
         </w:trPr>
         <w:tc>
           <w:tcPr/>
           <w:p>
             <w:pPr>
               <w:pStyle w:val="Compact"/>
+              <w:jc w:val="left"/>
             </w:pPr>
             <w:r>
               <w:rPr>
+                <w:bCs/>
                 <w:b/>
-                <w:bCs/>
               </w:rPr>
               <w:t xml:space="preserve">Recurso</w:t>
             </w:r>
@@ -4923,6 +5027,7 @@
           <w:p>
             <w:pPr>
               <w:pStyle w:val="Compact"/>
+              <w:jc w:val="left"/>
             </w:pPr>
             <w:r>
               <w:t xml:space="preserve">Personas ← Entrenamiento cruzado, alternancias, trabajo remoto, equipos divididos, soporte contratado TEN ¿Pueden los suplentes entrenados realizar el proceso? ←</w:t>
@@ -4936,6 +5041,7 @@
           <w:p>
             <w:pPr>
               <w:pStyle w:val="Compact"/>
+              <w:jc w:val="left"/>
             </w:pPr>
             <w:r>
               <w:t xml:space="preserve">instalaciones</w:t>
@@ -4949,6 +5055,7 @@
           <w:p>
             <w:pPr>
               <w:pStyle w:val="Compact"/>
+              <w:jc w:val="left"/>
             </w:pPr>
             <w:r>
               <w:t xml:space="preserve">← Tecnología</w:t>
@@ -4962,6 +5069,7 @@
           <w:p>
             <w:pPr>
               <w:pStyle w:val="Compact"/>
+              <w:jc w:val="left"/>
             </w:pPr>
             <w:r>
               <w:t xml:space="preserve">← Datos / registros</w:t>
@@ -4975,6 +5083,7 @@
           <w:p>
             <w:pPr>
               <w:pStyle w:val="Compact"/>
+              <w:jc w:val="left"/>
             </w:pPr>
             <w:r>
               <w:t xml:space="preserve">Proveedores ← Proveedor alternativo, capacidad reservada, inventario, sustitución ¿Puede la entrega alternativa dentro de la tolerancia?</w:t>
@@ -4988,6 +5097,7 @@
           <w:p>
             <w:pPr>
               <w:pStyle w:val="Compact"/>
+              <w:jc w:val="left"/>
             </w:pPr>
             <w:r>
               <w:t xml:space="preserve">Utilidades / comunicaciones</w:t>
@@ -5001,6 +5111,7 @@
           <w:p>
             <w:pPr>
               <w:pStyle w:val="Compact"/>
+              <w:jc w:val="left"/>
             </w:pPr>
             <w:r>
               <w:t xml:space="preserve">tención Proceso Silencioso Priorización, servicio reducido, plan atrasado, trabajo manual alrededor</w:t>
@@ -5009,7 +5120,7 @@
         </w:tc>
       </w:tr>
     </w:tbl>
-    <w:bookmarkStart w:id="49" w:name="procedimiento-de-continuidad"/>
+    <w:bookmarkStart w:id="60" w:name="procedimiento-de-continuidad"/>
     <w:p>
       <w:pPr>
         <w:pStyle w:val="Heading2"/>
@@ -5084,9 +5195,9 @@
         <w:t xml:space="preserve">Criterios de regreso a lo normal, validación, aceptación del propietario y revisión posterior a la acción.</w:t>
       </w:r>
     </w:p>
-    <w:bookmarkEnd w:id="49"/>
-    <w:bookmarkEnd w:id="50"/>
-    <w:bookmarkStart w:id="53" w:name="Xa3e3f8df69fa16231745c68f9784d3e5618b975"/>
+    <w:bookmarkEnd w:id="60"/>
+    <w:bookmarkEnd w:id="61"/>
+    <w:bookmarkStart w:id="64" w:name="Xa3e3f8df69fa16231745c68f9784d3e5618b975"/>
     <w:p>
       <w:pPr>
         <w:pStyle w:val="Heading1"/>
@@ -5101,8 +5212,8 @@
       </w:pPr>
       <w:r>
         <w:rPr>
+          <w:iCs/>
           <w:i/>
-          <w:iCs/>
         </w:rPr>
         <w:t xml:space="preserve">Un plan de recuperación de desastres restaura la tecnología en orden de prioridad empresarial</w:t>
       </w:r>
@@ -5110,7 +5221,7 @@
         <w:t xml:space="preserve">.</w:t>
       </w:r>
     </w:p>
-    <w:bookmarkStart w:id="51" w:name="nist-sp-800-34-proceso-de-contingencia"/>
+    <w:bookmarkStart w:id="62" w:name="nist-sp-800-34-proceso-de-contingencia"/>
     <w:p>
       <w:pPr>
         <w:pStyle w:val="Heading2"/>
@@ -5196,8 +5307,8 @@
         <w:t xml:space="preserve">Asegurar el mantenimiento del plan.</w:t>
       </w:r>
     </w:p>
-    <w:bookmarkEnd w:id="51"/>
-    <w:bookmarkStart w:id="52" w:name="dr-plan-content"/>
+    <w:bookmarkEnd w:id="62"/>
+    <w:bookmarkStart w:id="63" w:name="dr-plan-content"/>
     <w:p>
       <w:pPr>
         <w:pStyle w:val="Heading2"/>
@@ -5261,9 +5372,9 @@
         <w:t xml:space="preserve">Actual RTO/RPO, excepciones, aceptación y pruebas de mejora.</w:t>
       </w:r>
     </w:p>
-    <w:bookmarkEnd w:id="52"/>
-    <w:bookmarkEnd w:id="53"/>
-    <w:bookmarkStart w:id="56" w:name="backups-and-recovery-assurance"/>
+    <w:bookmarkEnd w:id="63"/>
+    <w:bookmarkEnd w:id="64"/>
+    <w:bookmarkStart w:id="67" w:name="backups-and-recovery-assurance"/>
     <w:p>
       <w:pPr>
         <w:pStyle w:val="Heading1"/>
@@ -5278,8 +5389,8 @@
       </w:pPr>
       <w:r>
         <w:rPr>
+          <w:iCs/>
           <w:i/>
-          <w:iCs/>
         </w:rPr>
         <w:t xml:space="preserve">Los fondos requieren alcance protegido, separación, monitoreo, pruebas de restauración y administración confiable.</w:t>
       </w:r>
@@ -5289,7 +5400,13 @@
         <w:pStyle w:val="BodyText"/>
       </w:pPr>
       <w:r>
-        <w:t xml:space="preserve">“El éxito de la copia no es prueba de recuperación; test de servicios completos e integridad de datos.”</w:t>
+        <w:t xml:space="preserve">“</w:t>
+      </w:r>
+      <w:r>
+        <w:t xml:space="preserve">El éxito de la copia no es prueba de recuperación; test de servicios completos e integridad de datos.</w:t>
+      </w:r>
+      <w:r>
+        <w:t xml:space="preserve">”</w:t>
       </w:r>
       <w:r>
         <w:t xml:space="preserve"> </w:t>
@@ -5306,7 +5423,7 @@
         <w:t xml:space="preserve">Figure 8. Backup-to-recovery assurance</w:t>
       </w:r>
     </w:p>
-    <w:bookmarkStart w:id="54" w:name="design"/>
+    <w:bookmarkStart w:id="65" w:name="design"/>
     <w:p>
       <w:pPr>
         <w:pStyle w:val="Heading2"/>
@@ -5359,8 +5476,8 @@
         <w:t xml:space="preserve">Evite replicar la corrupción o los cambios de atacante sin puntos de recuperación histórica utilizables.</w:t>
       </w:r>
     </w:p>
-    <w:bookmarkEnd w:id="54"/>
-    <w:bookmarkStart w:id="55" w:name="restore-test"/>
+    <w:bookmarkEnd w:id="65"/>
+    <w:bookmarkStart w:id="66" w:name="restore-test"/>
     <w:p>
       <w:pPr>
         <w:pStyle w:val="Heading2"/>
@@ -5424,9 +5541,9 @@
         <w:t xml:space="preserve">Informe si el servicio completo, no sólo un archivo, se refiere a RTO, RPO y requisitos mínimos de servicio.</w:t>
       </w:r>
     </w:p>
-    <w:bookmarkEnd w:id="55"/>
-    <w:bookmarkEnd w:id="56"/>
-    <w:bookmarkStart w:id="58" w:name="gestión-de-crisis-y-factores-humanos"/>
+    <w:bookmarkEnd w:id="66"/>
+    <w:bookmarkEnd w:id="67"/>
+    <w:bookmarkStart w:id="69" w:name="gestión-de-crisis-y-factores-humanos"/>
     <w:p>
       <w:pPr>
         <w:pStyle w:val="Heading1"/>
@@ -5441,13 +5558,13 @@
       </w:pPr>
       <w:r>
         <w:rPr>
+          <w:iCs/>
           <w:i/>
-          <w:iCs/>
         </w:rPr>
         <w:t xml:space="preserve">La gestión de la crisis coordina decisiones de alto impacto cuando la información es incompleta y importa el tiempo.</w:t>
       </w:r>
     </w:p>
-    <w:bookmarkStart w:id="57" w:name="liderazgo"/>
+    <w:bookmarkStart w:id="68" w:name="liderazgo"/>
     <w:p>
       <w:pPr>
         <w:pStyle w:val="Heading2"/>
@@ -5528,8 +5645,8 @@
       </w:pPr>
       <w:r>
         <w:rPr>
+          <w:bCs/>
           <w:b/>
-          <w:bCs/>
         </w:rPr>
         <w:t xml:space="preserve">Elemento de sufrimiento</w:t>
       </w:r>
@@ -5596,9 +5713,9 @@
         <w:t xml:space="preserve">← Comunicación | ¿Quién necesita qué mensaje verificado y cuándo? |</w:t>
       </w:r>
     </w:p>
-    <w:bookmarkEnd w:id="57"/>
-    <w:bookmarkEnd w:id="58"/>
-    <w:bookmarkStart w:id="60" w:name="X6382c054e6344f1f902c984ff8e7d9448d238a1"/>
+    <w:bookmarkEnd w:id="68"/>
+    <w:bookmarkEnd w:id="69"/>
+    <w:bookmarkStart w:id="71" w:name="X6382c054e6344f1f902c984ff8e7d9448d238a1"/>
     <w:p>
       <w:pPr>
         <w:pStyle w:val="Heading1"/>
@@ -5613,8 +5730,8 @@
       </w:pPr>
       <w:r>
         <w:rPr>
+          <w:iCs/>
           <w:i/>
-          <w:iCs/>
         </w:rPr>
         <w:t xml:space="preserve">Los ejercicios deben evaluar la capacidad, no recompensar un rendimiento ensayado.</w:t>
       </w:r>
@@ -5627,7 +5744,13 @@
         <w:t xml:space="preserve">יimg src=</w:t>
       </w:r>
       <w:r>
-        <w:t xml:space="preserve">“media/image9.png”</w:t>
+        <w:t xml:space="preserve">“</w:t>
+      </w:r>
+      <w:r>
+        <w:t xml:space="preserve">media/image9.png</w:t>
+      </w:r>
+      <w:r>
+        <w:t xml:space="preserve">”</w:t>
       </w:r>
       <w:r>
         <w:t xml:space="preserve"> </w:t>
@@ -5636,7 +5759,13 @@
         <w:t xml:space="preserve">style=</w:t>
       </w:r>
       <w:r>
-        <w:t xml:space="preserve">“width:6.15in;height:3.39605in”</w:t>
+        <w:t xml:space="preserve">“</w:t>
+      </w:r>
+      <w:r>
+        <w:t xml:space="preserve">width:6.15in;height:3.39605in</w:t>
+      </w:r>
+      <w:r>
+        <w:t xml:space="preserve">”</w:t>
       </w:r>
       <w:r>
         <w:t xml:space="preserve"> </w:t>
@@ -5645,7 +5774,13 @@
         <w:t xml:space="preserve">alt=</w:t>
       </w:r>
       <w:r>
-        <w:t xml:space="preserve">“Definir objetivos y capturar evidencia observable antes de asignar acción correctiva”</w:t>
+        <w:t xml:space="preserve">“</w:t>
+      </w:r>
+      <w:r>
+        <w:t xml:space="preserve">Definir objetivos y capturar evidencia observable antes de asignar acción correctiva</w:t>
+      </w:r>
+      <w:r>
+        <w:t xml:space="preserve">”</w:t>
       </w:r>
       <w:r>
         <w:t xml:space="preserve">.</w:t>
@@ -5664,24 +5799,26 @@
         <w:tblStyle w:val="Table"/>
         <w:tblW w:type="auto" w:w="0"/>
         <w:tblLook w:firstRow="1" w:lastRow="0" w:firstColumn="0" w:lastColumn="0" w:noHBand="0" w:noVBand="0" w:val="0020"/>
+        <w:jc w:val="start"/>
       </w:tblPr>
       <w:tblGrid>
         <w:gridCol w:w="7920"/>
       </w:tblGrid>
       <w:tr>
         <w:trPr>
-          <w:tblHeader w:val="on"/>
+          <w:tblHeader w:val="true"/>
         </w:trPr>
         <w:tc>
           <w:tcPr/>
           <w:p>
             <w:pPr>
               <w:pStyle w:val="Compact"/>
+              <w:jc w:val="left"/>
             </w:pPr>
             <w:r>
               <w:rPr>
+                <w:bCs/>
                 <w:b/>
-                <w:bCs/>
               </w:rPr>
               <w:t xml:space="preserve">Tipo de ejercicio</w:t>
             </w:r>
@@ -5733,7 +5870,7 @@
         <w:t xml:space="preserve">← Ejercicio de equipo púrpura TENENCIA Ataque, detección, respuesta y mejora de forma colaborativa</w:t>
       </w:r>
     </w:p>
-    <w:bookmarkStart w:id="59" w:name="after-action-evidence"/>
+    <w:bookmarkStart w:id="70" w:name="after-action-evidence"/>
     <w:p>
       <w:pPr>
         <w:pStyle w:val="Heading2"/>
@@ -5786,9 +5923,9 @@
         <w:t xml:space="preserve">Fortalezas, lagunas, causas profundas y que aportan, riesgo, propietarios, fechas, controles provisionales y pruebas.</w:t>
       </w:r>
     </w:p>
-    <w:bookmarkEnd w:id="59"/>
-    <w:bookmarkEnd w:id="60"/>
-    <w:bookmarkStart w:id="62" w:name="X06e1f64b328142e3e9f159b496df6fc5ef3a4d7"/>
+    <w:bookmarkEnd w:id="70"/>
+    <w:bookmarkEnd w:id="71"/>
+    <w:bookmarkStart w:id="73" w:name="X06e1f64b328142e3e9f159b496df6fc5ef3a4d7"/>
     <w:p>
       <w:pPr>
         <w:pStyle w:val="Heading1"/>
@@ -5803,8 +5940,8 @@
       </w:pPr>
       <w:r>
         <w:rPr>
+          <w:iCs/>
           <w:i/>
-          <w:iCs/>
         </w:rPr>
         <w:t xml:space="preserve">Frameworks superpone, pero la evidencia debe ser probada contra el requisito exacto aplicable.</w:t>
       </w:r>
@@ -5815,8 +5952,8 @@
       </w:pPr>
       <w:r>
         <w:rPr>
+          <w:bCs/>
           <w:b/>
-          <w:bCs/>
         </w:rPr>
         <w:t xml:space="preserve">Fuente</w:t>
       </w:r>
@@ -5881,7 +6018,7 @@
         <w:t xml:space="preserve">TEN GDPR | Seguridad, evaluación de incumplimiento/notificación, cooperación con los procesadores, resiliencia/restoración TENIDOS Funciones legales, riesgo, tiempo, jurisdicción requieren asesoramiento ANTERI</w:t>
       </w:r>
     </w:p>
-    <w:bookmarkStart w:id="61" w:name="test-de-evidencia"/>
+    <w:bookmarkStart w:id="72" w:name="test-de-evidencia"/>
     <w:p>
       <w:pPr>
         <w:pStyle w:val="Heading2"/>
@@ -5961,19 +6098,21 @@
         <w:tblStyle w:val="Table"/>
         <w:tblW w:type="auto" w:w="0"/>
         <w:tblLook w:firstRow="1" w:lastRow="0" w:firstColumn="0" w:lastColumn="0" w:noHBand="0" w:noVBand="0" w:val="0020"/>
+        <w:jc w:val="start"/>
       </w:tblPr>
       <w:tblGrid>
         <w:gridCol w:w="7920"/>
       </w:tblGrid>
       <w:tr>
         <w:trPr>
-          <w:tblHeader w:val="on"/>
+          <w:tblHeader w:val="true"/>
         </w:trPr>
         <w:tc>
           <w:tcPr/>
           <w:p>
             <w:pPr>
               <w:pStyle w:val="Compact"/>
+              <w:jc w:val="left"/>
             </w:pPr>
             <w:r>
               <w:t xml:space="preserve">** Silencioso**</w:t>
@@ -6026,9 +6165,9 @@
         <w:t xml:space="preserve">Repetición de incidentes de incidir en la vida Repetir incidentes relacionados con la misma causa no corregida</w:t>
       </w:r>
     </w:p>
-    <w:bookmarkEnd w:id="61"/>
-    <w:bookmarkEnd w:id="62"/>
-    <w:bookmarkStart w:id="63" w:name="open-source-tools"/>
+    <w:bookmarkEnd w:id="72"/>
+    <w:bookmarkEnd w:id="73"/>
+    <w:bookmarkStart w:id="74" w:name="open-source-tools"/>
     <w:p>
       <w:pPr>
         <w:pStyle w:val="Heading1"/>
@@ -6043,8 +6182,8 @@
       </w:pPr>
       <w:r>
         <w:rPr>
+          <w:iCs/>
           <w:i/>
-          <w:iCs/>
         </w:rPr>
         <w:t xml:space="preserve">Las herramientas de código abierto apoyan la gestión de casos, pruebas, detección, investigación, automatización y presentación de informes</w:t>
       </w:r>
@@ -6052,8 +6191,8 @@
         <w:t xml:space="preserve">.</w:t>
       </w:r>
     </w:p>
-    <w:bookmarkEnd w:id="63"/>
-    <w:bookmarkStart w:id="93" w:name="tool-silencioso"/>
+    <w:bookmarkEnd w:id="74"/>
+    <w:bookmarkStart w:id="104" w:name="tool-silencioso"/>
     <w:p>
       <w:pPr>
         <w:pStyle w:val="Heading1"/>
@@ -6190,8 +6329,8 @@
       </w:r>
       <w:r>
         <w:rPr>
+          <w:bCs/>
           <w:b/>
-          <w:bCs/>
         </w:rPr>
         <w:t xml:space="preserve">Authorization and evidence safety:</w:t>
       </w:r>
@@ -6208,7 +6347,7 @@
         <w:t xml:space="preserve">Respuesta</w:t>
       </w:r>
     </w:p>
-    <w:bookmarkStart w:id="65" w:name="thehive"/>
+    <w:bookmarkStart w:id="76" w:name="thehive"/>
     <w:p>
       <w:pPr>
         <w:pStyle w:val="Heading2"/>
@@ -6227,7 +6366,7 @@
       <w:r>
         <w:t xml:space="preserve"> </w:t>
       </w:r>
-      <w:hyperlink r:id="rId64">
+      <w:hyperlink r:id="rId75">
         <w:r>
           <w:rPr>
             <w:rStyle w:val="Hyperlink"/>
@@ -6252,8 +6391,8 @@
         <w:t xml:space="preserve">Evidencia: autoridad escrita y alcance, identidad de origen, zona de fecha/hora/hora, herramienta y versión, configuración/query, hashes where appropriate, raw result, analista validation, limitation, action, and review. Restrict access and preserve an unaltered source copy when required.</w:t>
       </w:r>
     </w:p>
-    <w:bookmarkEnd w:id="65"/>
-    <w:bookmarkStart w:id="67" w:name="cortex"/>
+    <w:bookmarkEnd w:id="76"/>
+    <w:bookmarkStart w:id="78" w:name="cortex"/>
     <w:p>
       <w:pPr>
         <w:pStyle w:val="Heading2"/>
@@ -6272,7 +6411,7 @@
       <w:r>
         <w:t xml:space="preserve"> </w:t>
       </w:r>
-      <w:hyperlink r:id="rId66">
+      <w:hyperlink r:id="rId77">
         <w:r>
           <w:rPr>
             <w:rStyle w:val="Hyperlink"/>
@@ -6297,8 +6436,8 @@
         <w:t xml:space="preserve">Evidencia: autoridad escrita y alcance, identidad de origen, zona de fecha/hora/hora, herramienta y versión, configuración/query, hashes where appropriate, raw result, analista validation, limitation, action, and review. Restrict access and preserve an unaltered source copy when required.</w:t>
       </w:r>
     </w:p>
-    <w:bookmarkEnd w:id="67"/>
-    <w:bookmarkStart w:id="68" w:name="misp"/>
+    <w:bookmarkEnd w:id="78"/>
+    <w:bookmarkStart w:id="79" w:name="misp"/>
     <w:p>
       <w:pPr>
         <w:pStyle w:val="Heading2"/>
@@ -6331,8 +6470,8 @@
         <w:t xml:space="preserve">Evidencia: autoridad escrita y alcance, identidad de origen, zona de fecha/hora/hora, herramienta y versión, configuración/query, hashes where appropriate, raw result, analista validation, limitation, action, and review. Restrict access and preserve an unaltered source copy when required.</w:t>
       </w:r>
     </w:p>
-    <w:bookmarkEnd w:id="68"/>
-    <w:bookmarkStart w:id="70" w:name="wazuh"/>
+    <w:bookmarkEnd w:id="79"/>
+    <w:bookmarkStart w:id="81" w:name="wazuh"/>
     <w:p>
       <w:pPr>
         <w:pStyle w:val="Heading2"/>
@@ -6351,7 +6490,7 @@
       <w:r>
         <w:t xml:space="preserve"> </w:t>
       </w:r>
-      <w:hyperlink r:id="rId69">
+      <w:hyperlink r:id="rId80">
         <w:r>
           <w:rPr>
             <w:rStyle w:val="Hyperlink"/>
@@ -6376,8 +6515,8 @@
         <w:t xml:space="preserve">Evidencia: autoridad escrita y alcance, identidad de origen, zona de fecha/hora/hora, herramienta y versión, configuración/query, hashes where appropriate, raw result, analista validation, limitation, action, and review. Restrict access and preserve an unaltered source copy when required.</w:t>
       </w:r>
     </w:p>
-    <w:bookmarkEnd w:id="70"/>
-    <w:bookmarkStart w:id="72" w:name="velociraptor"/>
+    <w:bookmarkEnd w:id="81"/>
+    <w:bookmarkStart w:id="83" w:name="velociraptor"/>
     <w:p>
       <w:pPr>
         <w:pStyle w:val="Heading2"/>
@@ -6396,7 +6535,7 @@
       <w:r>
         <w:t xml:space="preserve"> </w:t>
       </w:r>
-      <w:hyperlink r:id="rId71">
+      <w:hyperlink r:id="rId82">
         <w:r>
           <w:rPr>
             <w:rStyle w:val="Hyperlink"/>
@@ -6421,8 +6560,8 @@
         <w:t xml:space="preserve">Evidencia: autoridad escrita y alcance, identidad de origen, zona de fecha/hora/hora, herramienta y versión, configuración/query, hashes where appropriate, raw result, analista validation, limitation, action, and review. Restrict access and preserve an unaltered source copy when required.</w:t>
       </w:r>
     </w:p>
-    <w:bookmarkEnd w:id="72"/>
-    <w:bookmarkStart w:id="74" w:name="volatilidad-3"/>
+    <w:bookmarkEnd w:id="83"/>
+    <w:bookmarkStart w:id="85" w:name="volatilidad-3"/>
     <w:p>
       <w:pPr>
         <w:pStyle w:val="Heading2"/>
@@ -6441,7 +6580,7 @@
       <w:r>
         <w:t xml:space="preserve"> </w:t>
       </w:r>
-      <w:hyperlink r:id="rId73">
+      <w:hyperlink r:id="rId84">
         <w:r>
           <w:rPr>
             <w:rStyle w:val="Hyperlink"/>
@@ -6466,8 +6605,8 @@
         <w:t xml:space="preserve">Evidencia: autoridad escrita y alcance, identidad de origen, zona de fecha/hora/hora, herramienta y versión, configuración/query, hashes where appropriate, raw result, analista validation, limitation, action, and review. Restrict access and preserve an unaltered source copy when required.</w:t>
       </w:r>
     </w:p>
-    <w:bookmarkEnd w:id="74"/>
-    <w:bookmarkStart w:id="76" w:name="autopsia"/>
+    <w:bookmarkEnd w:id="85"/>
+    <w:bookmarkStart w:id="87" w:name="autopsia"/>
     <w:p>
       <w:pPr>
         <w:pStyle w:val="Heading2"/>
@@ -6486,7 +6625,7 @@
       <w:r>
         <w:t xml:space="preserve"> </w:t>
       </w:r>
-      <w:hyperlink r:id="rId75">
+      <w:hyperlink r:id="rId86">
         <w:r>
           <w:rPr>
             <w:rStyle w:val="Hyperlink"/>
@@ -6511,8 +6650,8 @@
         <w:t xml:space="preserve">Evidencia: autoridad escrita y alcance, identidad de origen, zona de fecha/hora/hora, herramienta y versión, configuración/query, hashes where appropriate, raw result, analista validation, limitation, action, and review. Restrict access and preserve an unaltered source copy when required.</w:t>
       </w:r>
     </w:p>
-    <w:bookmarkEnd w:id="76"/>
-    <w:bookmarkStart w:id="78" w:name="timesketch"/>
+    <w:bookmarkEnd w:id="87"/>
+    <w:bookmarkStart w:id="89" w:name="timesketch"/>
     <w:p>
       <w:pPr>
         <w:pStyle w:val="Heading2"/>
@@ -6531,7 +6670,7 @@
       <w:r>
         <w:t xml:space="preserve"> </w:t>
       </w:r>
-      <w:hyperlink r:id="rId77">
+      <w:hyperlink r:id="rId88">
         <w:r>
           <w:rPr>
             <w:rStyle w:val="Hyperlink"/>
@@ -6556,8 +6695,8 @@
         <w:t xml:space="preserve">Evidencia: autoridad escrita y alcance, identidad de origen, zona de fecha/hora/hora, herramienta y versión, configuración/query, hashes where appropriate, raw result, analista validation, limitation, action, and review. Restrict access and preserve an unaltered source copy when required.</w:t>
       </w:r>
     </w:p>
-    <w:bookmarkEnd w:id="78"/>
-    <w:bookmarkStart w:id="79" w:name="plaso-log2timeline"/>
+    <w:bookmarkEnd w:id="89"/>
+    <w:bookmarkStart w:id="90" w:name="plaso-log2timeline"/>
     <w:p>
       <w:pPr>
         <w:pStyle w:val="Heading2"/>
@@ -6590,8 +6729,8 @@
         <w:t xml:space="preserve">Evidencia: autoridad escrita y alcance, identidad de origen, zona de fecha/hora/hora, herramienta y versión, configuración/query, hashes where appropriate, raw result, analista validation, limitation, action, and review. Restrict access and preserve an unaltered source copy when required.</w:t>
       </w:r>
     </w:p>
-    <w:bookmarkEnd w:id="79"/>
-    <w:bookmarkStart w:id="80" w:name="osquery"/>
+    <w:bookmarkEnd w:id="90"/>
+    <w:bookmarkStart w:id="91" w:name="osquery"/>
     <w:p>
       <w:pPr>
         <w:pStyle w:val="Heading2"/>
@@ -6624,8 +6763,8 @@
         <w:t xml:space="preserve">Evidencia: autoridad escrita y alcance, identidad de origen, zona de fecha/hora/hora, herramienta y versión, configuración/query, hashes where appropriate, raw result, analista validation, limitation, action, and review. Restrict access and preserve an unaltered source copy when required.</w:t>
       </w:r>
     </w:p>
-    <w:bookmarkEnd w:id="80"/>
-    <w:bookmarkStart w:id="82" w:name="zeek"/>
+    <w:bookmarkEnd w:id="91"/>
+    <w:bookmarkStart w:id="93" w:name="zeek"/>
     <w:p>
       <w:pPr>
         <w:pStyle w:val="Heading2"/>
@@ -6644,7 +6783,7 @@
       <w:r>
         <w:t xml:space="preserve"> </w:t>
       </w:r>
-      <w:hyperlink r:id="rId81">
+      <w:hyperlink r:id="rId92">
         <w:r>
           <w:rPr>
             <w:rStyle w:val="Hyperlink"/>
@@ -6669,8 +6808,8 @@
         <w:t xml:space="preserve">Evidencia: autoridad escrita y alcance, identidad de origen, zona de fecha/hora/hora, herramienta y versión, configuración/query, hashes where appropriate, raw result, analista validation, limitation, action, and review. Restrict access and preserve an unaltered source copy when required.</w:t>
       </w:r>
     </w:p>
-    <w:bookmarkEnd w:id="82"/>
-    <w:bookmarkStart w:id="83" w:name="suricata"/>
+    <w:bookmarkEnd w:id="93"/>
+    <w:bookmarkStart w:id="94" w:name="suricata"/>
     <w:p>
       <w:pPr>
         <w:pStyle w:val="Heading2"/>
@@ -6703,8 +6842,8 @@
         <w:t xml:space="preserve">Evidencia: autoridad escrita y alcance, identidad de origen, zona de fecha/hora/hora, herramienta y versión, configuración/query, hashes where appropriate, raw result, analista validation, limitation, action, and review. Restrict access and preserve an unaltered source copy when required.</w:t>
       </w:r>
     </w:p>
-    <w:bookmarkEnd w:id="83"/>
-    <w:bookmarkStart w:id="84" w:name="yara"/>
+    <w:bookmarkEnd w:id="94"/>
+    <w:bookmarkStart w:id="95" w:name="yara"/>
     <w:p>
       <w:pPr>
         <w:pStyle w:val="Heading2"/>
@@ -6737,8 +6876,8 @@
         <w:t xml:space="preserve">Evidencia: autoridad escrita y alcance, identidad de origen, zona de fecha/hora/hora, herramienta y versión, configuración/query, hashes where appropriate, raw result, analista validation, limitation, action, and review. Restrict access and preserve an unaltered source copy when required.</w:t>
       </w:r>
     </w:p>
-    <w:bookmarkEnd w:id="84"/>
-    <w:bookmarkStart w:id="85" w:name="sigma"/>
+    <w:bookmarkEnd w:id="95"/>
+    <w:bookmarkStart w:id="96" w:name="sigma"/>
     <w:p>
       <w:pPr>
         <w:pStyle w:val="Heading2"/>
@@ -6771,8 +6910,8 @@
         <w:t xml:space="preserve">Evidencia: autoridad escrita y alcance, identidad de origen, zona de fecha/hora/hora, herramienta y versión, configuración/query, hashes where appropriate, raw result, analista validation, limitation, action, and review. Restrict access and preserve an unaltered source copy when required.</w:t>
       </w:r>
     </w:p>
-    <w:bookmarkEnd w:id="85"/>
-    <w:bookmarkStart w:id="86" w:name="dfir-iris"/>
+    <w:bookmarkEnd w:id="96"/>
+    <w:bookmarkStart w:id="97" w:name="dfir-iris"/>
     <w:p>
       <w:pPr>
         <w:pStyle w:val="Heading2"/>
@@ -6805,8 +6944,8 @@
         <w:t xml:space="preserve">Evidencia: autoridad escrita y alcance, identidad de origen, zona de fecha/hora/hora, herramienta y versión, configuración/query, hashes where appropriate, raw result, analista validation, limitation, action, and review. Restrict access and preserve an unaltered source copy when required.</w:t>
       </w:r>
     </w:p>
-    <w:bookmarkEnd w:id="86"/>
-    <w:bookmarkStart w:id="88" w:name="grr-rapid-response"/>
+    <w:bookmarkEnd w:id="97"/>
+    <w:bookmarkStart w:id="99" w:name="grr-rapid-response"/>
     <w:p>
       <w:pPr>
         <w:pStyle w:val="Heading2"/>
@@ -6825,7 +6964,7 @@
       <w:r>
         <w:t xml:space="preserve"> </w:t>
       </w:r>
-      <w:hyperlink r:id="rId87">
+      <w:hyperlink r:id="rId98">
         <w:r>
           <w:rPr>
             <w:rStyle w:val="Hyperlink"/>
@@ -6850,8 +6989,8 @@
         <w:t xml:space="preserve">Evidencia: autoridad escrita y alcance, identidad de origen, zona de fecha/hora/hora, herramienta y versión, configuración/query, hashes where appropriate, raw result, analista validation, limitation, action, and review. Restrict access and preserve an unaltered source copy when required.</w:t>
       </w:r>
     </w:p>
-    <w:bookmarkEnd w:id="88"/>
-    <w:bookmarkStart w:id="90" w:name="shuffle"/>
+    <w:bookmarkEnd w:id="99"/>
+    <w:bookmarkStart w:id="101" w:name="shuffle"/>
     <w:p>
       <w:pPr>
         <w:pStyle w:val="Heading2"/>
@@ -6870,7 +7009,7 @@
       <w:r>
         <w:t xml:space="preserve"> </w:t>
       </w:r>
-      <w:hyperlink r:id="rId89">
+      <w:hyperlink r:id="rId100">
         <w:r>
           <w:rPr>
             <w:rStyle w:val="Hyperlink"/>
@@ -6895,8 +7034,8 @@
         <w:t xml:space="preserve">Evidencia: autoridad escrita y alcance, identidad de origen, zona de fecha/hora/hora, herramienta y versión, configuración/query, hashes where appropriate, raw result, analista validation, limitation, action, and review. Restrict access and preserve an unaltered source copy when required.</w:t>
       </w:r>
     </w:p>
-    <w:bookmarkEnd w:id="90"/>
-    <w:bookmarkStart w:id="92" w:name="opensearch"/>
+    <w:bookmarkEnd w:id="101"/>
+    <w:bookmarkStart w:id="103" w:name="opensearch"/>
     <w:p>
       <w:pPr>
         <w:pStyle w:val="Heading2"/>
@@ -6915,7 +7054,7 @@
       <w:r>
         <w:t xml:space="preserve"> </w:t>
       </w:r>
-      <w:hyperlink r:id="rId91">
+      <w:hyperlink r:id="rId102">
         <w:r>
           <w:rPr>
             <w:rStyle w:val="Hyperlink"/>
@@ -6940,9 +7079,9 @@
         <w:t xml:space="preserve">Evidencia: autoridad escrita y alcance, identidad de origen, zona de fecha/hora/hora, herramienta y versión, configuración/query, hashes where appropriate, raw result, analista validation, limitation, action, and review. Restrict access and preserve an unaltered source copy when required.</w:t>
       </w:r>
     </w:p>
-    <w:bookmarkEnd w:id="92"/>
-    <w:bookmarkEnd w:id="93"/>
-    <w:bookmarkStart w:id="95" w:name="manual-de-resiliencia-para-gerentes"/>
+    <w:bookmarkEnd w:id="103"/>
+    <w:bookmarkEnd w:id="104"/>
+    <w:bookmarkStart w:id="106" w:name="manual-de-resiliencia-para-gerentes"/>
     <w:p>
       <w:pPr>
         <w:pStyle w:val="Heading1"/>
@@ -6957,8 +7096,8 @@
       </w:pPr>
       <w:r>
         <w:rPr>
+          <w:iCs/>
           <w:i/>
-          <w:iCs/>
         </w:rPr>
         <w:t xml:space="preserve">Los administradores crean resiliencia estableciendo autoridad, preparando financiación, desafiando pruebas y eliminando bloqueadores.</w:t>
       </w:r>
@@ -6969,8 +7108,8 @@
       </w:pPr>
       <w:r>
         <w:rPr>
+          <w:bCs/>
           <w:b/>
-          <w:bCs/>
         </w:rPr>
         <w:t xml:space="preserve">Area</w:t>
       </w:r>
@@ -6985,8 +7124,8 @@
       </w:r>
       <w:r>
         <w:rPr>
+          <w:bCs/>
           <w:b/>
-          <w:bCs/>
         </w:rPr>
         <w:t xml:space="preserve">Pregunta principal</w:t>
       </w:r>
@@ -7045,7 +7184,7 @@
         <w:t xml:space="preserve">Ø Mejoras en la vida ¿Se financian, poseen, miden y se prueban acciones severas? | La misma brecha aparece en ejercicios/incidentes posteriores</w:t>
       </w:r>
     </w:p>
-    <w:bookmarkStart w:id="94" w:name="cuestiones-ejecutivas"/>
+    <w:bookmarkStart w:id="105" w:name="cuestiones-ejecutivas"/>
     <w:p>
       <w:pPr>
         <w:pStyle w:val="Heading2"/>
@@ -7142,9 +7281,9 @@
         <w:t xml:space="preserve">¿Cómo verificaremos la recuperación e impediremos la recurrencia?</w:t>
       </w:r>
     </w:p>
-    <w:bookmarkEnd w:id="94"/>
-    <w:bookmarkEnd w:id="95"/>
-    <w:bookmarkStart w:id="99" w:name="X86d744bd5a1cafcec74b120373f05f48ecf6632"/>
+    <w:bookmarkEnd w:id="105"/>
+    <w:bookmarkEnd w:id="106"/>
+    <w:bookmarkStart w:id="110" w:name="X86d744bd5a1cafcec74b120373f05f48ecf6632"/>
     <w:p>
       <w:pPr>
         <w:pStyle w:val="Heading1"/>
@@ -7159,8 +7298,8 @@
       </w:pPr>
       <w:r>
         <w:rPr>
+          <w:iCs/>
           <w:i/>
-          <w:iCs/>
         </w:rPr>
         <w:t xml:space="preserve">Los analistas universitarios ganan confianza a través de registros de casos disciplinados, manipulación de pruebas, curiosidad técnica y escritura clara.</w:t>
       </w:r>
@@ -7173,7 +7312,13 @@
         <w:t xml:space="preserve">■img src=</w:t>
       </w:r>
       <w:r>
-        <w:t xml:space="preserve">“media/image10.png”</w:t>
+        <w:t xml:space="preserve">“</w:t>
+      </w:r>
+      <w:r>
+        <w:t xml:space="preserve">media/image10.png</w:t>
+      </w:r>
+      <w:r>
+        <w:t xml:space="preserve">”</w:t>
       </w:r>
       <w:r>
         <w:t xml:space="preserve"> </w:t>
@@ -7182,7 +7327,13 @@
         <w:t xml:space="preserve">style=</w:t>
       </w:r>
       <w:r>
-        <w:t xml:space="preserve">“width:6.15in;height:3.39605in”</w:t>
+        <w:t xml:space="preserve">“</w:t>
+      </w:r>
+      <w:r>
+        <w:t xml:space="preserve">width:6.15in;height:3.39605in</w:t>
+      </w:r>
+      <w:r>
+        <w:t xml:space="preserve">”</w:t>
       </w:r>
       <w:r>
         <w:t xml:space="preserve"> </w:t>
@@ -7191,7 +7342,13 @@
         <w:t xml:space="preserve">alt=</w:t>
       </w:r>
       <w:r>
-        <w:t xml:space="preserve">“Build safe practice from frameworks to evidence, cases, workpapers, and interview stories.”</w:t>
+        <w:t xml:space="preserve">“</w:t>
+      </w:r>
+      <w:r>
+        <w:t xml:space="preserve">Build safe practice from frameworks to evidence, cases, workpapers, and interview stories.</w:t>
+      </w:r>
+      <w:r>
+        <w:t xml:space="preserve">”</w:t>
       </w:r>
       <w:r>
         <w:t xml:space="preserve"> </w:t>
@@ -7208,7 +7365,7 @@
         <w:t xml:space="preserve">Gráfico 10 Ruta del analista de resiliencia</w:t>
       </w:r>
     </w:p>
-    <w:bookmarkStart w:id="96" w:name="funciones-comunes"/>
+    <w:bookmarkStart w:id="107" w:name="funciones-comunes"/>
     <w:p>
       <w:pPr>
         <w:pStyle w:val="Heading2"/>
@@ -7305,8 +7462,8 @@
         <w:t xml:space="preserve">GRC / Analista de Riesgo de TI</w:t>
       </w:r>
     </w:p>
-    <w:bookmarkEnd w:id="96"/>
-    <w:bookmarkStart w:id="97" w:name="típico-trabajo"/>
+    <w:bookmarkEnd w:id="107"/>
+    <w:bookmarkStart w:id="108" w:name="típico-trabajo"/>
     <w:p>
       <w:pPr>
         <w:pStyle w:val="Heading2"/>
@@ -7381,8 +7538,8 @@
         <w:t xml:space="preserve">Utilizar herramientas de código abierto autorizadas en un laboratorio y explicar limitaciones.</w:t>
       </w:r>
     </w:p>
-    <w:bookmarkEnd w:id="97"/>
-    <w:bookmarkStart w:id="98" w:name="fictional-portfolio-lab"/>
+    <w:bookmarkEnd w:id="108"/>
+    <w:bookmarkStart w:id="109" w:name="fictional-portfolio-lab"/>
     <w:p>
       <w:pPr>
         <w:pStyle w:val="Heading2"/>
@@ -7479,9 +7636,9 @@
         <w:t xml:space="preserve">Publicar sólo artefactos ficticios sanitarios y afirmar que el trabajo es educativo, no una investigación real o certificación.</w:t>
       </w:r>
     </w:p>
-    <w:bookmarkEnd w:id="98"/>
-    <w:bookmarkEnd w:id="99"/>
-    <w:bookmarkStart w:id="109" w:name="X8a5853023f943d91d4e82c858aae220ea630e3e"/>
+    <w:bookmarkEnd w:id="109"/>
+    <w:bookmarkEnd w:id="110"/>
+    <w:bookmarkStart w:id="120" w:name="X8a5853023f943d91d4e82c858aae220ea630e3e"/>
     <w:p>
       <w:pPr>
         <w:pStyle w:val="Heading1"/>
@@ -7496,8 +7653,8 @@
       </w:pPr>
       <w:r>
         <w:rPr>
+          <w:iCs/>
           <w:i/>
-          <w:iCs/>
         </w:rPr>
         <w:t xml:space="preserve">Un mes centrado puede crear capacidad de incidencia y resiliencia a nivel de entrada</w:t>
       </w:r>
@@ -7510,24 +7667,26 @@
         <w:tblStyle w:val="Table"/>
         <w:tblW w:type="auto" w:w="0"/>
         <w:tblLook w:firstRow="1" w:lastRow="0" w:firstColumn="0" w:lastColumn="0" w:noHBand="0" w:noVBand="0" w:val="0020"/>
+        <w:jc w:val="start"/>
       </w:tblPr>
       <w:tblGrid>
         <w:gridCol w:w="7920"/>
       </w:tblGrid>
       <w:tr>
         <w:trPr>
-          <w:tblHeader w:val="on"/>
+          <w:tblHeader w:val="true"/>
         </w:trPr>
         <w:tc>
           <w:tcPr/>
           <w:p>
             <w:pPr>
               <w:pStyle w:val="Compact"/>
+              <w:jc w:val="left"/>
             </w:pPr>
             <w:r>
               <w:rPr>
+                <w:bCs/>
                 <w:b/>
-                <w:bCs/>
               </w:rPr>
               <w:t xml:space="preserve">Días</w:t>
             </w:r>
@@ -7540,6 +7699,7 @@
           <w:p>
             <w:pPr>
               <w:pStyle w:val="Compact"/>
+              <w:jc w:val="left"/>
             </w:pPr>
             <w:r>
               <w:t xml:space="preserve">1–3 TENIDOS conceptos de IR/BC/DR/crisis y modelo NIST actual</w:t>
@@ -7604,7 +7764,7 @@
         <w:t xml:space="preserve">TEN 28–30 TENIDA Metrics, portafolio, entrevistas ANTERI Dashboard y cinco historias de STAR</w:t>
       </w:r>
     </w:p>
-    <w:bookmarkStart w:id="100" w:name="cuál-es-la-diferencia-entre-ir-bc-y-dr"/>
+    <w:bookmarkStart w:id="111" w:name="cuál-es-la-diferencia-entre-ir-bc-y-dr"/>
     <w:p>
       <w:pPr>
         <w:pStyle w:val="Heading2"/>
@@ -7621,8 +7781,8 @@
         <w:t xml:space="preserve">IR administra incidentes cibernéticos, BC mantiene productos comerciales críticos durante la interrupción, y DR restaura tecnología y datos. Coordinan pero tienen diferentes objetivos.</w:t>
       </w:r>
     </w:p>
-    <w:bookmarkEnd w:id="100"/>
-    <w:bookmarkStart w:id="101" w:name="qué-es-nist-sp-800-61-rev.-3"/>
+    <w:bookmarkEnd w:id="111"/>
+    <w:bookmarkStart w:id="112" w:name="qué-es-nist-sp-800-61-rev.-3"/>
     <w:p>
       <w:pPr>
         <w:pStyle w:val="Heading2"/>
@@ -7639,8 +7799,8 @@
         <w:t xml:space="preserve">La guía de respuesta a incidentes NIST actual, finalizada en 2025, expresada como un perfil comunitario CSF 2.0 a través de Govern, Identificar, Proteger, Detectar, Responder y Recover.</w:t>
       </w:r>
     </w:p>
-    <w:bookmarkEnd w:id="101"/>
-    <w:bookmarkStart w:id="102" w:name="rto-versus-rpo"/>
+    <w:bookmarkEnd w:id="112"/>
+    <w:bookmarkStart w:id="113" w:name="rto-versus-rpo"/>
     <w:p>
       <w:pPr>
         <w:pStyle w:val="Heading2"/>
@@ -7657,8 +7817,8 @@
         <w:t xml:space="preserve">RTO es el tiempo objetivo para restaurar; RPO es la pérdida máxima tolerable de datos medida en el tiempo.</w:t>
       </w:r>
     </w:p>
-    <w:bookmarkEnd w:id="102"/>
-    <w:bookmarkStart w:id="103" w:name="cómo-se-recorta-un-incidente"/>
+    <w:bookmarkEnd w:id="113"/>
+    <w:bookmarkStart w:id="114" w:name="cómo-se-recorta-un-incidente"/>
     <w:p>
       <w:pPr>
         <w:pStyle w:val="Heading2"/>
@@ -7675,8 +7835,8 @@
         <w:t xml:space="preserve">Validar la señal, evaluar los efectos funcionales e informativos, la recuperabilidad, la amenaza, el alcance, las obligaciones y la incertidumbre, y luego asignar la gravedad y la escalada según criterios aprobados.</w:t>
       </w:r>
     </w:p>
-    <w:bookmarkEnd w:id="103"/>
-    <w:bookmarkStart w:id="104" w:name="qué-hace-que-las-pruebas-sean-fiables"/>
+    <w:bookmarkEnd w:id="114"/>
+    <w:bookmarkStart w:id="115" w:name="qué-hace-que-las-pruebas-sean-fiables"/>
     <w:p>
       <w:pPr>
         <w:pStyle w:val="Heading2"/>
@@ -7693,8 +7853,8 @@
         <w:t xml:space="preserve">Fuente conocida, recogida repetible autorizada, integridad preservada, horarios, molestias cuando proceda, custodia, almacenamiento protegido y limitaciones documentadas.</w:t>
       </w:r>
     </w:p>
-    <w:bookmarkEnd w:id="104"/>
-    <w:bookmarkStart w:id="105" w:name="cuándo-se-completa-la-recuperación"/>
+    <w:bookmarkEnd w:id="115"/>
+    <w:bookmarkStart w:id="116" w:name="cuándo-se-completa-la-recuperación"/>
     <w:p>
       <w:pPr>
         <w:pStyle w:val="Heading2"/>
@@ -7711,8 +7871,8 @@
         <w:t xml:space="preserve">Cuando la eliminación de amenazas es estable, la restauración de confianza y las pruebas de seguridad/funcional/data tienen éxito, la vigilancia es activa y los propietarios de negocios y técnicos autorizados aceptan el regreso al servicio.</w:t>
       </w:r>
     </w:p>
-    <w:bookmarkEnd w:id="105"/>
-    <w:bookmarkStart w:id="106" w:name="cómo-cierras-una-mejora"/>
+    <w:bookmarkEnd w:id="116"/>
+    <w:bookmarkStart w:id="117" w:name="cómo-cierras-una-mejora"/>
     <w:p>
       <w:pPr>
         <w:pStyle w:val="Heading2"/>
@@ -7729,8 +7889,8 @@
         <w:t xml:space="preserve">Implementar la acción específica y reprueba la capacidad fallida contra criterios de éxito definidos.</w:t>
       </w:r>
     </w:p>
-    <w:bookmarkEnd w:id="106"/>
-    <w:bookmarkStart w:id="107" w:name="qué-debe-evitar-un-analista-junior"/>
+    <w:bookmarkEnd w:id="117"/>
+    <w:bookmarkStart w:id="118" w:name="qué-debe-evitar-un-analista-junior"/>
     <w:p>
       <w:pPr>
         <w:pStyle w:val="Heading2"/>
@@ -7747,8 +7907,8 @@
         <w:t xml:space="preserve">Acceso no autorizado, acción destructiva, conclusiones no apoyadas, cambios de evidencia original, ocultando incertidumbre o resultados legales prometedores.</w:t>
       </w:r>
     </w:p>
-    <w:bookmarkEnd w:id="107"/>
-    <w:bookmarkStart w:id="108" w:name="preguntas-para-hacer-al-empleador"/>
+    <w:bookmarkEnd w:id="118"/>
+    <w:bookmarkStart w:id="119" w:name="preguntas-para-hacer-al-empleador"/>
     <w:p>
       <w:pPr>
         <w:pStyle w:val="Heading2"/>
@@ -7823,9 +7983,9 @@
         <w:t xml:space="preserve">¿Cómo sería el éxito en los primeros 90 días?</w:t>
       </w:r>
     </w:p>
-    <w:bookmarkEnd w:id="108"/>
-    <w:bookmarkEnd w:id="109"/>
-    <w:bookmarkStart w:id="118" w:name="plantillas-glosario-índice-y-referencias"/>
+    <w:bookmarkEnd w:id="119"/>
+    <w:bookmarkEnd w:id="120"/>
+    <w:bookmarkStart w:id="129" w:name="plantillas-glosario-índice-y-referencias"/>
     <w:p>
       <w:pPr>
         <w:pStyle w:val="Heading1"/>
@@ -7836,17 +7996,17 @@
     </w:p>
     <w:p>
       <w:pPr>
+        <w:numPr>
+          <w:ilvl w:val="0"/>
+          <w:numId w:val="1046"/>
+        </w:numPr>
         <w:pStyle w:val="Compact"/>
-        <w:numPr>
-          <w:ilvl w:val="0"/>
-          <w:numId w:val="1046"/>
-        </w:numPr>
       </w:pPr>
       <w:r>
         <w:t xml:space="preserve">Estructuras de trabajo reutilizables, términos clave, índice de sujeto y fuentes oficiales*.</w:t>
       </w:r>
     </w:p>
-    <w:bookmarkStart w:id="110" w:name="registro-de-casos-de-incidentes"/>
+    <w:bookmarkStart w:id="121" w:name="registro-de-casos-de-incidentes"/>
     <w:p>
       <w:pPr>
         <w:pStyle w:val="Heading2"/>
@@ -7872,13 +8032,25 @@
         <w:t xml:space="preserve"> </w:t>
       </w:r>
       <w:r>
-        <w:t xml:space="preserve">“Principio/comandante/severidad”</w:t>
-      </w:r>
-      <w:r>
-        <w:t xml:space="preserve"> </w:t>
-      </w:r>
-      <w:r>
-        <w:t xml:space="preserve">“Prigger”</w:t>
+        <w:t xml:space="preserve">“</w:t>
+      </w:r>
+      <w:r>
+        <w:t xml:space="preserve">Principio/comandante/severidad</w:t>
+      </w:r>
+      <w:r>
+        <w:t xml:space="preserve">”</w:t>
+      </w:r>
+      <w:r>
+        <w:t xml:space="preserve"> </w:t>
+      </w:r>
+      <w:r>
+        <w:t xml:space="preserve">“</w:t>
+      </w:r>
+      <w:r>
+        <w:t xml:space="preserve">Prigger</w:t>
+      </w:r>
+      <w:r>
+        <w:t xml:space="preserve">”</w:t>
       </w:r>
       <w:r>
         <w:t xml:space="preserve"> </w:t>
@@ -7890,7 +8062,13 @@
         <w:br/>
       </w:r>
       <w:r>
-        <w:t xml:space="preserve">“Datos/asunciones/hipotheses”</w:t>
+        <w:t xml:space="preserve">“</w:t>
+      </w:r>
+      <w:r>
+        <w:t xml:space="preserve">Datos/asunciones/hipotheses</w:t>
+      </w:r>
+      <w:r>
+        <w:t xml:space="preserve">”</w:t>
       </w:r>
       <w:r>
         <w:t xml:space="preserve"> </w:t>
@@ -7902,13 +8080,25 @@
         <w:br/>
       </w:r>
       <w:r>
-        <w:t xml:space="preserve">“Afectados y potenciales alcances”</w:t>
-      </w:r>
-      <w:r>
-        <w:t xml:space="preserve"> </w:t>
-      </w:r>
-      <w:r>
-        <w:t xml:space="preserve">“La vida empresarial/data/seguridad”</w:t>
+        <w:t xml:space="preserve">“</w:t>
+      </w:r>
+      <w:r>
+        <w:t xml:space="preserve">Afectados y potenciales alcances</w:t>
+      </w:r>
+      <w:r>
+        <w:t xml:space="preserve">”</w:t>
+      </w:r>
+      <w:r>
+        <w:t xml:space="preserve"> </w:t>
+      </w:r>
+      <w:r>
+        <w:t xml:space="preserve">“</w:t>
+      </w:r>
+      <w:r>
+        <w:t xml:space="preserve">La vida empresarial/data/seguridad</w:t>
+      </w:r>
+      <w:r>
+        <w:t xml:space="preserve">”</w:t>
       </w:r>
       <w:r>
         <w:t xml:space="preserve"> </w:t>
@@ -7926,25 +8116,49 @@
         <w:br/>
       </w:r>
       <w:r>
-        <w:t xml:space="preserve">“Primeros objetivos/decisiones/actions”</w:t>
-      </w:r>
-      <w:r>
-        <w:t xml:space="preserve"> </w:t>
-      </w:r>
-      <w:r>
-        <w:t xml:space="preserve">“Contenimiento/eradicación en la vida”</w:t>
-      </w:r>
-      <w:r>
-        <w:t xml:space="preserve"> </w:t>
-      </w:r>
-      <w:r>
-        <w:t xml:space="preserve">“La recuperación/validación/acceptancia de la vida”</w:t>
-      </w:r>
-      <w:r>
-        <w:t xml:space="preserve"> </w:t>
-      </w:r>
-      <w:r>
-        <w:t xml:space="preserve">“La comunicación/obligaciones en la vida”</w:t>
+        <w:t xml:space="preserve">“</w:t>
+      </w:r>
+      <w:r>
+        <w:t xml:space="preserve">Primeros objetivos/decisiones/actions</w:t>
+      </w:r>
+      <w:r>
+        <w:t xml:space="preserve">”</w:t>
+      </w:r>
+      <w:r>
+        <w:t xml:space="preserve"> </w:t>
+      </w:r>
+      <w:r>
+        <w:t xml:space="preserve">“</w:t>
+      </w:r>
+      <w:r>
+        <w:t xml:space="preserve">Contenimiento/eradicación en la vida</w:t>
+      </w:r>
+      <w:r>
+        <w:t xml:space="preserve">”</w:t>
+      </w:r>
+      <w:r>
+        <w:t xml:space="preserve"> </w:t>
+      </w:r>
+      <w:r>
+        <w:t xml:space="preserve">“</w:t>
+      </w:r>
+      <w:r>
+        <w:t xml:space="preserve">La recuperación/validación/acceptancia de la vida</w:t>
+      </w:r>
+      <w:r>
+        <w:t xml:space="preserve">”</w:t>
+      </w:r>
+      <w:r>
+        <w:t xml:space="preserve"> </w:t>
+      </w:r>
+      <w:r>
+        <w:t xml:space="preserve">“</w:t>
+      </w:r>
+      <w:r>
+        <w:t xml:space="preserve">La comunicación/obligaciones en la vida</w:t>
+      </w:r>
+      <w:r>
+        <w:t xml:space="preserve">”</w:t>
       </w:r>
       <w:r>
         <w:t xml:space="preserve"> </w:t>
@@ -7953,8 +8167,8 @@
         <w:t xml:space="preserve">Lecciones/acción/retestigos sobre la vida</w:t>
       </w:r>
     </w:p>
-    <w:bookmarkEnd w:id="110"/>
-    <w:bookmarkStart w:id="111" w:name="bia-y-registro-de-continuidad"/>
+    <w:bookmarkEnd w:id="121"/>
+    <w:bookmarkStart w:id="122" w:name="bia-y-registro-de-continuidad"/>
     <w:p>
       <w:pPr>
         <w:pStyle w:val="Heading2"/>
@@ -8004,7 +8218,13 @@
         <w:br/>
       </w:r>
       <w:r>
-        <w:t xml:space="preserve">“Personas/facilidad/tecnología”</w:t>
+        <w:t xml:space="preserve">“</w:t>
+      </w:r>
+      <w:r>
+        <w:t xml:space="preserve">Personas/facilidad/tecnología</w:t>
+      </w:r>
+      <w:r>
+        <w:t xml:space="preserve">”</w:t>
       </w:r>
       <w:r>
         <w:t xml:space="preserve"> </w:t>
@@ -8022,13 +8242,25 @@
         <w:br/>
       </w:r>
       <w:r>
-        <w:t xml:space="preserve">“La Activación/comunicación en la vida”</w:t>
-      </w:r>
-      <w:r>
-        <w:t xml:space="preserve"> </w:t>
-      </w:r>
-      <w:r>
-        <w:t xml:space="preserve">“Vuelva/reconciliación”</w:t>
+        <w:t xml:space="preserve">“</w:t>
+      </w:r>
+      <w:r>
+        <w:t xml:space="preserve">La Activación/comunicación en la vida</w:t>
+      </w:r>
+      <w:r>
+        <w:t xml:space="preserve">”</w:t>
+      </w:r>
+      <w:r>
+        <w:t xml:space="preserve"> </w:t>
+      </w:r>
+      <w:r>
+        <w:t xml:space="preserve">“</w:t>
+      </w:r>
+      <w:r>
+        <w:t xml:space="preserve">Vuelva/reconciliación</w:t>
+      </w:r>
+      <w:r>
+        <w:t xml:space="preserve">”</w:t>
       </w:r>
       <w:r>
         <w:t xml:space="preserve"> </w:t>
@@ -8037,8 +8269,8 @@
         <w:t xml:space="preserve">Test/result/improvementar la vida</w:t>
       </w:r>
     </w:p>
-    <w:bookmarkEnd w:id="111"/>
-    <w:bookmarkStart w:id="112" w:name="X52ebc173afb5ce7f90a834ad457610a7e4a4611"/>
+    <w:bookmarkEnd w:id="122"/>
+    <w:bookmarkStart w:id="123" w:name="X52ebc173afb5ce7f90a834ad457610a7e4a4611"/>
     <w:p>
       <w:pPr>
         <w:pStyle w:val="Heading2"/>
@@ -8100,19 +8332,37 @@
         <w:br/>
       </w:r>
       <w:r>
-        <w:t xml:space="preserve">“Transferencia de/a/a propósito”</w:t>
-      </w:r>
-      <w:r>
-        <w:t xml:space="preserve"> </w:t>
-      </w:r>
-      <w:r>
-        <w:t xml:space="preserve">“Análisis/resulto/limitaciones”</w:t>
-      </w:r>
-      <w:r>
-        <w:t xml:space="preserve"> </w:t>
-      </w:r>
-      <w:r>
-        <w:t xml:space="preserve">“Retención de la vida”</w:t>
+        <w:t xml:space="preserve">“</w:t>
+      </w:r>
+      <w:r>
+        <w:t xml:space="preserve">Transferencia de/a/a propósito</w:t>
+      </w:r>
+      <w:r>
+        <w:t xml:space="preserve">”</w:t>
+      </w:r>
+      <w:r>
+        <w:t xml:space="preserve"> </w:t>
+      </w:r>
+      <w:r>
+        <w:t xml:space="preserve">“</w:t>
+      </w:r>
+      <w:r>
+        <w:t xml:space="preserve">Análisis/resulto/limitaciones</w:t>
+      </w:r>
+      <w:r>
+        <w:t xml:space="preserve">”</w:t>
+      </w:r>
+      <w:r>
+        <w:t xml:space="preserve"> </w:t>
+      </w:r>
+      <w:r>
+        <w:t xml:space="preserve">“</w:t>
+      </w:r>
+      <w:r>
+        <w:t xml:space="preserve">Retención de la vida</w:t>
+      </w:r>
+      <w:r>
+        <w:t xml:space="preserve">”</w:t>
       </w:r>
       <w:r>
         <w:t xml:space="preserve"> </w:t>
@@ -8121,8 +8371,8 @@
         <w:t xml:space="preserve">Repaso/disposición de la vida                   </w:t>
       </w:r>
     </w:p>
-    <w:bookmarkEnd w:id="112"/>
-    <w:bookmarkStart w:id="113" w:name="X96107a073f17915b9621e9ef34207e0cf8c7873"/>
+    <w:bookmarkEnd w:id="123"/>
+    <w:bookmarkStart w:id="124" w:name="X96107a073f17915b9621e9ef34207e0cf8c7873"/>
     <w:p>
       <w:pPr>
         <w:pStyle w:val="Heading2"/>
@@ -8154,7 +8404,13 @@
         <w:t xml:space="preserve"> </w:t>
       </w:r>
       <w:r>
-        <w:t xml:space="preserve">“Scenario/asunciones/seguridad”</w:t>
+        <w:t xml:space="preserve">“</w:t>
+      </w:r>
+      <w:r>
+        <w:t xml:space="preserve">Scenario/asunciones/seguridad</w:t>
+      </w:r>
+      <w:r>
+        <w:t xml:space="preserve">”</w:t>
       </w:r>
       <w:r>
         <w:t xml:space="preserve"> </w:t>
@@ -8178,7 +8434,13 @@
         <w:t xml:space="preserve"> </w:t>
       </w:r>
       <w:r>
-        <w:t xml:space="preserve">“Strengths/gaps/evidencia”</w:t>
+        <w:t xml:space="preserve">“</w:t>
+      </w:r>
+      <w:r>
+        <w:t xml:space="preserve">Strengths/gaps/evidencia</w:t>
+      </w:r>
+      <w:r>
+        <w:t xml:space="preserve">”</w:t>
       </w:r>
       <w:r>
         <w:t xml:space="preserve"> </w:t>
@@ -8190,7 +8452,13 @@
         <w:t xml:space="preserve"> </w:t>
       </w:r>
       <w:r>
-        <w:t xml:space="preserve">“Actuación/propietario/ fecha límite”</w:t>
+        <w:t xml:space="preserve">“</w:t>
+      </w:r>
+      <w:r>
+        <w:t xml:space="preserve">Actuación/propietario/ fecha límite</w:t>
+      </w:r>
+      <w:r>
+        <w:t xml:space="preserve">”</w:t>
       </w:r>
       <w:r>
         <w:t xml:space="preserve"> </w:t>
@@ -8205,8 +8473,8 @@
         <w:t xml:space="preserve">⋅ Management review ⋅                           </w:t>
       </w:r>
     </w:p>
-    <w:bookmarkEnd w:id="113"/>
-    <w:bookmarkStart w:id="114" w:name="glosario"/>
+    <w:bookmarkEnd w:id="124"/>
+    <w:bookmarkStart w:id="125" w:name="glosario"/>
     <w:p>
       <w:pPr>
         <w:pStyle w:val="Heading2"/>
@@ -8325,8 +8593,8 @@
         <w:t xml:space="preserve">tención Ejercicio en la mesa | Evaluación basada en el debate utilizando un escenario y preguntas de decisión. |</w:t>
       </w:r>
     </w:p>
-    <w:bookmarkEnd w:id="114"/>
-    <w:bookmarkStart w:id="115" w:name="subject-index"/>
+    <w:bookmarkEnd w:id="125"/>
+    <w:bookmarkStart w:id="126" w:name="subject-index"/>
     <w:p>
       <w:pPr>
         <w:pStyle w:val="Heading2"/>
@@ -8487,8 +8755,8 @@
         <w:t xml:space="preserve">Silenciosos incidentes ocurridos en los proveedores</w:t>
       </w:r>
     </w:p>
-    <w:bookmarkEnd w:id="115"/>
-    <w:bookmarkStart w:id="117" w:name="referencias-oficiales"/>
+    <w:bookmarkEnd w:id="126"/>
+    <w:bookmarkStart w:id="128" w:name="referencias-oficiales"/>
     <w:p>
       <w:pPr>
         <w:pStyle w:val="Heading2"/>
@@ -8526,7 +8794,7 @@
           <w:numId w:val="1047"/>
         </w:numPr>
       </w:pPr>
-      <w:hyperlink r:id="rId116">
+      <w:hyperlink r:id="rId127">
         <w:r>
           <w:rPr>
             <w:rStyle w:val="Hyperlink"/>
@@ -8662,8 +8930,8 @@
       </w:pPr>
       <w:r>
         <w:rPr>
+          <w:bCs/>
           <w:b/>
-          <w:bCs/>
         </w:rPr>
         <w:t xml:space="preserve">Recordaje final:</w:t>
       </w:r>
@@ -8682,13 +8950,9 @@
         <w:t xml:space="preserve">|. |</w:t>
       </w:r>
     </w:p>
-    <w:bookmarkEnd w:id="117"/>
-    <w:bookmarkEnd w:id="118"/>
-    <w:sectPr>
-      <w:footnotePr>
-        <w:numRestart w:val="eachSect"/>
-      </w:footnotePr>
-    </w:sectPr>
+    <w:bookmarkEnd w:id="128"/>
+    <w:bookmarkEnd w:id="129"/>
+    <w:sectPr/>
   </w:body>
 </w:document>
 </file>
@@ -8719,14 +8983,14 @@
 <file path=word/numbering.xml><?xml version="1.0" encoding="utf-8"?>
 <w:numbering xmlns:w="http://schemas.openxmlformats.org/wordprocessingml/2006/main">
   <w:abstractNum w:abstractNumId="990">
-    <w:nsid w:val="0000A990"/>
+    <w:nsid w:val="A990"/>
     <w:multiLevelType w:val="multilevel"/>
     <w:lvl w:ilvl="0">
       <w:numFmt w:val="bullet"/>
       <w:lvlText w:val=" "/>
       <w:lvlJc w:val="left"/>
       <w:pPr>
-        <w:ind w:left="720" w:hanging="360"/>
+        <w:ind w:left="720" w:hanging="480"/>
       </w:pPr>
     </w:lvl>
     <w:lvl w:ilvl="1">
@@ -8734,7 +8998,7 @@
       <w:lvlText w:val=" "/>
       <w:lvlJc w:val="left"/>
       <w:pPr>
-        <w:ind w:left="1440" w:hanging="360"/>
+        <w:ind w:left="1440" w:hanging="480"/>
       </w:pPr>
     </w:lvl>
     <w:lvl w:ilvl="2">
@@ -8742,7 +9006,7 @@
       <w:lvlText w:val=" "/>
       <w:lvlJc w:val="left"/>
       <w:pPr>
-        <w:ind w:left="2160" w:hanging="360"/>
+        <w:ind w:left="2160" w:hanging="480"/>
       </w:pPr>
     </w:lvl>
     <w:lvl w:ilvl="3">
@@ -8750,7 +9014,7 @@
       <w:lvlText w:val=" "/>
       <w:lvlJc w:val="left"/>
       <w:pPr>
-        <w:ind w:left="2880" w:hanging="360"/>
+        <w:ind w:left="2880" w:hanging="480"/>
       </w:pPr>
     </w:lvl>
     <w:lvl w:ilvl="4">
@@ -8758,7 +9022,7 @@
       <w:lvlText w:val=" "/>
       <w:lvlJc w:val="left"/>
       <w:pPr>
-        <w:ind w:left="3600" w:hanging="360"/>
+        <w:ind w:left="3600" w:hanging="480"/>
       </w:pPr>
     </w:lvl>
     <w:lvl w:ilvl="5">
@@ -8766,7 +9030,7 @@
       <w:lvlText w:val=" "/>
       <w:lvlJc w:val="left"/>
       <w:pPr>
-        <w:ind w:left="4320" w:hanging="360"/>
+        <w:ind w:left="4320" w:hanging="480"/>
       </w:pPr>
     </w:lvl>
     <w:lvl w:ilvl="6">
@@ -8774,7 +9038,7 @@
       <w:lvlText w:val=" "/>
       <w:lvlJc w:val="left"/>
       <w:pPr>
-        <w:ind w:left="5040" w:hanging="360"/>
+        <w:ind w:left="5040" w:hanging="480"/>
       </w:pPr>
     </w:lvl>
     <w:lvl w:ilvl="7">
@@ -8782,7 +9046,7 @@
       <w:lvlText w:val=" "/>
       <w:lvlJc w:val="left"/>
       <w:pPr>
-        <w:ind w:left="5760" w:hanging="360"/>
+        <w:ind w:left="5760" w:hanging="480"/>
       </w:pPr>
     </w:lvl>
     <w:lvl w:ilvl="8">
@@ -8790,115 +9054,88 @@
       <w:lvlText w:val=" "/>
       <w:lvlJc w:val="left"/>
       <w:pPr>
-        <w:ind w:left="6480" w:hanging="360"/>
+        <w:ind w:left="6480" w:hanging="480"/>
       </w:pPr>
     </w:lvl>
   </w:abstractNum>
   <w:abstractNum w:abstractNumId="991">
-    <w:nsid w:val="0000A991"/>
+    <w:nsid w:val="A991"/>
     <w:multiLevelType w:val="multilevel"/>
     <w:lvl w:ilvl="0">
       <w:numFmt w:val="bullet"/>
-      <w:lvlText w:val=""/>
+      <w:lvlText w:val="•"/>
       <w:lvlJc w:val="left"/>
       <w:pPr>
-        <w:ind w:left="720" w:hanging="360"/>
-      </w:pPr>
-      <w:rPr>
-        <w:rFonts w:ascii="Symbol" w:hAnsi="Symbol" w:cs="Symbol" w:hint="default"/>
-      </w:rPr>
+        <w:ind w:left="720" w:hanging="480"/>
+      </w:pPr>
     </w:lvl>
     <w:lvl w:ilvl="1">
       <w:numFmt w:val="bullet"/>
-      <w:lvlText w:val="o"/>
+      <w:lvlText w:val="–"/>
       <w:lvlJc w:val="left"/>
       <w:pPr>
-        <w:ind w:left="1440" w:hanging="360"/>
-      </w:pPr>
-      <w:rPr>
-        <w:rFonts w:ascii="Courier New" w:hAnsi="Courier New" w:cs="Courier New" w:hint="default"/>
-      </w:rPr>
+        <w:ind w:left="1440" w:hanging="480"/>
+      </w:pPr>
     </w:lvl>
     <w:lvl w:ilvl="2">
       <w:numFmt w:val="bullet"/>
-      <w:lvlText w:val=""/>
+      <w:lvlText w:val="•"/>
       <w:lvlJc w:val="left"/>
       <w:pPr>
-        <w:ind w:left="2160" w:hanging="360"/>
-      </w:pPr>
-      <w:rPr>
-        <w:rFonts w:ascii="Wingdings" w:hAnsi="Wingdings" w:cs="Wingdings" w:hint="default"/>
-      </w:rPr>
+        <w:ind w:left="2160" w:hanging="480"/>
+      </w:pPr>
     </w:lvl>
     <w:lvl w:ilvl="3">
       <w:numFmt w:val="bullet"/>
-      <w:lvlText w:val=""/>
+      <w:lvlText w:val="–"/>
       <w:lvlJc w:val="left"/>
       <w:pPr>
-        <w:ind w:left="2880" w:hanging="360"/>
-      </w:pPr>
-      <w:rPr>
-        <w:rFonts w:ascii="Symbol" w:hAnsi="Symbol" w:cs="Symbol" w:hint="default"/>
-      </w:rPr>
+        <w:ind w:left="2880" w:hanging="480"/>
+      </w:pPr>
     </w:lvl>
     <w:lvl w:ilvl="4">
       <w:numFmt w:val="bullet"/>
-      <w:lvlText w:val="o"/>
+      <w:lvlText w:val="•"/>
       <w:lvlJc w:val="left"/>
       <w:pPr>
-        <w:ind w:left="3600" w:hanging="360"/>
-      </w:pPr>
-      <w:rPr>
-        <w:rFonts w:ascii="Courier New" w:hAnsi="Courier New" w:cs="Courier New" w:hint="default"/>
-      </w:rPr>
+        <w:ind w:left="3600" w:hanging="480"/>
+      </w:pPr>
     </w:lvl>
     <w:lvl w:ilvl="5">
       <w:numFmt w:val="bullet"/>
-      <w:lvlText w:val=""/>
+      <w:lvlText w:val="–"/>
       <w:lvlJc w:val="left"/>
       <w:pPr>
-        <w:ind w:left="4320" w:hanging="360"/>
-      </w:pPr>
-      <w:rPr>
-        <w:rFonts w:ascii="Wingdings" w:hAnsi="Wingdings" w:cs="Wingdings" w:hint="default"/>
-      </w:rPr>
+        <w:ind w:left="4320" w:hanging="480"/>
+      </w:pPr>
     </w:lvl>
     <w:lvl w:ilvl="6">
       <w:numFmt w:val="bullet"/>
-      <w:lvlText w:val=""/>
+      <w:lvlText w:val="•"/>
       <w:lvlJc w:val="left"/>
       <w:pPr>
-        <w:ind w:left="5040" w:hanging="360"/>
-      </w:pPr>
-      <w:rPr>
-        <w:rFonts w:ascii="Symbol" w:hAnsi="Symbol" w:cs="Symbol" w:hint="default"/>
-      </w:rPr>
+        <w:ind w:left="5040" w:hanging="480"/>
+      </w:pPr>
     </w:lvl>
     <w:lvl w:ilvl="7">
       <w:numFmt w:val="bullet"/>
-      <w:lvlText w:val="o"/>
+      <w:lvlText w:val="–"/>
       <w:lvlJc w:val="left"/>
       <w:pPr>
-        <w:ind w:left="5760" w:hanging="360"/>
-      </w:pPr>
-      <w:rPr>
-        <w:rFonts w:ascii="Courier New" w:hAnsi="Courier New" w:cs="Courier New" w:hint="default"/>
-      </w:rPr>
+        <w:ind w:left="5760" w:hanging="480"/>
+      </w:pPr>
     </w:lvl>
     <w:lvl w:ilvl="8">
       <w:numFmt w:val="bullet"/>
-      <w:lvlText w:val=""/>
+      <w:lvlText w:val="•"/>
       <w:lvlJc w:val="left"/>
       <w:pPr>
-        <w:ind w:left="6480" w:hanging="360"/>
-      </w:pPr>
-      <w:rPr>
-        <w:rFonts w:ascii="Wingdings" w:hAnsi="Wingdings" w:cs="Wingdings" w:hint="default"/>
-      </w:rPr>
+        <w:ind w:left="6480" w:hanging="480"/>
+      </w:pPr>
     </w:lvl>
   </w:abstractNum>
   <w:abstractNum w:abstractNumId="99412">
-    <w:nsid w:val="00A99412"/>
+    <w:nsid w:val="A99412"/>
     <w:multiLevelType w:val="multilevel"/>
     <w:lvl w:ilvl="0">
       <w:start w:val="2"/>
@@ -8906,7 +9143,7 @@
       <w:lvlText w:val="%1."/>
       <w:lvlJc w:val="left"/>
       <w:pPr>
-        <w:ind w:left="720" w:hanging="360"/>
+        <w:ind w:left="720" w:hanging="480"/>
       </w:pPr>
     </w:lvl>
     <w:lvl w:ilvl="1">
@@ -8915,7 +9152,7 @@
       <w:lvlText w:val="%2."/>
       <w:lvlJc w:val="left"/>
       <w:pPr>
-        <w:ind w:left="1440" w:hanging="360"/>
+        <w:ind w:left="1440" w:hanging="480"/>
       </w:pPr>
     </w:lvl>
     <w:lvl w:ilvl="2">
@@ -8924,7 +9161,7 @@
       <w:lvlText w:val="%3."/>
       <w:lvlJc w:val="left"/>
       <w:pPr>
-        <w:ind w:left="2160" w:hanging="360"/>
+        <w:ind w:left="2160" w:hanging="480"/>
       </w:pPr>
     </w:lvl>
     <w:lvl w:ilvl="3">
@@ -8933,7 +9170,7 @@
       <w:lvlText w:val="%4."/>
       <w:lvlJc w:val="left"/>
       <w:pPr>
-        <w:ind w:left="2880" w:hanging="360"/>
+        <w:ind w:left="2880" w:hanging="480"/>
       </w:pPr>
     </w:lvl>
     <w:lvl w:ilvl="4">
@@ -8942,7 +9179,7 @@
       <w:lvlText w:val="%5."/>
       <w:lvlJc w:val="left"/>
       <w:pPr>
-        <w:ind w:left="3600" w:hanging="360"/>
+        <w:ind w:left="3600" w:hanging="480"/>
       </w:pPr>
     </w:lvl>
     <w:lvl w:ilvl="5">
@@ -8951,7 +9188,7 @@
       <w:lvlText w:val="%6."/>
       <w:lvlJc w:val="left"/>
       <w:pPr>
-        <w:ind w:left="4320" w:hanging="360"/>
+        <w:ind w:left="4320" w:hanging="480"/>
       </w:pPr>
     </w:lvl>
     <w:lvl w:ilvl="6">
@@ -8960,7 +9197,7 @@
       <w:lvlText w:val="%7."/>
       <w:lvlJc w:val="left"/>
       <w:pPr>
-        <w:ind w:left="5040" w:hanging="360"/>
+        <w:ind w:left="5040" w:hanging="480"/>
       </w:pPr>
     </w:lvl>
     <w:lvl w:ilvl="7">
@@ -8969,7 +9206,7 @@
       <w:lvlText w:val="%8."/>
       <w:lvlJc w:val="left"/>
       <w:pPr>
-        <w:ind w:left="5760" w:hanging="360"/>
+        <w:ind w:left="5760" w:hanging="480"/>
       </w:pPr>
     </w:lvl>
     <w:lvl w:ilvl="8">
@@ -8978,12 +9215,12 @@
       <w:lvlText w:val="%9."/>
       <w:lvlJc w:val="left"/>
       <w:pPr>
-        <w:ind w:left="6480" w:hanging="360"/>
+        <w:ind w:left="6480" w:hanging="480"/>
       </w:pPr>
     </w:lvl>
   </w:abstractNum>
   <w:abstractNum w:abstractNumId="99418">
-    <w:nsid w:val="00A99418"/>
+    <w:nsid w:val="A99418"/>
     <w:multiLevelType w:val="multilevel"/>
     <w:lvl w:ilvl="0">
       <w:start w:val="8"/>
@@ -8991,7 +9228,7 @@
       <w:lvlText w:val="%1."/>
       <w:lvlJc w:val="left"/>
       <w:pPr>
-        <w:ind w:left="720" w:hanging="360"/>
+        <w:ind w:left="720" w:hanging="480"/>
       </w:pPr>
     </w:lvl>
     <w:lvl w:ilvl="1">
@@ -9000,7 +9237,7 @@
       <w:lvlText w:val="%2."/>
       <w:lvlJc w:val="left"/>
       <w:pPr>
-        <w:ind w:left="1440" w:hanging="360"/>
+        <w:ind w:left="1440" w:hanging="480"/>
       </w:pPr>
     </w:lvl>
     <w:lvl w:ilvl="2">
@@ -9009,7 +9246,7 @@
       <w:lvlText w:val="%3."/>
       <w:lvlJc w:val="left"/>
       <w:pPr>
-        <w:ind w:left="2160" w:hanging="360"/>
+        <w:ind w:left="2160" w:hanging="480"/>
       </w:pPr>
     </w:lvl>
     <w:lvl w:ilvl="3">
@@ -9018,7 +9255,7 @@
       <w:lvlText w:val="%4."/>
       <w:lvlJc w:val="left"/>
       <w:pPr>
-        <w:ind w:left="2880" w:hanging="360"/>
+        <w:ind w:left="2880" w:hanging="480"/>
       </w:pPr>
     </w:lvl>
     <w:lvl w:ilvl="4">
@@ -9027,7 +9264,7 @@
       <w:lvlText w:val="%5."/>
       <w:lvlJc w:val="left"/>
       <w:pPr>
-        <w:ind w:left="3600" w:hanging="360"/>
+        <w:ind w:left="3600" w:hanging="480"/>
       </w:pPr>
     </w:lvl>
     <w:lvl w:ilvl="5">
@@ -9036,7 +9273,7 @@
       <w:lvlText w:val="%6."/>
       <w:lvlJc w:val="left"/>
       <w:pPr>
-        <w:ind w:left="4320" w:hanging="360"/>
+        <w:ind w:left="4320" w:hanging="480"/>
       </w:pPr>
     </w:lvl>
     <w:lvl w:ilvl="6">
@@ -9045,7 +9282,7 @@
       <w:lvlText w:val="%7."/>
       <w:lvlJc w:val="left"/>
       <w:pPr>
-        <w:ind w:left="5040" w:hanging="360"/>
+        <w:ind w:left="5040" w:hanging="480"/>
       </w:pPr>
     </w:lvl>
     <w:lvl w:ilvl="7">
@@ -9054,7 +9291,7 @@
       <w:lvlText w:val="%8."/>
       <w:lvlJc w:val="left"/>
       <w:pPr>
-        <w:ind w:left="5760" w:hanging="360"/>
+        <w:ind w:left="5760" w:hanging="480"/>
       </w:pPr>
     </w:lvl>
     <w:lvl w:ilvl="8">
@@ -9063,12 +9300,12 @@
       <w:lvlText w:val="%9."/>
       <w:lvlJc w:val="left"/>
       <w:pPr>
-        <w:ind w:left="6480" w:hanging="360"/>
+        <w:ind w:left="6480" w:hanging="480"/>
       </w:pPr>
     </w:lvl>
   </w:abstractNum>
   <w:abstractNum w:abstractNumId="99419">
-    <w:nsid w:val="00A99419"/>
+    <w:nsid w:val="A99419"/>
     <w:multiLevelType w:val="multilevel"/>
     <w:lvl w:ilvl="0">
       <w:start w:val="9"/>
@@ -9076,7 +9313,7 @@
       <w:lvlText w:val="%1."/>
       <w:lvlJc w:val="left"/>
       <w:pPr>
-        <w:ind w:left="720" w:hanging="360"/>
+        <w:ind w:left="720" w:hanging="480"/>
       </w:pPr>
     </w:lvl>
     <w:lvl w:ilvl="1">
@@ -9085,7 +9322,7 @@
       <w:lvlText w:val="%2."/>
       <w:lvlJc w:val="left"/>
       <w:pPr>
-        <w:ind w:left="1440" w:hanging="360"/>
+        <w:ind w:left="1440" w:hanging="480"/>
       </w:pPr>
     </w:lvl>
     <w:lvl w:ilvl="2">
@@ -9094,7 +9331,7 @@
       <w:lvlText w:val="%3."/>
       <w:lvlJc w:val="left"/>
       <w:pPr>
-        <w:ind w:left="2160" w:hanging="360"/>
+        <w:ind w:left="2160" w:hanging="480"/>
       </w:pPr>
     </w:lvl>
     <w:lvl w:ilvl="3">
@@ -9103,7 +9340,7 @@
       <w:lvlText w:val="%4."/>
       <w:lvlJc w:val="left"/>
       <w:pPr>
-        <w:ind w:left="2880" w:hanging="360"/>
+        <w:ind w:left="2880" w:hanging="480"/>
       </w:pPr>
     </w:lvl>
     <w:lvl w:ilvl="4">
@@ -9112,7 +9349,7 @@
       <w:lvlText w:val="%5."/>
       <w:lvlJc w:val="left"/>
       <w:pPr>
-        <w:ind w:left="3600" w:hanging="360"/>
+        <w:ind w:left="3600" w:hanging="480"/>
       </w:pPr>
     </w:lvl>
     <w:lvl w:ilvl="5">
@@ -9121,7 +9358,7 @@
       <w:lvlText w:val="%6."/>
       <w:lvlJc w:val="left"/>
       <w:pPr>
-        <w:ind w:left="4320" w:hanging="360"/>
+        <w:ind w:left="4320" w:hanging="480"/>
       </w:pPr>
     </w:lvl>
     <w:lvl w:ilvl="6">
@@ -9130,7 +9367,7 @@
       <w:lvlText w:val="%7."/>
       <w:lvlJc w:val="left"/>
       <w:pPr>
-        <w:ind w:left="5040" w:hanging="360"/>
+        <w:ind w:left="5040" w:hanging="480"/>
       </w:pPr>
     </w:lvl>
     <w:lvl w:ilvl="7">
@@ -9139,7 +9376,7 @@
       <w:lvlText w:val="%8."/>
       <w:lvlJc w:val="left"/>
       <w:pPr>
-        <w:ind w:left="5760" w:hanging="360"/>
+        <w:ind w:left="5760" w:hanging="480"/>
       </w:pPr>
     </w:lvl>
     <w:lvl w:ilvl="8">
@@ -9148,12 +9385,12 @@
       <w:lvlText w:val="%9."/>
       <w:lvlJc w:val="left"/>
       <w:pPr>
-        <w:ind w:left="6480" w:hanging="360"/>
+        <w:ind w:left="6480" w:hanging="480"/>
       </w:pPr>
     </w:lvl>
   </w:abstractNum>
   <w:abstractNum w:abstractNumId="994113">
-    <w:nsid w:val="0A994113"/>
+    <w:nsid w:val="A994113"/>
     <w:multiLevelType w:val="multilevel"/>
     <w:lvl w:ilvl="0">
       <w:start w:val="13"/>
@@ -9161,7 +9398,7 @@
       <w:lvlText w:val="%1."/>
       <w:lvlJc w:val="left"/>
       <w:pPr>
-        <w:ind w:left="720" w:hanging="360"/>
+        <w:ind w:left="720" w:hanging="480"/>
       </w:pPr>
     </w:lvl>
     <w:lvl w:ilvl="1">
@@ -9170,7 +9407,7 @@
       <w:lvlText w:val="%2."/>
       <w:lvlJc w:val="left"/>
       <w:pPr>
-        <w:ind w:left="1440" w:hanging="360"/>
+        <w:ind w:left="1440" w:hanging="480"/>
       </w:pPr>
     </w:lvl>
     <w:lvl w:ilvl="2">
@@ -9179,7 +9416,7 @@
       <w:lvlText w:val="%3."/>
       <w:lvlJc w:val="left"/>
       <w:pPr>
-        <w:ind w:left="2160" w:hanging="360"/>
+        <w:ind w:left="2160" w:hanging="480"/>
       </w:pPr>
     </w:lvl>
     <w:lvl w:ilvl="3">
@@ -9188,7 +9425,7 @@
       <w:lvlText w:val="%4."/>
       <w:lvlJc w:val="left"/>
       <w:pPr>
-        <w:ind w:left="2880" w:hanging="360"/>
+        <w:ind w:left="2880" w:hanging="480"/>
       </w:pPr>
     </w:lvl>
     <w:lvl w:ilvl="4">
@@ -9197,7 +9434,7 @@
       <w:lvlText w:val="%5."/>
       <w:lvlJc w:val="left"/>
       <w:pPr>
-        <w:ind w:left="3600" w:hanging="360"/>
+        <w:ind w:left="3600" w:hanging="480"/>
       </w:pPr>
     </w:lvl>
     <w:lvl w:ilvl="5">
@@ -9206,7 +9443,7 @@
       <w:lvlText w:val="%6."/>
       <w:lvlJc w:val="left"/>
       <w:pPr>
-        <w:ind w:left="4320" w:hanging="360"/>
+        <w:ind w:left="4320" w:hanging="480"/>
       </w:pPr>
     </w:lvl>
     <w:lvl w:ilvl="6">
@@ -9215,7 +9452,7 @@
       <w:lvlText w:val="%7."/>
       <w:lvlJc w:val="left"/>
       <w:pPr>
-        <w:ind w:left="5040" w:hanging="360"/>
+        <w:ind w:left="5040" w:hanging="480"/>
       </w:pPr>
     </w:lvl>
     <w:lvl w:ilvl="7">
@@ -9224,7 +9461,7 @@
       <w:lvlText w:val="%8."/>
       <w:lvlJc w:val="left"/>
       <w:pPr>
-        <w:ind w:left="5760" w:hanging="360"/>
+        <w:ind w:left="5760" w:hanging="480"/>
       </w:pPr>
     </w:lvl>
     <w:lvl w:ilvl="8">
@@ -9233,12 +9470,12 @@
       <w:lvlText w:val="%9."/>
       <w:lvlJc w:val="left"/>
       <w:pPr>
-        <w:ind w:left="6480" w:hanging="360"/>
+        <w:ind w:left="6480" w:hanging="480"/>
       </w:pPr>
     </w:lvl>
   </w:abstractNum>
   <w:abstractNum w:abstractNumId="994119">
-    <w:nsid w:val="0A994119"/>
+    <w:nsid w:val="A994119"/>
     <w:multiLevelType w:val="multilevel"/>
     <w:lvl w:ilvl="0">
       <w:start w:val="19"/>
@@ -9246,7 +9483,7 @@
       <w:lvlText w:val="%1."/>
       <w:lvlJc w:val="left"/>
       <w:pPr>
-        <w:ind w:left="720" w:hanging="360"/>
+        <w:ind w:left="720" w:hanging="480"/>
       </w:pPr>
     </w:lvl>
     <w:lvl w:ilvl="1">
@@ -9255,7 +9492,7 @@
       <w:lvlText w:val="%2."/>
       <w:lvlJc w:val="left"/>
       <w:pPr>
-        <w:ind w:left="1440" w:hanging="360"/>
+        <w:ind w:left="1440" w:hanging="480"/>
       </w:pPr>
     </w:lvl>
     <w:lvl w:ilvl="2">
@@ -9264,7 +9501,7 @@
       <w:lvlText w:val="%3."/>
       <w:lvlJc w:val="left"/>
       <w:pPr>
-        <w:ind w:left="2160" w:hanging="360"/>
+        <w:ind w:left="2160" w:hanging="480"/>
       </w:pPr>
     </w:lvl>
     <w:lvl w:ilvl="3">
@@ -9273,7 +9510,7 @@
       <w:lvlText w:val="%4."/>
       <w:lvlJc w:val="left"/>
       <w:pPr>
-        <w:ind w:left="2880" w:hanging="360"/>
+        <w:ind w:left="2880" w:hanging="480"/>
       </w:pPr>
     </w:lvl>
     <w:lvl w:ilvl="4">
@@ -9282,7 +9519,7 @@
       <w:lvlText w:val="%5."/>
       <w:lvlJc w:val="left"/>
       <w:pPr>
-        <w:ind w:left="3600" w:hanging="360"/>
+        <w:ind w:left="3600" w:hanging="480"/>
       </w:pPr>
     </w:lvl>
     <w:lvl w:ilvl="5">
@@ -9291,7 +9528,7 @@
       <w:lvlText w:val="%6."/>
       <w:lvlJc w:val="left"/>
       <w:pPr>
-        <w:ind w:left="4320" w:hanging="360"/>
+        <w:ind w:left="4320" w:hanging="480"/>
       </w:pPr>
     </w:lvl>
     <w:lvl w:ilvl="6">
@@ -9300,7 +9537,7 @@
       <w:lvlText w:val="%7."/>
       <w:lvlJc w:val="left"/>
       <w:pPr>
-        <w:ind w:left="5040" w:hanging="360"/>
+        <w:ind w:left="5040" w:hanging="480"/>
       </w:pPr>
     </w:lvl>
     <w:lvl w:ilvl="7">
@@ -9309,7 +9546,7 @@
       <w:lvlText w:val="%8."/>
       <w:lvlJc w:val="left"/>
       <w:pPr>
-        <w:ind w:left="5760" w:hanging="360"/>
+        <w:ind w:left="5760" w:hanging="480"/>
       </w:pPr>
     </w:lvl>
     <w:lvl w:ilvl="8">
@@ -9318,7 +9555,7 @@
       <w:lvlText w:val="%9."/>
       <w:lvlJc w:val="left"/>
       <w:pPr>
-        <w:ind w:left="6480" w:hanging="360"/>
+        <w:ind w:left="6480" w:hanging="480"/>
       </w:pPr>
     </w:lvl>
   </w:abstractNum>
@@ -9609,10 +9846,10 @@
   <w:docDefaults>
     <w:rPrDefault>
       <w:rPr>
-        <w:rFonts w:asciiTheme="minorHAnsi" w:cstheme="minorBidi" w:eastAsiaTheme="minorEastAsia" w:hAnsiTheme="minorHAnsi"/>
+        <w:rFonts w:asciiTheme="minorHAnsi" w:cstheme="minorBidi" w:eastAsiaTheme="minorHAnsi" w:hAnsiTheme="minorHAnsi"/>
         <w:sz w:val="24"/>
         <w:szCs w:val="24"/>
-        <w:lang w:bidi="ar-SA" w:eastAsia="zh-CN" w:val="en-US"/>
+        <w:lang w:bidi="ar-SA" w:eastAsia="en-US" w:val="en-US"/>
       </w:rPr>
     </w:rPrDefault>
     <w:pPrDefault>
@@ -9630,10 +9867,10 @@
     <w:name w:val="Body Text"/>
     <w:basedOn w:val="Normal"/>
     <w:link w:val="BodyTextChar"/>
-    <w:qFormat/>
     <w:pPr>
       <w:spacing w:after="180" w:before="180"/>
     </w:pPr>
+    <w:qFormat/>
   </w:style>
   <w:style w:customStyle="1" w:styleId="FirstParagraph" w:type="paragraph">
     <w:name w:val="First Paragraph"/>
@@ -9653,94 +9890,57 @@
     <w:name w:val="Title"/>
     <w:basedOn w:val="Normal"/>
     <w:next w:val="BodyText"/>
-    <w:link w:val="TitleChar"/>
-    <w:uiPriority w:val="10"/>
     <w:qFormat/>
-    <w:rsid w:val="00A10FD9"/>
     <w:pPr>
-      <w:spacing w:after="80" w:line="240" w:lineRule="auto"/>
-      <w:contextualSpacing/>
+      <w:keepNext/>
+      <w:keepLines/>
+      <w:spacing w:after="240" w:before="480"/>
       <w:jc w:val="center"/>
     </w:pPr>
     <w:rPr>
       <w:rFonts w:asciiTheme="majorHAnsi" w:cstheme="majorBidi" w:eastAsiaTheme="majorEastAsia" w:hAnsiTheme="majorHAnsi"/>
-      <w:sz w:val="56"/>
-      <w:szCs w:val="56"/>
-    </w:rPr>
-  </w:style>
-  <w:style w:customStyle="1" w:styleId="TitleChar" w:type="character">
-    <w:name w:val="Title Char"/>
-    <w:basedOn w:val="DefaultParagraphFont"/>
-    <w:link w:val="Title"/>
-    <w:uiPriority w:val="10"/>
-    <w:rsid w:val="00A10FD9"/>
-    <w:rPr>
-      <w:rFonts w:asciiTheme="majorHAnsi" w:cstheme="majorBidi" w:eastAsiaTheme="majorEastAsia" w:hAnsiTheme="majorHAnsi"/>
-      <w:sz w:val="56"/>
-      <w:szCs w:val="56"/>
+      <w:b/>
+      <w:bCs/>
+      <w:color w:themeColor="accent1" w:themeShade="B5" w:val="345A8A"/>
+      <w:sz w:val="36"/>
+      <w:szCs w:val="36"/>
     </w:rPr>
   </w:style>
   <w:style w:styleId="Subtitle" w:type="paragraph">
     <w:name w:val="Subtitle"/>
     <w:basedOn w:val="Title"/>
     <w:next w:val="BodyText"/>
-    <w:link w:val="SubtitleChar"/>
-    <w:uiPriority w:val="11"/>
     <w:qFormat/>
-    <w:rsid w:val="00A10FD9"/>
     <w:pPr>
-      <w:numPr>
-        <w:ilvl w:val="1"/>
-      </w:numPr>
+      <w:keepNext/>
+      <w:keepLines/>
+      <w:spacing w:after="240" w:before="240"/>
+      <w:jc w:val="center"/>
     </w:pPr>
     <w:rPr>
-      <w:rFonts w:cstheme="majorBidi" w:eastAsiaTheme="majorEastAsia"/>
-      <w:spacing w:val="15"/>
-      <w:sz w:val="28"/>
-      <w:szCs w:val="28"/>
-    </w:rPr>
-  </w:style>
-  <w:style w:customStyle="1" w:styleId="SubtitleChar" w:type="character">
-    <w:name w:val="Subtitle Char"/>
-    <w:basedOn w:val="DefaultParagraphFont"/>
-    <w:link w:val="Subtitle"/>
-    <w:uiPriority w:val="11"/>
-    <w:rsid w:val="00A10FD9"/>
-    <w:rPr>
-      <w:rFonts w:cstheme="majorBidi" w:eastAsiaTheme="majorEastAsia"/>
-      <w:color w:themeColor="text1" w:themeTint="A6" w:val="595959"/>
-      <w:spacing w:val="15"/>
-      <w:sz w:val="28"/>
-      <w:szCs w:val="28"/>
+      <w:sz w:val="30"/>
+      <w:szCs w:val="30"/>
     </w:rPr>
   </w:style>
   <w:style w:customStyle="1" w:styleId="Author" w:type="paragraph">
     <w:name w:val="Author"/>
-    <w:basedOn w:val="Title"/>
     <w:next w:val="BodyText"/>
     <w:qFormat/>
     <w:pPr>
       <w:keepNext/>
       <w:keepLines/>
+      <w:jc w:val="center"/>
     </w:pPr>
-    <w:rPr>
-      <w:sz w:val="24"/>
-      <w:szCs w:val="24"/>
-    </w:rPr>
   </w:style>
   <w:style w:styleId="Date" w:type="paragraph">
     <w:name w:val="Date"/>
-    <w:basedOn w:val="Title"/>
     <w:next w:val="BodyText"/>
     <w:qFormat/>
     <w:pPr>
       <w:keepNext/>
       <w:keepLines/>
+      <w:jc w:val="center"/>
     </w:pPr>
-    <w:rPr>
-      <w:sz w:val="24"/>
-      <w:szCs w:val="24"/>
-    </w:rPr>
   </w:style>
   <w:style w:customStyle="1" w:styleId="AbstractTitle" w:type="paragraph">
     <w:name w:val="Abstract Title"/>
@@ -9750,13 +9950,15 @@
     <w:pPr>
       <w:keepNext/>
       <w:keepLines/>
+      <w:jc w:val="center"/>
       <w:spacing w:after="0" w:before="300"/>
-      <w:jc w:val="center"/>
     </w:pPr>
     <w:rPr>
-      <w:b/>
       <w:sz w:val="20"/>
       <w:szCs w:val="20"/>
+      <w:b/>
+      <w:color w:val="345A8A"/>
+      &gt;
     </w:rPr>
   </w:style>
   <w:style w:customStyle="1" w:styleId="Abstract" w:type="paragraph">
@@ -9783,321 +9985,191 @@
     <w:rPr/>
   </w:style>
   <w:style w:styleId="Heading1" w:type="paragraph">
-    <w:name w:val="heading 1"/>
+    <w:name w:val="Heading 1"/>
     <w:basedOn w:val="Normal"/>
     <w:next w:val="BodyText"/>
-    <w:link w:val="Heading1Char"/>
     <w:uiPriority w:val="9"/>
     <w:qFormat/>
-    <w:rsid w:val="00A10FD9"/>
     <w:pPr>
       <w:keepNext/>
       <w:keepLines/>
-      <w:spacing w:after="80" w:before="360"/>
+      <w:spacing w:after="0" w:before="480"/>
       <w:outlineLvl w:val="0"/>
     </w:pPr>
     <w:rPr>
       <w:rFonts w:asciiTheme="majorHAnsi" w:cstheme="majorBidi" w:eastAsiaTheme="majorEastAsia" w:hAnsiTheme="majorHAnsi"/>
-      <w:color w:themeColor="accent1" w:themeShade="BF" w:val="0F4761"/>
-      <w:sz w:val="40"/>
-      <w:szCs w:val="40"/>
+      <w:b/>
+      <w:bCs/>
+      <w:color w:themeColor="accent1" w:val="4F81BD"/>
+      <w:sz w:val="32"/>
+      <w:szCs w:val="32"/>
     </w:rPr>
   </w:style>
   <w:style w:styleId="Heading2" w:type="paragraph">
-    <w:name w:val="heading 2"/>
+    <w:name w:val="Heading 2"/>
     <w:basedOn w:val="Normal"/>
     <w:next w:val="BodyText"/>
-    <w:link w:val="Heading2Char"/>
     <w:uiPriority w:val="9"/>
-    <w:semiHidden/>
     <w:unhideWhenUsed/>
     <w:qFormat/>
-    <w:rsid w:val="00A10FD9"/>
     <w:pPr>
       <w:keepNext/>
       <w:keepLines/>
-      <w:spacing w:after="80" w:before="160"/>
+      <w:spacing w:after="0" w:before="200"/>
       <w:outlineLvl w:val="1"/>
     </w:pPr>
     <w:rPr>
       <w:rFonts w:asciiTheme="majorHAnsi" w:cstheme="majorBidi" w:eastAsiaTheme="majorEastAsia" w:hAnsiTheme="majorHAnsi"/>
-      <w:color w:themeColor="accent1" w:themeShade="BF" w:val="0F4761"/>
-      <w:sz w:val="32"/>
-      <w:szCs w:val="32"/>
-    </w:rPr>
-  </w:style>
-  <w:style w:styleId="Heading3" w:type="paragraph">
-    <w:name w:val="heading 3"/>
-    <w:basedOn w:val="Normal"/>
-    <w:next w:val="BodyText"/>
-    <w:link w:val="Heading3Char"/>
-    <w:uiPriority w:val="9"/>
-    <w:semiHidden/>
-    <w:unhideWhenUsed/>
-    <w:qFormat/>
-    <w:rsid w:val="00A10FD9"/>
-    <w:pPr>
-      <w:keepNext/>
-      <w:keepLines/>
-      <w:spacing w:after="80" w:before="160"/>
-      <w:outlineLvl w:val="2"/>
-    </w:pPr>
-    <w:rPr>
-      <w:rFonts w:cstheme="majorBidi" w:eastAsiaTheme="majorEastAsia"/>
-      <w:color w:themeColor="accent1" w:themeShade="BF" w:val="0F4761"/>
+      <w:b/>
+      <w:bCs/>
+      <w:color w:themeColor="accent1" w:val="4F81BD"/>
       <w:sz w:val="28"/>
       <w:szCs w:val="28"/>
     </w:rPr>
   </w:style>
-  <w:style w:styleId="Heading4" w:type="paragraph">
-    <w:name w:val="heading 4"/>
+  <w:style w:styleId="Heading3" w:type="paragraph">
+    <w:name w:val="Heading 3"/>
     <w:basedOn w:val="Normal"/>
     <w:next w:val="BodyText"/>
-    <w:link w:val="Heading4Char"/>
     <w:uiPriority w:val="9"/>
-    <w:semiHidden/>
     <w:unhideWhenUsed/>
     <w:qFormat/>
-    <w:rsid w:val="00A10FD9"/>
     <w:pPr>
       <w:keepNext/>
       <w:keepLines/>
-      <w:spacing w:after="40" w:before="80"/>
+      <w:spacing w:after="0" w:before="200"/>
+      <w:outlineLvl w:val="2"/>
+    </w:pPr>
+    <w:rPr>
+      <w:rFonts w:asciiTheme="majorHAnsi" w:cstheme="majorBidi" w:eastAsiaTheme="majorEastAsia" w:hAnsiTheme="majorHAnsi"/>
+      <w:b/>
+      <w:bCs/>
+      <w:color w:themeColor="accent1" w:val="4F81BD"/>
+      <w:sz w:val="24"/>
+      <w:szCs w:val="24"/>
+    </w:rPr>
+  </w:style>
+  <w:style w:styleId="Heading4" w:type="paragraph">
+    <w:name w:val="Heading 4"/>
+    <w:basedOn w:val="Normal"/>
+    <w:next w:val="BodyText"/>
+    <w:uiPriority w:val="9"/>
+    <w:unhideWhenUsed/>
+    <w:qFormat/>
+    <w:pPr>
+      <w:keepNext/>
+      <w:keepLines/>
+      <w:spacing w:after="0" w:before="200"/>
       <w:outlineLvl w:val="3"/>
     </w:pPr>
     <w:rPr>
-      <w:rFonts w:cstheme="majorBidi" w:eastAsiaTheme="majorEastAsia"/>
+      <w:rFonts w:asciiTheme="majorHAnsi" w:cstheme="majorBidi" w:eastAsiaTheme="majorEastAsia" w:hAnsiTheme="majorHAnsi"/>
       <w:i/>
-      <w:iCs/>
-      <w:color w:themeColor="accent1" w:themeShade="BF" w:val="0F4761"/>
+      <w:bCs/>
+      <w:color w:themeColor="accent1" w:val="4F81BD"/>
+      <w:sz w:val="24"/>
+      <w:szCs w:val="24"/>
     </w:rPr>
   </w:style>
   <w:style w:styleId="Heading5" w:type="paragraph">
-    <w:name w:val="heading 5"/>
+    <w:name w:val="Heading 5"/>
     <w:basedOn w:val="Normal"/>
     <w:next w:val="BodyText"/>
-    <w:link w:val="Heading5Char"/>
     <w:uiPriority w:val="9"/>
-    <w:semiHidden/>
     <w:unhideWhenUsed/>
     <w:qFormat/>
-    <w:rsid w:val="00A10FD9"/>
     <w:pPr>
       <w:keepNext/>
       <w:keepLines/>
-      <w:spacing w:after="40" w:before="80"/>
+      <w:spacing w:after="0" w:before="200"/>
       <w:outlineLvl w:val="4"/>
     </w:pPr>
     <w:rPr>
-      <w:rFonts w:cstheme="majorBidi" w:eastAsiaTheme="majorEastAsia"/>
-      <w:color w:themeColor="accent1" w:themeShade="BF" w:val="0F4761"/>
+      <w:rFonts w:asciiTheme="majorHAnsi" w:cstheme="majorBidi" w:eastAsiaTheme="majorEastAsia" w:hAnsiTheme="majorHAnsi"/>
+      <w:iCs/>
+      <w:color w:themeColor="accent1" w:val="4F81BD"/>
+      <w:sz w:val="24"/>
+      <w:szCs w:val="24"/>
     </w:rPr>
   </w:style>
   <w:style w:styleId="Heading6" w:type="paragraph">
-    <w:name w:val="heading 6"/>
+    <w:name w:val="Heading 6"/>
     <w:basedOn w:val="Normal"/>
     <w:next w:val="BodyText"/>
-    <w:link w:val="Heading6Char"/>
     <w:uiPriority w:val="9"/>
-    <w:semiHidden/>
     <w:unhideWhenUsed/>
     <w:qFormat/>
-    <w:rsid w:val="00A10FD9"/>
     <w:pPr>
       <w:keepNext/>
       <w:keepLines/>
-      <w:spacing w:after="0" w:before="40"/>
+      <w:spacing w:after="0" w:before="200"/>
       <w:outlineLvl w:val="5"/>
     </w:pPr>
     <w:rPr>
-      <w:rFonts w:cstheme="majorBidi" w:eastAsiaTheme="majorEastAsia"/>
-      <w:i/>
-      <w:iCs/>
-      <w:color w:themeColor="text1" w:themeTint="A6" w:val="595959"/>
+      <w:rFonts w:asciiTheme="majorHAnsi" w:cstheme="majorBidi" w:eastAsiaTheme="majorEastAsia" w:hAnsiTheme="majorHAnsi"/>
+      <w:color w:themeColor="accent1" w:val="4F81BD"/>
+      <w:sz w:val="24"/>
+      <w:szCs w:val="24"/>
     </w:rPr>
   </w:style>
   <w:style w:styleId="Heading7" w:type="paragraph">
-    <w:name w:val="heading 7"/>
+    <w:name w:val="Heading 7"/>
     <w:basedOn w:val="Normal"/>
     <w:next w:val="BodyText"/>
-    <w:link w:val="Heading7Char"/>
     <w:uiPriority w:val="9"/>
-    <w:semiHidden/>
     <w:unhideWhenUsed/>
     <w:qFormat/>
-    <w:rsid w:val="00A10FD9"/>
     <w:pPr>
       <w:keepNext/>
       <w:keepLines/>
-      <w:spacing w:after="0" w:before="40"/>
+      <w:spacing w:after="0" w:before="200"/>
       <w:outlineLvl w:val="6"/>
     </w:pPr>
     <w:rPr>
-      <w:rFonts w:cstheme="majorBidi" w:eastAsiaTheme="majorEastAsia"/>
-      <w:color w:themeColor="text1" w:themeTint="A6" w:val="595959"/>
+      <w:rFonts w:asciiTheme="majorHAnsi" w:cstheme="majorBidi" w:eastAsiaTheme="majorEastAsia" w:hAnsiTheme="majorHAnsi"/>
+      <w:color w:themeColor="accent1" w:val="4F81BD"/>
+      <w:sz w:val="24"/>
+      <w:szCs w:val="24"/>
     </w:rPr>
   </w:style>
   <w:style w:styleId="Heading8" w:type="paragraph">
-    <w:name w:val="heading 8"/>
+    <w:name w:val="Heading 8"/>
     <w:basedOn w:val="Normal"/>
     <w:next w:val="BodyText"/>
-    <w:link w:val="Heading8Char"/>
     <w:uiPriority w:val="9"/>
-    <w:semiHidden/>
     <w:unhideWhenUsed/>
     <w:qFormat/>
-    <w:rsid w:val="00A10FD9"/>
     <w:pPr>
       <w:keepNext/>
       <w:keepLines/>
-      <w:spacing w:after="0"/>
+      <w:spacing w:after="0" w:before="200"/>
       <w:outlineLvl w:val="7"/>
     </w:pPr>
     <w:rPr>
-      <w:rFonts w:cstheme="majorBidi" w:eastAsiaTheme="majorEastAsia"/>
-      <w:i/>
-      <w:iCs/>
-      <w:color w:themeColor="text1" w:themeTint="D8" w:val="272727"/>
+      <w:rFonts w:asciiTheme="majorHAnsi" w:cstheme="majorBidi" w:eastAsiaTheme="majorEastAsia" w:hAnsiTheme="majorHAnsi"/>
+      <w:color w:themeColor="accent1" w:val="4F81BD"/>
+      <w:sz w:val="24"/>
+      <w:szCs w:val="24"/>
     </w:rPr>
   </w:style>
   <w:style w:styleId="Heading9" w:type="paragraph">
-    <w:name w:val="heading 9"/>
+    <w:name w:val="Heading 9"/>
     <w:basedOn w:val="Normal"/>
     <w:next w:val="BodyText"/>
-    <w:link w:val="Heading9Char"/>
     <w:uiPriority w:val="9"/>
-    <w:semiHidden/>
     <w:unhideWhenUsed/>
     <w:qFormat/>
-    <w:rsid w:val="00A10FD9"/>
     <w:pPr>
       <w:keepNext/>
       <w:keepLines/>
-      <w:spacing w:after="0"/>
+      <w:spacing w:after="0" w:before="200"/>
       <w:outlineLvl w:val="8"/>
     </w:pPr>
     <w:rPr>
-      <w:rFonts w:cstheme="majorBidi" w:eastAsiaTheme="majorEastAsia"/>
-      <w:color w:themeColor="text1" w:themeTint="D8" w:val="272727"/>
-    </w:rPr>
-  </w:style>
-  <w:style w:customStyle="1" w:styleId="Heading1Char" w:type="character">
-    <w:name w:val="Heading 1 Char"/>
-    <w:basedOn w:val="DefaultParagraphFont"/>
-    <w:link w:val="Heading1"/>
-    <w:uiPriority w:val="9"/>
-    <w:rsid w:val="00A10FD9"/>
-    <w:rPr>
       <w:rFonts w:asciiTheme="majorHAnsi" w:cstheme="majorBidi" w:eastAsiaTheme="majorEastAsia" w:hAnsiTheme="majorHAnsi"/>
-      <w:color w:themeColor="accent1" w:themeShade="BF" w:val="0F4761"/>
-      <w:sz w:val="40"/>
-      <w:szCs w:val="40"/>
-    </w:rPr>
-  </w:style>
-  <w:style w:customStyle="1" w:styleId="Heading2Char" w:type="character">
-    <w:name w:val="Heading 2 Char"/>
-    <w:basedOn w:val="DefaultParagraphFont"/>
-    <w:link w:val="Heading2"/>
-    <w:uiPriority w:val="9"/>
-    <w:semiHidden/>
-    <w:rsid w:val="00A10FD9"/>
-    <w:rPr>
-      <w:rFonts w:asciiTheme="majorHAnsi" w:cstheme="majorBidi" w:eastAsiaTheme="majorEastAsia" w:hAnsiTheme="majorHAnsi"/>
-      <w:color w:themeColor="accent1" w:themeShade="BF" w:val="0F4761"/>
-      <w:sz w:val="32"/>
-      <w:szCs w:val="32"/>
-    </w:rPr>
-  </w:style>
-  <w:style w:customStyle="1" w:styleId="Heading3Char" w:type="character">
-    <w:name w:val="Heading 3 Char"/>
-    <w:basedOn w:val="DefaultParagraphFont"/>
-    <w:link w:val="Heading3"/>
-    <w:uiPriority w:val="9"/>
-    <w:semiHidden/>
-    <w:rsid w:val="00A10FD9"/>
-    <w:rPr>
-      <w:rFonts w:cstheme="majorBidi" w:eastAsiaTheme="majorEastAsia"/>
-      <w:color w:themeColor="accent1" w:themeShade="BF" w:val="0F4761"/>
-      <w:sz w:val="28"/>
-      <w:szCs w:val="28"/>
-    </w:rPr>
-  </w:style>
-  <w:style w:customStyle="1" w:styleId="Heading4Char" w:type="character">
-    <w:name w:val="Heading 4 Char"/>
-    <w:basedOn w:val="DefaultParagraphFont"/>
-    <w:link w:val="Heading4"/>
-    <w:uiPriority w:val="9"/>
-    <w:semiHidden/>
-    <w:rsid w:val="00A10FD9"/>
-    <w:rPr>
-      <w:rFonts w:cstheme="majorBidi" w:eastAsiaTheme="majorEastAsia"/>
-      <w:i/>
-      <w:iCs/>
-      <w:color w:themeColor="accent1" w:themeShade="BF" w:val="0F4761"/>
-    </w:rPr>
-  </w:style>
-  <w:style w:customStyle="1" w:styleId="Heading5Char" w:type="character">
-    <w:name w:val="Heading 5 Char"/>
-    <w:basedOn w:val="DefaultParagraphFont"/>
-    <w:link w:val="Heading5"/>
-    <w:uiPriority w:val="9"/>
-    <w:semiHidden/>
-    <w:rsid w:val="00A10FD9"/>
-    <w:rPr>
-      <w:rFonts w:cstheme="majorBidi" w:eastAsiaTheme="majorEastAsia"/>
-      <w:color w:themeColor="accent1" w:themeShade="BF" w:val="0F4761"/>
-    </w:rPr>
-  </w:style>
-  <w:style w:customStyle="1" w:styleId="Heading6Char" w:type="character">
-    <w:name w:val="Heading 6 Char"/>
-    <w:basedOn w:val="DefaultParagraphFont"/>
-    <w:link w:val="Heading6"/>
-    <w:uiPriority w:val="9"/>
-    <w:semiHidden/>
-    <w:rsid w:val="00A10FD9"/>
-    <w:rPr>
-      <w:rFonts w:cstheme="majorBidi" w:eastAsiaTheme="majorEastAsia"/>
-      <w:i/>
-      <w:iCs/>
-      <w:color w:themeColor="text1" w:themeTint="A6" w:val="595959"/>
-    </w:rPr>
-  </w:style>
-  <w:style w:customStyle="1" w:styleId="Heading7Char" w:type="character">
-    <w:name w:val="Heading 7 Char"/>
-    <w:basedOn w:val="DefaultParagraphFont"/>
-    <w:link w:val="Heading7"/>
-    <w:uiPriority w:val="9"/>
-    <w:semiHidden/>
-    <w:rsid w:val="00A10FD9"/>
-    <w:rPr>
-      <w:rFonts w:cstheme="majorBidi" w:eastAsiaTheme="majorEastAsia"/>
-      <w:color w:themeColor="text1" w:themeTint="A6" w:val="595959"/>
-    </w:rPr>
-  </w:style>
-  <w:style w:customStyle="1" w:styleId="Heading8Char" w:type="character">
-    <w:name w:val="Heading 8 Char"/>
-    <w:basedOn w:val="DefaultParagraphFont"/>
-    <w:link w:val="Heading8"/>
-    <w:uiPriority w:val="9"/>
-    <w:semiHidden/>
-    <w:rsid w:val="00A10FD9"/>
-    <w:rPr>
-      <w:rFonts w:cstheme="majorBidi" w:eastAsiaTheme="majorEastAsia"/>
-      <w:i/>
-      <w:iCs/>
-      <w:color w:themeColor="text1" w:themeTint="D8" w:val="272727"/>
-    </w:rPr>
-  </w:style>
-  <w:style w:customStyle="1" w:styleId="Heading9Char" w:type="character">
-    <w:name w:val="Heading 9 Char"/>
-    <w:basedOn w:val="DefaultParagraphFont"/>
-    <w:link w:val="Heading9"/>
-    <w:uiPriority w:val="9"/>
-    <w:semiHidden/>
-    <w:rsid w:val="00A10FD9"/>
-    <w:rPr>
-      <w:rFonts w:cstheme="majorBidi" w:eastAsiaTheme="majorEastAsia"/>
-      <w:color w:themeColor="text1" w:themeTint="D8" w:val="272727"/>
+      <w:color w:themeColor="accent1" w:val="4F81BD"/>
+      <w:sz w:val="24"/>
+      <w:szCs w:val="24"/>
     </w:rPr>
   </w:style>
   <w:style w:styleId="BlockText" w:type="paragraph">
@@ -10120,18 +10192,6 @@
     <w:unhideWhenUsed/>
     <w:qFormat/>
   </w:style>
-  <w:style w:styleId="FootnoteBlockText" w:type="paragraph">
-    <w:name w:val="Footnote Block Text"/>
-    <w:basedOn w:val="FootnoteText"/>
-    <w:next w:val="FootnoteText"/>
-    <w:uiPriority w:val="9"/>
-    <w:unhideWhenUsed/>
-    <w:qFormat/>
-    <w:pPr>
-      <w:spacing w:after="100" w:before="100"/>
-      <w:ind w:firstLine="0" w:left="480" w:right="480"/>
-    </w:pPr>
-  </w:style>
   <w:style w:default="1" w:styleId="DefaultParagraphFont" w:type="character">
     <w:name w:val="Default Paragraph Font"/>
     <w:semiHidden/>
@@ -10153,11 +10213,18 @@
       </w:tblCellMar>
     </w:tblPr>
     <w:tblStylePr w:type="firstRow">
+      <w:tblPr>
+        <w:jc w:val="left"/>
+        <w:tblInd w:type="dxa" w:w="0"/>
+      </w:tblPr>
+      <w:trPr>
+        <w:jc w:val="left"/>
+      </w:trPr>
       <w:tcPr>
+        <w:vAlign w:val="bottom"/>
         <w:tcBorders>
           <w:bottom w:val="single"/>
         </w:tcBorders>
-        <w:vAlign w:val="bottom"/>
       </w:tcPr>
     </w:tblStylePr>
   </w:style>
@@ -10272,8 +10339,8 @@
     <w:name w:val="KeywordTok"/>
     <w:basedOn w:val="VerbatimChar"/>
     <w:rPr>
+      <w:color w:val="007020"/>
       <w:b/>
-      <w:color w:val="007020"/>
     </w:rPr>
   </w:style>
   <w:style w:type="character" w:customStyle="1" w:styleId="DataTypeTok">
@@ -10350,42 +10417,42 @@
     <w:name w:val="ImportTok"/>
     <w:basedOn w:val="VerbatimChar"/>
     <w:rPr>
+      <w:color w:val="008000"/>
       <w:b/>
-      <w:color w:val="008000"/>
     </w:rPr>
   </w:style>
   <w:style w:type="character" w:customStyle="1" w:styleId="CommentTok">
     <w:name w:val="CommentTok"/>
     <w:basedOn w:val="VerbatimChar"/>
     <w:rPr>
+      <w:color w:val="60a0b0"/>
       <w:i/>
-      <w:color w:val="60a0b0"/>
     </w:rPr>
   </w:style>
   <w:style w:type="character" w:customStyle="1" w:styleId="DocumentationTok">
     <w:name w:val="DocumentationTok"/>
     <w:basedOn w:val="VerbatimChar"/>
     <w:rPr>
+      <w:color w:val="ba2121"/>
       <w:i/>
-      <w:color w:val="ba2121"/>
     </w:rPr>
   </w:style>
   <w:style w:type="character" w:customStyle="1" w:styleId="AnnotationTok">
     <w:name w:val="AnnotationTok"/>
     <w:basedOn w:val="VerbatimChar"/>
     <w:rPr>
+      <w:color w:val="60a0b0"/>
       <w:b/>
       <w:i/>
-      <w:color w:val="60a0b0"/>
     </w:rPr>
   </w:style>
   <w:style w:type="character" w:customStyle="1" w:styleId="CommentVarTok">
     <w:name w:val="CommentVarTok"/>
     <w:basedOn w:val="VerbatimChar"/>
     <w:rPr>
+      <w:color w:val="60a0b0"/>
       <w:b/>
       <w:i/>
-      <w:color w:val="60a0b0"/>
     </w:rPr>
   </w:style>
   <w:style w:type="character" w:customStyle="1" w:styleId="OtherTok">
@@ -10413,8 +10480,8 @@
     <w:name w:val="ControlFlowTok"/>
     <w:basedOn w:val="VerbatimChar"/>
     <w:rPr>
+      <w:color w:val="007020"/>
       <w:b/>
-      <w:color w:val="007020"/>
     </w:rPr>
   </w:style>
   <w:style w:type="character" w:customStyle="1" w:styleId="OperatorTok">
@@ -10459,34 +10526,34 @@
     <w:name w:val="InformationTok"/>
     <w:basedOn w:val="VerbatimChar"/>
     <w:rPr>
+      <w:color w:val="60a0b0"/>
       <w:b/>
       <w:i/>
-      <w:color w:val="60a0b0"/>
     </w:rPr>
   </w:style>
   <w:style w:type="character" w:customStyle="1" w:styleId="WarningTok">
     <w:name w:val="WarningTok"/>
     <w:basedOn w:val="VerbatimChar"/>
     <w:rPr>
+      <w:color w:val="60a0b0"/>
       <w:b/>
       <w:i/>
-      <w:color w:val="60a0b0"/>
     </w:rPr>
   </w:style>
   <w:style w:type="character" w:customStyle="1" w:styleId="AlertTok">
     <w:name w:val="AlertTok"/>
     <w:basedOn w:val="VerbatimChar"/>
     <w:rPr>
+      <w:color w:val="ff0000"/>
       <w:b/>
-      <w:color w:val="ff0000"/>
     </w:rPr>
   </w:style>
   <w:style w:type="character" w:customStyle="1" w:styleId="ErrorTok">
     <w:name w:val="ErrorTok"/>
     <w:basedOn w:val="VerbatimChar"/>
     <w:rPr>
+      <w:color w:val="ff0000"/>
       <w:b/>
-      <w:color w:val="ff0000"/>
     </w:rPr>
   </w:style>
   <w:style w:type="character" w:customStyle="1" w:styleId="NormalTok">
@@ -10508,44 +10575,44 @@
         <a:sysClr val="window" lastClr="FFFFFF"/>
       </a:lt1>
       <a:dk2>
-        <a:srgbClr val="0E2841"/>
+        <a:srgbClr val="1F497D"/>
       </a:dk2>
       <a:lt2>
-        <a:srgbClr val="E8E8E8"/>
+        <a:srgbClr val="EEECE1"/>
       </a:lt2>
       <a:accent1>
-        <a:srgbClr val="156082"/>
+        <a:srgbClr val="4F81BD"/>
       </a:accent1>
       <a:accent2>
-        <a:srgbClr val="E97132"/>
+        <a:srgbClr val="C0504D"/>
       </a:accent2>
       <a:accent3>
-        <a:srgbClr val="196B24"/>
+        <a:srgbClr val="9BBB59"/>
       </a:accent3>
       <a:accent4>
-        <a:srgbClr val="0F9ED5"/>
+        <a:srgbClr val="8064A2"/>
       </a:accent4>
       <a:accent5>
-        <a:srgbClr val="A02B93"/>
+        <a:srgbClr val="4BACC6"/>
       </a:accent5>
       <a:accent6>
-        <a:srgbClr val="4EA72E"/>
+        <a:srgbClr val="F79646"/>
       </a:accent6>
       <a:hlink>
-        <a:srgbClr val="467886"/>
+        <a:srgbClr val="0000FF"/>
       </a:hlink>
       <a:folHlink>
-        <a:srgbClr val="96607D"/>
+        <a:srgbClr val="800080"/>
       </a:folHlink>
     </a:clrScheme>
     <a:fontScheme name="Office">
       <a:majorFont>
-        <a:latin typeface="Aptos Display" panose="02110004020202020204"/>
+        <a:latin typeface="Calibri"/>
         <a:ea typeface=""/>
         <a:cs typeface=""/>
-        <a:font script="Jpan" typeface="游ゴシック Light"/>
+        <a:font script="Jpan" typeface="ＭＳ ゴシック"/>
         <a:font script="Hang" typeface="맑은 고딕"/>
-        <a:font script="Hans" typeface="等线 Light"/>
+        <a:font script="Hans" typeface="宋体"/>
         <a:font script="Hant" typeface="新細明體"/>
         <a:font script="Arab" typeface="Times New Roman"/>
         <a:font script="Hebr" typeface="Times New Roman"/>
@@ -10572,32 +10639,14 @@
         <a:font script="Mong" typeface="Mongolian Baiti"/>
         <a:font script="Viet" typeface="Times New Roman"/>
         <a:font script="Uigh" typeface="Microsoft Uighur"/>
-        <a:font script="Geor" typeface="Sylfaen"/>
-        <a:font script="Armn" typeface="Arial"/>
-        <a:font script="Bugi" typeface="Leelawadee UI"/>
-        <a:font script="Bopo" typeface="Microsoft JhengHei"/>
-        <a:font script="Java" typeface="Javanese Text"/>
-        <a:font script="Lisu" typeface="Segoe UI"/>
-        <a:font script="Mymr" typeface="Myanmar Text"/>
-        <a:font script="Nkoo" typeface="Ebrima"/>
-        <a:font script="Olck" typeface="Nirmala UI"/>
-        <a:font script="Osma" typeface="Ebrima"/>
-        <a:font script="Phag" typeface="Phagspa"/>
-        <a:font script="Syrn" typeface="Estrangelo Edessa"/>
-        <a:font script="Syrj" typeface="Estrangelo Edessa"/>
-        <a:font script="Syre" typeface="Estrangelo Edessa"/>
-        <a:font script="Sora" typeface="Nirmala UI"/>
-        <a:font script="Tale" typeface="Microsoft Tai Le"/>
-        <a:font script="Talu" typeface="Microsoft New Tai Lue"/>
-        <a:font script="Tfng" typeface="Ebrima"/>
       </a:majorFont>
       <a:minorFont>
-        <a:latin typeface="Aptos" panose="02110004020202020204"/>
+        <a:latin typeface="Cambria"/>
         <a:ea typeface=""/>
         <a:cs typeface=""/>
-        <a:font script="Jpan" typeface="游明朝"/>
+        <a:font script="Jpan" typeface="ＭＳ 明朝"/>
         <a:font script="Hang" typeface="맑은 고딕"/>
-        <a:font script="Hans" typeface="等线"/>
+        <a:font script="Hans" typeface="宋体"/>
         <a:font script="Hant" typeface="新細明體"/>
         <a:font script="Arab" typeface="Arial"/>
         <a:font script="Hebr" typeface="Arial"/>
@@ -10624,24 +10673,6 @@
         <a:font script="Mong" typeface="Mongolian Baiti"/>
         <a:font script="Viet" typeface="Arial"/>
         <a:font script="Uigh" typeface="Microsoft Uighur"/>
-        <a:font script="Geor" typeface="Sylfaen"/>
-        <a:font script="Armn" typeface="Arial"/>
-        <a:font script="Bugi" typeface="Leelawadee UI"/>
-        <a:font script="Bopo" typeface="Microsoft JhengHei"/>
-        <a:font script="Java" typeface="Javanese Text"/>
-        <a:font script="Lisu" typeface="Segoe UI"/>
-        <a:font script="Mymr" typeface="Myanmar Text"/>
-        <a:font script="Nkoo" typeface="Ebrima"/>
-        <a:font script="Olck" typeface="Nirmala UI"/>
-        <a:font script="Osma" typeface="Ebrima"/>
-        <a:font script="Phag" typeface="Phagspa"/>
-        <a:font script="Syrn" typeface="Estrangelo Edessa"/>
-        <a:font script="Syrj" typeface="Estrangelo Edessa"/>
-        <a:font script="Syre" typeface="Estrangelo Edessa"/>
-        <a:font script="Sora" typeface="Nirmala UI"/>
-        <a:font script="Tale" typeface="Microsoft Tai Le"/>
-        <a:font script="Talu" typeface="Microsoft New Tai Lue"/>
-        <a:font script="Tfng" typeface="Ebrima"/>
       </a:minorFont>
     </a:fontScheme>
     <a:fmtScheme name="Office">
@@ -10653,141 +10684,200 @@
           <a:gsLst>
             <a:gs pos="0">
               <a:schemeClr val="phClr">
-                <a:lumMod val="110000"/>
-                <a:satMod val="105000"/>
-                <a:tint val="67000"/>
+                <a:tint val="50000"/>
+                <a:satMod val="300000"/>
               </a:schemeClr>
             </a:gs>
-            <a:gs pos="50000">
+            <a:gs pos="35000">
               <a:schemeClr val="phClr">
-                <a:lumMod val="105000"/>
-                <a:satMod val="103000"/>
-                <a:tint val="73000"/>
+                <a:tint val="37000"/>
+                <a:satMod val="300000"/>
               </a:schemeClr>
             </a:gs>
             <a:gs pos="100000">
               <a:schemeClr val="phClr">
-                <a:lumMod val="105000"/>
-                <a:satMod val="109000"/>
-                <a:tint val="81000"/>
+                <a:tint val="15000"/>
+                <a:satMod val="350000"/>
               </a:schemeClr>
             </a:gs>
           </a:gsLst>
-          <a:lin ang="5400000" scaled="0"/>
+          <a:lin ang="16200000" scaled="1"/>
         </a:gradFill>
         <a:gradFill rotWithShape="1">
           <a:gsLst>
             <a:gs pos="0">
               <a:schemeClr val="phClr">
-                <a:satMod val="103000"/>
-                <a:lumMod val="102000"/>
-                <a:tint val="94000"/>
-              </a:schemeClr>
-            </a:gs>
-            <a:gs pos="50000">
-              <a:schemeClr val="phClr">
-                <a:satMod val="110000"/>
-                <a:lumMod val="100000"/>
+                <a:tint val="100000"/>
                 <a:shade val="100000"/>
+                <a:satMod val="130000"/>
               </a:schemeClr>
             </a:gs>
             <a:gs pos="100000">
               <a:schemeClr val="phClr">
-                <a:lumMod val="99000"/>
-                <a:satMod val="120000"/>
-                <a:shade val="78000"/>
+                <a:tint val="50000"/>
+                <a:shade val="100000"/>
+                <a:satMod val="350000"/>
               </a:schemeClr>
             </a:gs>
           </a:gsLst>
-          <a:lin ang="5400000" scaled="0"/>
+          <a:lin ang="16200000" scaled="0"/>
         </a:gradFill>
       </a:fillStyleLst>
       <a:lnStyleLst>
-        <a:ln w="6350" cap="flat" cmpd="sng" algn="ctr">
+        <a:ln w="9525" cap="flat" cmpd="sng" algn="ctr">
+          <a:solidFill>
+            <a:schemeClr val="phClr">
+              <a:shade val="95000"/>
+              <a:satMod val="105000"/>
+            </a:schemeClr>
+          </a:solidFill>
+          <a:prstDash val="solid"/>
+        </a:ln>
+        <a:ln w="25400" cap="flat" cmpd="sng" algn="ctr">
           <a:solidFill>
             <a:schemeClr val="phClr"/>
           </a:solidFill>
           <a:prstDash val="solid"/>
-          <a:miter lim="800000"/>
         </a:ln>
-        <a:ln w="12700" cap="flat" cmpd="sng" algn="ctr">
+        <a:ln w="38100" cap="flat" cmpd="sng" algn="ctr">
           <a:solidFill>
             <a:schemeClr val="phClr"/>
           </a:solidFill>
           <a:prstDash val="solid"/>
-          <a:miter lim="800000"/>
-        </a:ln>
-        <a:ln w="19050" cap="flat" cmpd="sng" algn="ctr">
-          <a:solidFill>
-            <a:schemeClr val="phClr"/>
-          </a:solidFill>
-          <a:prstDash val="solid"/>
-          <a:miter lim="800000"/>
         </a:ln>
       </a:lnStyleLst>
       <a:effectStyleLst>
         <a:effectStyle>
-          <a:effectLst/>
-        </a:effectStyle>
-        <a:effectStyle>
-          <a:effectLst/>
+          <a:effectLst>
+            <a:outerShdw blurRad="40000" dist="20000" dir="5400000" rotWithShape="0">
+              <a:srgbClr val="000000">
+                <a:alpha val="38000"/>
+              </a:srgbClr>
+            </a:outerShdw>
+          </a:effectLst>
         </a:effectStyle>
         <a:effectStyle>
           <a:effectLst>
-            <a:outerShdw blurRad="57150" dist="19050" dir="5400000" algn="ctr" rotWithShape="0">
+            <a:outerShdw blurRad="40000" dist="23000" dir="5400000" rotWithShape="0">
               <a:srgbClr val="000000">
-                <a:alpha val="63000"/>
+                <a:alpha val="35000"/>
               </a:srgbClr>
             </a:outerShdw>
           </a:effectLst>
+        </a:effectStyle>
+        <a:effectStyle>
+          <a:effectLst>
+            <a:outerShdw blurRad="40000" dist="23000" dir="5400000" rotWithShape="0">
+              <a:srgbClr val="000000">
+                <a:alpha val="35000"/>
+              </a:srgbClr>
+            </a:outerShdw>
+          </a:effectLst>
+          <a:scene3d>
+            <a:camera prst="orthographicFront">
+              <a:rot lat="0" lon="0" rev="0"/>
+            </a:camera>
+            <a:lightRig rig="threePt" dir="t">
+              <a:rot lat="0" lon="0" rev="1200000"/>
+            </a:lightRig>
+          </a:scene3d>
+          <a:sp3d>
+            <a:bevelT w="63500" h="25400"/>
+          </a:sp3d>
         </a:effectStyle>
       </a:effectStyleLst>
       <a:bgFillStyleLst>
         <a:solidFill>
           <a:schemeClr val="phClr"/>
         </a:solidFill>
-        <a:solidFill>
-          <a:schemeClr val="phClr">
-            <a:tint val="95000"/>
-            <a:satMod val="170000"/>
-          </a:schemeClr>
-        </a:solidFill>
         <a:gradFill rotWithShape="1">
           <a:gsLst>
             <a:gs pos="0">
               <a:schemeClr val="phClr">
-                <a:tint val="93000"/>
-                <a:satMod val="150000"/>
-                <a:shade val="98000"/>
-                <a:lumMod val="102000"/>
+                <a:tint val="40000"/>
+                <a:satMod val="350000"/>
               </a:schemeClr>
             </a:gs>
-            <a:gs pos="50000">
+            <a:gs pos="40000">
               <a:schemeClr val="phClr">
-                <a:tint val="98000"/>
-                <a:satMod val="130000"/>
-                <a:shade val="90000"/>
-                <a:lumMod val="103000"/>
+                <a:tint val="45000"/>
+                <a:shade val="99000"/>
+                <a:satMod val="350000"/>
               </a:schemeClr>
             </a:gs>
             <a:gs pos="100000">
               <a:schemeClr val="phClr">
-                <a:shade val="63000"/>
-                <a:satMod val="120000"/>
+                <a:shade val="20000"/>
+                <a:satMod val="255000"/>
               </a:schemeClr>
             </a:gs>
           </a:gsLst>
-          <a:lin ang="5400000" scaled="0"/>
+          <a:path path="circle">
+            <a:fillToRect l="50000" t="-80000" r="50000" b="180000"/>
+          </a:path>
+        </a:gradFill>
+        <a:gradFill rotWithShape="1">
+          <a:gsLst>
+            <a:gs pos="0">
+              <a:schemeClr val="phClr">
+                <a:tint val="80000"/>
+                <a:satMod val="300000"/>
+              </a:schemeClr>
+            </a:gs>
+            <a:gs pos="100000">
+              <a:schemeClr val="phClr">
+                <a:shade val="30000"/>
+                <a:satMod val="200000"/>
+              </a:schemeClr>
+            </a:gs>
+          </a:gsLst>
+          <a:path path="circle">
+            <a:fillToRect l="50000" t="50000" r="50000" b="50000"/>
+          </a:path>
         </a:gradFill>
       </a:bgFillStyleLst>
     </a:fmtScheme>
   </a:themeElements>
-  <a:objectDefaults/>
+  <a:objectDefaults>
+    <a:spDef>
+      <a:spPr/>
+      <a:bodyPr/>
+      <a:lstStyle/>
+      <a:style>
+        <a:lnRef idx="1">
+          <a:schemeClr val="accent1"/>
+        </a:lnRef>
+        <a:fillRef idx="3">
+          <a:schemeClr val="accent1"/>
+        </a:fillRef>
+        <a:effectRef idx="2">
+          <a:schemeClr val="accent1"/>
+        </a:effectRef>
+        <a:fontRef idx="minor">
+          <a:schemeClr val="lt1"/>
+        </a:fontRef>
+      </a:style>
+    </a:spDef>
+    <a:lnDef>
+      <a:spPr/>
+      <a:bodyPr/>
+      <a:lstStyle/>
+      <a:style>
+        <a:lnRef idx="2">
+          <a:schemeClr val="accent1"/>
+        </a:lnRef>
+        <a:fillRef idx="0">
+          <a:schemeClr val="accent1"/>
+        </a:fillRef>
+        <a:effectRef idx="1">
+          <a:schemeClr val="accent1"/>
+        </a:effectRef>
+        <a:fontRef idx="minor">
+          <a:schemeClr val="tx1"/>
+        </a:fontRef>
+      </a:style>
+    </a:lnDef>
+  </a:objectDefaults>
   <a:extraClrSchemeLst/>
-  <a:extLst>
-    <a:ext uri="{05A4C25C-085E-4340-85A3-A5531E510DB2}">
-      <thm15:themeFamily xmlns:thm15="http://schemas.microsoft.com/office/thememl/2012/main" name="Office Theme" id="{2E142A2C-CD16-42D6-873A-C26D2A0506FA}" vid="{1BDDFF52-6CD6-40A5-AB3C-68EB2F1E4D0A}"/>
-    </a:ext>
-  </a:extLst>
 </a:theme>
 </file>
--- a/05-operational-resilience/Incident_Response_BCDR/Espanol/Incident_Response_Business_Continuity_and_Disaster_Recovery_Manual_Espanol_v1.0.docx
+++ b/05-operational-resilience/Incident_Response_BCDR/Espanol/Incident_Response_Business_Continuity_and_Disaster_Recovery_Manual_Espanol_v1.0.docx
@@ -9875,7 +9875,7 @@
         <w:rFonts w:asciiTheme="minorHAnsi" w:cstheme="minorBidi" w:eastAsiaTheme="minorHAnsi" w:hAnsiTheme="minorHAnsi"/>
         <w:sz w:val="24"/>
         <w:szCs w:val="24"/>
-        <w:lang w:bidi="ar-SA" w:eastAsia="en-US" w:val="en-US"/>
+        <w:lang w:bidi="ar-SA" w:eastAsia="es-419" w:val="es-419"/>
       </w:rPr>
     </w:rPrDefault>
     <w:pPrDefault>
